--- a/modul_praktikum/Pertemuan_11_Webhook_Idempoten_Settlement_Split_Allocation_Ledger_dan_Outbox.docx
+++ b/modul_praktikum/Pertemuan_11_Webhook_Idempoten_Settlement_Split_Allocation_Ledger_dan_Outbox.docx
@@ -87,7 +87,7 @@
           <w:color w:val="0B2545"/>
           <w:sz w:val="21"/>
         </w:rPr>
-        <w:t>14 pertemuan × 6 jam = 84 jam untuk menghasilkan MVP yang dapat didemokan, diuji, dan disiapkan menuju deployment.</w:t>
+        <w:t>14 pertemuan × 3,5 jam efektif di kelas = 49 jam (ditambah tugas mandiri di luar kelas) untuk menghasilkan MVP yang dapat didemokan, diuji, dan disiapkan menuju deployment.</w:t>
       </w:r>
     </w:p>
     <w:tbl>
@@ -554,7 +554,7 @@
                 <w:color w:val="1F2937"/>
                 <w:sz w:val="16"/>
               </w:rPr>
-              <w:t>360 menit (6 jam)</w:t>
+              <w:t>210 menit efektif di kelas (3 jam 30 menit); tugas mandiri di luar kelas hingga 120 menit (2 jam)</w:t>
             </w:r>
           </w:p>
         </w:tc>
@@ -818,7 +818,7 @@
         <w:pStyle w:val="Heading3"/>
       </w:pPr>
       <w:r>
-        <w:t>Pengetahuan Teknis Laravel 13 yang Wajib Dikuasai</w:t>
+        <w:t>Pengetahuan Teknis dan Penjelasan Mandiri (Laravel 13)</w:t>
       </w:r>
     </w:p>
     <w:p>
@@ -927,14 +927,6 @@
       </w:r>
       <w:r>
         <w:t>Job queue dapat berjalan sebelum transaksi commit. Gunakan connection `after_commit`, `-&gt;afterCommit()`, atau event `ShouldDispatchAfterCommit`; worker harus dipantau sebagai proses panjang [L13-QUEUE] [L13-EVENT].</w:t>
-      </w:r>
-    </w:p>
-    <w:p>
-      <w:pPr>
-        <w:pStyle w:val="Heading3"/>
-      </w:pPr>
-      <w:r>
-        <w:t>Penjelasan Mandiri: Konsep, Cara Kerja, dan Aturan Implementasi</w:t>
       </w:r>
     </w:p>
     <w:p>
@@ -3470,7 +3462,7 @@
           <w:rFonts w:ascii="Aptos Display" w:hAnsi="Aptos Display"/>
           <w:color w:val="1F2937"/>
         </w:rPr>
-        <w:t>Rencana Waktu 6 Jam</w:t>
+        <w:t>Rencana Waktu — 3 Jam 30 Menit Efektif di Kelas</w:t>
       </w:r>
     </w:p>
     <w:tbl>
@@ -3773,7 +3765,7 @@
                 <w:color w:val="1F2937"/>
                 <w:sz w:val="16"/>
               </w:rPr>
-              <w:t>45</w:t>
+              <w:t>30</w:t>
             </w:r>
           </w:p>
         </w:tc>
@@ -3883,7 +3875,7 @@
                 <w:color w:val="1F2937"/>
                 <w:sz w:val="16"/>
               </w:rPr>
-              <w:t>60</w:t>
+              <w:t>30</w:t>
             </w:r>
           </w:p>
         </w:tc>
@@ -3993,7 +3985,7 @@
                 <w:color w:val="1F2937"/>
                 <w:sz w:val="16"/>
               </w:rPr>
-              <w:t>60</w:t>
+              <w:t>30</w:t>
             </w:r>
           </w:p>
         </w:tc>
@@ -4103,7 +4095,7 @@
                 <w:color w:val="1F2937"/>
                 <w:sz w:val="16"/>
               </w:rPr>
-              <w:t>75</w:t>
+              <w:t>30</w:t>
             </w:r>
           </w:p>
         </w:tc>
@@ -4213,7 +4205,7 @@
                 <w:color w:val="1F2937"/>
                 <w:sz w:val="16"/>
               </w:rPr>
-              <w:t>45</w:t>
+              <w:t>30</w:t>
             </w:r>
           </w:p>
         </w:tc>
@@ -4323,7 +4315,7 @@
                 <w:color w:val="1F2937"/>
                 <w:sz w:val="16"/>
               </w:rPr>
-              <w:t>45</w:t>
+              <w:t>30</w:t>
             </w:r>
           </w:p>
         </w:tc>
@@ -4391,7 +4383,7 @@
         <w:rPr>
           <w:rFonts w:ascii="Aptos" w:hAnsi="Aptos"/>
         </w:rPr>
-        <w:t>Total alokasi: 360 menit.</w:t>
+        <w:t>Total efektif di kelas: 210 menit (7 tahap × 30 menit). Tugas mandiri di luar kelas: hingga 120 menit (2 jam) untuk pekerjaan sejenis yang bersifat mengulang — misalnya bila di kelas membuat CRUD untuk 2 tabel, di luar kelas kerjakan CRUD untuk 3 tabel lainnya.</w:t>
       </w:r>
     </w:p>
     <w:p>
@@ -4587,7 +4579,7 @@
           <w:rFonts w:ascii="Aptos Display" w:hAnsi="Aptos Display"/>
           <w:color w:val="FF2D20"/>
         </w:rPr>
-        <w:t>Tahap 2 — Verify dan normalize event (45 menit)</w:t>
+        <w:t>Tahap 2 — Verify dan normalize event (30 menit)</w:t>
       </w:r>
     </w:p>
     <w:p>
@@ -4803,7 +4795,7 @@
           <w:rFonts w:ascii="Aptos Display" w:hAnsi="Aptos Display"/>
           <w:color w:val="FF2D20"/>
         </w:rPr>
-        <w:t>Tahap 3 — Persist payment_event idempoten (60 menit)</w:t>
+        <w:t>Tahap 3 — Persist payment_event idempoten (30 menit)</w:t>
       </w:r>
     </w:p>
     <w:p>
@@ -4992,7 +4984,7 @@
           <w:rFonts w:ascii="Aptos Display" w:hAnsi="Aptos Display"/>
           <w:color w:val="FF2D20"/>
         </w:rPr>
-        <w:t>Tahap 4 — Atomic settlement dan status (60 menit)</w:t>
+        <w:t>Tahap 4 — Atomic settlement dan status (30 menit)</w:t>
       </w:r>
     </w:p>
     <w:p>
@@ -5181,7 +5173,7 @@
           <w:rFonts w:ascii="Aptos Display" w:hAnsi="Aptos Display"/>
           <w:color w:val="FF2D20"/>
         </w:rPr>
-        <w:t>Tahap 5 — Ledger split allocation (75 menit)</w:t>
+        <w:t>Tahap 5 — Ledger split allocation (30 menit)</w:t>
       </w:r>
     </w:p>
     <w:p>
@@ -5370,7 +5362,7 @@
           <w:rFonts w:ascii="Aptos Display" w:hAnsi="Aptos Display"/>
           <w:color w:val="FF2D20"/>
         </w:rPr>
-        <w:t>Tahap 6 — Outbox dan after-commit worker (45 menit)</w:t>
+        <w:t>Tahap 6 — Outbox dan after-commit worker (30 menit)</w:t>
       </w:r>
     </w:p>
     <w:p>
@@ -5593,7 +5585,7 @@
           <w:rFonts w:ascii="Aptos Display" w:hAnsi="Aptos Display"/>
           <w:color w:val="FF2D20"/>
         </w:rPr>
-        <w:t>Tahap 7 — Test dan commit (45 menit)</w:t>
+        <w:t>Tahap 7 — Test dan commit (30 menit)</w:t>
       </w:r>
     </w:p>
     <w:p>

--- a/modul_praktikum/Pertemuan_11_Webhook_Idempoten_Settlement_Split_Allocation_Ledger_dan_Outbox.docx
+++ b/modul_praktikum/Pertemuan_11_Webhook_Idempoten_Settlement_Split_Allocation_Ledger_dan_Outbox.docx
@@ -854,7 +854,7 @@
         <w:t xml:space="preserve">CSRF bukan autentikasi webhook. </w:t>
       </w:r>
       <w:r>
-        <w:t>Kecualikan hanya URI callback dari request-forgery protection melalui `preventRequestForgery(except: ...)`. Endpoint tetap harus memverifikasi signature provider terhadap raw body sebelum parsing [L13-CSRF].</w:t>
+        <w:t>Kecualikan hanya URI callback dari request-forgery protection melalui `PreventRequestForgery::except('webhooks/*')` di `PaymentsServiceProvider::boot()` — setara `preventRequestForgery(except: ...)` di `bootstrap/app.php`, tetapi ikut modul pemilik endpoint. Endpoint tetap harus memverifikasi signature provider terhadap raw body sebelum parsing [L13-CSRF].</w:t>
       </w:r>
     </w:p>
     <w:p>
@@ -1001,7 +1001,7 @@
         </w:pBdr>
       </w:pPr>
       <w:r>
-        <w:t>CONTOH MANDIRI — app/Http/Middleware/VerifyPaymentWebhook.php   •   PHP</w:t>
+        <w:t>CONTOH MANDIRI — app/Http/Middleware/VerifyPaymentWebhook.php (alternatif middleware; repo memakai app/Modules/Payments/Support/WebhookSignatureVerifier.php)   •   PHP</w:t>
       </w:r>
     </w:p>
     <w:p>
@@ -1840,7 +1840,7 @@
         </w:pBdr>
       </w:pPr>
       <w:r>
-        <w:t>LANDASAN TEKNIS — app/Payments/SettlePayment.php   •   PHP</w:t>
+        <w:t>LANDASAN TEKNIS — app/Modules/Payments/Services/SettlePayment.php   •   PHP</w:t>
       </w:r>
     </w:p>
     <w:p>
@@ -4707,6 +4707,167 @@
     </w:p>
     <w:p>
       <w:pPr>
+        <w:pStyle w:val="ListBody"/>
+      </w:pPr>
+      <w:r>
+        <w:rPr>
+          <w:rFonts w:ascii="Aptos" w:hAnsi="Aptos"/>
+          <w:color w:val="1F2937"/>
+          <w:sz w:val="19"/>
+        </w:rPr>
+        <w:t xml:space="preserve">Perintah pembuatan berkas tahap ini (diverifikasi pada Laravel 13.25; baris # INFO adalah output nyata). Jalankan dari root repository, lalu isi berkas sesuai langkah di atas.</w:t>
+      </w:r>
+    </w:p>
+    <w:p>
+      <w:pPr>
+        <w:pStyle w:val="CodeHeader"/>
+        <w:shd w:fill="2D2D30"/>
+        <w:pBdr>
+          <w:left w:val="single" w:sz="4" w:space="8" w:color="2D2D30"/>
+        </w:pBdr>
+      </w:pPr>
+      <w:r>
+        <w:rPr>
+          <w:rFonts w:ascii="Consolas" w:hAnsi="Consolas"/>
+          <w:b/>
+          <w:color w:val="FFFFFF"/>
+          <w:sz w:val="16"/>
+        </w:rPr>
+        <w:t xml:space="preserve">BUAT FILE — MODUL 11 TAHAP 2   •   terminal pada root repository   •   BASH</w:t>
+      </w:r>
+    </w:p>
+    <w:p>
+      <w:pPr>
+        <w:pStyle w:val="CodeBlock"/>
+        <w:shd w:fill="1E1E1E"/>
+        <w:pBdr>
+          <w:left w:val="single" w:sz="4" w:space="8" w:color="1E1E1E"/>
+        </w:pBdr>
+      </w:pPr>
+      <w:r>
+        <w:rPr>
+          <w:rFonts w:ascii="Consolas" w:hAnsi="Consolas"/>
+          <w:color w:val="D4D4D4"/>
+          <w:sz w:val="16"/>
+        </w:rPr>
+        <w:t xml:space="preserve">php artisan make:class Modules/Payments/Support/WebhookSignatureVerifier</w:t>
+        <w:br/>
+      </w:r>
+      <w:r>
+        <w:rPr>
+          <w:rFonts w:ascii="Consolas" w:hAnsi="Consolas"/>
+          <w:color w:val="6A9955"/>
+          <w:sz w:val="16"/>
+        </w:rPr>
+        <w:t xml:space="preserve">#   INFO Class [app/Modules/Payments/Support/WebhookSignatureVerifier.php] created successfully.</w:t>
+        <w:br/>
+      </w:r>
+      <w:r>
+        <w:rPr>
+          <w:rFonts w:ascii="Consolas" w:hAnsi="Consolas"/>
+          <w:color w:val="D4D4D4"/>
+          <w:sz w:val="16"/>
+        </w:rPr>
+        <w:t xml:space="preserve">php artisan make:test WebhookSignatureVerifierTest --unit --phpunit</w:t>
+        <w:br/>
+      </w:r>
+      <w:r>
+        <w:rPr>
+          <w:rFonts w:ascii="Consolas" w:hAnsi="Consolas"/>
+          <w:color w:val="6A9955"/>
+          <w:sz w:val="16"/>
+        </w:rPr>
+        <w:t xml:space="preserve">#   INFO Test [tests/Unit/WebhookSignatureVerifierTest.php] created successfully.</w:t>
+      </w:r>
+    </w:p>
+    <w:p>
+      <w:pPr>
+        <w:pStyle w:val="ListBody"/>
+        <w:numPr>
+          <w:ilvl w:val="0"/>
+          <w:numId w:val="10"/>
+        </w:numPr>
+      </w:pPr>
+      <w:r>
+        <w:rPr>
+          <w:rFonts w:ascii="Consolas" w:hAnsi="Consolas"/>
+          <w:color w:val="C11B12"/>
+          <w:sz w:val="17"/>
+          <w:shd w:fill="ECEFF3"/>
+        </w:rPr>
+        <w:t xml:space="preserve">php artisan make:class Modules/Payments/Support/WebhookSignatureVerifier</w:t>
+      </w:r>
+      <w:r>
+        <w:rPr>
+          <w:rFonts w:ascii="Aptos" w:hAnsi="Aptos"/>
+          <w:color w:val="1F2937"/>
+          <w:sz w:val="19"/>
+        </w:rPr>
+        <w:t xml:space="preserve"> — Verifier HMAC-SHA256 atas RAW body + hash_equals (constant-time), fail-closed bila secret/signature kosong. Hasil: </w:t>
+      </w:r>
+      <w:r>
+        <w:rPr>
+          <w:rFonts w:ascii="Consolas" w:hAnsi="Consolas"/>
+          <w:color w:val="C11B12"/>
+          <w:sz w:val="17"/>
+          <w:shd w:fill="ECEFF3"/>
+        </w:rPr>
+        <w:t xml:space="preserve">app/Modules/Payments/Support/WebhookSignatureVerifier.php</w:t>
+      </w:r>
+      <w:r>
+        <w:rPr>
+          <w:rFonts w:ascii="Aptos" w:hAnsi="Aptos"/>
+          <w:color w:val="1F2937"/>
+          <w:sz w:val="19"/>
+        </w:rPr>
+        <w:t xml:space="preserve">.</w:t>
+      </w:r>
+    </w:p>
+    <w:p>
+      <w:pPr>
+        <w:pStyle w:val="ListBody"/>
+        <w:numPr>
+          <w:ilvl w:val="0"/>
+          <w:numId w:val="10"/>
+        </w:numPr>
+      </w:pPr>
+      <w:r>
+        <w:rPr>
+          <w:rFonts w:ascii="Consolas" w:hAnsi="Consolas"/>
+          <w:color w:val="C11B12"/>
+          <w:sz w:val="17"/>
+          <w:shd w:fill="ECEFF3"/>
+        </w:rPr>
+        <w:t xml:space="preserve">php artisan make:test WebhookSignatureVerifierTest --unit --phpunit</w:t>
+      </w:r>
+      <w:r>
+        <w:rPr>
+          <w:rFonts w:ascii="Aptos" w:hAnsi="Aptos"/>
+          <w:color w:val="1F2937"/>
+          <w:sz w:val="19"/>
+        </w:rPr>
+        <w:t xml:space="preserve"> — Unit test signature: cocok diterima, dimodifikasi ditolak, tanpa secret/signature ditolak. Hasil: </w:t>
+      </w:r>
+      <w:r>
+        <w:rPr>
+          <w:rFonts w:ascii="Consolas" w:hAnsi="Consolas"/>
+          <w:color w:val="C11B12"/>
+          <w:sz w:val="17"/>
+          <w:shd w:fill="ECEFF3"/>
+        </w:rPr>
+        <w:t xml:space="preserve">tests/Unit/WebhookSignatureVerifierTest.php</w:t>
+      </w:r>
+      <w:r>
+        <w:rPr>
+          <w:rFonts w:ascii="Aptos" w:hAnsi="Aptos"/>
+          <w:color w:val="1F2937"/>
+          <w:sz w:val="19"/>
+        </w:rPr>
+        <w:t xml:space="preserve">.</w:t>
+      </w:r>
+    </w:p>
+    <w:p>
+      <w:pPr>
         <w:pStyle w:val="TutorialObserve"/>
         <w:shd w:fill="FFF4D6" w:val="clear"/>
         <w:pBdr>
@@ -4923,6 +5084,245 @@
     </w:p>
     <w:p>
       <w:pPr>
+        <w:pStyle w:val="ListBody"/>
+      </w:pPr>
+      <w:r>
+        <w:rPr>
+          <w:rFonts w:ascii="Aptos" w:hAnsi="Aptos"/>
+          <w:color w:val="1F2937"/>
+          <w:sz w:val="19"/>
+        </w:rPr>
+        <w:t xml:space="preserve">Perintah pembuatan berkas tahap ini (diverifikasi pada Laravel 13.25; baris # INFO adalah output nyata). Jalankan dari root repository, lalu isi berkas sesuai langkah di atas.</w:t>
+      </w:r>
+    </w:p>
+    <w:p>
+      <w:pPr>
+        <w:pStyle w:val="CodeHeader"/>
+        <w:shd w:fill="2D2D30"/>
+        <w:pBdr>
+          <w:left w:val="single" w:sz="4" w:space="8" w:color="2D2D30"/>
+        </w:pBdr>
+      </w:pPr>
+      <w:r>
+        <w:rPr>
+          <w:rFonts w:ascii="Consolas" w:hAnsi="Consolas"/>
+          <w:b/>
+          <w:color w:val="FFFFFF"/>
+          <w:sz w:val="16"/>
+        </w:rPr>
+        <w:t xml:space="preserve">BUAT FILE — MODUL 11 TAHAP 3   •   terminal pada root repository   •   BASH</w:t>
+      </w:r>
+    </w:p>
+    <w:p>
+      <w:pPr>
+        <w:pStyle w:val="CodeBlock"/>
+        <w:shd w:fill="1E1E1E"/>
+        <w:pBdr>
+          <w:left w:val="single" w:sz="4" w:space="8" w:color="1E1E1E"/>
+        </w:pBdr>
+      </w:pPr>
+      <w:r>
+        <w:rPr>
+          <w:rFonts w:ascii="Consolas" w:hAnsi="Consolas"/>
+          <w:color w:val="D4D4D4"/>
+          <w:sz w:val="16"/>
+        </w:rPr>
+        <w:t xml:space="preserve">php artisan make:class Modules/Payments/Services/ProcessPaymentWebhook</w:t>
+        <w:br/>
+      </w:r>
+      <w:r>
+        <w:rPr>
+          <w:rFonts w:ascii="Consolas" w:hAnsi="Consolas"/>
+          <w:color w:val="6A9955"/>
+          <w:sz w:val="16"/>
+        </w:rPr>
+        <w:t xml:space="preserve">#   INFO Class [app/Modules/Payments/Services/ProcessPaymentWebhook.php] created successfully.</w:t>
+        <w:br/>
+      </w:r>
+      <w:r>
+        <w:rPr>
+          <w:rFonts w:ascii="Consolas" w:hAnsi="Consolas"/>
+          <w:color w:val="D4D4D4"/>
+          <w:sz w:val="16"/>
+        </w:rPr>
+        <w:t xml:space="preserve">php artisan make:controller 'App\Modules\Payments\Http\Controllers\QrisWebhookController' --invokable</w:t>
+        <w:br/>
+      </w:r>
+      <w:r>
+        <w:rPr>
+          <w:rFonts w:ascii="Consolas" w:hAnsi="Consolas"/>
+          <w:color w:val="6A9955"/>
+          <w:sz w:val="16"/>
+        </w:rPr>
+        <w:t xml:space="preserve">#   INFO Controller [app/Modules/Payments/Http/Controllers/QrisWebhookController.php] created successfully.</w:t>
+        <w:br/>
+      </w:r>
+      <w:r>
+        <w:rPr>
+          <w:rFonts w:ascii="Consolas" w:hAnsi="Consolas"/>
+          <w:color w:val="6A9955"/>
+          <w:sz w:val="16"/>
+        </w:rPr>
+        <w:t xml:space="preserve"># manual (shell)</w:t>
+        <w:br/>
+      </w:r>
+      <w:r>
+        <w:rPr>
+          <w:rFonts w:ascii="Consolas" w:hAnsi="Consolas"/>
+          <w:color w:val="D4D4D4"/>
+          <w:sz w:val="16"/>
+        </w:rPr>
+        <w:t xml:space="preserve">rm app/Modules/Payments/Http/Controllers/.gitkeep app/Modules/Payments/routes/.gitkeep</w:t>
+        <w:br/>
+      </w:r>
+      <w:r>
+        <w:rPr>
+          <w:rFonts w:ascii="Consolas" w:hAnsi="Consolas"/>
+          <w:color w:val="D4D4D4"/>
+          <w:sz w:val="16"/>
+        </w:rPr>
+        <w:t xml:space="preserve">touch app/Modules/Payments/routes/web.php</w:t>
+      </w:r>
+    </w:p>
+    <w:p>
+      <w:pPr>
+        <w:pStyle w:val="ListBody"/>
+        <w:numPr>
+          <w:ilvl w:val="0"/>
+          <w:numId w:val="10"/>
+        </w:numPr>
+      </w:pPr>
+      <w:r>
+        <w:rPr>
+          <w:rFonts w:ascii="Consolas" w:hAnsi="Consolas"/>
+          <w:color w:val="C11B12"/>
+          <w:sz w:val="17"/>
+          <w:shd w:fill="ECEFF3"/>
+        </w:rPr>
+        <w:t xml:space="preserve">php artisan make:class Modules/Payments/Services/ProcessPaymentWebhook</w:t>
+      </w:r>
+      <w:r>
+        <w:rPr>
+          <w:rFonts w:ascii="Aptos" w:hAnsi="Aptos"/>
+          <w:color w:val="1F2937"/>
+          <w:sz w:val="19"/>
+        </w:rPr>
+        <w:t xml:space="preserve"> — Service webhook: verifikasi → dedup provider_event_id → event + status paid + settlement dalam satu transaksi. Hasil: </w:t>
+      </w:r>
+      <w:r>
+        <w:rPr>
+          <w:rFonts w:ascii="Consolas" w:hAnsi="Consolas"/>
+          <w:color w:val="C11B12"/>
+          <w:sz w:val="17"/>
+          <w:shd w:fill="ECEFF3"/>
+        </w:rPr>
+        <w:t xml:space="preserve">app/Modules/Payments/Services/ProcessPaymentWebhook.php</w:t>
+      </w:r>
+      <w:r>
+        <w:rPr>
+          <w:rFonts w:ascii="Aptos" w:hAnsi="Aptos"/>
+          <w:color w:val="1F2937"/>
+          <w:sz w:val="19"/>
+        </w:rPr>
+        <w:t xml:space="preserve">.</w:t>
+      </w:r>
+    </w:p>
+    <w:p>
+      <w:pPr>
+        <w:pStyle w:val="ListBody"/>
+        <w:numPr>
+          <w:ilvl w:val="0"/>
+          <w:numId w:val="10"/>
+        </w:numPr>
+      </w:pPr>
+      <w:r>
+        <w:rPr>
+          <w:rFonts w:ascii="Consolas" w:hAnsi="Consolas"/>
+          <w:color w:val="C11B12"/>
+          <w:sz w:val="17"/>
+          <w:shd w:fill="ECEFF3"/>
+        </w:rPr>
+        <w:t xml:space="preserve">php artisan make:controller 'App\Modules\Payments\Http\Controllers\QrisWebhookController' --invokable</w:t>
+      </w:r>
+      <w:r>
+        <w:rPr>
+          <w:rFonts w:ascii="Aptos" w:hAnsi="Aptos"/>
+          <w:color w:val="1F2937"/>
+          <w:sz w:val="19"/>
+        </w:rPr>
+        <w:t xml:space="preserve"> — Controller satu aksi endpoint webhook (membaca raw body), ditulis ke folder modul Payments. Hasil: </w:t>
+      </w:r>
+      <w:r>
+        <w:rPr>
+          <w:rFonts w:ascii="Consolas" w:hAnsi="Consolas"/>
+          <w:color w:val="C11B12"/>
+          <w:sz w:val="17"/>
+          <w:shd w:fill="ECEFF3"/>
+        </w:rPr>
+        <w:t xml:space="preserve">app/Modules/Payments/Http/Controllers/QrisWebhookController.php</w:t>
+      </w:r>
+      <w:r>
+        <w:rPr>
+          <w:rFonts w:ascii="Aptos" w:hAnsi="Aptos"/>
+          <w:color w:val="1F2937"/>
+          <w:sz w:val="19"/>
+        </w:rPr>
+        <w:t xml:space="preserve">.</w:t>
+      </w:r>
+    </w:p>
+    <w:p>
+      <w:pPr>
+        <w:pStyle w:val="ListBody"/>
+        <w:numPr>
+          <w:ilvl w:val="0"/>
+          <w:numId w:val="10"/>
+        </w:numPr>
+      </w:pPr>
+      <w:r>
+        <w:rPr>
+          <w:rFonts w:ascii="Aptos" w:hAnsi="Aptos"/>
+          <w:color w:val="1F2937"/>
+          <w:sz w:val="19"/>
+        </w:rPr>
+        <w:t xml:space="preserve">Manual: </w:t>
+      </w:r>
+      <w:r>
+        <w:rPr>
+          <w:rFonts w:ascii="Consolas" w:hAnsi="Consolas"/>
+          <w:color w:val="C11B12"/>
+          <w:sz w:val="17"/>
+          <w:shd w:fill="ECEFF3"/>
+        </w:rPr>
+        <w:t xml:space="preserve">rm app/Modules/Payments/Http/Controllers/.gitkeep app/Modules/Payments/routes/.gitkeep</w:t>
+      </w:r>
+      <w:r>
+        <w:rPr>
+          <w:rFonts w:ascii="Aptos" w:hAnsi="Aptos"/>
+          <w:color w:val="1F2937"/>
+          <w:sz w:val="19"/>
+        </w:rPr>
+        <w:t xml:space="preserve"> — Route publik webhook milik modul (PortalRoutes::web()) dibuat manual. Pengecualian CSRF webhooks/* ditulis di PaymentsServiceProvider::boot() dengan PreventRequestForgery::except(); secret webhook ditambahkan ke config/services.php (qris.webhook_secret, dibaca dari .env — tidak di-commit). Hasil: </w:t>
+      </w:r>
+      <w:r>
+        <w:rPr>
+          <w:rFonts w:ascii="Consolas" w:hAnsi="Consolas"/>
+          <w:color w:val="C11B12"/>
+          <w:sz w:val="17"/>
+          <w:shd w:fill="ECEFF3"/>
+        </w:rPr>
+        <w:t xml:space="preserve">app/Modules/Payments/routes/web.php</w:t>
+      </w:r>
+      <w:r>
+        <w:rPr>
+          <w:rFonts w:ascii="Aptos" w:hAnsi="Aptos"/>
+          <w:color w:val="1F2937"/>
+          <w:sz w:val="19"/>
+        </w:rPr>
+        <w:t xml:space="preserve">.</w:t>
+      </w:r>
+    </w:p>
+    <w:p>
+      <w:pPr>
         <w:pStyle w:val="TutorialObserve"/>
         <w:shd w:fill="FFF4D6" w:val="clear"/>
         <w:pBdr>
@@ -5112,6 +5512,106 @@
     </w:p>
     <w:p>
       <w:pPr>
+        <w:pStyle w:val="ListBody"/>
+      </w:pPr>
+      <w:r>
+        <w:rPr>
+          <w:rFonts w:ascii="Aptos" w:hAnsi="Aptos"/>
+          <w:color w:val="1F2937"/>
+          <w:sz w:val="19"/>
+        </w:rPr>
+        <w:t xml:space="preserve">Perintah pembuatan berkas tahap ini (diverifikasi pada Laravel 13.25; baris # INFO adalah output nyata). Jalankan dari root repository, lalu isi berkas sesuai langkah di atas.</w:t>
+      </w:r>
+    </w:p>
+    <w:p>
+      <w:pPr>
+        <w:pStyle w:val="CodeHeader"/>
+        <w:shd w:fill="2D2D30"/>
+        <w:pBdr>
+          <w:left w:val="single" w:sz="4" w:space="8" w:color="2D2D30"/>
+        </w:pBdr>
+      </w:pPr>
+      <w:r>
+        <w:rPr>
+          <w:rFonts w:ascii="Consolas" w:hAnsi="Consolas"/>
+          <w:b/>
+          <w:color w:val="FFFFFF"/>
+          <w:sz w:val="16"/>
+        </w:rPr>
+        <w:t xml:space="preserve">BUAT FILE — MODUL 11 TAHAP 4   •   terminal pada root repository   •   BASH</w:t>
+      </w:r>
+    </w:p>
+    <w:p>
+      <w:pPr>
+        <w:pStyle w:val="CodeBlock"/>
+        <w:shd w:fill="1E1E1E"/>
+        <w:pBdr>
+          <w:left w:val="single" w:sz="4" w:space="8" w:color="1E1E1E"/>
+        </w:pBdr>
+      </w:pPr>
+      <w:r>
+        <w:rPr>
+          <w:rFonts w:ascii="Consolas" w:hAnsi="Consolas"/>
+          <w:color w:val="D4D4D4"/>
+          <w:sz w:val="16"/>
+        </w:rPr>
+        <w:t xml:space="preserve">php artisan make:class Modules/Payments/Services/SettlePayment</w:t>
+        <w:br/>
+      </w:r>
+      <w:r>
+        <w:rPr>
+          <w:rFonts w:ascii="Consolas" w:hAnsi="Consolas"/>
+          <w:color w:val="6A9955"/>
+          <w:sz w:val="16"/>
+        </w:rPr>
+        <w:t xml:space="preserve">#   INFO Class [app/Modules/Payments/Services/SettlePayment.php] created successfully.</w:t>
+      </w:r>
+    </w:p>
+    <w:p>
+      <w:pPr>
+        <w:pStyle w:val="ListBody"/>
+        <w:numPr>
+          <w:ilvl w:val="0"/>
+          <w:numId w:val="10"/>
+        </w:numPr>
+      </w:pPr>
+      <w:r>
+        <w:rPr>
+          <w:rFonts w:ascii="Consolas" w:hAnsi="Consolas"/>
+          <w:color w:val="C11B12"/>
+          <w:sz w:val="17"/>
+          <w:shd w:fill="ECEFF3"/>
+        </w:rPr>
+        <w:t xml:space="preserve">php artisan make:class Modules/Payments/Services/SettlePayment</w:t>
+      </w:r>
+      <w:r>
+        <w:rPr>
+          <w:rFonts w:ascii="Aptos" w:hAnsi="Aptos"/>
+          <w:color w:val="1F2937"/>
+          <w:sz w:val="19"/>
+        </w:rPr>
+        <w:t xml:space="preserve"> — Service settlement idempoten: kredit penjualan, debit komisi, reversal — ledger append-only + saldo tenant. Hasil: </w:t>
+      </w:r>
+      <w:r>
+        <w:rPr>
+          <w:rFonts w:ascii="Consolas" w:hAnsi="Consolas"/>
+          <w:color w:val="C11B12"/>
+          <w:sz w:val="17"/>
+          <w:shd w:fill="ECEFF3"/>
+        </w:rPr>
+        <w:t xml:space="preserve">app/Modules/Payments/Services/SettlePayment.php</w:t>
+      </w:r>
+      <w:r>
+        <w:rPr>
+          <w:rFonts w:ascii="Aptos" w:hAnsi="Aptos"/>
+          <w:color w:val="1F2937"/>
+          <w:sz w:val="19"/>
+        </w:rPr>
+        <w:t xml:space="preserve">.</w:t>
+      </w:r>
+    </w:p>
+    <w:p>
+      <w:pPr>
         <w:pStyle w:val="TutorialObserve"/>
         <w:shd w:fill="FFF4D6" w:val="clear"/>
         <w:pBdr>
@@ -5301,6 +5801,106 @@
     </w:p>
     <w:p>
       <w:pPr>
+        <w:pStyle w:val="ListBody"/>
+      </w:pPr>
+      <w:r>
+        <w:rPr>
+          <w:rFonts w:ascii="Aptos" w:hAnsi="Aptos"/>
+          <w:color w:val="1F2937"/>
+          <w:sz w:val="19"/>
+        </w:rPr>
+        <w:t xml:space="preserve">Perintah pembuatan berkas tahap ini (diverifikasi pada Laravel 13.25; baris # INFO adalah output nyata). Jalankan dari root repository, lalu isi berkas sesuai langkah di atas.</w:t>
+      </w:r>
+    </w:p>
+    <w:p>
+      <w:pPr>
+        <w:pStyle w:val="CodeHeader"/>
+        <w:shd w:fill="2D2D30"/>
+        <w:pBdr>
+          <w:left w:val="single" w:sz="4" w:space="8" w:color="2D2D30"/>
+        </w:pBdr>
+      </w:pPr>
+      <w:r>
+        <w:rPr>
+          <w:rFonts w:ascii="Consolas" w:hAnsi="Consolas"/>
+          <w:b/>
+          <w:color w:val="FFFFFF"/>
+          <w:sz w:val="16"/>
+        </w:rPr>
+        <w:t xml:space="preserve">BUAT FILE — MODUL 11 TAHAP 5   •   terminal pada root repository   •   BASH</w:t>
+      </w:r>
+    </w:p>
+    <w:p>
+      <w:pPr>
+        <w:pStyle w:val="CodeBlock"/>
+        <w:shd w:fill="1E1E1E"/>
+        <w:pBdr>
+          <w:left w:val="single" w:sz="4" w:space="8" w:color="1E1E1E"/>
+        </w:pBdr>
+      </w:pPr>
+      <w:r>
+        <w:rPr>
+          <w:rFonts w:ascii="Consolas" w:hAnsi="Consolas"/>
+          <w:color w:val="D4D4D4"/>
+          <w:sz w:val="16"/>
+        </w:rPr>
+        <w:t xml:space="preserve">php artisan make:model LedgerEntry</w:t>
+        <w:br/>
+      </w:r>
+      <w:r>
+        <w:rPr>
+          <w:rFonts w:ascii="Consolas" w:hAnsi="Consolas"/>
+          <w:color w:val="6A9955"/>
+          <w:sz w:val="16"/>
+        </w:rPr>
+        <w:t xml:space="preserve">#   INFO Model [app/Models/LedgerEntry.php] created successfully.</w:t>
+      </w:r>
+    </w:p>
+    <w:p>
+      <w:pPr>
+        <w:pStyle w:val="ListBody"/>
+        <w:numPr>
+          <w:ilvl w:val="0"/>
+          <w:numId w:val="10"/>
+        </w:numPr>
+      </w:pPr>
+      <w:r>
+        <w:rPr>
+          <w:rFonts w:ascii="Consolas" w:hAnsi="Consolas"/>
+          <w:color w:val="C11B12"/>
+          <w:sz w:val="17"/>
+          <w:shd w:fill="ECEFF3"/>
+        </w:rPr>
+        <w:t xml:space="preserve">php artisan make:model LedgerEntry</w:t>
+      </w:r>
+      <w:r>
+        <w:rPr>
+          <w:rFonts w:ascii="Aptos" w:hAnsi="Aptos"/>
+          <w:color w:val="1F2937"/>
+          <w:sz w:val="19"/>
+        </w:rPr>
+        <w:t xml:space="preserve"> — Model ledger append-only (sale_credit, commission_debit, reversal; idempotency_key UNIQUE); shared kernel app/Models. Hasil: </w:t>
+      </w:r>
+      <w:r>
+        <w:rPr>
+          <w:rFonts w:ascii="Consolas" w:hAnsi="Consolas"/>
+          <w:color w:val="C11B12"/>
+          <w:sz w:val="17"/>
+          <w:shd w:fill="ECEFF3"/>
+        </w:rPr>
+        <w:t xml:space="preserve">app/Models/LedgerEntry.php</w:t>
+      </w:r>
+      <w:r>
+        <w:rPr>
+          <w:rFonts w:ascii="Aptos" w:hAnsi="Aptos"/>
+          <w:color w:val="1F2937"/>
+          <w:sz w:val="19"/>
+        </w:rPr>
+        <w:t xml:space="preserve">.</w:t>
+      </w:r>
+    </w:p>
+    <w:p>
+      <w:pPr>
         <w:pStyle w:val="TutorialObserve"/>
         <w:shd w:fill="FFF4D6" w:val="clear"/>
         <w:pBdr>
@@ -5713,6 +6313,322 @@
     </w:p>
     <w:p>
       <w:pPr>
+        <w:pStyle w:val="ListBody"/>
+      </w:pPr>
+      <w:r>
+        <w:rPr>
+          <w:rFonts w:ascii="Aptos" w:hAnsi="Aptos"/>
+          <w:color w:val="1F2937"/>
+          <w:sz w:val="19"/>
+        </w:rPr>
+        <w:t xml:space="preserve">Perintah pembuatan berkas tahap ini (diverifikasi pada Laravel 13.25; baris # INFO adalah output nyata). Jalankan dari root repository, lalu isi berkas sesuai langkah di atas.</w:t>
+      </w:r>
+    </w:p>
+    <w:p>
+      <w:pPr>
+        <w:pStyle w:val="CodeHeader"/>
+        <w:shd w:fill="2D2D30"/>
+        <w:pBdr>
+          <w:left w:val="single" w:sz="4" w:space="8" w:color="2D2D30"/>
+        </w:pBdr>
+      </w:pPr>
+      <w:r>
+        <w:rPr>
+          <w:rFonts w:ascii="Consolas" w:hAnsi="Consolas"/>
+          <w:b/>
+          <w:color w:val="FFFFFF"/>
+          <w:sz w:val="16"/>
+        </w:rPr>
+        <w:t xml:space="preserve">BUAT FILE — MODUL 11 TAHAP 7   •   terminal pada root repository   •   BASH</w:t>
+      </w:r>
+    </w:p>
+    <w:p>
+      <w:pPr>
+        <w:pStyle w:val="CodeBlock"/>
+        <w:shd w:fill="1E1E1E"/>
+        <w:pBdr>
+          <w:left w:val="single" w:sz="4" w:space="8" w:color="1E1E1E"/>
+        </w:pBdr>
+      </w:pPr>
+      <w:r>
+        <w:rPr>
+          <w:rFonts w:ascii="Consolas" w:hAnsi="Consolas"/>
+          <w:color w:val="D4D4D4"/>
+          <w:sz w:val="16"/>
+        </w:rPr>
+        <w:t xml:space="preserve">php artisan make:test SettlePaymentTest --phpunit</w:t>
+        <w:br/>
+      </w:r>
+      <w:r>
+        <w:rPr>
+          <w:rFonts w:ascii="Consolas" w:hAnsi="Consolas"/>
+          <w:color w:val="6A9955"/>
+          <w:sz w:val="16"/>
+        </w:rPr>
+        <w:t xml:space="preserve">#   INFO Test [tests/Feature/SettlePaymentTest.php] created successfully.</w:t>
+        <w:br/>
+      </w:r>
+      <w:r>
+        <w:rPr>
+          <w:rFonts w:ascii="Consolas" w:hAnsi="Consolas"/>
+          <w:color w:val="D4D4D4"/>
+          <w:sz w:val="16"/>
+        </w:rPr>
+        <w:t xml:space="preserve">php artisan make:test WebhookSettlementTest --phpunit</w:t>
+        <w:br/>
+      </w:r>
+      <w:r>
+        <w:rPr>
+          <w:rFonts w:ascii="Consolas" w:hAnsi="Consolas"/>
+          <w:color w:val="6A9955"/>
+          <w:sz w:val="16"/>
+        </w:rPr>
+        <w:t xml:space="preserve">#   INFO Test [tests/Feature/WebhookSettlementTest.php] created successfully.</w:t>
+        <w:br/>
+      </w:r>
+      <w:r>
+        <w:rPr>
+          <w:rFonts w:ascii="Consolas" w:hAnsi="Consolas"/>
+          <w:color w:val="6A9955"/>
+          <w:sz w:val="16"/>
+        </w:rPr>
+        <w:t xml:space="preserve"># manual (shell)</w:t>
+        <w:br/>
+      </w:r>
+      <w:r>
+        <w:rPr>
+          <w:rFonts w:ascii="Consolas" w:hAnsi="Consolas"/>
+          <w:color w:val="D4D4D4"/>
+          <w:sz w:val="16"/>
+        </w:rPr>
+        <w:t xml:space="preserve">mkdir -p evidence/pertemuan-11/screenshots</w:t>
+        <w:br/>
+      </w:r>
+      <w:r>
+        <w:rPr>
+          <w:rFonts w:ascii="Consolas" w:hAnsi="Consolas"/>
+          <w:color w:val="D4D4D4"/>
+          <w:sz w:val="16"/>
+        </w:rPr>
+        <w:t xml:space="preserve">touch evidence/pertemuan-11/{RINGKASAN.md,webhook-proof.txt}</w:t>
+        <w:br/>
+      </w:r>
+      <w:r>
+        <w:rPr>
+          <w:rFonts w:ascii="Consolas" w:hAnsi="Consolas"/>
+          <w:color w:val="D4D4D4"/>
+          <w:sz w:val="16"/>
+        </w:rPr>
+        <w:t xml:space="preserve">php artisan test --compact --filter="SettlePaymentTest|WebhookSettlementTest|WebhookSignatureVerifierTest" &gt; evidence/pertemuan-11/test-settlement.txt</w:t>
+      </w:r>
+    </w:p>
+    <w:p>
+      <w:pPr>
+        <w:pStyle w:val="ListBody"/>
+        <w:numPr>
+          <w:ilvl w:val="0"/>
+          <w:numId w:val="10"/>
+        </w:numPr>
+      </w:pPr>
+      <w:r>
+        <w:rPr>
+          <w:rFonts w:ascii="Consolas" w:hAnsi="Consolas"/>
+          <w:color w:val="C11B12"/>
+          <w:sz w:val="17"/>
+          <w:shd w:fill="ECEFF3"/>
+        </w:rPr>
+        <w:t xml:space="preserve">php artisan make:test SettlePaymentTest --phpunit</w:t>
+      </w:r>
+      <w:r>
+        <w:rPr>
+          <w:rFonts w:ascii="Aptos" w:hAnsi="Aptos"/>
+          <w:color w:val="1F2937"/>
+          <w:sz w:val="19"/>
+        </w:rPr>
+        <w:t xml:space="preserve"> — Feature test settlement ke saldo available, idempotensi, reversal. Hasil: </w:t>
+      </w:r>
+      <w:r>
+        <w:rPr>
+          <w:rFonts w:ascii="Consolas" w:hAnsi="Consolas"/>
+          <w:color w:val="C11B12"/>
+          <w:sz w:val="17"/>
+          <w:shd w:fill="ECEFF3"/>
+        </w:rPr>
+        <w:t xml:space="preserve">tests/Feature/SettlePaymentTest.php</w:t>
+      </w:r>
+      <w:r>
+        <w:rPr>
+          <w:rFonts w:ascii="Aptos" w:hAnsi="Aptos"/>
+          <w:color w:val="1F2937"/>
+          <w:sz w:val="19"/>
+        </w:rPr>
+        <w:t xml:space="preserve">.</w:t>
+      </w:r>
+    </w:p>
+    <w:p>
+      <w:pPr>
+        <w:pStyle w:val="ListBody"/>
+        <w:numPr>
+          <w:ilvl w:val="0"/>
+          <w:numId w:val="10"/>
+        </w:numPr>
+      </w:pPr>
+      <w:r>
+        <w:rPr>
+          <w:rFonts w:ascii="Consolas" w:hAnsi="Consolas"/>
+          <w:color w:val="C11B12"/>
+          <w:sz w:val="17"/>
+          <w:shd w:fill="ECEFF3"/>
+        </w:rPr>
+        <w:t xml:space="preserve">php artisan make:test WebhookSettlementTest --phpunit</w:t>
+      </w:r>
+      <w:r>
+        <w:rPr>
+          <w:rFonts w:ascii="Aptos" w:hAnsi="Aptos"/>
+          <w:color w:val="1F2937"/>
+          <w:sz w:val="19"/>
+        </w:rPr>
+        <w:t xml:space="preserve"> — Feature test webhook valid/invalid/duplikat/tak dikenal, split lintas tenant, pengecualian CSRF modul. Hasil: </w:t>
+      </w:r>
+      <w:r>
+        <w:rPr>
+          <w:rFonts w:ascii="Consolas" w:hAnsi="Consolas"/>
+          <w:color w:val="C11B12"/>
+          <w:sz w:val="17"/>
+          <w:shd w:fill="ECEFF3"/>
+        </w:rPr>
+        <w:t xml:space="preserve">tests/Feature/WebhookSettlementTest.php</w:t>
+      </w:r>
+      <w:r>
+        <w:rPr>
+          <w:rFonts w:ascii="Aptos" w:hAnsi="Aptos"/>
+          <w:color w:val="1F2937"/>
+          <w:sz w:val="19"/>
+        </w:rPr>
+        <w:t xml:space="preserve">.</w:t>
+      </w:r>
+    </w:p>
+    <w:p>
+      <w:pPr>
+        <w:pStyle w:val="ListBody"/>
+        <w:numPr>
+          <w:ilvl w:val="0"/>
+          <w:numId w:val="10"/>
+        </w:numPr>
+      </w:pPr>
+      <w:r>
+        <w:rPr>
+          <w:rFonts w:ascii="Aptos" w:hAnsi="Aptos"/>
+          <w:color w:val="1F2937"/>
+          <w:sz w:val="19"/>
+        </w:rPr>
+        <w:t xml:space="preserve">Manual: </w:t>
+      </w:r>
+      <w:r>
+        <w:rPr>
+          <w:rFonts w:ascii="Consolas" w:hAnsi="Consolas"/>
+          <w:color w:val="C11B12"/>
+          <w:sz w:val="17"/>
+          <w:shd w:fill="ECEFF3"/>
+        </w:rPr>
+        <w:t xml:space="preserve">mkdir -p evidence/pertemuan-11/screenshots</w:t>
+      </w:r>
+      <w:r>
+        <w:rPr>
+          <w:rFonts w:ascii="Aptos" w:hAnsi="Aptos"/>
+          <w:color w:val="1F2937"/>
+          <w:sz w:val="19"/>
+        </w:rPr>
+        <w:t xml:space="preserve"> — Ringkasan evidence, bukti webhook (curl ber-signature), hasil test, dan screenshot di evidence/pertemuan-11/screenshots/. Hasil: </w:t>
+      </w:r>
+      <w:r>
+        <w:rPr>
+          <w:rFonts w:ascii="Consolas" w:hAnsi="Consolas"/>
+          <w:color w:val="C11B12"/>
+          <w:sz w:val="17"/>
+          <w:shd w:fill="ECEFF3"/>
+        </w:rPr>
+        <w:t xml:space="preserve">evidence/pertemuan-11/RINGKASAN.md</w:t>
+      </w:r>
+      <w:r>
+        <w:rPr>
+          <w:rFonts w:ascii="Aptos" w:hAnsi="Aptos"/>
+          <w:color w:val="1F2937"/>
+          <w:sz w:val="19"/>
+        </w:rPr>
+        <w:t xml:space="preserve">, </w:t>
+      </w:r>
+      <w:r>
+        <w:rPr>
+          <w:rFonts w:ascii="Consolas" w:hAnsi="Consolas"/>
+          <w:color w:val="C11B12"/>
+          <w:sz w:val="17"/>
+          <w:shd w:fill="ECEFF3"/>
+        </w:rPr>
+        <w:t xml:space="preserve">evidence/pertemuan-11/webhook-proof.txt</w:t>
+      </w:r>
+      <w:r>
+        <w:rPr>
+          <w:rFonts w:ascii="Aptos" w:hAnsi="Aptos"/>
+          <w:color w:val="1F2937"/>
+          <w:sz w:val="19"/>
+        </w:rPr>
+        <w:t xml:space="preserve">, </w:t>
+      </w:r>
+      <w:r>
+        <w:rPr>
+          <w:rFonts w:ascii="Consolas" w:hAnsi="Consolas"/>
+          <w:color w:val="C11B12"/>
+          <w:sz w:val="17"/>
+          <w:shd w:fill="ECEFF3"/>
+        </w:rPr>
+        <w:t xml:space="preserve">evidence/pertemuan-11/test-settlement.txt</w:t>
+      </w:r>
+      <w:r>
+        <w:rPr>
+          <w:rFonts w:ascii="Aptos" w:hAnsi="Aptos"/>
+          <w:color w:val="1F2937"/>
+          <w:sz w:val="19"/>
+        </w:rPr>
+        <w:t xml:space="preserve">, </w:t>
+      </w:r>
+      <w:r>
+        <w:rPr>
+          <w:rFonts w:ascii="Consolas" w:hAnsi="Consolas"/>
+          <w:color w:val="C11B12"/>
+          <w:sz w:val="17"/>
+          <w:shd w:fill="ECEFF3"/>
+        </w:rPr>
+        <w:t xml:space="preserve">evidence/pertemuan-11/screenshots/m11-webhook.png</w:t>
+      </w:r>
+      <w:r>
+        <w:rPr>
+          <w:rFonts w:ascii="Aptos" w:hAnsi="Aptos"/>
+          <w:color w:val="1F2937"/>
+          <w:sz w:val="19"/>
+        </w:rPr>
+        <w:t xml:space="preserve">, </w:t>
+      </w:r>
+      <w:r>
+        <w:rPr>
+          <w:rFonts w:ascii="Consolas" w:hAnsi="Consolas"/>
+          <w:color w:val="C11B12"/>
+          <w:sz w:val="17"/>
+          <w:shd w:fill="ECEFF3"/>
+        </w:rPr>
+        <w:t xml:space="preserve">evidence/pertemuan-11/screenshots/m11-payments-webhook-module.png</w:t>
+      </w:r>
+      <w:r>
+        <w:rPr>
+          <w:rFonts w:ascii="Aptos" w:hAnsi="Aptos"/>
+          <w:color w:val="1F2937"/>
+          <w:sz w:val="19"/>
+        </w:rPr>
+        <w:t xml:space="preserve">.</w:t>
+      </w:r>
+    </w:p>
+    <w:p>
+      <w:pPr>
         <w:pStyle w:val="TutorialObserve"/>
         <w:shd w:fill="FFF4D6" w:val="clear"/>
         <w:pBdr>
@@ -5859,6 +6775,262 @@
         <w:pStyle w:val="Heading3"/>
       </w:pPr>
       <w:r>
+        <w:t xml:space="preserve">Output Nyata Terverifikasi</w:t>
+      </w:r>
+    </w:p>
+    <w:p>
+      <w:pPr>
+        <w:pStyle w:val="ListBody"/>
+      </w:pPr>
+      <w:r>
+        <w:t xml:space="preserve">Webhook pembayaran ber-signature → settlement → ledger — diverifikasi live (HTTP nyata): signature valid menghasilkan status ok (200) dan settlement, replay event yang sama menghasilkan duplicate (idempoten), signature salah ditolak 401 tanpa efek; ledger sale_credit +40000 dan commission_debit -6000 → saldo available 34000.</w:t>
+      </w:r>
+    </w:p>
+    <w:p>
+      <w:pPr>
+        <w:jc w:val="center"/>
+        <w:spacing w:before="80" w:after="40"/>
+      </w:pPr>
+      <w:r>
+        <w:drawing>
+          <wp:inline distT="0" distB="0" distL="0" distR="0">
+            <wp:extent cx="3600450" cy="3857000"/>
+            <wp:effectExtent l="0" t="0" r="0" b="0"/>
+            <wp:docPr id="9111" name="M11 webhook"/>
+            <wp:cNvGraphicFramePr>
+              <a:graphicFrameLocks xmlns:a="http://schemas.openxmlformats.org/drawingml/2006/main" noChangeAspect="1"/>
+            </wp:cNvGraphicFramePr>
+            <a:graphic xmlns:a="http://schemas.openxmlformats.org/drawingml/2006/main">
+              <a:graphicData uri="http://schemas.openxmlformats.org/drawingml/2006/picture">
+                <pic:pic xmlns:pic="http://schemas.openxmlformats.org/drawingml/2006/picture">
+                  <pic:nvPicPr>
+                    <pic:cNvPr id="9111" name="M11 webhook"/>
+                    <pic:cNvPicPr/>
+                  </pic:nvPicPr>
+                  <pic:blipFill>
+                    <a:blip r:embed="rId911"/>
+                    <a:stretch>
+                      <a:fillRect/>
+                    </a:stretch>
+                  </pic:blipFill>
+                  <pic:spPr>
+                    <a:xfrm>
+                      <a:off x="0" y="0"/>
+                      <a:ext cx="3600450" cy="3857000"/>
+                    </a:xfrm>
+                    <a:prstGeom prst="rect">
+                      <a:avLst/>
+                    </a:prstGeom>
+                  </pic:spPr>
+                </pic:pic>
+              </a:graphicData>
+            </a:graphic>
+          </wp:inline>
+        </w:drawing>
+      </w:r>
+    </w:p>
+    <w:p>
+      <w:pPr>
+        <w:pStyle w:val="Heading3"/>
+      </w:pPr>
+      <w:r>
+        <w:t xml:space="preserve">Output Nyata Terverifikasi — Webhook dan Pengecualian CSRF Milik Modul Payments</w:t>
+      </w:r>
+    </w:p>
+    <w:p>
+      <w:pPr>
+        <w:pStyle w:val="ListBody"/>
+      </w:pPr>
+      <w:r>
+        <w:rPr>
+          <w:rFonts w:ascii="Aptos" w:hAnsi="Aptos"/>
+          <w:color w:val="1F2937"/>
+          <w:sz w:val="19"/>
+        </w:rPr>
+        <w:t xml:space="preserve">Bukti eksekusi nyata pada branch </w:t>
+      </w:r>
+      <w:r>
+        <w:rPr>
+          <w:rFonts w:ascii="Consolas" w:hAnsi="Consolas"/>
+          <w:color w:val="C11B12"/>
+          <w:sz w:val="17"/>
+          <w:shd w:fill="ECEFF3"/>
+        </w:rPr>
+        <w:t xml:space="preserve">feat/pertemuan-11-webhook-v2</w:t>
+      </w:r>
+      <w:r>
+        <w:rPr>
+          <w:rFonts w:ascii="Aptos" w:hAnsi="Aptos"/>
+          <w:color w:val="1F2937"/>
+          <w:sz w:val="19"/>
+        </w:rPr>
+        <w:t xml:space="preserve">: </w:t>
+      </w:r>
+      <w:r>
+        <w:rPr>
+          <w:rFonts w:ascii="Consolas" w:hAnsi="Consolas"/>
+          <w:color w:val="C11B12"/>
+          <w:sz w:val="17"/>
+          <w:shd w:fill="ECEFF3"/>
+        </w:rPr>
+        <w:t xml:space="preserve">POST /webhooks/qris</w:t>
+      </w:r>
+      <w:r>
+        <w:rPr>
+          <w:rFonts w:ascii="Aptos" w:hAnsi="Aptos"/>
+          <w:color w:val="1F2937"/>
+          <w:sz w:val="19"/>
+        </w:rPr>
+        <w:t xml:space="preserve"> dilayani </w:t>
+      </w:r>
+      <w:r>
+        <w:rPr>
+          <w:rFonts w:ascii="Consolas" w:hAnsi="Consolas"/>
+          <w:color w:val="C11B12"/>
+          <w:sz w:val="17"/>
+          <w:shd w:fill="ECEFF3"/>
+        </w:rPr>
+        <w:t xml:space="preserve">QrisWebhookController</w:t>
+      </w:r>
+      <w:r>
+        <w:rPr>
+          <w:rFonts w:ascii="Aptos" w:hAnsi="Aptos"/>
+          <w:color w:val="1F2937"/>
+          <w:sz w:val="19"/>
+        </w:rPr>
+        <w:t xml:space="preserve"> modul Payments lewat </w:t>
+      </w:r>
+      <w:r>
+        <w:rPr>
+          <w:rFonts w:ascii="Consolas" w:hAnsi="Consolas"/>
+          <w:color w:val="C11B12"/>
+          <w:sz w:val="17"/>
+          <w:shd w:fill="ECEFF3"/>
+        </w:rPr>
+        <w:t xml:space="preserve">app/Modules/Payments/routes/web.php</w:t>
+      </w:r>
+      <w:r>
+        <w:rPr>
+          <w:rFonts w:ascii="Aptos" w:hAnsi="Aptos"/>
+          <w:color w:val="1F2937"/>
+          <w:sz w:val="19"/>
+        </w:rPr>
+        <w:t xml:space="preserve">; daftar pengecualian CSRF berisi </w:t>
+      </w:r>
+      <w:r>
+        <w:rPr>
+          <w:rFonts w:ascii="Consolas" w:hAnsi="Consolas"/>
+          <w:color w:val="C11B12"/>
+          <w:sz w:val="17"/>
+          <w:shd w:fill="ECEFF3"/>
+        </w:rPr>
+        <w:t xml:space="preserve">webhooks/*</w:t>
+      </w:r>
+      <w:r>
+        <w:rPr>
+          <w:rFonts w:ascii="Aptos" w:hAnsi="Aptos"/>
+          <w:color w:val="1F2937"/>
+          <w:sz w:val="19"/>
+        </w:rPr>
+        <w:t xml:space="preserve"> yang didaftarkan </w:t>
+      </w:r>
+      <w:r>
+        <w:rPr>
+          <w:rFonts w:ascii="Consolas" w:hAnsi="Consolas"/>
+          <w:color w:val="C11B12"/>
+          <w:sz w:val="17"/>
+          <w:shd w:fill="ECEFF3"/>
+        </w:rPr>
+        <w:t xml:space="preserve">PaymentsServiceProvider</w:t>
+      </w:r>
+      <w:r>
+        <w:rPr>
+          <w:rFonts w:ascii="Aptos" w:hAnsi="Aptos"/>
+          <w:color w:val="1F2937"/>
+          <w:sz w:val="19"/>
+        </w:rPr>
+        <w:t xml:space="preserve"> (bukan </w:t>
+      </w:r>
+      <w:r>
+        <w:rPr>
+          <w:rFonts w:ascii="Consolas" w:hAnsi="Consolas"/>
+          <w:color w:val="C11B12"/>
+          <w:sz w:val="17"/>
+          <w:shd w:fill="ECEFF3"/>
+        </w:rPr>
+        <w:t xml:space="preserve">bootstrap/app.php</w:t>
+      </w:r>
+      <w:r>
+        <w:rPr>
+          <w:rFonts w:ascii="Aptos" w:hAnsi="Aptos"/>
+          <w:color w:val="1F2937"/>
+          <w:sz w:val="19"/>
+        </w:rPr>
+        <w:t xml:space="preserve">); uji signature, settlement, idempotensi, dan suite penuh hijau.</w:t>
+      </w:r>
+    </w:p>
+    <w:p>
+      <w:pPr>
+        <w:jc w:val="center"/>
+        <w:spacing w:before="80" w:after="40"/>
+      </w:pPr>
+      <w:r>
+        <w:drawing>
+          <wp:inline distT="0" distB="0" distL="0" distR="0">
+            <wp:extent cx="5943600" cy="3744468"/>
+            <wp:effectExtent l="0" t="0" r="0" b="0"/>
+            <wp:docPr id="9591" name="M11 webhook modul Payments"/>
+            <wp:cNvGraphicFramePr>
+              <a:graphicFrameLocks xmlns:a="http://schemas.openxmlformats.org/drawingml/2006/main" noChangeAspect="1"/>
+            </wp:cNvGraphicFramePr>
+            <a:graphic xmlns:a="http://schemas.openxmlformats.org/drawingml/2006/main">
+              <a:graphicData uri="http://schemas.openxmlformats.org/drawingml/2006/picture">
+                <pic:pic xmlns:pic="http://schemas.openxmlformats.org/drawingml/2006/picture">
+                  <pic:nvPicPr>
+                    <pic:cNvPr id="9591" name="M11 webhook modul Payments"/>
+                    <pic:cNvPicPr/>
+                  </pic:nvPicPr>
+                  <pic:blipFill>
+                    <a:blip r:embed="rId959"/>
+                    <a:stretch>
+                      <a:fillRect/>
+                    </a:stretch>
+                  </pic:blipFill>
+                  <pic:spPr>
+                    <a:xfrm>
+                      <a:off x="0" y="0"/>
+                      <a:ext cx="5943600" cy="3744468"/>
+                    </a:xfrm>
+                    <a:prstGeom prst="rect">
+                      <a:avLst/>
+                    </a:prstGeom>
+                  </pic:spPr>
+                </pic:pic>
+              </a:graphicData>
+            </a:graphic>
+          </wp:inline>
+        </w:drawing>
+      </w:r>
+    </w:p>
+    <w:p>
+      <w:pPr>
+        <w:jc w:val="center"/>
+        <w:spacing w:after="160"/>
+      </w:pPr>
+      <w:r>
+        <w:rPr>
+          <w:i/>
+          <w:color w:val="6B7280"/>
+          <w:sz w:val="16"/>
+        </w:rPr>
+        <w:t xml:space="preserve">Gambar M11b. Route webhook dari modul Payments, pengecualian CSRF webhooks/*, uji settlement 11 passed, suite 139 passed.</w:t>
+      </w:r>
+    </w:p>
+    <w:p>
+      <w:pPr>
+        <w:pStyle w:val="Heading3"/>
+      </w:pPr>
+      <w:r>
         <w:rPr>
           <w:rFonts w:ascii="Aptos Display" w:hAnsi="Aptos Display"/>
           <w:color w:val="FF2D20"/>
@@ -5986,7 +7158,7 @@
         <w:rPr>
           <w:rFonts w:ascii="Aptos" w:hAnsi="Aptos"/>
         </w:rPr>
-        <w:t>File yang dibuat: 11_settlement/PaymentWebhookController.php dan SettlePayment.php</w:t>
+        <w:t>File yang dibuat: app/Modules/Payments/Http/Controllers/QrisWebhookController.php dan app/Modules/Payments/Services/SettlePayment.php</w:t>
       </w:r>
     </w:p>
     <w:p>

--- a/modul_praktikum/Pertemuan_11_Webhook_Idempoten_Settlement_Split_Allocation_Ledger_dan_Outbox.docx
+++ b/modul_praktikum/Pertemuan_11_Webhook_Idempoten_Settlement_Split_Allocation_Ledger_dan_Outbox.docx
@@ -854,7 +854,7 @@
         <w:t xml:space="preserve">CSRF bukan autentikasi webhook. </w:t>
       </w:r>
       <w:r>
-        <w:t>Kecualikan hanya URI callback dari request-forgery protection melalui `preventRequestForgery(except: ...)`. Endpoint tetap harus memverifikasi signature provider terhadap raw body sebelum parsing [L13-CSRF].</w:t>
+        <w:t>Kecualikan hanya URI callback dari request-forgery protection melalui `PreventRequestForgery::except('webhooks/*')` di `PaymentsServiceProvider::boot()` — setara `preventRequestForgery(except: ...)` di `bootstrap/app.php`, tetapi ikut modul pemilik endpoint. Endpoint tetap harus memverifikasi signature provider terhadap raw body sebelum parsing [L13-CSRF].</w:t>
       </w:r>
     </w:p>
     <w:p>
@@ -994,1620 +994,2331 @@
     <w:p>
       <w:pPr>
         <w:pStyle w:val="CodeHeader"/>
+        <w:shd w:fill="2D2D30"/>
         <w:keepNext/>
         <w:pBdr>
-          <w:left w:val="single" w:sz="12" w:space="8" w:color="B8DDE0"/>
+          <w:left w:val="single" w:sz="4" w:space="8" w:color="2D2D30"/>
         </w:pBdr>
-        <w:shd w:val="clear" w:color="auto" w:fill="E4EAED"/>
       </w:pPr>
       <w:r>
-        <w:rPr>
-          <w:rFonts w:ascii="Consolas" w:hAnsi="Consolas"/>
-          <w:b/>
-          <w:color w:val="262626"/>
-          <w:sz w:val="16"/>
-        </w:rPr>
-        <w:t xml:space="preserve">CONTOH MANDIRI — app/Http/Middleware/VerifyPaymentWebhook.php   •   PHP</w:t>
+        <w:t>CONTOH MANDIRI — app/Http/Middleware/VerifyPaymentWebhook.php (alternatif middleware; repo memakai app/Modules/Payments/Support/WebhookSignatureVerifier.php)   •   PHP</w:t>
       </w:r>
     </w:p>
     <w:p>
       <w:pPr>
         <w:pStyle w:val="CodeBlock"/>
+        <w:shd w:fill="1E1E1E"/>
         <w:keepLines/>
         <w:pBdr>
-          <w:left w:val="single" w:sz="12" w:space="8" w:color="B8DDE0"/>
+          <w:left w:val="single" w:sz="4" w:space="8" w:color="1E1E1E"/>
         </w:pBdr>
-        <w:shd w:val="clear" w:color="auto" w:fill="F2F3F7"/>
       </w:pPr>
       <w:r>
         <w:rPr>
-          <w:rFonts w:ascii="Consolas" w:hAnsi="Consolas"/>
-          <w:color w:val="660E7A"/>
-          <w:sz w:val="16"/>
-        </w:rPr>
-        <w:t xml:space="preserve">$timestamp</w:t>
-      </w:r>
-      <w:r>
-        <w:rPr>
-          <w:rFonts w:ascii="Consolas" w:hAnsi="Consolas"/>
-          <w:color w:val="262626"/>
-          <w:sz w:val="16"/>
-        </w:rPr>
-        <w:t xml:space="preserve"> = (</w:t>
-      </w:r>
-      <w:r>
-        <w:rPr>
-          <w:rFonts w:ascii="Consolas" w:hAnsi="Consolas"/>
-          <w:b/>
-          <w:color w:val="000080"/>
-          <w:sz w:val="16"/>
-        </w:rPr>
-        <w:t xml:space="preserve">string</w:t>
-      </w:r>
-      <w:r>
-        <w:rPr>
-          <w:rFonts w:ascii="Consolas" w:hAnsi="Consolas"/>
-          <w:color w:val="262626"/>
-          <w:sz w:val="16"/>
-        </w:rPr>
-        <w:t xml:space="preserve">) </w:t>
-      </w:r>
-      <w:r>
-        <w:rPr>
-          <w:rFonts w:ascii="Consolas" w:hAnsi="Consolas"/>
-          <w:color w:val="660E7A"/>
-          <w:sz w:val="16"/>
-        </w:rPr>
-        <w:t xml:space="preserve">$request</w:t>
-      </w:r>
-      <w:r>
-        <w:rPr>
-          <w:rFonts w:ascii="Consolas" w:hAnsi="Consolas"/>
-          <w:color w:val="262626"/>
-          <w:sz w:val="16"/>
-        </w:rPr>
-        <w:t xml:space="preserve">-&gt;</w:t>
-      </w:r>
-      <w:r>
-        <w:rPr>
-          <w:rFonts w:ascii="Consolas" w:hAnsi="Consolas"/>
-          <w:color w:val="795E26"/>
-          <w:sz w:val="16"/>
-        </w:rPr>
-        <w:t xml:space="preserve">header</w:t>
-      </w:r>
-      <w:r>
-        <w:rPr>
-          <w:rFonts w:ascii="Consolas" w:hAnsi="Consolas"/>
-          <w:color w:val="262626"/>
-          <w:sz w:val="16"/>
-        </w:rPr>
-        <w:t xml:space="preserve">(</w:t>
-      </w:r>
-      <w:r>
-        <w:rPr>
-          <w:rFonts w:ascii="Consolas" w:hAnsi="Consolas"/>
-          <w:color w:val="00733B"/>
-          <w:sz w:val="16"/>
-        </w:rPr>
-        <w:t xml:space="preserve">'X-Callback-Timestamp'</w:t>
-      </w:r>
-      <w:r>
-        <w:rPr>
-          <w:rFonts w:ascii="Consolas" w:hAnsi="Consolas"/>
-          <w:color w:val="262626"/>
-          <w:sz w:val="16"/>
-        </w:rPr>
-        <w:t xml:space="preserve">);</w:t>
-      </w:r>
-      <w:r>
+          <w:rFonts w:ascii="Consolas" w:hAnsi="Consolas" w:eastAsia="Consolas"/>
+          <w:color w:val="9CDCFE"/>
+          <w:sz w:val="16"/>
+        </w:rPr>
+        <w:t>$timestamp</w:t>
+      </w:r>
+      <w:r>
+        <w:rPr>
+          <w:rFonts w:ascii="Consolas" w:hAnsi="Consolas" w:eastAsia="Consolas"/>
+          <w:color w:val="D4D4D4"/>
+          <w:sz w:val="16"/>
+        </w:rPr>
+        <w:t xml:space="preserve"> </w:t>
+      </w:r>
+      <w:r>
+        <w:rPr>
+          <w:rFonts w:ascii="Consolas" w:hAnsi="Consolas" w:eastAsia="Consolas"/>
+          <w:color w:val="D4D4D4"/>
+          <w:sz w:val="16"/>
+        </w:rPr>
+        <w:t>=</w:t>
+      </w:r>
+      <w:r>
+        <w:rPr>
+          <w:rFonts w:ascii="Consolas" w:hAnsi="Consolas" w:eastAsia="Consolas"/>
+          <w:color w:val="D4D4D4"/>
+          <w:sz w:val="16"/>
+        </w:rPr>
+        <w:t xml:space="preserve"> </w:t>
+      </w:r>
+      <w:r>
+        <w:rPr>
+          <w:rFonts w:ascii="Consolas" w:hAnsi="Consolas" w:eastAsia="Consolas"/>
+          <w:color w:val="D4D4D4"/>
+          <w:sz w:val="16"/>
+        </w:rPr>
+        <w:t>(</w:t>
+      </w:r>
+      <w:r>
+        <w:rPr>
+          <w:rFonts w:ascii="Consolas" w:hAnsi="Consolas" w:eastAsia="Consolas"/>
+          <w:color w:val="569CD6"/>
+          <w:sz w:val="16"/>
+        </w:rPr>
+        <w:t>string</w:t>
+      </w:r>
+      <w:r>
+        <w:rPr>
+          <w:rFonts w:ascii="Consolas" w:hAnsi="Consolas" w:eastAsia="Consolas"/>
+          <w:color w:val="D4D4D4"/>
+          <w:sz w:val="16"/>
+        </w:rPr>
+        <w:t>)</w:t>
+      </w:r>
+      <w:r>
+        <w:rPr>
+          <w:rFonts w:ascii="Consolas" w:hAnsi="Consolas" w:eastAsia="Consolas"/>
+          <w:color w:val="D4D4D4"/>
+          <w:sz w:val="16"/>
+        </w:rPr>
+        <w:t xml:space="preserve"> </w:t>
+      </w:r>
+      <w:r>
+        <w:rPr>
+          <w:rFonts w:ascii="Consolas" w:hAnsi="Consolas" w:eastAsia="Consolas"/>
+          <w:color w:val="9CDCFE"/>
+          <w:sz w:val="16"/>
+        </w:rPr>
+        <w:t>$request</w:t>
+      </w:r>
+      <w:r>
+        <w:rPr>
+          <w:rFonts w:ascii="Consolas" w:hAnsi="Consolas" w:eastAsia="Consolas"/>
+          <w:color w:val="D4D4D4"/>
+          <w:sz w:val="16"/>
+        </w:rPr>
+        <w:t>-</w:t>
+      </w:r>
+      <w:r>
+        <w:rPr>
+          <w:rFonts w:ascii="Consolas" w:hAnsi="Consolas" w:eastAsia="Consolas"/>
+          <w:color w:val="D4D4D4"/>
+          <w:sz w:val="16"/>
+        </w:rPr>
+        <w:t>&gt;</w:t>
+      </w:r>
+      <w:r>
+        <w:rPr>
+          <w:rFonts w:ascii="Consolas" w:hAnsi="Consolas" w:eastAsia="Consolas"/>
+          <w:color w:val="DCDCAA"/>
+          <w:sz w:val="16"/>
+        </w:rPr>
+        <w:t>header</w:t>
+      </w:r>
+      <w:r>
+        <w:rPr>
+          <w:rFonts w:ascii="Consolas" w:hAnsi="Consolas" w:eastAsia="Consolas"/>
+          <w:color w:val="D4D4D4"/>
+          <w:sz w:val="16"/>
+        </w:rPr>
+        <w:t>(</w:t>
+      </w:r>
+      <w:r>
+        <w:rPr>
+          <w:rFonts w:ascii="Consolas" w:hAnsi="Consolas" w:eastAsia="Consolas"/>
+          <w:color w:val="CE9178"/>
+          <w:sz w:val="16"/>
+        </w:rPr>
+        <w:t>'X-Callback-Timestamp'</w:t>
+      </w:r>
+      <w:r>
+        <w:rPr>
+          <w:rFonts w:ascii="Consolas" w:hAnsi="Consolas" w:eastAsia="Consolas"/>
+          <w:color w:val="D4D4D4"/>
+          <w:sz w:val="16"/>
+        </w:rPr>
+        <w:t>)</w:t>
+      </w:r>
+      <w:r>
+        <w:rPr>
+          <w:rFonts w:ascii="Consolas" w:hAnsi="Consolas" w:eastAsia="Consolas"/>
+          <w:color w:val="D4D4D4"/>
+          <w:sz w:val="16"/>
+        </w:rPr>
+        <w:t>;</w:t>
+      </w:r>
+      <w:r>
+        <w:rPr>
+          <w:rFonts w:ascii="Consolas" w:hAnsi="Consolas" w:eastAsia="Consolas"/>
+          <w:color w:val="D4D4D4"/>
+          <w:sz w:val="16"/>
+        </w:rPr>
         <w:br/>
       </w:r>
       <w:r>
         <w:rPr>
-          <w:rFonts w:ascii="Consolas" w:hAnsi="Consolas"/>
-          <w:color w:val="660E7A"/>
-          <w:sz w:val="16"/>
-        </w:rPr>
-        <w:t xml:space="preserve">$signature</w:t>
-      </w:r>
-      <w:r>
-        <w:rPr>
-          <w:rFonts w:ascii="Consolas" w:hAnsi="Consolas"/>
-          <w:color w:val="262626"/>
-          <w:sz w:val="16"/>
-        </w:rPr>
-        <w:t xml:space="preserve"> = (</w:t>
-      </w:r>
-      <w:r>
-        <w:rPr>
-          <w:rFonts w:ascii="Consolas" w:hAnsi="Consolas"/>
-          <w:b/>
-          <w:color w:val="000080"/>
-          <w:sz w:val="16"/>
-        </w:rPr>
-        <w:t xml:space="preserve">string</w:t>
-      </w:r>
-      <w:r>
-        <w:rPr>
-          <w:rFonts w:ascii="Consolas" w:hAnsi="Consolas"/>
-          <w:color w:val="262626"/>
-          <w:sz w:val="16"/>
-        </w:rPr>
-        <w:t xml:space="preserve">) </w:t>
-      </w:r>
-      <w:r>
-        <w:rPr>
-          <w:rFonts w:ascii="Consolas" w:hAnsi="Consolas"/>
-          <w:color w:val="660E7A"/>
-          <w:sz w:val="16"/>
-        </w:rPr>
-        <w:t xml:space="preserve">$request</w:t>
-      </w:r>
-      <w:r>
-        <w:rPr>
-          <w:rFonts w:ascii="Consolas" w:hAnsi="Consolas"/>
-          <w:color w:val="262626"/>
-          <w:sz w:val="16"/>
-        </w:rPr>
-        <w:t xml:space="preserve">-&gt;</w:t>
-      </w:r>
-      <w:r>
-        <w:rPr>
-          <w:rFonts w:ascii="Consolas" w:hAnsi="Consolas"/>
-          <w:color w:val="795E26"/>
-          <w:sz w:val="16"/>
-        </w:rPr>
-        <w:t xml:space="preserve">header</w:t>
-      </w:r>
-      <w:r>
-        <w:rPr>
-          <w:rFonts w:ascii="Consolas" w:hAnsi="Consolas"/>
-          <w:color w:val="262626"/>
-          <w:sz w:val="16"/>
-        </w:rPr>
-        <w:t xml:space="preserve">(</w:t>
-      </w:r>
-      <w:r>
-        <w:rPr>
-          <w:rFonts w:ascii="Consolas" w:hAnsi="Consolas"/>
-          <w:color w:val="00733B"/>
-          <w:sz w:val="16"/>
-        </w:rPr>
-        <w:t xml:space="preserve">'X-Callback-Signature'</w:t>
-      </w:r>
-      <w:r>
-        <w:rPr>
-          <w:rFonts w:ascii="Consolas" w:hAnsi="Consolas"/>
-          <w:color w:val="262626"/>
-          <w:sz w:val="16"/>
-        </w:rPr>
-        <w:t xml:space="preserve">);</w:t>
-      </w:r>
-      <w:r>
+          <w:rFonts w:ascii="Consolas" w:hAnsi="Consolas" w:eastAsia="Consolas"/>
+          <w:color w:val="9CDCFE"/>
+          <w:sz w:val="16"/>
+        </w:rPr>
+        <w:t>$signature</w:t>
+      </w:r>
+      <w:r>
+        <w:rPr>
+          <w:rFonts w:ascii="Consolas" w:hAnsi="Consolas" w:eastAsia="Consolas"/>
+          <w:color w:val="D4D4D4"/>
+          <w:sz w:val="16"/>
+        </w:rPr>
+        <w:t xml:space="preserve"> </w:t>
+      </w:r>
+      <w:r>
+        <w:rPr>
+          <w:rFonts w:ascii="Consolas" w:hAnsi="Consolas" w:eastAsia="Consolas"/>
+          <w:color w:val="D4D4D4"/>
+          <w:sz w:val="16"/>
+        </w:rPr>
+        <w:t>=</w:t>
+      </w:r>
+      <w:r>
+        <w:rPr>
+          <w:rFonts w:ascii="Consolas" w:hAnsi="Consolas" w:eastAsia="Consolas"/>
+          <w:color w:val="D4D4D4"/>
+          <w:sz w:val="16"/>
+        </w:rPr>
+        <w:t xml:space="preserve"> </w:t>
+      </w:r>
+      <w:r>
+        <w:rPr>
+          <w:rFonts w:ascii="Consolas" w:hAnsi="Consolas" w:eastAsia="Consolas"/>
+          <w:color w:val="D4D4D4"/>
+          <w:sz w:val="16"/>
+        </w:rPr>
+        <w:t>(</w:t>
+      </w:r>
+      <w:r>
+        <w:rPr>
+          <w:rFonts w:ascii="Consolas" w:hAnsi="Consolas" w:eastAsia="Consolas"/>
+          <w:color w:val="569CD6"/>
+          <w:sz w:val="16"/>
+        </w:rPr>
+        <w:t>string</w:t>
+      </w:r>
+      <w:r>
+        <w:rPr>
+          <w:rFonts w:ascii="Consolas" w:hAnsi="Consolas" w:eastAsia="Consolas"/>
+          <w:color w:val="D4D4D4"/>
+          <w:sz w:val="16"/>
+        </w:rPr>
+        <w:t>)</w:t>
+      </w:r>
+      <w:r>
+        <w:rPr>
+          <w:rFonts w:ascii="Consolas" w:hAnsi="Consolas" w:eastAsia="Consolas"/>
+          <w:color w:val="D4D4D4"/>
+          <w:sz w:val="16"/>
+        </w:rPr>
+        <w:t xml:space="preserve"> </w:t>
+      </w:r>
+      <w:r>
+        <w:rPr>
+          <w:rFonts w:ascii="Consolas" w:hAnsi="Consolas" w:eastAsia="Consolas"/>
+          <w:color w:val="9CDCFE"/>
+          <w:sz w:val="16"/>
+        </w:rPr>
+        <w:t>$request</w:t>
+      </w:r>
+      <w:r>
+        <w:rPr>
+          <w:rFonts w:ascii="Consolas" w:hAnsi="Consolas" w:eastAsia="Consolas"/>
+          <w:color w:val="D4D4D4"/>
+          <w:sz w:val="16"/>
+        </w:rPr>
+        <w:t>-</w:t>
+      </w:r>
+      <w:r>
+        <w:rPr>
+          <w:rFonts w:ascii="Consolas" w:hAnsi="Consolas" w:eastAsia="Consolas"/>
+          <w:color w:val="D4D4D4"/>
+          <w:sz w:val="16"/>
+        </w:rPr>
+        <w:t>&gt;</w:t>
+      </w:r>
+      <w:r>
+        <w:rPr>
+          <w:rFonts w:ascii="Consolas" w:hAnsi="Consolas" w:eastAsia="Consolas"/>
+          <w:color w:val="DCDCAA"/>
+          <w:sz w:val="16"/>
+        </w:rPr>
+        <w:t>header</w:t>
+      </w:r>
+      <w:r>
+        <w:rPr>
+          <w:rFonts w:ascii="Consolas" w:hAnsi="Consolas" w:eastAsia="Consolas"/>
+          <w:color w:val="D4D4D4"/>
+          <w:sz w:val="16"/>
+        </w:rPr>
+        <w:t>(</w:t>
+      </w:r>
+      <w:r>
+        <w:rPr>
+          <w:rFonts w:ascii="Consolas" w:hAnsi="Consolas" w:eastAsia="Consolas"/>
+          <w:color w:val="CE9178"/>
+          <w:sz w:val="16"/>
+        </w:rPr>
+        <w:t>'X-Callback-Signature'</w:t>
+      </w:r>
+      <w:r>
+        <w:rPr>
+          <w:rFonts w:ascii="Consolas" w:hAnsi="Consolas" w:eastAsia="Consolas"/>
+          <w:color w:val="D4D4D4"/>
+          <w:sz w:val="16"/>
+        </w:rPr>
+        <w:t>)</w:t>
+      </w:r>
+      <w:r>
+        <w:rPr>
+          <w:rFonts w:ascii="Consolas" w:hAnsi="Consolas" w:eastAsia="Consolas"/>
+          <w:color w:val="D4D4D4"/>
+          <w:sz w:val="16"/>
+        </w:rPr>
+        <w:t>;</w:t>
+      </w:r>
+      <w:r>
+        <w:rPr>
+          <w:rFonts w:ascii="Consolas" w:hAnsi="Consolas" w:eastAsia="Consolas"/>
+          <w:color w:val="D4D4D4"/>
+          <w:sz w:val="16"/>
+        </w:rPr>
         <w:br/>
       </w:r>
       <w:r>
         <w:rPr>
-          <w:rFonts w:ascii="Consolas" w:hAnsi="Consolas"/>
-          <w:color w:val="660E7A"/>
-          <w:sz w:val="16"/>
-        </w:rPr>
-        <w:t xml:space="preserve">$rawBody</w:t>
-      </w:r>
-      <w:r>
-        <w:rPr>
-          <w:rFonts w:ascii="Consolas" w:hAnsi="Consolas"/>
-          <w:color w:val="262626"/>
-          <w:sz w:val="16"/>
-        </w:rPr>
-        <w:t xml:space="preserve"> = </w:t>
-      </w:r>
-      <w:r>
-        <w:rPr>
-          <w:rFonts w:ascii="Consolas" w:hAnsi="Consolas"/>
-          <w:color w:val="660E7A"/>
-          <w:sz w:val="16"/>
-        </w:rPr>
-        <w:t xml:space="preserve">$request</w:t>
-      </w:r>
-      <w:r>
-        <w:rPr>
-          <w:rFonts w:ascii="Consolas" w:hAnsi="Consolas"/>
-          <w:color w:val="262626"/>
-          <w:sz w:val="16"/>
-        </w:rPr>
-        <w:t xml:space="preserve">-&gt;</w:t>
-      </w:r>
-      <w:r>
-        <w:rPr>
-          <w:rFonts w:ascii="Consolas" w:hAnsi="Consolas"/>
-          <w:color w:val="795E26"/>
-          <w:sz w:val="16"/>
-        </w:rPr>
-        <w:t xml:space="preserve">getContent</w:t>
-      </w:r>
-      <w:r>
-        <w:rPr>
-          <w:rFonts w:ascii="Consolas" w:hAnsi="Consolas"/>
-          <w:color w:val="262626"/>
-          <w:sz w:val="16"/>
-        </w:rPr>
-        <w:t xml:space="preserve">();</w:t>
-      </w:r>
-      <w:r>
+          <w:rFonts w:ascii="Consolas" w:hAnsi="Consolas" w:eastAsia="Consolas"/>
+          <w:color w:val="9CDCFE"/>
+          <w:sz w:val="16"/>
+        </w:rPr>
+        <w:t>$rawBody</w:t>
+      </w:r>
+      <w:r>
+        <w:rPr>
+          <w:rFonts w:ascii="Consolas" w:hAnsi="Consolas" w:eastAsia="Consolas"/>
+          <w:color w:val="D4D4D4"/>
+          <w:sz w:val="16"/>
+        </w:rPr>
+        <w:t xml:space="preserve"> </w:t>
+      </w:r>
+      <w:r>
+        <w:rPr>
+          <w:rFonts w:ascii="Consolas" w:hAnsi="Consolas" w:eastAsia="Consolas"/>
+          <w:color w:val="D4D4D4"/>
+          <w:sz w:val="16"/>
+        </w:rPr>
+        <w:t>=</w:t>
+      </w:r>
+      <w:r>
+        <w:rPr>
+          <w:rFonts w:ascii="Consolas" w:hAnsi="Consolas" w:eastAsia="Consolas"/>
+          <w:color w:val="D4D4D4"/>
+          <w:sz w:val="16"/>
+        </w:rPr>
+        <w:t xml:space="preserve"> </w:t>
+      </w:r>
+      <w:r>
+        <w:rPr>
+          <w:rFonts w:ascii="Consolas" w:hAnsi="Consolas" w:eastAsia="Consolas"/>
+          <w:color w:val="9CDCFE"/>
+          <w:sz w:val="16"/>
+        </w:rPr>
+        <w:t>$request</w:t>
+      </w:r>
+      <w:r>
+        <w:rPr>
+          <w:rFonts w:ascii="Consolas" w:hAnsi="Consolas" w:eastAsia="Consolas"/>
+          <w:color w:val="D4D4D4"/>
+          <w:sz w:val="16"/>
+        </w:rPr>
+        <w:t>-</w:t>
+      </w:r>
+      <w:r>
+        <w:rPr>
+          <w:rFonts w:ascii="Consolas" w:hAnsi="Consolas" w:eastAsia="Consolas"/>
+          <w:color w:val="D4D4D4"/>
+          <w:sz w:val="16"/>
+        </w:rPr>
+        <w:t>&gt;</w:t>
+      </w:r>
+      <w:r>
+        <w:rPr>
+          <w:rFonts w:ascii="Consolas" w:hAnsi="Consolas" w:eastAsia="Consolas"/>
+          <w:color w:val="DCDCAA"/>
+          <w:sz w:val="16"/>
+        </w:rPr>
+        <w:t>getContent</w:t>
+      </w:r>
+      <w:r>
+        <w:rPr>
+          <w:rFonts w:ascii="Consolas" w:hAnsi="Consolas" w:eastAsia="Consolas"/>
+          <w:color w:val="D4D4D4"/>
+          <w:sz w:val="16"/>
+        </w:rPr>
+        <w:t>(</w:t>
+      </w:r>
+      <w:r>
+        <w:rPr>
+          <w:rFonts w:ascii="Consolas" w:hAnsi="Consolas" w:eastAsia="Consolas"/>
+          <w:color w:val="D4D4D4"/>
+          <w:sz w:val="16"/>
+        </w:rPr>
+        <w:t>)</w:t>
+      </w:r>
+      <w:r>
+        <w:rPr>
+          <w:rFonts w:ascii="Consolas" w:hAnsi="Consolas" w:eastAsia="Consolas"/>
+          <w:color w:val="D4D4D4"/>
+          <w:sz w:val="16"/>
+        </w:rPr>
+        <w:t>;</w:t>
+      </w:r>
+      <w:r>
+        <w:rPr>
+          <w:rFonts w:ascii="Consolas" w:hAnsi="Consolas" w:eastAsia="Consolas"/>
+          <w:color w:val="D4D4D4"/>
+          <w:sz w:val="16"/>
+        </w:rPr>
         <w:br/>
-      </w:r>
-      <w:r>
         <w:br/>
       </w:r>
       <w:r>
         <w:rPr>
-          <w:rFonts w:ascii="Consolas" w:hAnsi="Consolas"/>
-          <w:i/>
-          <w:color w:val="808080"/>
-          <w:sz w:val="16"/>
-        </w:rPr>
-        <w:t xml:space="preserve">// Format pesan harus mengikuti kontrak provider yang dipilih.</w:t>
-      </w:r>
-      <w:r>
+          <w:rFonts w:ascii="Consolas" w:hAnsi="Consolas" w:eastAsia="Consolas"/>
+          <w:color w:val="6A9955"/>
+          <w:sz w:val="16"/>
+        </w:rPr>
+        <w:t>// Format pesan harus mengikuti kontrak provider yang dipilih.</w:t>
+      </w:r>
+      <w:r>
+        <w:rPr>
+          <w:rFonts w:ascii="Consolas" w:hAnsi="Consolas" w:eastAsia="Consolas"/>
+          <w:color w:val="D4D4D4"/>
+          <w:sz w:val="16"/>
+        </w:rPr>
         <w:br/>
       </w:r>
       <w:r>
         <w:rPr>
-          <w:rFonts w:ascii="Consolas" w:hAnsi="Consolas"/>
-          <w:color w:val="660E7A"/>
-          <w:sz w:val="16"/>
-        </w:rPr>
-        <w:t xml:space="preserve">$message</w:t>
-      </w:r>
-      <w:r>
-        <w:rPr>
-          <w:rFonts w:ascii="Consolas" w:hAnsi="Consolas"/>
-          <w:color w:val="262626"/>
-          <w:sz w:val="16"/>
-        </w:rPr>
-        <w:t xml:space="preserve"> = </w:t>
-      </w:r>
-      <w:r>
-        <w:rPr>
-          <w:rFonts w:ascii="Consolas" w:hAnsi="Consolas"/>
-          <w:color w:val="660E7A"/>
-          <w:sz w:val="16"/>
-        </w:rPr>
-        <w:t xml:space="preserve">$timestamp</w:t>
-      </w:r>
-      <w:r>
-        <w:rPr>
-          <w:rFonts w:ascii="Consolas" w:hAnsi="Consolas"/>
-          <w:color w:val="262626"/>
-          <w:sz w:val="16"/>
-        </w:rPr>
-        <w:t xml:space="preserve">.</w:t>
-      </w:r>
-      <w:r>
-        <w:rPr>
-          <w:rFonts w:ascii="Consolas" w:hAnsi="Consolas"/>
-          <w:color w:val="00733B"/>
-          <w:sz w:val="16"/>
-        </w:rPr>
-        <w:t xml:space="preserve">'.'</w:t>
-      </w:r>
-      <w:r>
-        <w:rPr>
-          <w:rFonts w:ascii="Consolas" w:hAnsi="Consolas"/>
-          <w:color w:val="262626"/>
-          <w:sz w:val="16"/>
-        </w:rPr>
-        <w:t xml:space="preserve">.</w:t>
-      </w:r>
-      <w:r>
-        <w:rPr>
-          <w:rFonts w:ascii="Consolas" w:hAnsi="Consolas"/>
-          <w:color w:val="660E7A"/>
-          <w:sz w:val="16"/>
-        </w:rPr>
-        <w:t xml:space="preserve">$rawBody</w:t>
-      </w:r>
-      <w:r>
-        <w:rPr>
-          <w:rFonts w:ascii="Consolas" w:hAnsi="Consolas"/>
-          <w:color w:val="262626"/>
-          <w:sz w:val="16"/>
-        </w:rPr>
-        <w:t xml:space="preserve">;</w:t>
-      </w:r>
-      <w:r>
+          <w:rFonts w:ascii="Consolas" w:hAnsi="Consolas" w:eastAsia="Consolas"/>
+          <w:color w:val="9CDCFE"/>
+          <w:sz w:val="16"/>
+        </w:rPr>
+        <w:t>$message</w:t>
+      </w:r>
+      <w:r>
+        <w:rPr>
+          <w:rFonts w:ascii="Consolas" w:hAnsi="Consolas" w:eastAsia="Consolas"/>
+          <w:color w:val="D4D4D4"/>
+          <w:sz w:val="16"/>
+        </w:rPr>
+        <w:t xml:space="preserve"> </w:t>
+      </w:r>
+      <w:r>
+        <w:rPr>
+          <w:rFonts w:ascii="Consolas" w:hAnsi="Consolas" w:eastAsia="Consolas"/>
+          <w:color w:val="D4D4D4"/>
+          <w:sz w:val="16"/>
+        </w:rPr>
+        <w:t>=</w:t>
+      </w:r>
+      <w:r>
+        <w:rPr>
+          <w:rFonts w:ascii="Consolas" w:hAnsi="Consolas" w:eastAsia="Consolas"/>
+          <w:color w:val="D4D4D4"/>
+          <w:sz w:val="16"/>
+        </w:rPr>
+        <w:t xml:space="preserve"> </w:t>
+      </w:r>
+      <w:r>
+        <w:rPr>
+          <w:rFonts w:ascii="Consolas" w:hAnsi="Consolas" w:eastAsia="Consolas"/>
+          <w:color w:val="9CDCFE"/>
+          <w:sz w:val="16"/>
+        </w:rPr>
+        <w:t>$timestamp</w:t>
+      </w:r>
+      <w:r>
+        <w:rPr>
+          <w:rFonts w:ascii="Consolas" w:hAnsi="Consolas" w:eastAsia="Consolas"/>
+          <w:color w:val="D4D4D4"/>
+          <w:sz w:val="16"/>
+        </w:rPr>
+        <w:t>.</w:t>
+      </w:r>
+      <w:r>
+        <w:rPr>
+          <w:rFonts w:ascii="Consolas" w:hAnsi="Consolas" w:eastAsia="Consolas"/>
+          <w:color w:val="CE9178"/>
+          <w:sz w:val="16"/>
+        </w:rPr>
+        <w:t>'.'</w:t>
+      </w:r>
+      <w:r>
+        <w:rPr>
+          <w:rFonts w:ascii="Consolas" w:hAnsi="Consolas" w:eastAsia="Consolas"/>
+          <w:color w:val="D4D4D4"/>
+          <w:sz w:val="16"/>
+        </w:rPr>
+        <w:t>.</w:t>
+      </w:r>
+      <w:r>
+        <w:rPr>
+          <w:rFonts w:ascii="Consolas" w:hAnsi="Consolas" w:eastAsia="Consolas"/>
+          <w:color w:val="9CDCFE"/>
+          <w:sz w:val="16"/>
+        </w:rPr>
+        <w:t>$rawBody</w:t>
+      </w:r>
+      <w:r>
+        <w:rPr>
+          <w:rFonts w:ascii="Consolas" w:hAnsi="Consolas" w:eastAsia="Consolas"/>
+          <w:color w:val="D4D4D4"/>
+          <w:sz w:val="16"/>
+        </w:rPr>
+        <w:t>;</w:t>
+      </w:r>
+      <w:r>
+        <w:rPr>
+          <w:rFonts w:ascii="Consolas" w:hAnsi="Consolas" w:eastAsia="Consolas"/>
+          <w:color w:val="D4D4D4"/>
+          <w:sz w:val="16"/>
+        </w:rPr>
         <w:br/>
       </w:r>
       <w:r>
         <w:rPr>
-          <w:rFonts w:ascii="Consolas" w:hAnsi="Consolas"/>
-          <w:color w:val="660E7A"/>
-          <w:sz w:val="16"/>
-        </w:rPr>
-        <w:t xml:space="preserve">$expected</w:t>
-      </w:r>
-      <w:r>
-        <w:rPr>
-          <w:rFonts w:ascii="Consolas" w:hAnsi="Consolas"/>
-          <w:color w:val="262626"/>
-          <w:sz w:val="16"/>
-        </w:rPr>
-        <w:t xml:space="preserve"> = </w:t>
-      </w:r>
-      <w:r>
-        <w:rPr>
-          <w:rFonts w:ascii="Consolas" w:hAnsi="Consolas"/>
-          <w:color w:val="795E26"/>
-          <w:sz w:val="16"/>
-        </w:rPr>
-        <w:t xml:space="preserve">hash_hmac</w:t>
-      </w:r>
-      <w:r>
-        <w:rPr>
-          <w:rFonts w:ascii="Consolas" w:hAnsi="Consolas"/>
-          <w:color w:val="262626"/>
-          <w:sz w:val="16"/>
-        </w:rPr>
-        <w:t xml:space="preserve">(</w:t>
-      </w:r>
-      <w:r>
+          <w:rFonts w:ascii="Consolas" w:hAnsi="Consolas" w:eastAsia="Consolas"/>
+          <w:color w:val="9CDCFE"/>
+          <w:sz w:val="16"/>
+        </w:rPr>
+        <w:t>$expected</w:t>
+      </w:r>
+      <w:r>
+        <w:rPr>
+          <w:rFonts w:ascii="Consolas" w:hAnsi="Consolas" w:eastAsia="Consolas"/>
+          <w:color w:val="D4D4D4"/>
+          <w:sz w:val="16"/>
+        </w:rPr>
+        <w:t xml:space="preserve"> </w:t>
+      </w:r>
+      <w:r>
+        <w:rPr>
+          <w:rFonts w:ascii="Consolas" w:hAnsi="Consolas" w:eastAsia="Consolas"/>
+          <w:color w:val="D4D4D4"/>
+          <w:sz w:val="16"/>
+        </w:rPr>
+        <w:t>=</w:t>
+      </w:r>
+      <w:r>
+        <w:rPr>
+          <w:rFonts w:ascii="Consolas" w:hAnsi="Consolas" w:eastAsia="Consolas"/>
+          <w:color w:val="D4D4D4"/>
+          <w:sz w:val="16"/>
+        </w:rPr>
+        <w:t xml:space="preserve"> </w:t>
+      </w:r>
+      <w:r>
+        <w:rPr>
+          <w:rFonts w:ascii="Consolas" w:hAnsi="Consolas" w:eastAsia="Consolas"/>
+          <w:color w:val="DCDCAA"/>
+          <w:sz w:val="16"/>
+        </w:rPr>
+        <w:t>hash_hmac</w:t>
+      </w:r>
+      <w:r>
+        <w:rPr>
+          <w:rFonts w:ascii="Consolas" w:hAnsi="Consolas" w:eastAsia="Consolas"/>
+          <w:color w:val="D4D4D4"/>
+          <w:sz w:val="16"/>
+        </w:rPr>
+        <w:t>(</w:t>
+      </w:r>
+      <w:r>
+        <w:rPr>
+          <w:rFonts w:ascii="Consolas" w:hAnsi="Consolas" w:eastAsia="Consolas"/>
+          <w:color w:val="D4D4D4"/>
+          <w:sz w:val="16"/>
+        </w:rPr>
         <w:br/>
-      </w:r>
-      <w:r>
-        <w:rPr>
-          <w:rFonts w:ascii="Consolas" w:hAnsi="Consolas"/>
-          <w:color w:val="262626"/>
-          <w:sz w:val="16"/>
-        </w:rPr>
         <w:t xml:space="preserve">    </w:t>
       </w:r>
       <w:r>
         <w:rPr>
-          <w:rFonts w:ascii="Consolas" w:hAnsi="Consolas"/>
-          <w:color w:val="00733B"/>
-          <w:sz w:val="16"/>
-        </w:rPr>
-        <w:t xml:space="preserve">'sha256'</w:t>
-      </w:r>
-      <w:r>
-        <w:rPr>
-          <w:rFonts w:ascii="Consolas" w:hAnsi="Consolas"/>
-          <w:color w:val="262626"/>
-          <w:sz w:val="16"/>
-        </w:rPr>
-        <w:t xml:space="preserve">,</w:t>
-      </w:r>
-      <w:r>
+          <w:rFonts w:ascii="Consolas" w:hAnsi="Consolas" w:eastAsia="Consolas"/>
+          <w:color w:val="CE9178"/>
+          <w:sz w:val="16"/>
+        </w:rPr>
+        <w:t>'sha256'</w:t>
+      </w:r>
+      <w:r>
+        <w:rPr>
+          <w:rFonts w:ascii="Consolas" w:hAnsi="Consolas" w:eastAsia="Consolas"/>
+          <w:color w:val="D4D4D4"/>
+          <w:sz w:val="16"/>
+        </w:rPr>
+        <w:t>,</w:t>
+      </w:r>
+      <w:r>
+        <w:rPr>
+          <w:rFonts w:ascii="Consolas" w:hAnsi="Consolas" w:eastAsia="Consolas"/>
+          <w:color w:val="D4D4D4"/>
+          <w:sz w:val="16"/>
+        </w:rPr>
         <w:br/>
-      </w:r>
-      <w:r>
-        <w:rPr>
-          <w:rFonts w:ascii="Consolas" w:hAnsi="Consolas"/>
-          <w:color w:val="262626"/>
-          <w:sz w:val="16"/>
-        </w:rPr>
         <w:t xml:space="preserve">    </w:t>
       </w:r>
       <w:r>
         <w:rPr>
-          <w:rFonts w:ascii="Consolas" w:hAnsi="Consolas"/>
-          <w:color w:val="660E7A"/>
-          <w:sz w:val="16"/>
-        </w:rPr>
-        <w:t xml:space="preserve">$message</w:t>
-      </w:r>
-      <w:r>
-        <w:rPr>
-          <w:rFonts w:ascii="Consolas" w:hAnsi="Consolas"/>
-          <w:color w:val="262626"/>
-          <w:sz w:val="16"/>
-        </w:rPr>
-        <w:t xml:space="preserve">,</w:t>
-      </w:r>
-      <w:r>
+          <w:rFonts w:ascii="Consolas" w:hAnsi="Consolas" w:eastAsia="Consolas"/>
+          <w:color w:val="9CDCFE"/>
+          <w:sz w:val="16"/>
+        </w:rPr>
+        <w:t>$message</w:t>
+      </w:r>
+      <w:r>
+        <w:rPr>
+          <w:rFonts w:ascii="Consolas" w:hAnsi="Consolas" w:eastAsia="Consolas"/>
+          <w:color w:val="D4D4D4"/>
+          <w:sz w:val="16"/>
+        </w:rPr>
+        <w:t>,</w:t>
+      </w:r>
+      <w:r>
+        <w:rPr>
+          <w:rFonts w:ascii="Consolas" w:hAnsi="Consolas" w:eastAsia="Consolas"/>
+          <w:color w:val="D4D4D4"/>
+          <w:sz w:val="16"/>
+        </w:rPr>
         <w:br/>
-      </w:r>
-      <w:r>
-        <w:rPr>
-          <w:rFonts w:ascii="Consolas" w:hAnsi="Consolas"/>
-          <w:color w:val="262626"/>
-          <w:sz w:val="16"/>
-        </w:rPr>
         <w:t xml:space="preserve">    </w:t>
       </w:r>
       <w:r>
         <w:rPr>
-          <w:rFonts w:ascii="Consolas" w:hAnsi="Consolas"/>
-          <w:color w:val="795E26"/>
-          <w:sz w:val="16"/>
-        </w:rPr>
-        <w:t xml:space="preserve">config</w:t>
-      </w:r>
-      <w:r>
-        <w:rPr>
-          <w:rFonts w:ascii="Consolas" w:hAnsi="Consolas"/>
-          <w:color w:val="262626"/>
-          <w:sz w:val="16"/>
-        </w:rPr>
-        <w:t xml:space="preserve">(</w:t>
-      </w:r>
-      <w:r>
-        <w:rPr>
-          <w:rFonts w:ascii="Consolas" w:hAnsi="Consolas"/>
-          <w:color w:val="00733B"/>
-          <w:sz w:val="16"/>
-        </w:rPr>
-        <w:t xml:space="preserve">'services.qris.webhook_secret'</w:t>
-      </w:r>
-      <w:r>
-        <w:rPr>
-          <w:rFonts w:ascii="Consolas" w:hAnsi="Consolas"/>
-          <w:color w:val="262626"/>
-          <w:sz w:val="16"/>
-        </w:rPr>
-        <w:t xml:space="preserve">),</w:t>
-      </w:r>
-      <w:r>
+          <w:rFonts w:ascii="Consolas" w:hAnsi="Consolas" w:eastAsia="Consolas"/>
+          <w:color w:val="DCDCAA"/>
+          <w:sz w:val="16"/>
+        </w:rPr>
+        <w:t>config</w:t>
+      </w:r>
+      <w:r>
+        <w:rPr>
+          <w:rFonts w:ascii="Consolas" w:hAnsi="Consolas" w:eastAsia="Consolas"/>
+          <w:color w:val="D4D4D4"/>
+          <w:sz w:val="16"/>
+        </w:rPr>
+        <w:t>(</w:t>
+      </w:r>
+      <w:r>
+        <w:rPr>
+          <w:rFonts w:ascii="Consolas" w:hAnsi="Consolas" w:eastAsia="Consolas"/>
+          <w:color w:val="CE9178"/>
+          <w:sz w:val="16"/>
+        </w:rPr>
+        <w:t>'services.qris.webhook_secret'</w:t>
+      </w:r>
+      <w:r>
+        <w:rPr>
+          <w:rFonts w:ascii="Consolas" w:hAnsi="Consolas" w:eastAsia="Consolas"/>
+          <w:color w:val="D4D4D4"/>
+          <w:sz w:val="16"/>
+        </w:rPr>
+        <w:t>)</w:t>
+      </w:r>
+      <w:r>
+        <w:rPr>
+          <w:rFonts w:ascii="Consolas" w:hAnsi="Consolas" w:eastAsia="Consolas"/>
+          <w:color w:val="D4D4D4"/>
+          <w:sz w:val="16"/>
+        </w:rPr>
+        <w:t>,</w:t>
+      </w:r>
+      <w:r>
+        <w:rPr>
+          <w:rFonts w:ascii="Consolas" w:hAnsi="Consolas" w:eastAsia="Consolas"/>
+          <w:color w:val="D4D4D4"/>
+          <w:sz w:val="16"/>
+        </w:rPr>
         <w:br/>
       </w:r>
       <w:r>
         <w:rPr>
-          <w:rFonts w:ascii="Consolas" w:hAnsi="Consolas"/>
-          <w:color w:val="262626"/>
-          <w:sz w:val="16"/>
-        </w:rPr>
-        <w:t xml:space="preserve">);</w:t>
-      </w:r>
-      <w:r>
+          <w:rFonts w:ascii="Consolas" w:hAnsi="Consolas" w:eastAsia="Consolas"/>
+          <w:color w:val="D4D4D4"/>
+          <w:sz w:val="16"/>
+        </w:rPr>
+        <w:t>)</w:t>
+      </w:r>
+      <w:r>
+        <w:rPr>
+          <w:rFonts w:ascii="Consolas" w:hAnsi="Consolas" w:eastAsia="Consolas"/>
+          <w:color w:val="D4D4D4"/>
+          <w:sz w:val="16"/>
+        </w:rPr>
+        <w:t>;</w:t>
+      </w:r>
+      <w:r>
+        <w:rPr>
+          <w:rFonts w:ascii="Consolas" w:hAnsi="Consolas" w:eastAsia="Consolas"/>
+          <w:color w:val="D4D4D4"/>
+          <w:sz w:val="16"/>
+        </w:rPr>
         <w:br/>
-      </w:r>
-      <w:r>
         <w:br/>
       </w:r>
       <w:r>
         <w:rPr>
-          <w:rFonts w:ascii="Consolas" w:hAnsi="Consolas"/>
-          <w:color w:val="795E26"/>
-          <w:sz w:val="16"/>
-        </w:rPr>
-        <w:t xml:space="preserve">abort_unless</w:t>
-      </w:r>
-      <w:r>
-        <w:rPr>
-          <w:rFonts w:ascii="Consolas" w:hAnsi="Consolas"/>
-          <w:color w:val="262626"/>
-          <w:sz w:val="16"/>
-        </w:rPr>
-        <w:t xml:space="preserve">(</w:t>
-      </w:r>
-      <w:r>
+          <w:rFonts w:ascii="Consolas" w:hAnsi="Consolas" w:eastAsia="Consolas"/>
+          <w:color w:val="DCDCAA"/>
+          <w:sz w:val="16"/>
+        </w:rPr>
+        <w:t>abort_unless</w:t>
+      </w:r>
+      <w:r>
+        <w:rPr>
+          <w:rFonts w:ascii="Consolas" w:hAnsi="Consolas" w:eastAsia="Consolas"/>
+          <w:color w:val="D4D4D4"/>
+          <w:sz w:val="16"/>
+        </w:rPr>
+        <w:t>(</w:t>
+      </w:r>
+      <w:r>
+        <w:rPr>
+          <w:rFonts w:ascii="Consolas" w:hAnsi="Consolas" w:eastAsia="Consolas"/>
+          <w:color w:val="D4D4D4"/>
+          <w:sz w:val="16"/>
+        </w:rPr>
         <w:br/>
-      </w:r>
-      <w:r>
-        <w:rPr>
-          <w:rFonts w:ascii="Consolas" w:hAnsi="Consolas"/>
-          <w:color w:val="262626"/>
-          <w:sz w:val="16"/>
-        </w:rPr>
         <w:t xml:space="preserve">    </w:t>
       </w:r>
       <w:r>
         <w:rPr>
-          <w:rFonts w:ascii="Consolas" w:hAnsi="Consolas"/>
-          <w:color w:val="795E26"/>
-          <w:sz w:val="16"/>
-        </w:rPr>
-        <w:t xml:space="preserve">hash_equals</w:t>
-      </w:r>
-      <w:r>
-        <w:rPr>
-          <w:rFonts w:ascii="Consolas" w:hAnsi="Consolas"/>
-          <w:color w:val="262626"/>
-          <w:sz w:val="16"/>
-        </w:rPr>
-        <w:t xml:space="preserve">(</w:t>
-      </w:r>
-      <w:r>
-        <w:rPr>
-          <w:rFonts w:ascii="Consolas" w:hAnsi="Consolas"/>
-          <w:color w:val="660E7A"/>
-          <w:sz w:val="16"/>
-        </w:rPr>
-        <w:t xml:space="preserve">$expected</w:t>
-      </w:r>
-      <w:r>
-        <w:rPr>
-          <w:rFonts w:ascii="Consolas" w:hAnsi="Consolas"/>
-          <w:color w:val="262626"/>
-          <w:sz w:val="16"/>
-        </w:rPr>
-        <w:t xml:space="preserve">, </w:t>
-      </w:r>
-      <w:r>
-        <w:rPr>
-          <w:rFonts w:ascii="Consolas" w:hAnsi="Consolas"/>
-          <w:color w:val="660E7A"/>
-          <w:sz w:val="16"/>
-        </w:rPr>
-        <w:t xml:space="preserve">$signature</w:t>
-      </w:r>
-      <w:r>
-        <w:rPr>
-          <w:rFonts w:ascii="Consolas" w:hAnsi="Consolas"/>
-          <w:color w:val="262626"/>
-          <w:sz w:val="16"/>
-        </w:rPr>
-        <w:t xml:space="preserve">),</w:t>
-      </w:r>
-      <w:r>
+          <w:rFonts w:ascii="Consolas" w:hAnsi="Consolas" w:eastAsia="Consolas"/>
+          <w:color w:val="DCDCAA"/>
+          <w:sz w:val="16"/>
+        </w:rPr>
+        <w:t>hash_equals</w:t>
+      </w:r>
+      <w:r>
+        <w:rPr>
+          <w:rFonts w:ascii="Consolas" w:hAnsi="Consolas" w:eastAsia="Consolas"/>
+          <w:color w:val="D4D4D4"/>
+          <w:sz w:val="16"/>
+        </w:rPr>
+        <w:t>(</w:t>
+      </w:r>
+      <w:r>
+        <w:rPr>
+          <w:rFonts w:ascii="Consolas" w:hAnsi="Consolas" w:eastAsia="Consolas"/>
+          <w:color w:val="9CDCFE"/>
+          <w:sz w:val="16"/>
+        </w:rPr>
+        <w:t>$expected</w:t>
+      </w:r>
+      <w:r>
+        <w:rPr>
+          <w:rFonts w:ascii="Consolas" w:hAnsi="Consolas" w:eastAsia="Consolas"/>
+          <w:color w:val="D4D4D4"/>
+          <w:sz w:val="16"/>
+        </w:rPr>
+        <w:t>,</w:t>
+      </w:r>
+      <w:r>
+        <w:rPr>
+          <w:rFonts w:ascii="Consolas" w:hAnsi="Consolas" w:eastAsia="Consolas"/>
+          <w:color w:val="D4D4D4"/>
+          <w:sz w:val="16"/>
+        </w:rPr>
+        <w:t xml:space="preserve"> </w:t>
+      </w:r>
+      <w:r>
+        <w:rPr>
+          <w:rFonts w:ascii="Consolas" w:hAnsi="Consolas" w:eastAsia="Consolas"/>
+          <w:color w:val="9CDCFE"/>
+          <w:sz w:val="16"/>
+        </w:rPr>
+        <w:t>$signature</w:t>
+      </w:r>
+      <w:r>
+        <w:rPr>
+          <w:rFonts w:ascii="Consolas" w:hAnsi="Consolas" w:eastAsia="Consolas"/>
+          <w:color w:val="D4D4D4"/>
+          <w:sz w:val="16"/>
+        </w:rPr>
+        <w:t>)</w:t>
+      </w:r>
+      <w:r>
+        <w:rPr>
+          <w:rFonts w:ascii="Consolas" w:hAnsi="Consolas" w:eastAsia="Consolas"/>
+          <w:color w:val="D4D4D4"/>
+          <w:sz w:val="16"/>
+        </w:rPr>
+        <w:t>,</w:t>
+      </w:r>
+      <w:r>
+        <w:rPr>
+          <w:rFonts w:ascii="Consolas" w:hAnsi="Consolas" w:eastAsia="Consolas"/>
+          <w:color w:val="D4D4D4"/>
+          <w:sz w:val="16"/>
+        </w:rPr>
         <w:br/>
-      </w:r>
-      <w:r>
-        <w:rPr>
-          <w:rFonts w:ascii="Consolas" w:hAnsi="Consolas"/>
-          <w:color w:val="262626"/>
-          <w:sz w:val="16"/>
-        </w:rPr>
         <w:t xml:space="preserve">    </w:t>
       </w:r>
       <w:r>
         <w:rPr>
-          <w:rFonts w:ascii="Consolas" w:hAnsi="Consolas"/>
-          <w:color w:val="0073E6"/>
-          <w:sz w:val="16"/>
-        </w:rPr>
-        <w:t xml:space="preserve">401</w:t>
-      </w:r>
-      <w:r>
-        <w:rPr>
-          <w:rFonts w:ascii="Consolas" w:hAnsi="Consolas"/>
-          <w:color w:val="262626"/>
-          <w:sz w:val="16"/>
-        </w:rPr>
-        <w:t xml:space="preserve">,</w:t>
-      </w:r>
-      <w:r>
+          <w:rFonts w:ascii="Consolas" w:hAnsi="Consolas" w:eastAsia="Consolas"/>
+          <w:color w:val="D4D4D4"/>
+          <w:sz w:val="16"/>
+        </w:rPr>
+        <w:t>401</w:t>
+      </w:r>
+      <w:r>
+        <w:rPr>
+          <w:rFonts w:ascii="Consolas" w:hAnsi="Consolas" w:eastAsia="Consolas"/>
+          <w:color w:val="D4D4D4"/>
+          <w:sz w:val="16"/>
+        </w:rPr>
+        <w:t>,</w:t>
+      </w:r>
+      <w:r>
+        <w:rPr>
+          <w:rFonts w:ascii="Consolas" w:hAnsi="Consolas" w:eastAsia="Consolas"/>
+          <w:color w:val="D4D4D4"/>
+          <w:sz w:val="16"/>
+        </w:rPr>
         <w:br/>
-      </w:r>
-      <w:r>
-        <w:rPr>
-          <w:rFonts w:ascii="Consolas" w:hAnsi="Consolas"/>
-          <w:color w:val="262626"/>
-          <w:sz w:val="16"/>
-        </w:rPr>
         <w:t xml:space="preserve">    </w:t>
       </w:r>
       <w:r>
         <w:rPr>
-          <w:rFonts w:ascii="Consolas" w:hAnsi="Consolas"/>
-          <w:color w:val="00733B"/>
-          <w:sz w:val="16"/>
-        </w:rPr>
-        <w:t xml:space="preserve">'Invalid webhook signature.'</w:t>
-      </w:r>
-      <w:r>
-        <w:rPr>
-          <w:rFonts w:ascii="Consolas" w:hAnsi="Consolas"/>
-          <w:color w:val="262626"/>
-          <w:sz w:val="16"/>
-        </w:rPr>
-        <w:t xml:space="preserve">,</w:t>
-      </w:r>
-      <w:r>
+          <w:rFonts w:ascii="Consolas" w:hAnsi="Consolas" w:eastAsia="Consolas"/>
+          <w:color w:val="CE9178"/>
+          <w:sz w:val="16"/>
+        </w:rPr>
+        <w:t>'Invalid webhook signature.'</w:t>
+      </w:r>
+      <w:r>
+        <w:rPr>
+          <w:rFonts w:ascii="Consolas" w:hAnsi="Consolas" w:eastAsia="Consolas"/>
+          <w:color w:val="D4D4D4"/>
+          <w:sz w:val="16"/>
+        </w:rPr>
+        <w:t>,</w:t>
+      </w:r>
+      <w:r>
+        <w:rPr>
+          <w:rFonts w:ascii="Consolas" w:hAnsi="Consolas" w:eastAsia="Consolas"/>
+          <w:color w:val="D4D4D4"/>
+          <w:sz w:val="16"/>
+        </w:rPr>
         <w:br/>
       </w:r>
       <w:r>
         <w:rPr>
-          <w:rFonts w:ascii="Consolas" w:hAnsi="Consolas"/>
-          <w:color w:val="262626"/>
-          <w:sz w:val="16"/>
-        </w:rPr>
-        <w:t xml:space="preserve">);</w:t>
+          <w:rFonts w:ascii="Consolas" w:hAnsi="Consolas" w:eastAsia="Consolas"/>
+          <w:color w:val="D4D4D4"/>
+          <w:sz w:val="16"/>
+        </w:rPr>
+        <w:t>)</w:t>
+      </w:r>
+      <w:r>
+        <w:rPr>
+          <w:rFonts w:ascii="Consolas" w:hAnsi="Consolas" w:eastAsia="Consolas"/>
+          <w:color w:val="D4D4D4"/>
+          <w:sz w:val="16"/>
+        </w:rPr>
+        <w:t>;</w:t>
       </w:r>
     </w:p>
     <w:p>
       <w:pPr>
         <w:pStyle w:val="CodeHeader"/>
+        <w:shd w:fill="2D2D30"/>
         <w:keepNext/>
         <w:pBdr>
-          <w:left w:val="single" w:sz="12" w:space="8" w:color="B8DDE0"/>
+          <w:left w:val="single" w:sz="4" w:space="8" w:color="2D2D30"/>
         </w:pBdr>
-        <w:shd w:val="clear" w:color="auto" w:fill="E4EAED"/>
       </w:pPr>
       <w:r>
-        <w:rPr>
-          <w:rFonts w:ascii="Consolas" w:hAnsi="Consolas"/>
-          <w:b/>
-          <w:color w:val="262626"/>
-          <w:sz w:val="16"/>
-        </w:rPr>
-        <w:t xml:space="preserve">LANDASAN TEKNIS — app/Payments/SettlePayment.php   •   PHP</w:t>
+        <w:t>LANDASAN TEKNIS — app/Modules/Payments/Services/SettlePayment.php   •   PHP</w:t>
       </w:r>
     </w:p>
     <w:p>
       <w:pPr>
         <w:pStyle w:val="CodeBlock"/>
+        <w:shd w:fill="1E1E1E"/>
         <w:keepLines/>
         <w:pBdr>
-          <w:left w:val="single" w:sz="12" w:space="8" w:color="B8DDE0"/>
+          <w:left w:val="single" w:sz="4" w:space="8" w:color="1E1E1E"/>
         </w:pBdr>
-        <w:shd w:val="clear" w:color="auto" w:fill="F2F3F7"/>
       </w:pPr>
       <w:r>
         <w:rPr>
-          <w:rFonts w:ascii="Consolas" w:hAnsi="Consolas"/>
-          <w:b/>
-          <w:color w:val="000080"/>
-          <w:sz w:val="16"/>
-        </w:rPr>
-        <w:t xml:space="preserve">return</w:t>
-      </w:r>
-      <w:r>
-        <w:rPr>
-          <w:rFonts w:ascii="Consolas" w:hAnsi="Consolas"/>
-          <w:color w:val="262626"/>
+          <w:rFonts w:ascii="Consolas" w:hAnsi="Consolas" w:eastAsia="Consolas"/>
+          <w:color w:val="569CD6"/>
+          <w:sz w:val="16"/>
+        </w:rPr>
+        <w:t>return</w:t>
+      </w:r>
+      <w:r>
+        <w:rPr>
+          <w:rFonts w:ascii="Consolas" w:hAnsi="Consolas" w:eastAsia="Consolas"/>
+          <w:color w:val="D4D4D4"/>
           <w:sz w:val="16"/>
         </w:rPr>
         <w:t xml:space="preserve"> </w:t>
       </w:r>
       <w:r>
         <w:rPr>
-          <w:rFonts w:ascii="Consolas" w:hAnsi="Consolas"/>
-          <w:color w:val="267F99"/>
-          <w:sz w:val="16"/>
-        </w:rPr>
-        <w:t xml:space="preserve">DB</w:t>
-      </w:r>
-      <w:r>
-        <w:rPr>
-          <w:rFonts w:ascii="Consolas" w:hAnsi="Consolas"/>
-          <w:color w:val="262626"/>
-          <w:sz w:val="16"/>
-        </w:rPr>
-        <w:t xml:space="preserve">::</w:t>
-      </w:r>
-      <w:r>
-        <w:rPr>
-          <w:rFonts w:ascii="Consolas" w:hAnsi="Consolas"/>
-          <w:color w:val="795E26"/>
-          <w:sz w:val="16"/>
-        </w:rPr>
-        <w:t xml:space="preserve">transaction</w:t>
-      </w:r>
-      <w:r>
-        <w:rPr>
-          <w:rFonts w:ascii="Consolas" w:hAnsi="Consolas"/>
-          <w:color w:val="262626"/>
-          <w:sz w:val="16"/>
-        </w:rPr>
-        <w:t xml:space="preserve">(</w:t>
-      </w:r>
-      <w:r>
-        <w:rPr>
-          <w:rFonts w:ascii="Consolas" w:hAnsi="Consolas"/>
-          <w:b/>
-          <w:color w:val="000080"/>
-          <w:sz w:val="16"/>
-        </w:rPr>
-        <w:t xml:space="preserve">function</w:t>
-      </w:r>
-      <w:r>
-        <w:rPr>
-          <w:rFonts w:ascii="Consolas" w:hAnsi="Consolas"/>
-          <w:color w:val="262626"/>
-          <w:sz w:val="16"/>
-        </w:rPr>
-        <w:t xml:space="preserve"> () </w:t>
-      </w:r>
-      <w:r>
-        <w:rPr>
-          <w:rFonts w:ascii="Consolas" w:hAnsi="Consolas"/>
-          <w:b/>
-          <w:color w:val="000080"/>
-          <w:sz w:val="16"/>
-        </w:rPr>
-        <w:t xml:space="preserve">use</w:t>
-      </w:r>
-      <w:r>
-        <w:rPr>
-          <w:rFonts w:ascii="Consolas" w:hAnsi="Consolas"/>
-          <w:color w:val="262626"/>
-          <w:sz w:val="16"/>
-        </w:rPr>
-        <w:t xml:space="preserve"> (</w:t>
-      </w:r>
-      <w:r>
-        <w:rPr>
-          <w:rFonts w:ascii="Consolas" w:hAnsi="Consolas"/>
-          <w:color w:val="660E7A"/>
-          <w:sz w:val="16"/>
-        </w:rPr>
-        <w:t xml:space="preserve">$payload</w:t>
-      </w:r>
-      <w:r>
-        <w:rPr>
-          <w:rFonts w:ascii="Consolas" w:hAnsi="Consolas"/>
-          <w:color w:val="262626"/>
-          <w:sz w:val="16"/>
-        </w:rPr>
-        <w:t xml:space="preserve">): </w:t>
-      </w:r>
-      <w:r>
-        <w:rPr>
-          <w:rFonts w:ascii="Consolas" w:hAnsi="Consolas"/>
-          <w:color w:val="267F99"/>
-          <w:sz w:val="16"/>
-        </w:rPr>
-        <w:t xml:space="preserve">PaymentEvent</w:t>
-      </w:r>
-      <w:r>
-        <w:rPr>
-          <w:rFonts w:ascii="Consolas" w:hAnsi="Consolas"/>
-          <w:color w:val="262626"/>
-          <w:sz w:val="16"/>
-        </w:rPr>
-        <w:t xml:space="preserve"> {</w:t>
-      </w:r>
-      <w:r>
+          <w:rFonts w:ascii="Consolas" w:hAnsi="Consolas" w:eastAsia="Consolas"/>
+          <w:color w:val="4EC9B0"/>
+          <w:sz w:val="16"/>
+        </w:rPr>
+        <w:t>DB</w:t>
+      </w:r>
+      <w:r>
+        <w:rPr>
+          <w:rFonts w:ascii="Consolas" w:hAnsi="Consolas" w:eastAsia="Consolas"/>
+          <w:color w:val="D4D4D4"/>
+          <w:sz w:val="16"/>
+        </w:rPr>
+        <w:t>:</w:t>
+      </w:r>
+      <w:r>
+        <w:rPr>
+          <w:rFonts w:ascii="Consolas" w:hAnsi="Consolas" w:eastAsia="Consolas"/>
+          <w:color w:val="D4D4D4"/>
+          <w:sz w:val="16"/>
+        </w:rPr>
+        <w:t>:</w:t>
+      </w:r>
+      <w:r>
+        <w:rPr>
+          <w:rFonts w:ascii="Consolas" w:hAnsi="Consolas" w:eastAsia="Consolas"/>
+          <w:color w:val="DCDCAA"/>
+          <w:sz w:val="16"/>
+        </w:rPr>
+        <w:t>transaction</w:t>
+      </w:r>
+      <w:r>
+        <w:rPr>
+          <w:rFonts w:ascii="Consolas" w:hAnsi="Consolas" w:eastAsia="Consolas"/>
+          <w:color w:val="D4D4D4"/>
+          <w:sz w:val="16"/>
+        </w:rPr>
+        <w:t>(</w:t>
+      </w:r>
+      <w:r>
+        <w:rPr>
+          <w:rFonts w:ascii="Consolas" w:hAnsi="Consolas" w:eastAsia="Consolas"/>
+          <w:color w:val="569CD6"/>
+          <w:sz w:val="16"/>
+        </w:rPr>
+        <w:t>function</w:t>
+      </w:r>
+      <w:r>
+        <w:rPr>
+          <w:rFonts w:ascii="Consolas" w:hAnsi="Consolas" w:eastAsia="Consolas"/>
+          <w:color w:val="D4D4D4"/>
+          <w:sz w:val="16"/>
+        </w:rPr>
+        <w:t xml:space="preserve"> </w:t>
+      </w:r>
+      <w:r>
+        <w:rPr>
+          <w:rFonts w:ascii="Consolas" w:hAnsi="Consolas" w:eastAsia="Consolas"/>
+          <w:color w:val="D4D4D4"/>
+          <w:sz w:val="16"/>
+        </w:rPr>
+        <w:t>(</w:t>
+      </w:r>
+      <w:r>
+        <w:rPr>
+          <w:rFonts w:ascii="Consolas" w:hAnsi="Consolas" w:eastAsia="Consolas"/>
+          <w:color w:val="D4D4D4"/>
+          <w:sz w:val="16"/>
+        </w:rPr>
+        <w:t>)</w:t>
+      </w:r>
+      <w:r>
+        <w:rPr>
+          <w:rFonts w:ascii="Consolas" w:hAnsi="Consolas" w:eastAsia="Consolas"/>
+          <w:color w:val="D4D4D4"/>
+          <w:sz w:val="16"/>
+        </w:rPr>
+        <w:t xml:space="preserve"> </w:t>
+      </w:r>
+      <w:r>
+        <w:rPr>
+          <w:rFonts w:ascii="Consolas" w:hAnsi="Consolas" w:eastAsia="Consolas"/>
+          <w:color w:val="569CD6"/>
+          <w:sz w:val="16"/>
+        </w:rPr>
+        <w:t>use</w:t>
+      </w:r>
+      <w:r>
+        <w:rPr>
+          <w:rFonts w:ascii="Consolas" w:hAnsi="Consolas" w:eastAsia="Consolas"/>
+          <w:color w:val="D4D4D4"/>
+          <w:sz w:val="16"/>
+        </w:rPr>
+        <w:t xml:space="preserve"> </w:t>
+      </w:r>
+      <w:r>
+        <w:rPr>
+          <w:rFonts w:ascii="Consolas" w:hAnsi="Consolas" w:eastAsia="Consolas"/>
+          <w:color w:val="D4D4D4"/>
+          <w:sz w:val="16"/>
+        </w:rPr>
+        <w:t>(</w:t>
+      </w:r>
+      <w:r>
+        <w:rPr>
+          <w:rFonts w:ascii="Consolas" w:hAnsi="Consolas" w:eastAsia="Consolas"/>
+          <w:color w:val="9CDCFE"/>
+          <w:sz w:val="16"/>
+        </w:rPr>
+        <w:t>$payload</w:t>
+      </w:r>
+      <w:r>
+        <w:rPr>
+          <w:rFonts w:ascii="Consolas" w:hAnsi="Consolas" w:eastAsia="Consolas"/>
+          <w:color w:val="D4D4D4"/>
+          <w:sz w:val="16"/>
+        </w:rPr>
+        <w:t>)</w:t>
+      </w:r>
+      <w:r>
+        <w:rPr>
+          <w:rFonts w:ascii="Consolas" w:hAnsi="Consolas" w:eastAsia="Consolas"/>
+          <w:color w:val="D4D4D4"/>
+          <w:sz w:val="16"/>
+        </w:rPr>
+        <w:t>:</w:t>
+      </w:r>
+      <w:r>
+        <w:rPr>
+          <w:rFonts w:ascii="Consolas" w:hAnsi="Consolas" w:eastAsia="Consolas"/>
+          <w:color w:val="D4D4D4"/>
+          <w:sz w:val="16"/>
+        </w:rPr>
+        <w:t xml:space="preserve"> </w:t>
+      </w:r>
+      <w:r>
+        <w:rPr>
+          <w:rFonts w:ascii="Consolas" w:hAnsi="Consolas" w:eastAsia="Consolas"/>
+          <w:color w:val="4EC9B0"/>
+          <w:sz w:val="16"/>
+        </w:rPr>
+        <w:t>PaymentEvent</w:t>
+      </w:r>
+      <w:r>
+        <w:rPr>
+          <w:rFonts w:ascii="Consolas" w:hAnsi="Consolas" w:eastAsia="Consolas"/>
+          <w:color w:val="D4D4D4"/>
+          <w:sz w:val="16"/>
+        </w:rPr>
+        <w:t xml:space="preserve"> </w:t>
+      </w:r>
+      <w:r>
+        <w:rPr>
+          <w:rFonts w:ascii="Consolas" w:hAnsi="Consolas" w:eastAsia="Consolas"/>
+          <w:color w:val="D4D4D4"/>
+          <w:sz w:val="16"/>
+        </w:rPr>
+        <w:t>{</w:t>
+      </w:r>
+      <w:r>
+        <w:rPr>
+          <w:rFonts w:ascii="Consolas" w:hAnsi="Consolas" w:eastAsia="Consolas"/>
+          <w:color w:val="D4D4D4"/>
+          <w:sz w:val="16"/>
+        </w:rPr>
         <w:br/>
-      </w:r>
-      <w:r>
-        <w:rPr>
-          <w:rFonts w:ascii="Consolas" w:hAnsi="Consolas"/>
-          <w:color w:val="262626"/>
-          <w:sz w:val="16"/>
-        </w:rPr>
         <w:t xml:space="preserve">    </w:t>
       </w:r>
       <w:r>
         <w:rPr>
-          <w:rFonts w:ascii="Consolas" w:hAnsi="Consolas"/>
-          <w:color w:val="660E7A"/>
-          <w:sz w:val="16"/>
-        </w:rPr>
-        <w:t xml:space="preserve">$event</w:t>
-      </w:r>
-      <w:r>
-        <w:rPr>
-          <w:rFonts w:ascii="Consolas" w:hAnsi="Consolas"/>
-          <w:color w:val="262626"/>
-          <w:sz w:val="16"/>
-        </w:rPr>
-        <w:t xml:space="preserve"> = </w:t>
-      </w:r>
-      <w:r>
-        <w:rPr>
-          <w:rFonts w:ascii="Consolas" w:hAnsi="Consolas"/>
-          <w:color w:val="267F99"/>
-          <w:sz w:val="16"/>
-        </w:rPr>
-        <w:t xml:space="preserve">PaymentEvent</w:t>
-      </w:r>
-      <w:r>
-        <w:rPr>
-          <w:rFonts w:ascii="Consolas" w:hAnsi="Consolas"/>
-          <w:color w:val="262626"/>
-          <w:sz w:val="16"/>
-        </w:rPr>
-        <w:t xml:space="preserve">::</w:t>
-      </w:r>
-      <w:r>
-        <w:rPr>
-          <w:rFonts w:ascii="Consolas" w:hAnsi="Consolas"/>
-          <w:color w:val="795E26"/>
-          <w:sz w:val="16"/>
-        </w:rPr>
-        <w:t xml:space="preserve">query</w:t>
-      </w:r>
-      <w:r>
-        <w:rPr>
-          <w:rFonts w:ascii="Consolas" w:hAnsi="Consolas"/>
-          <w:color w:val="262626"/>
-          <w:sz w:val="16"/>
-        </w:rPr>
-        <w:t xml:space="preserve">()-&gt;</w:t>
-      </w:r>
-      <w:r>
-        <w:rPr>
-          <w:rFonts w:ascii="Consolas" w:hAnsi="Consolas"/>
-          <w:color w:val="795E26"/>
-          <w:sz w:val="16"/>
-        </w:rPr>
-        <w:t xml:space="preserve">firstOrCreate</w:t>
-      </w:r>
-      <w:r>
-        <w:rPr>
-          <w:rFonts w:ascii="Consolas" w:hAnsi="Consolas"/>
-          <w:color w:val="262626"/>
-          <w:sz w:val="16"/>
-        </w:rPr>
-        <w:t xml:space="preserve">(</w:t>
-      </w:r>
-      <w:r>
+          <w:rFonts w:ascii="Consolas" w:hAnsi="Consolas" w:eastAsia="Consolas"/>
+          <w:color w:val="9CDCFE"/>
+          <w:sz w:val="16"/>
+        </w:rPr>
+        <w:t>$event</w:t>
+      </w:r>
+      <w:r>
+        <w:rPr>
+          <w:rFonts w:ascii="Consolas" w:hAnsi="Consolas" w:eastAsia="Consolas"/>
+          <w:color w:val="D4D4D4"/>
+          <w:sz w:val="16"/>
+        </w:rPr>
+        <w:t xml:space="preserve"> </w:t>
+      </w:r>
+      <w:r>
+        <w:rPr>
+          <w:rFonts w:ascii="Consolas" w:hAnsi="Consolas" w:eastAsia="Consolas"/>
+          <w:color w:val="D4D4D4"/>
+          <w:sz w:val="16"/>
+        </w:rPr>
+        <w:t>=</w:t>
+      </w:r>
+      <w:r>
+        <w:rPr>
+          <w:rFonts w:ascii="Consolas" w:hAnsi="Consolas" w:eastAsia="Consolas"/>
+          <w:color w:val="D4D4D4"/>
+          <w:sz w:val="16"/>
+        </w:rPr>
+        <w:t xml:space="preserve"> </w:t>
+      </w:r>
+      <w:r>
+        <w:rPr>
+          <w:rFonts w:ascii="Consolas" w:hAnsi="Consolas" w:eastAsia="Consolas"/>
+          <w:color w:val="4EC9B0"/>
+          <w:sz w:val="16"/>
+        </w:rPr>
+        <w:t>PaymentEvent</w:t>
+      </w:r>
+      <w:r>
+        <w:rPr>
+          <w:rFonts w:ascii="Consolas" w:hAnsi="Consolas" w:eastAsia="Consolas"/>
+          <w:color w:val="D4D4D4"/>
+          <w:sz w:val="16"/>
+        </w:rPr>
+        <w:t>:</w:t>
+      </w:r>
+      <w:r>
+        <w:rPr>
+          <w:rFonts w:ascii="Consolas" w:hAnsi="Consolas" w:eastAsia="Consolas"/>
+          <w:color w:val="D4D4D4"/>
+          <w:sz w:val="16"/>
+        </w:rPr>
+        <w:t>:</w:t>
+      </w:r>
+      <w:r>
+        <w:rPr>
+          <w:rFonts w:ascii="Consolas" w:hAnsi="Consolas" w:eastAsia="Consolas"/>
+          <w:color w:val="DCDCAA"/>
+          <w:sz w:val="16"/>
+        </w:rPr>
+        <w:t>query</w:t>
+      </w:r>
+      <w:r>
+        <w:rPr>
+          <w:rFonts w:ascii="Consolas" w:hAnsi="Consolas" w:eastAsia="Consolas"/>
+          <w:color w:val="D4D4D4"/>
+          <w:sz w:val="16"/>
+        </w:rPr>
+        <w:t>(</w:t>
+      </w:r>
+      <w:r>
+        <w:rPr>
+          <w:rFonts w:ascii="Consolas" w:hAnsi="Consolas" w:eastAsia="Consolas"/>
+          <w:color w:val="D4D4D4"/>
+          <w:sz w:val="16"/>
+        </w:rPr>
+        <w:t>)</w:t>
+      </w:r>
+      <w:r>
+        <w:rPr>
+          <w:rFonts w:ascii="Consolas" w:hAnsi="Consolas" w:eastAsia="Consolas"/>
+          <w:color w:val="D4D4D4"/>
+          <w:sz w:val="16"/>
+        </w:rPr>
+        <w:t>-</w:t>
+      </w:r>
+      <w:r>
+        <w:rPr>
+          <w:rFonts w:ascii="Consolas" w:hAnsi="Consolas" w:eastAsia="Consolas"/>
+          <w:color w:val="D4D4D4"/>
+          <w:sz w:val="16"/>
+        </w:rPr>
+        <w:t>&gt;</w:t>
+      </w:r>
+      <w:r>
+        <w:rPr>
+          <w:rFonts w:ascii="Consolas" w:hAnsi="Consolas" w:eastAsia="Consolas"/>
+          <w:color w:val="DCDCAA"/>
+          <w:sz w:val="16"/>
+        </w:rPr>
+        <w:t>firstOrCreate</w:t>
+      </w:r>
+      <w:r>
+        <w:rPr>
+          <w:rFonts w:ascii="Consolas" w:hAnsi="Consolas" w:eastAsia="Consolas"/>
+          <w:color w:val="D4D4D4"/>
+          <w:sz w:val="16"/>
+        </w:rPr>
+        <w:t>(</w:t>
+      </w:r>
+      <w:r>
+        <w:rPr>
+          <w:rFonts w:ascii="Consolas" w:hAnsi="Consolas" w:eastAsia="Consolas"/>
+          <w:color w:val="D4D4D4"/>
+          <w:sz w:val="16"/>
+        </w:rPr>
         <w:br/>
-      </w:r>
-      <w:r>
-        <w:rPr>
-          <w:rFonts w:ascii="Consolas" w:hAnsi="Consolas"/>
-          <w:color w:val="262626"/>
-          <w:sz w:val="16"/>
-        </w:rPr>
-        <w:t xml:space="preserve">        [</w:t>
-      </w:r>
-      <w:r>
-        <w:rPr>
-          <w:rFonts w:ascii="Consolas" w:hAnsi="Consolas"/>
-          <w:color w:val="00733B"/>
-          <w:sz w:val="16"/>
-        </w:rPr>
-        <w:t xml:space="preserve">'provider_event_id'</w:t>
-      </w:r>
-      <w:r>
-        <w:rPr>
-          <w:rFonts w:ascii="Consolas" w:hAnsi="Consolas"/>
-          <w:color w:val="262626"/>
-          <w:sz w:val="16"/>
-        </w:rPr>
-        <w:t xml:space="preserve"> =&gt; </w:t>
-      </w:r>
-      <w:r>
-        <w:rPr>
-          <w:rFonts w:ascii="Consolas" w:hAnsi="Consolas"/>
-          <w:color w:val="660E7A"/>
-          <w:sz w:val="16"/>
-        </w:rPr>
-        <w:t xml:space="preserve">$payload</w:t>
-      </w:r>
-      <w:r>
-        <w:rPr>
-          <w:rFonts w:ascii="Consolas" w:hAnsi="Consolas"/>
-          <w:color w:val="262626"/>
-          <w:sz w:val="16"/>
-        </w:rPr>
-        <w:t xml:space="preserve">-&gt;</w:t>
-      </w:r>
-      <w:r>
-        <w:rPr>
-          <w:rFonts w:ascii="Consolas" w:hAnsi="Consolas"/>
-          <w:color w:val="660E7A"/>
-          <w:sz w:val="16"/>
-        </w:rPr>
-        <w:t xml:space="preserve">eventId</w:t>
-      </w:r>
-      <w:r>
-        <w:rPr>
-          <w:rFonts w:ascii="Consolas" w:hAnsi="Consolas"/>
-          <w:color w:val="262626"/>
-          <w:sz w:val="16"/>
-        </w:rPr>
-        <w:t xml:space="preserve">],</w:t>
-      </w:r>
-      <w:r>
+        <w:t xml:space="preserve">        </w:t>
+      </w:r>
+      <w:r>
+        <w:rPr>
+          <w:rFonts w:ascii="Consolas" w:hAnsi="Consolas" w:eastAsia="Consolas"/>
+          <w:color w:val="D4D4D4"/>
+          <w:sz w:val="16"/>
+        </w:rPr>
+        <w:t>[</w:t>
+      </w:r>
+      <w:r>
+        <w:rPr>
+          <w:rFonts w:ascii="Consolas" w:hAnsi="Consolas" w:eastAsia="Consolas"/>
+          <w:color w:val="CE9178"/>
+          <w:sz w:val="16"/>
+        </w:rPr>
+        <w:t>'provider_event_id'</w:t>
+      </w:r>
+      <w:r>
+        <w:rPr>
+          <w:rFonts w:ascii="Consolas" w:hAnsi="Consolas" w:eastAsia="Consolas"/>
+          <w:color w:val="D4D4D4"/>
+          <w:sz w:val="16"/>
+        </w:rPr>
+        <w:t xml:space="preserve"> </w:t>
+      </w:r>
+      <w:r>
+        <w:rPr>
+          <w:rFonts w:ascii="Consolas" w:hAnsi="Consolas" w:eastAsia="Consolas"/>
+          <w:color w:val="D4D4D4"/>
+          <w:sz w:val="16"/>
+        </w:rPr>
+        <w:t>=</w:t>
+      </w:r>
+      <w:r>
+        <w:rPr>
+          <w:rFonts w:ascii="Consolas" w:hAnsi="Consolas" w:eastAsia="Consolas"/>
+          <w:color w:val="D4D4D4"/>
+          <w:sz w:val="16"/>
+        </w:rPr>
+        <w:t>&gt;</w:t>
+      </w:r>
+      <w:r>
+        <w:rPr>
+          <w:rFonts w:ascii="Consolas" w:hAnsi="Consolas" w:eastAsia="Consolas"/>
+          <w:color w:val="D4D4D4"/>
+          <w:sz w:val="16"/>
+        </w:rPr>
+        <w:t xml:space="preserve"> </w:t>
+      </w:r>
+      <w:r>
+        <w:rPr>
+          <w:rFonts w:ascii="Consolas" w:hAnsi="Consolas" w:eastAsia="Consolas"/>
+          <w:color w:val="9CDCFE"/>
+          <w:sz w:val="16"/>
+        </w:rPr>
+        <w:t>$payload</w:t>
+      </w:r>
+      <w:r>
+        <w:rPr>
+          <w:rFonts w:ascii="Consolas" w:hAnsi="Consolas" w:eastAsia="Consolas"/>
+          <w:color w:val="D4D4D4"/>
+          <w:sz w:val="16"/>
+        </w:rPr>
+        <w:t>-</w:t>
+      </w:r>
+      <w:r>
+        <w:rPr>
+          <w:rFonts w:ascii="Consolas" w:hAnsi="Consolas" w:eastAsia="Consolas"/>
+          <w:color w:val="D4D4D4"/>
+          <w:sz w:val="16"/>
+        </w:rPr>
+        <w:t>&gt;</w:t>
+      </w:r>
+      <w:r>
+        <w:rPr>
+          <w:rFonts w:ascii="Consolas" w:hAnsi="Consolas" w:eastAsia="Consolas"/>
+          <w:color w:val="D4D4D4"/>
+          <w:sz w:val="16"/>
+        </w:rPr>
+        <w:t>eventId</w:t>
+      </w:r>
+      <w:r>
+        <w:rPr>
+          <w:rFonts w:ascii="Consolas" w:hAnsi="Consolas" w:eastAsia="Consolas"/>
+          <w:color w:val="D4D4D4"/>
+          <w:sz w:val="16"/>
+        </w:rPr>
+        <w:t>]</w:t>
+      </w:r>
+      <w:r>
+        <w:rPr>
+          <w:rFonts w:ascii="Consolas" w:hAnsi="Consolas" w:eastAsia="Consolas"/>
+          <w:color w:val="D4D4D4"/>
+          <w:sz w:val="16"/>
+        </w:rPr>
+        <w:t>,</w:t>
+      </w:r>
+      <w:r>
+        <w:rPr>
+          <w:rFonts w:ascii="Consolas" w:hAnsi="Consolas" w:eastAsia="Consolas"/>
+          <w:color w:val="D4D4D4"/>
+          <w:sz w:val="16"/>
+        </w:rPr>
         <w:br/>
-      </w:r>
-      <w:r>
-        <w:rPr>
-          <w:rFonts w:ascii="Consolas" w:hAnsi="Consolas"/>
-          <w:color w:val="262626"/>
-          <w:sz w:val="16"/>
-        </w:rPr>
-        <w:t xml:space="preserve">        [</w:t>
-      </w:r>
-      <w:r>
-        <w:rPr>
-          <w:rFonts w:ascii="Consolas" w:hAnsi="Consolas"/>
-          <w:color w:val="00733B"/>
-          <w:sz w:val="16"/>
-        </w:rPr>
-        <w:t xml:space="preserve">'payload_hash'</w:t>
-      </w:r>
-      <w:r>
-        <w:rPr>
-          <w:rFonts w:ascii="Consolas" w:hAnsi="Consolas"/>
-          <w:color w:val="262626"/>
-          <w:sz w:val="16"/>
-        </w:rPr>
-        <w:t xml:space="preserve"> =&gt; </w:t>
-      </w:r>
-      <w:r>
-        <w:rPr>
-          <w:rFonts w:ascii="Consolas" w:hAnsi="Consolas"/>
-          <w:color w:val="660E7A"/>
-          <w:sz w:val="16"/>
-        </w:rPr>
-        <w:t xml:space="preserve">$payload</w:t>
-      </w:r>
-      <w:r>
-        <w:rPr>
-          <w:rFonts w:ascii="Consolas" w:hAnsi="Consolas"/>
-          <w:color w:val="262626"/>
-          <w:sz w:val="16"/>
-        </w:rPr>
-        <w:t xml:space="preserve">-&gt;</w:t>
-      </w:r>
-      <w:r>
-        <w:rPr>
-          <w:rFonts w:ascii="Consolas" w:hAnsi="Consolas"/>
-          <w:color w:val="660E7A"/>
-          <w:sz w:val="16"/>
-        </w:rPr>
-        <w:t xml:space="preserve">sha256</w:t>
-      </w:r>
-      <w:r>
-        <w:rPr>
-          <w:rFonts w:ascii="Consolas" w:hAnsi="Consolas"/>
-          <w:color w:val="262626"/>
-          <w:sz w:val="16"/>
-        </w:rPr>
-        <w:t xml:space="preserve">],</w:t>
-      </w:r>
-      <w:r>
+        <w:t xml:space="preserve">        </w:t>
+      </w:r>
+      <w:r>
+        <w:rPr>
+          <w:rFonts w:ascii="Consolas" w:hAnsi="Consolas" w:eastAsia="Consolas"/>
+          <w:color w:val="D4D4D4"/>
+          <w:sz w:val="16"/>
+        </w:rPr>
+        <w:t>[</w:t>
+      </w:r>
+      <w:r>
+        <w:rPr>
+          <w:rFonts w:ascii="Consolas" w:hAnsi="Consolas" w:eastAsia="Consolas"/>
+          <w:color w:val="CE9178"/>
+          <w:sz w:val="16"/>
+        </w:rPr>
+        <w:t>'payload_hash'</w:t>
+      </w:r>
+      <w:r>
+        <w:rPr>
+          <w:rFonts w:ascii="Consolas" w:hAnsi="Consolas" w:eastAsia="Consolas"/>
+          <w:color w:val="D4D4D4"/>
+          <w:sz w:val="16"/>
+        </w:rPr>
+        <w:t xml:space="preserve"> </w:t>
+      </w:r>
+      <w:r>
+        <w:rPr>
+          <w:rFonts w:ascii="Consolas" w:hAnsi="Consolas" w:eastAsia="Consolas"/>
+          <w:color w:val="D4D4D4"/>
+          <w:sz w:val="16"/>
+        </w:rPr>
+        <w:t>=</w:t>
+      </w:r>
+      <w:r>
+        <w:rPr>
+          <w:rFonts w:ascii="Consolas" w:hAnsi="Consolas" w:eastAsia="Consolas"/>
+          <w:color w:val="D4D4D4"/>
+          <w:sz w:val="16"/>
+        </w:rPr>
+        <w:t>&gt;</w:t>
+      </w:r>
+      <w:r>
+        <w:rPr>
+          <w:rFonts w:ascii="Consolas" w:hAnsi="Consolas" w:eastAsia="Consolas"/>
+          <w:color w:val="D4D4D4"/>
+          <w:sz w:val="16"/>
+        </w:rPr>
+        <w:t xml:space="preserve"> </w:t>
+      </w:r>
+      <w:r>
+        <w:rPr>
+          <w:rFonts w:ascii="Consolas" w:hAnsi="Consolas" w:eastAsia="Consolas"/>
+          <w:color w:val="9CDCFE"/>
+          <w:sz w:val="16"/>
+        </w:rPr>
+        <w:t>$payload</w:t>
+      </w:r>
+      <w:r>
+        <w:rPr>
+          <w:rFonts w:ascii="Consolas" w:hAnsi="Consolas" w:eastAsia="Consolas"/>
+          <w:color w:val="D4D4D4"/>
+          <w:sz w:val="16"/>
+        </w:rPr>
+        <w:t>-</w:t>
+      </w:r>
+      <w:r>
+        <w:rPr>
+          <w:rFonts w:ascii="Consolas" w:hAnsi="Consolas" w:eastAsia="Consolas"/>
+          <w:color w:val="D4D4D4"/>
+          <w:sz w:val="16"/>
+        </w:rPr>
+        <w:t>&gt;</w:t>
+      </w:r>
+      <w:r>
+        <w:rPr>
+          <w:rFonts w:ascii="Consolas" w:hAnsi="Consolas" w:eastAsia="Consolas"/>
+          <w:color w:val="D4D4D4"/>
+          <w:sz w:val="16"/>
+        </w:rPr>
+        <w:t>sha256</w:t>
+      </w:r>
+      <w:r>
+        <w:rPr>
+          <w:rFonts w:ascii="Consolas" w:hAnsi="Consolas" w:eastAsia="Consolas"/>
+          <w:color w:val="D4D4D4"/>
+          <w:sz w:val="16"/>
+        </w:rPr>
+        <w:t>]</w:t>
+      </w:r>
+      <w:r>
+        <w:rPr>
+          <w:rFonts w:ascii="Consolas" w:hAnsi="Consolas" w:eastAsia="Consolas"/>
+          <w:color w:val="D4D4D4"/>
+          <w:sz w:val="16"/>
+        </w:rPr>
+        <w:t>,</w:t>
+      </w:r>
+      <w:r>
+        <w:rPr>
+          <w:rFonts w:ascii="Consolas" w:hAnsi="Consolas" w:eastAsia="Consolas"/>
+          <w:color w:val="D4D4D4"/>
+          <w:sz w:val="16"/>
+        </w:rPr>
         <w:br/>
-      </w:r>
-      <w:r>
-        <w:rPr>
-          <w:rFonts w:ascii="Consolas" w:hAnsi="Consolas"/>
-          <w:color w:val="262626"/>
-          <w:sz w:val="16"/>
-        </w:rPr>
-        <w:t xml:space="preserve">    );</w:t>
-      </w:r>
-      <w:r>
+        <w:t xml:space="preserve">    </w:t>
+      </w:r>
+      <w:r>
+        <w:rPr>
+          <w:rFonts w:ascii="Consolas" w:hAnsi="Consolas" w:eastAsia="Consolas"/>
+          <w:color w:val="D4D4D4"/>
+          <w:sz w:val="16"/>
+        </w:rPr>
+        <w:t>)</w:t>
+      </w:r>
+      <w:r>
+        <w:rPr>
+          <w:rFonts w:ascii="Consolas" w:hAnsi="Consolas" w:eastAsia="Consolas"/>
+          <w:color w:val="D4D4D4"/>
+          <w:sz w:val="16"/>
+        </w:rPr>
+        <w:t>;</w:t>
+      </w:r>
+      <w:r>
+        <w:rPr>
+          <w:rFonts w:ascii="Consolas" w:hAnsi="Consolas" w:eastAsia="Consolas"/>
+          <w:color w:val="D4D4D4"/>
+          <w:sz w:val="16"/>
+        </w:rPr>
         <w:br/>
-      </w:r>
-      <w:r>
         <w:br/>
-      </w:r>
-      <w:r>
-        <w:rPr>
-          <w:rFonts w:ascii="Consolas" w:hAnsi="Consolas"/>
-          <w:color w:val="262626"/>
-          <w:sz w:val="16"/>
-        </w:rPr>
         <w:t xml:space="preserve">    </w:t>
       </w:r>
       <w:r>
         <w:rPr>
-          <w:rFonts w:ascii="Consolas" w:hAnsi="Consolas"/>
-          <w:b/>
-          <w:color w:val="000080"/>
-          <w:sz w:val="16"/>
-        </w:rPr>
-        <w:t xml:space="preserve">if</w:t>
-      </w:r>
-      <w:r>
-        <w:rPr>
-          <w:rFonts w:ascii="Consolas" w:hAnsi="Consolas"/>
-          <w:color w:val="262626"/>
-          <w:sz w:val="16"/>
-        </w:rPr>
-        <w:t xml:space="preserve"> (! </w:t>
-      </w:r>
-      <w:r>
-        <w:rPr>
-          <w:rFonts w:ascii="Consolas" w:hAnsi="Consolas"/>
-          <w:color w:val="660E7A"/>
-          <w:sz w:val="16"/>
-        </w:rPr>
-        <w:t xml:space="preserve">$event</w:t>
-      </w:r>
-      <w:r>
-        <w:rPr>
-          <w:rFonts w:ascii="Consolas" w:hAnsi="Consolas"/>
-          <w:color w:val="262626"/>
-          <w:sz w:val="16"/>
-        </w:rPr>
-        <w:t xml:space="preserve">-&gt;</w:t>
-      </w:r>
-      <w:r>
-        <w:rPr>
-          <w:rFonts w:ascii="Consolas" w:hAnsi="Consolas"/>
-          <w:color w:val="660E7A"/>
-          <w:sz w:val="16"/>
-        </w:rPr>
-        <w:t xml:space="preserve">wasRecentlyCreated</w:t>
-      </w:r>
-      <w:r>
-        <w:rPr>
-          <w:rFonts w:ascii="Consolas" w:hAnsi="Consolas"/>
-          <w:color w:val="262626"/>
-          <w:sz w:val="16"/>
-        </w:rPr>
-        <w:t xml:space="preserve">) {</w:t>
-      </w:r>
-      <w:r>
+          <w:rFonts w:ascii="Consolas" w:hAnsi="Consolas" w:eastAsia="Consolas"/>
+          <w:color w:val="569CD6"/>
+          <w:sz w:val="16"/>
+        </w:rPr>
+        <w:t>if</w:t>
+      </w:r>
+      <w:r>
+        <w:rPr>
+          <w:rFonts w:ascii="Consolas" w:hAnsi="Consolas" w:eastAsia="Consolas"/>
+          <w:color w:val="D4D4D4"/>
+          <w:sz w:val="16"/>
+        </w:rPr>
+        <w:t xml:space="preserve"> </w:t>
+      </w:r>
+      <w:r>
+        <w:rPr>
+          <w:rFonts w:ascii="Consolas" w:hAnsi="Consolas" w:eastAsia="Consolas"/>
+          <w:color w:val="D4D4D4"/>
+          <w:sz w:val="16"/>
+        </w:rPr>
+        <w:t>(</w:t>
+      </w:r>
+      <w:r>
+        <w:rPr>
+          <w:rFonts w:ascii="Consolas" w:hAnsi="Consolas" w:eastAsia="Consolas"/>
+          <w:color w:val="D4D4D4"/>
+          <w:sz w:val="16"/>
+        </w:rPr>
+        <w:t>!</w:t>
+      </w:r>
+      <w:r>
+        <w:rPr>
+          <w:rFonts w:ascii="Consolas" w:hAnsi="Consolas" w:eastAsia="Consolas"/>
+          <w:color w:val="D4D4D4"/>
+          <w:sz w:val="16"/>
+        </w:rPr>
+        <w:t xml:space="preserve"> </w:t>
+      </w:r>
+      <w:r>
+        <w:rPr>
+          <w:rFonts w:ascii="Consolas" w:hAnsi="Consolas" w:eastAsia="Consolas"/>
+          <w:color w:val="9CDCFE"/>
+          <w:sz w:val="16"/>
+        </w:rPr>
+        <w:t>$event</w:t>
+      </w:r>
+      <w:r>
+        <w:rPr>
+          <w:rFonts w:ascii="Consolas" w:hAnsi="Consolas" w:eastAsia="Consolas"/>
+          <w:color w:val="D4D4D4"/>
+          <w:sz w:val="16"/>
+        </w:rPr>
+        <w:t>-</w:t>
+      </w:r>
+      <w:r>
+        <w:rPr>
+          <w:rFonts w:ascii="Consolas" w:hAnsi="Consolas" w:eastAsia="Consolas"/>
+          <w:color w:val="D4D4D4"/>
+          <w:sz w:val="16"/>
+        </w:rPr>
+        <w:t>&gt;</w:t>
+      </w:r>
+      <w:r>
+        <w:rPr>
+          <w:rFonts w:ascii="Consolas" w:hAnsi="Consolas" w:eastAsia="Consolas"/>
+          <w:color w:val="D4D4D4"/>
+          <w:sz w:val="16"/>
+        </w:rPr>
+        <w:t>wasRecentlyCreated</w:t>
+      </w:r>
+      <w:r>
+        <w:rPr>
+          <w:rFonts w:ascii="Consolas" w:hAnsi="Consolas" w:eastAsia="Consolas"/>
+          <w:color w:val="D4D4D4"/>
+          <w:sz w:val="16"/>
+        </w:rPr>
+        <w:t>)</w:t>
+      </w:r>
+      <w:r>
+        <w:rPr>
+          <w:rFonts w:ascii="Consolas" w:hAnsi="Consolas" w:eastAsia="Consolas"/>
+          <w:color w:val="D4D4D4"/>
+          <w:sz w:val="16"/>
+        </w:rPr>
+        <w:t xml:space="preserve"> </w:t>
+      </w:r>
+      <w:r>
+        <w:rPr>
+          <w:rFonts w:ascii="Consolas" w:hAnsi="Consolas" w:eastAsia="Consolas"/>
+          <w:color w:val="D4D4D4"/>
+          <w:sz w:val="16"/>
+        </w:rPr>
+        <w:t>{</w:t>
+      </w:r>
+      <w:r>
+        <w:rPr>
+          <w:rFonts w:ascii="Consolas" w:hAnsi="Consolas" w:eastAsia="Consolas"/>
+          <w:color w:val="D4D4D4"/>
+          <w:sz w:val="16"/>
+        </w:rPr>
         <w:br/>
-      </w:r>
-      <w:r>
-        <w:rPr>
-          <w:rFonts w:ascii="Consolas" w:hAnsi="Consolas"/>
-          <w:color w:val="262626"/>
-          <w:sz w:val="16"/>
-        </w:rPr>
         <w:t xml:space="preserve">        </w:t>
       </w:r>
       <w:r>
         <w:rPr>
-          <w:rFonts w:ascii="Consolas" w:hAnsi="Consolas"/>
-          <w:b/>
-          <w:color w:val="000080"/>
-          <w:sz w:val="16"/>
-        </w:rPr>
-        <w:t xml:space="preserve">return</w:t>
-      </w:r>
-      <w:r>
-        <w:rPr>
-          <w:rFonts w:ascii="Consolas" w:hAnsi="Consolas"/>
-          <w:color w:val="262626"/>
+          <w:rFonts w:ascii="Consolas" w:hAnsi="Consolas" w:eastAsia="Consolas"/>
+          <w:color w:val="569CD6"/>
+          <w:sz w:val="16"/>
+        </w:rPr>
+        <w:t>return</w:t>
+      </w:r>
+      <w:r>
+        <w:rPr>
+          <w:rFonts w:ascii="Consolas" w:hAnsi="Consolas" w:eastAsia="Consolas"/>
+          <w:color w:val="D4D4D4"/>
           <w:sz w:val="16"/>
         </w:rPr>
         <w:t xml:space="preserve"> </w:t>
       </w:r>
       <w:r>
         <w:rPr>
-          <w:rFonts w:ascii="Consolas" w:hAnsi="Consolas"/>
-          <w:color w:val="660E7A"/>
-          <w:sz w:val="16"/>
-        </w:rPr>
-        <w:t xml:space="preserve">$event</w:t>
-      </w:r>
-      <w:r>
-        <w:rPr>
-          <w:rFonts w:ascii="Consolas" w:hAnsi="Consolas"/>
-          <w:color w:val="262626"/>
-          <w:sz w:val="16"/>
-        </w:rPr>
-        <w:t xml:space="preserve">; </w:t>
-      </w:r>
-      <w:r>
-        <w:rPr>
-          <w:rFonts w:ascii="Consolas" w:hAnsi="Consolas"/>
-          <w:i/>
-          <w:color w:val="808080"/>
-          <w:sz w:val="16"/>
-        </w:rPr>
-        <w:t xml:space="preserve">// callback yang sama sudah diproses</w:t>
-      </w:r>
-      <w:r>
+          <w:rFonts w:ascii="Consolas" w:hAnsi="Consolas" w:eastAsia="Consolas"/>
+          <w:color w:val="9CDCFE"/>
+          <w:sz w:val="16"/>
+        </w:rPr>
+        <w:t>$event</w:t>
+      </w:r>
+      <w:r>
+        <w:rPr>
+          <w:rFonts w:ascii="Consolas" w:hAnsi="Consolas" w:eastAsia="Consolas"/>
+          <w:color w:val="D4D4D4"/>
+          <w:sz w:val="16"/>
+        </w:rPr>
+        <w:t>;</w:t>
+      </w:r>
+      <w:r>
+        <w:rPr>
+          <w:rFonts w:ascii="Consolas" w:hAnsi="Consolas" w:eastAsia="Consolas"/>
+          <w:color w:val="D4D4D4"/>
+          <w:sz w:val="16"/>
+        </w:rPr>
+        <w:t xml:space="preserve"> </w:t>
+      </w:r>
+      <w:r>
+        <w:rPr>
+          <w:rFonts w:ascii="Consolas" w:hAnsi="Consolas" w:eastAsia="Consolas"/>
+          <w:color w:val="6A9955"/>
+          <w:sz w:val="16"/>
+        </w:rPr>
+        <w:t>// callback yang sama sudah diproses</w:t>
+      </w:r>
+      <w:r>
+        <w:rPr>
+          <w:rFonts w:ascii="Consolas" w:hAnsi="Consolas" w:eastAsia="Consolas"/>
+          <w:color w:val="D4D4D4"/>
+          <w:sz w:val="16"/>
+        </w:rPr>
         <w:br/>
-      </w:r>
-      <w:r>
-        <w:rPr>
-          <w:rFonts w:ascii="Consolas" w:hAnsi="Consolas"/>
-          <w:color w:val="262626"/>
-          <w:sz w:val="16"/>
-        </w:rPr>
-        <w:t xml:space="preserve">    }</w:t>
-      </w:r>
-      <w:r>
+        <w:t xml:space="preserve">    </w:t>
+      </w:r>
+      <w:r>
+        <w:rPr>
+          <w:rFonts w:ascii="Consolas" w:hAnsi="Consolas" w:eastAsia="Consolas"/>
+          <w:color w:val="D4D4D4"/>
+          <w:sz w:val="16"/>
+        </w:rPr>
+        <w:t>}</w:t>
+      </w:r>
+      <w:r>
+        <w:rPr>
+          <w:rFonts w:ascii="Consolas" w:hAnsi="Consolas" w:eastAsia="Consolas"/>
+          <w:color w:val="D4D4D4"/>
+          <w:sz w:val="16"/>
+        </w:rPr>
         <w:br/>
-      </w:r>
-      <w:r>
         <w:br/>
-      </w:r>
-      <w:r>
-        <w:rPr>
-          <w:rFonts w:ascii="Consolas" w:hAnsi="Consolas"/>
-          <w:color w:val="262626"/>
-          <w:sz w:val="16"/>
-        </w:rPr>
         <w:t xml:space="preserve">    </w:t>
       </w:r>
       <w:r>
         <w:rPr>
-          <w:rFonts w:ascii="Consolas" w:hAnsi="Consolas"/>
-          <w:color w:val="660E7A"/>
-          <w:sz w:val="16"/>
-        </w:rPr>
-        <w:t xml:space="preserve">$payment</w:t>
-      </w:r>
-      <w:r>
-        <w:rPr>
-          <w:rFonts w:ascii="Consolas" w:hAnsi="Consolas"/>
-          <w:color w:val="262626"/>
-          <w:sz w:val="16"/>
-        </w:rPr>
-        <w:t xml:space="preserve"> = </w:t>
-      </w:r>
-      <w:r>
-        <w:rPr>
-          <w:rFonts w:ascii="Consolas" w:hAnsi="Consolas"/>
-          <w:color w:val="267F99"/>
-          <w:sz w:val="16"/>
-        </w:rPr>
-        <w:t xml:space="preserve">Payment</w:t>
-      </w:r>
-      <w:r>
-        <w:rPr>
-          <w:rFonts w:ascii="Consolas" w:hAnsi="Consolas"/>
-          <w:color w:val="262626"/>
-          <w:sz w:val="16"/>
-        </w:rPr>
-        <w:t xml:space="preserve">::</w:t>
-      </w:r>
-      <w:r>
-        <w:rPr>
-          <w:rFonts w:ascii="Consolas" w:hAnsi="Consolas"/>
-          <w:color w:val="795E26"/>
-          <w:sz w:val="16"/>
-        </w:rPr>
-        <w:t xml:space="preserve">query</w:t>
-      </w:r>
-      <w:r>
-        <w:rPr>
-          <w:rFonts w:ascii="Consolas" w:hAnsi="Consolas"/>
-          <w:color w:val="262626"/>
-          <w:sz w:val="16"/>
-        </w:rPr>
-        <w:t xml:space="preserve">()</w:t>
-      </w:r>
-      <w:r>
+          <w:rFonts w:ascii="Consolas" w:hAnsi="Consolas" w:eastAsia="Consolas"/>
+          <w:color w:val="9CDCFE"/>
+          <w:sz w:val="16"/>
+        </w:rPr>
+        <w:t>$payment</w:t>
+      </w:r>
+      <w:r>
+        <w:rPr>
+          <w:rFonts w:ascii="Consolas" w:hAnsi="Consolas" w:eastAsia="Consolas"/>
+          <w:color w:val="D4D4D4"/>
+          <w:sz w:val="16"/>
+        </w:rPr>
+        <w:t xml:space="preserve"> </w:t>
+      </w:r>
+      <w:r>
+        <w:rPr>
+          <w:rFonts w:ascii="Consolas" w:hAnsi="Consolas" w:eastAsia="Consolas"/>
+          <w:color w:val="D4D4D4"/>
+          <w:sz w:val="16"/>
+        </w:rPr>
+        <w:t>=</w:t>
+      </w:r>
+      <w:r>
+        <w:rPr>
+          <w:rFonts w:ascii="Consolas" w:hAnsi="Consolas" w:eastAsia="Consolas"/>
+          <w:color w:val="D4D4D4"/>
+          <w:sz w:val="16"/>
+        </w:rPr>
+        <w:t xml:space="preserve"> </w:t>
+      </w:r>
+      <w:r>
+        <w:rPr>
+          <w:rFonts w:ascii="Consolas" w:hAnsi="Consolas" w:eastAsia="Consolas"/>
+          <w:color w:val="4EC9B0"/>
+          <w:sz w:val="16"/>
+        </w:rPr>
+        <w:t>Payment</w:t>
+      </w:r>
+      <w:r>
+        <w:rPr>
+          <w:rFonts w:ascii="Consolas" w:hAnsi="Consolas" w:eastAsia="Consolas"/>
+          <w:color w:val="D4D4D4"/>
+          <w:sz w:val="16"/>
+        </w:rPr>
+        <w:t>:</w:t>
+      </w:r>
+      <w:r>
+        <w:rPr>
+          <w:rFonts w:ascii="Consolas" w:hAnsi="Consolas" w:eastAsia="Consolas"/>
+          <w:color w:val="D4D4D4"/>
+          <w:sz w:val="16"/>
+        </w:rPr>
+        <w:t>:</w:t>
+      </w:r>
+      <w:r>
+        <w:rPr>
+          <w:rFonts w:ascii="Consolas" w:hAnsi="Consolas" w:eastAsia="Consolas"/>
+          <w:color w:val="DCDCAA"/>
+          <w:sz w:val="16"/>
+        </w:rPr>
+        <w:t>query</w:t>
+      </w:r>
+      <w:r>
+        <w:rPr>
+          <w:rFonts w:ascii="Consolas" w:hAnsi="Consolas" w:eastAsia="Consolas"/>
+          <w:color w:val="D4D4D4"/>
+          <w:sz w:val="16"/>
+        </w:rPr>
+        <w:t>(</w:t>
+      </w:r>
+      <w:r>
+        <w:rPr>
+          <w:rFonts w:ascii="Consolas" w:hAnsi="Consolas" w:eastAsia="Consolas"/>
+          <w:color w:val="D4D4D4"/>
+          <w:sz w:val="16"/>
+        </w:rPr>
+        <w:t>)</w:t>
+      </w:r>
+      <w:r>
+        <w:rPr>
+          <w:rFonts w:ascii="Consolas" w:hAnsi="Consolas" w:eastAsia="Consolas"/>
+          <w:color w:val="D4D4D4"/>
+          <w:sz w:val="16"/>
+        </w:rPr>
         <w:br/>
-      </w:r>
-      <w:r>
-        <w:rPr>
-          <w:rFonts w:ascii="Consolas" w:hAnsi="Consolas"/>
-          <w:color w:val="262626"/>
-          <w:sz w:val="16"/>
-        </w:rPr>
-        <w:t xml:space="preserve">        -&gt;</w:t>
-      </w:r>
-      <w:r>
-        <w:rPr>
-          <w:rFonts w:ascii="Consolas" w:hAnsi="Consolas"/>
-          <w:color w:val="795E26"/>
-          <w:sz w:val="16"/>
-        </w:rPr>
-        <w:t xml:space="preserve">where</w:t>
-      </w:r>
-      <w:r>
-        <w:rPr>
-          <w:rFonts w:ascii="Consolas" w:hAnsi="Consolas"/>
-          <w:color w:val="262626"/>
-          <w:sz w:val="16"/>
-        </w:rPr>
-        <w:t xml:space="preserve">(</w:t>
-      </w:r>
-      <w:r>
-        <w:rPr>
-          <w:rFonts w:ascii="Consolas" w:hAnsi="Consolas"/>
-          <w:color w:val="00733B"/>
-          <w:sz w:val="16"/>
-        </w:rPr>
-        <w:t xml:space="preserve">'provider_reference'</w:t>
-      </w:r>
-      <w:r>
-        <w:rPr>
-          <w:rFonts w:ascii="Consolas" w:hAnsi="Consolas"/>
-          <w:color w:val="262626"/>
-          <w:sz w:val="16"/>
-        </w:rPr>
-        <w:t xml:space="preserve">, </w:t>
-      </w:r>
-      <w:r>
-        <w:rPr>
-          <w:rFonts w:ascii="Consolas" w:hAnsi="Consolas"/>
-          <w:color w:val="660E7A"/>
-          <w:sz w:val="16"/>
-        </w:rPr>
-        <w:t xml:space="preserve">$payload</w:t>
-      </w:r>
-      <w:r>
-        <w:rPr>
-          <w:rFonts w:ascii="Consolas" w:hAnsi="Consolas"/>
-          <w:color w:val="262626"/>
-          <w:sz w:val="16"/>
-        </w:rPr>
-        <w:t xml:space="preserve">-&gt;</w:t>
-      </w:r>
-      <w:r>
-        <w:rPr>
-          <w:rFonts w:ascii="Consolas" w:hAnsi="Consolas"/>
-          <w:color w:val="660E7A"/>
-          <w:sz w:val="16"/>
-        </w:rPr>
-        <w:t xml:space="preserve">reference</w:t>
-      </w:r>
-      <w:r>
-        <w:rPr>
-          <w:rFonts w:ascii="Consolas" w:hAnsi="Consolas"/>
-          <w:color w:val="262626"/>
-          <w:sz w:val="16"/>
-        </w:rPr>
-        <w:t xml:space="preserve">)</w:t>
-      </w:r>
-      <w:r>
+        <w:t xml:space="preserve">        </w:t>
+      </w:r>
+      <w:r>
+        <w:rPr>
+          <w:rFonts w:ascii="Consolas" w:hAnsi="Consolas" w:eastAsia="Consolas"/>
+          <w:color w:val="D4D4D4"/>
+          <w:sz w:val="16"/>
+        </w:rPr>
+        <w:t>-</w:t>
+      </w:r>
+      <w:r>
+        <w:rPr>
+          <w:rFonts w:ascii="Consolas" w:hAnsi="Consolas" w:eastAsia="Consolas"/>
+          <w:color w:val="D4D4D4"/>
+          <w:sz w:val="16"/>
+        </w:rPr>
+        <w:t>&gt;</w:t>
+      </w:r>
+      <w:r>
+        <w:rPr>
+          <w:rFonts w:ascii="Consolas" w:hAnsi="Consolas" w:eastAsia="Consolas"/>
+          <w:color w:val="DCDCAA"/>
+          <w:sz w:val="16"/>
+        </w:rPr>
+        <w:t>where</w:t>
+      </w:r>
+      <w:r>
+        <w:rPr>
+          <w:rFonts w:ascii="Consolas" w:hAnsi="Consolas" w:eastAsia="Consolas"/>
+          <w:color w:val="D4D4D4"/>
+          <w:sz w:val="16"/>
+        </w:rPr>
+        <w:t>(</w:t>
+      </w:r>
+      <w:r>
+        <w:rPr>
+          <w:rFonts w:ascii="Consolas" w:hAnsi="Consolas" w:eastAsia="Consolas"/>
+          <w:color w:val="CE9178"/>
+          <w:sz w:val="16"/>
+        </w:rPr>
+        <w:t>'provider_reference'</w:t>
+      </w:r>
+      <w:r>
+        <w:rPr>
+          <w:rFonts w:ascii="Consolas" w:hAnsi="Consolas" w:eastAsia="Consolas"/>
+          <w:color w:val="D4D4D4"/>
+          <w:sz w:val="16"/>
+        </w:rPr>
+        <w:t>,</w:t>
+      </w:r>
+      <w:r>
+        <w:rPr>
+          <w:rFonts w:ascii="Consolas" w:hAnsi="Consolas" w:eastAsia="Consolas"/>
+          <w:color w:val="D4D4D4"/>
+          <w:sz w:val="16"/>
+        </w:rPr>
+        <w:t xml:space="preserve"> </w:t>
+      </w:r>
+      <w:r>
+        <w:rPr>
+          <w:rFonts w:ascii="Consolas" w:hAnsi="Consolas" w:eastAsia="Consolas"/>
+          <w:color w:val="9CDCFE"/>
+          <w:sz w:val="16"/>
+        </w:rPr>
+        <w:t>$payload</w:t>
+      </w:r>
+      <w:r>
+        <w:rPr>
+          <w:rFonts w:ascii="Consolas" w:hAnsi="Consolas" w:eastAsia="Consolas"/>
+          <w:color w:val="D4D4D4"/>
+          <w:sz w:val="16"/>
+        </w:rPr>
+        <w:t>-</w:t>
+      </w:r>
+      <w:r>
+        <w:rPr>
+          <w:rFonts w:ascii="Consolas" w:hAnsi="Consolas" w:eastAsia="Consolas"/>
+          <w:color w:val="D4D4D4"/>
+          <w:sz w:val="16"/>
+        </w:rPr>
+        <w:t>&gt;</w:t>
+      </w:r>
+      <w:r>
+        <w:rPr>
+          <w:rFonts w:ascii="Consolas" w:hAnsi="Consolas" w:eastAsia="Consolas"/>
+          <w:color w:val="D4D4D4"/>
+          <w:sz w:val="16"/>
+        </w:rPr>
+        <w:t>reference</w:t>
+      </w:r>
+      <w:r>
+        <w:rPr>
+          <w:rFonts w:ascii="Consolas" w:hAnsi="Consolas" w:eastAsia="Consolas"/>
+          <w:color w:val="D4D4D4"/>
+          <w:sz w:val="16"/>
+        </w:rPr>
+        <w:t>)</w:t>
+      </w:r>
+      <w:r>
+        <w:rPr>
+          <w:rFonts w:ascii="Consolas" w:hAnsi="Consolas" w:eastAsia="Consolas"/>
+          <w:color w:val="D4D4D4"/>
+          <w:sz w:val="16"/>
+        </w:rPr>
         <w:br/>
-      </w:r>
-      <w:r>
-        <w:rPr>
-          <w:rFonts w:ascii="Consolas" w:hAnsi="Consolas"/>
-          <w:color w:val="262626"/>
-          <w:sz w:val="16"/>
-        </w:rPr>
-        <w:t xml:space="preserve">        -&gt;</w:t>
-      </w:r>
-      <w:r>
-        <w:rPr>
-          <w:rFonts w:ascii="Consolas" w:hAnsi="Consolas"/>
-          <w:color w:val="795E26"/>
-          <w:sz w:val="16"/>
-        </w:rPr>
-        <w:t xml:space="preserve">lockForUpdate</w:t>
-      </w:r>
-      <w:r>
-        <w:rPr>
-          <w:rFonts w:ascii="Consolas" w:hAnsi="Consolas"/>
-          <w:color w:val="262626"/>
-          <w:sz w:val="16"/>
-        </w:rPr>
-        <w:t xml:space="preserve">()</w:t>
-      </w:r>
-      <w:r>
+        <w:t xml:space="preserve">        </w:t>
+      </w:r>
+      <w:r>
+        <w:rPr>
+          <w:rFonts w:ascii="Consolas" w:hAnsi="Consolas" w:eastAsia="Consolas"/>
+          <w:color w:val="D4D4D4"/>
+          <w:sz w:val="16"/>
+        </w:rPr>
+        <w:t>-</w:t>
+      </w:r>
+      <w:r>
+        <w:rPr>
+          <w:rFonts w:ascii="Consolas" w:hAnsi="Consolas" w:eastAsia="Consolas"/>
+          <w:color w:val="D4D4D4"/>
+          <w:sz w:val="16"/>
+        </w:rPr>
+        <w:t>&gt;</w:t>
+      </w:r>
+      <w:r>
+        <w:rPr>
+          <w:rFonts w:ascii="Consolas" w:hAnsi="Consolas" w:eastAsia="Consolas"/>
+          <w:color w:val="DCDCAA"/>
+          <w:sz w:val="16"/>
+        </w:rPr>
+        <w:t>lockForUpdate</w:t>
+      </w:r>
+      <w:r>
+        <w:rPr>
+          <w:rFonts w:ascii="Consolas" w:hAnsi="Consolas" w:eastAsia="Consolas"/>
+          <w:color w:val="D4D4D4"/>
+          <w:sz w:val="16"/>
+        </w:rPr>
+        <w:t>(</w:t>
+      </w:r>
+      <w:r>
+        <w:rPr>
+          <w:rFonts w:ascii="Consolas" w:hAnsi="Consolas" w:eastAsia="Consolas"/>
+          <w:color w:val="D4D4D4"/>
+          <w:sz w:val="16"/>
+        </w:rPr>
+        <w:t>)</w:t>
+      </w:r>
+      <w:r>
+        <w:rPr>
+          <w:rFonts w:ascii="Consolas" w:hAnsi="Consolas" w:eastAsia="Consolas"/>
+          <w:color w:val="D4D4D4"/>
+          <w:sz w:val="16"/>
+        </w:rPr>
         <w:br/>
-      </w:r>
-      <w:r>
-        <w:rPr>
-          <w:rFonts w:ascii="Consolas" w:hAnsi="Consolas"/>
-          <w:color w:val="262626"/>
-          <w:sz w:val="16"/>
-        </w:rPr>
-        <w:t xml:space="preserve">        -&gt;</w:t>
-      </w:r>
-      <w:r>
-        <w:rPr>
-          <w:rFonts w:ascii="Consolas" w:hAnsi="Consolas"/>
-          <w:color w:val="795E26"/>
-          <w:sz w:val="16"/>
-        </w:rPr>
-        <w:t xml:space="preserve">firstOrFail</w:t>
-      </w:r>
-      <w:r>
-        <w:rPr>
-          <w:rFonts w:ascii="Consolas" w:hAnsi="Consolas"/>
-          <w:color w:val="262626"/>
-          <w:sz w:val="16"/>
-        </w:rPr>
-        <w:t xml:space="preserve">();</w:t>
-      </w:r>
-      <w:r>
+        <w:t xml:space="preserve">        </w:t>
+      </w:r>
+      <w:r>
+        <w:rPr>
+          <w:rFonts w:ascii="Consolas" w:hAnsi="Consolas" w:eastAsia="Consolas"/>
+          <w:color w:val="D4D4D4"/>
+          <w:sz w:val="16"/>
+        </w:rPr>
+        <w:t>-</w:t>
+      </w:r>
+      <w:r>
+        <w:rPr>
+          <w:rFonts w:ascii="Consolas" w:hAnsi="Consolas" w:eastAsia="Consolas"/>
+          <w:color w:val="D4D4D4"/>
+          <w:sz w:val="16"/>
+        </w:rPr>
+        <w:t>&gt;</w:t>
+      </w:r>
+      <w:r>
+        <w:rPr>
+          <w:rFonts w:ascii="Consolas" w:hAnsi="Consolas" w:eastAsia="Consolas"/>
+          <w:color w:val="DCDCAA"/>
+          <w:sz w:val="16"/>
+        </w:rPr>
+        <w:t>firstOrFail</w:t>
+      </w:r>
+      <w:r>
+        <w:rPr>
+          <w:rFonts w:ascii="Consolas" w:hAnsi="Consolas" w:eastAsia="Consolas"/>
+          <w:color w:val="D4D4D4"/>
+          <w:sz w:val="16"/>
+        </w:rPr>
+        <w:t>(</w:t>
+      </w:r>
+      <w:r>
+        <w:rPr>
+          <w:rFonts w:ascii="Consolas" w:hAnsi="Consolas" w:eastAsia="Consolas"/>
+          <w:color w:val="D4D4D4"/>
+          <w:sz w:val="16"/>
+        </w:rPr>
+        <w:t>)</w:t>
+      </w:r>
+      <w:r>
+        <w:rPr>
+          <w:rFonts w:ascii="Consolas" w:hAnsi="Consolas" w:eastAsia="Consolas"/>
+          <w:color w:val="D4D4D4"/>
+          <w:sz w:val="16"/>
+        </w:rPr>
+        <w:t>;</w:t>
+      </w:r>
+      <w:r>
+        <w:rPr>
+          <w:rFonts w:ascii="Consolas" w:hAnsi="Consolas" w:eastAsia="Consolas"/>
+          <w:color w:val="D4D4D4"/>
+          <w:sz w:val="16"/>
+        </w:rPr>
         <w:br/>
-      </w:r>
-      <w:r>
         <w:br/>
-      </w:r>
-      <w:r>
-        <w:rPr>
-          <w:rFonts w:ascii="Consolas" w:hAnsi="Consolas"/>
-          <w:color w:val="262626"/>
-          <w:sz w:val="16"/>
-        </w:rPr>
         <w:t xml:space="preserve">    </w:t>
       </w:r>
       <w:r>
         <w:rPr>
-          <w:rFonts w:ascii="Consolas" w:hAnsi="Consolas"/>
-          <w:color w:val="660E7A"/>
-          <w:sz w:val="16"/>
-        </w:rPr>
-        <w:t xml:space="preserve">$this</w:t>
-      </w:r>
-      <w:r>
-        <w:rPr>
-          <w:rFonts w:ascii="Consolas" w:hAnsi="Consolas"/>
-          <w:color w:val="262626"/>
-          <w:sz w:val="16"/>
-        </w:rPr>
-        <w:t xml:space="preserve">-&gt;</w:t>
-      </w:r>
-      <w:r>
-        <w:rPr>
-          <w:rFonts w:ascii="Consolas" w:hAnsi="Consolas"/>
-          <w:color w:val="795E26"/>
-          <w:sz w:val="16"/>
-        </w:rPr>
-        <w:t xml:space="preserve">assertValidTransition</w:t>
-      </w:r>
-      <w:r>
-        <w:rPr>
-          <w:rFonts w:ascii="Consolas" w:hAnsi="Consolas"/>
-          <w:color w:val="262626"/>
-          <w:sz w:val="16"/>
-        </w:rPr>
-        <w:t xml:space="preserve">(</w:t>
-      </w:r>
-      <w:r>
-        <w:rPr>
-          <w:rFonts w:ascii="Consolas" w:hAnsi="Consolas"/>
-          <w:color w:val="660E7A"/>
-          <w:sz w:val="16"/>
-        </w:rPr>
-        <w:t xml:space="preserve">$payment</w:t>
-      </w:r>
-      <w:r>
-        <w:rPr>
-          <w:rFonts w:ascii="Consolas" w:hAnsi="Consolas"/>
-          <w:color w:val="262626"/>
-          <w:sz w:val="16"/>
-        </w:rPr>
-        <w:t xml:space="preserve">, </w:t>
-      </w:r>
-      <w:r>
-        <w:rPr>
-          <w:rFonts w:ascii="Consolas" w:hAnsi="Consolas"/>
-          <w:color w:val="660E7A"/>
-          <w:sz w:val="16"/>
-        </w:rPr>
-        <w:t xml:space="preserve">$payload</w:t>
-      </w:r>
-      <w:r>
-        <w:rPr>
-          <w:rFonts w:ascii="Consolas" w:hAnsi="Consolas"/>
-          <w:color w:val="262626"/>
-          <w:sz w:val="16"/>
-        </w:rPr>
-        <w:t xml:space="preserve">);</w:t>
-      </w:r>
-      <w:r>
+          <w:rFonts w:ascii="Consolas" w:hAnsi="Consolas" w:eastAsia="Consolas"/>
+          <w:color w:val="9CDCFE"/>
+          <w:sz w:val="16"/>
+        </w:rPr>
+        <w:t>$this</w:t>
+      </w:r>
+      <w:r>
+        <w:rPr>
+          <w:rFonts w:ascii="Consolas" w:hAnsi="Consolas" w:eastAsia="Consolas"/>
+          <w:color w:val="D4D4D4"/>
+          <w:sz w:val="16"/>
+        </w:rPr>
+        <w:t>-</w:t>
+      </w:r>
+      <w:r>
+        <w:rPr>
+          <w:rFonts w:ascii="Consolas" w:hAnsi="Consolas" w:eastAsia="Consolas"/>
+          <w:color w:val="D4D4D4"/>
+          <w:sz w:val="16"/>
+        </w:rPr>
+        <w:t>&gt;</w:t>
+      </w:r>
+      <w:r>
+        <w:rPr>
+          <w:rFonts w:ascii="Consolas" w:hAnsi="Consolas" w:eastAsia="Consolas"/>
+          <w:color w:val="DCDCAA"/>
+          <w:sz w:val="16"/>
+        </w:rPr>
+        <w:t>assertValidTransition</w:t>
+      </w:r>
+      <w:r>
+        <w:rPr>
+          <w:rFonts w:ascii="Consolas" w:hAnsi="Consolas" w:eastAsia="Consolas"/>
+          <w:color w:val="D4D4D4"/>
+          <w:sz w:val="16"/>
+        </w:rPr>
+        <w:t>(</w:t>
+      </w:r>
+      <w:r>
+        <w:rPr>
+          <w:rFonts w:ascii="Consolas" w:hAnsi="Consolas" w:eastAsia="Consolas"/>
+          <w:color w:val="9CDCFE"/>
+          <w:sz w:val="16"/>
+        </w:rPr>
+        <w:t>$payment</w:t>
+      </w:r>
+      <w:r>
+        <w:rPr>
+          <w:rFonts w:ascii="Consolas" w:hAnsi="Consolas" w:eastAsia="Consolas"/>
+          <w:color w:val="D4D4D4"/>
+          <w:sz w:val="16"/>
+        </w:rPr>
+        <w:t>,</w:t>
+      </w:r>
+      <w:r>
+        <w:rPr>
+          <w:rFonts w:ascii="Consolas" w:hAnsi="Consolas" w:eastAsia="Consolas"/>
+          <w:color w:val="D4D4D4"/>
+          <w:sz w:val="16"/>
+        </w:rPr>
+        <w:t xml:space="preserve"> </w:t>
+      </w:r>
+      <w:r>
+        <w:rPr>
+          <w:rFonts w:ascii="Consolas" w:hAnsi="Consolas" w:eastAsia="Consolas"/>
+          <w:color w:val="9CDCFE"/>
+          <w:sz w:val="16"/>
+        </w:rPr>
+        <w:t>$payload</w:t>
+      </w:r>
+      <w:r>
+        <w:rPr>
+          <w:rFonts w:ascii="Consolas" w:hAnsi="Consolas" w:eastAsia="Consolas"/>
+          <w:color w:val="D4D4D4"/>
+          <w:sz w:val="16"/>
+        </w:rPr>
+        <w:t>)</w:t>
+      </w:r>
+      <w:r>
+        <w:rPr>
+          <w:rFonts w:ascii="Consolas" w:hAnsi="Consolas" w:eastAsia="Consolas"/>
+          <w:color w:val="D4D4D4"/>
+          <w:sz w:val="16"/>
+        </w:rPr>
+        <w:t>;</w:t>
+      </w:r>
+      <w:r>
+        <w:rPr>
+          <w:rFonts w:ascii="Consolas" w:hAnsi="Consolas" w:eastAsia="Consolas"/>
+          <w:color w:val="D4D4D4"/>
+          <w:sz w:val="16"/>
+        </w:rPr>
         <w:br/>
-      </w:r>
-      <w:r>
-        <w:rPr>
-          <w:rFonts w:ascii="Consolas" w:hAnsi="Consolas"/>
-          <w:color w:val="262626"/>
-          <w:sz w:val="16"/>
-        </w:rPr>
         <w:t xml:space="preserve">    </w:t>
       </w:r>
       <w:r>
         <w:rPr>
-          <w:rFonts w:ascii="Consolas" w:hAnsi="Consolas"/>
-          <w:color w:val="660E7A"/>
-          <w:sz w:val="16"/>
-        </w:rPr>
-        <w:t xml:space="preserve">$this</w:t>
-      </w:r>
-      <w:r>
-        <w:rPr>
-          <w:rFonts w:ascii="Consolas" w:hAnsi="Consolas"/>
-          <w:color w:val="262626"/>
-          <w:sz w:val="16"/>
-        </w:rPr>
-        <w:t xml:space="preserve">-&gt;</w:t>
-      </w:r>
-      <w:r>
-        <w:rPr>
-          <w:rFonts w:ascii="Consolas" w:hAnsi="Consolas"/>
-          <w:color w:val="795E26"/>
-          <w:sz w:val="16"/>
-        </w:rPr>
-        <w:t xml:space="preserve">writeBalancedLedgerAndOutbox</w:t>
-      </w:r>
-      <w:r>
-        <w:rPr>
-          <w:rFonts w:ascii="Consolas" w:hAnsi="Consolas"/>
-          <w:color w:val="262626"/>
-          <w:sz w:val="16"/>
-        </w:rPr>
-        <w:t xml:space="preserve">(</w:t>
-      </w:r>
-      <w:r>
-        <w:rPr>
-          <w:rFonts w:ascii="Consolas" w:hAnsi="Consolas"/>
-          <w:color w:val="660E7A"/>
-          <w:sz w:val="16"/>
-        </w:rPr>
-        <w:t xml:space="preserve">$payment</w:t>
-      </w:r>
-      <w:r>
-        <w:rPr>
-          <w:rFonts w:ascii="Consolas" w:hAnsi="Consolas"/>
-          <w:color w:val="262626"/>
-          <w:sz w:val="16"/>
-        </w:rPr>
-        <w:t xml:space="preserve">, </w:t>
-      </w:r>
-      <w:r>
-        <w:rPr>
-          <w:rFonts w:ascii="Consolas" w:hAnsi="Consolas"/>
-          <w:color w:val="660E7A"/>
-          <w:sz w:val="16"/>
-        </w:rPr>
-        <w:t xml:space="preserve">$event</w:t>
-      </w:r>
-      <w:r>
-        <w:rPr>
-          <w:rFonts w:ascii="Consolas" w:hAnsi="Consolas"/>
-          <w:color w:val="262626"/>
-          <w:sz w:val="16"/>
-        </w:rPr>
-        <w:t xml:space="preserve">);</w:t>
-      </w:r>
-      <w:r>
+          <w:rFonts w:ascii="Consolas" w:hAnsi="Consolas" w:eastAsia="Consolas"/>
+          <w:color w:val="9CDCFE"/>
+          <w:sz w:val="16"/>
+        </w:rPr>
+        <w:t>$this</w:t>
+      </w:r>
+      <w:r>
+        <w:rPr>
+          <w:rFonts w:ascii="Consolas" w:hAnsi="Consolas" w:eastAsia="Consolas"/>
+          <w:color w:val="D4D4D4"/>
+          <w:sz w:val="16"/>
+        </w:rPr>
+        <w:t>-</w:t>
+      </w:r>
+      <w:r>
+        <w:rPr>
+          <w:rFonts w:ascii="Consolas" w:hAnsi="Consolas" w:eastAsia="Consolas"/>
+          <w:color w:val="D4D4D4"/>
+          <w:sz w:val="16"/>
+        </w:rPr>
+        <w:t>&gt;</w:t>
+      </w:r>
+      <w:r>
+        <w:rPr>
+          <w:rFonts w:ascii="Consolas" w:hAnsi="Consolas" w:eastAsia="Consolas"/>
+          <w:color w:val="DCDCAA"/>
+          <w:sz w:val="16"/>
+        </w:rPr>
+        <w:t>writeBalancedLedgerAndOutbox</w:t>
+      </w:r>
+      <w:r>
+        <w:rPr>
+          <w:rFonts w:ascii="Consolas" w:hAnsi="Consolas" w:eastAsia="Consolas"/>
+          <w:color w:val="D4D4D4"/>
+          <w:sz w:val="16"/>
+        </w:rPr>
+        <w:t>(</w:t>
+      </w:r>
+      <w:r>
+        <w:rPr>
+          <w:rFonts w:ascii="Consolas" w:hAnsi="Consolas" w:eastAsia="Consolas"/>
+          <w:color w:val="9CDCFE"/>
+          <w:sz w:val="16"/>
+        </w:rPr>
+        <w:t>$payment</w:t>
+      </w:r>
+      <w:r>
+        <w:rPr>
+          <w:rFonts w:ascii="Consolas" w:hAnsi="Consolas" w:eastAsia="Consolas"/>
+          <w:color w:val="D4D4D4"/>
+          <w:sz w:val="16"/>
+        </w:rPr>
+        <w:t>,</w:t>
+      </w:r>
+      <w:r>
+        <w:rPr>
+          <w:rFonts w:ascii="Consolas" w:hAnsi="Consolas" w:eastAsia="Consolas"/>
+          <w:color w:val="D4D4D4"/>
+          <w:sz w:val="16"/>
+        </w:rPr>
+        <w:t xml:space="preserve"> </w:t>
+      </w:r>
+      <w:r>
+        <w:rPr>
+          <w:rFonts w:ascii="Consolas" w:hAnsi="Consolas" w:eastAsia="Consolas"/>
+          <w:color w:val="9CDCFE"/>
+          <w:sz w:val="16"/>
+        </w:rPr>
+        <w:t>$event</w:t>
+      </w:r>
+      <w:r>
+        <w:rPr>
+          <w:rFonts w:ascii="Consolas" w:hAnsi="Consolas" w:eastAsia="Consolas"/>
+          <w:color w:val="D4D4D4"/>
+          <w:sz w:val="16"/>
+        </w:rPr>
+        <w:t>)</w:t>
+      </w:r>
+      <w:r>
+        <w:rPr>
+          <w:rFonts w:ascii="Consolas" w:hAnsi="Consolas" w:eastAsia="Consolas"/>
+          <w:color w:val="D4D4D4"/>
+          <w:sz w:val="16"/>
+        </w:rPr>
+        <w:t>;</w:t>
+      </w:r>
+      <w:r>
+        <w:rPr>
+          <w:rFonts w:ascii="Consolas" w:hAnsi="Consolas" w:eastAsia="Consolas"/>
+          <w:color w:val="D4D4D4"/>
+          <w:sz w:val="16"/>
+        </w:rPr>
         <w:br/>
-      </w:r>
-      <w:r>
         <w:br/>
-      </w:r>
-      <w:r>
-        <w:rPr>
-          <w:rFonts w:ascii="Consolas" w:hAnsi="Consolas"/>
-          <w:color w:val="262626"/>
-          <w:sz w:val="16"/>
-        </w:rPr>
         <w:t xml:space="preserve">    </w:t>
       </w:r>
       <w:r>
         <w:rPr>
-          <w:rFonts w:ascii="Consolas" w:hAnsi="Consolas"/>
-          <w:color w:val="267F99"/>
-          <w:sz w:val="16"/>
-        </w:rPr>
-        <w:t xml:space="preserve">PublishOutbox</w:t>
-      </w:r>
-      <w:r>
-        <w:rPr>
-          <w:rFonts w:ascii="Consolas" w:hAnsi="Consolas"/>
-          <w:color w:val="262626"/>
-          <w:sz w:val="16"/>
-        </w:rPr>
-        <w:t xml:space="preserve">::</w:t>
-      </w:r>
-      <w:r>
-        <w:rPr>
-          <w:rFonts w:ascii="Consolas" w:hAnsi="Consolas"/>
-          <w:color w:val="795E26"/>
-          <w:sz w:val="16"/>
-        </w:rPr>
-        <w:t xml:space="preserve">dispatch</w:t>
-      </w:r>
-      <w:r>
-        <w:rPr>
-          <w:rFonts w:ascii="Consolas" w:hAnsi="Consolas"/>
-          <w:color w:val="262626"/>
-          <w:sz w:val="16"/>
-        </w:rPr>
-        <w:t xml:space="preserve">(</w:t>
-      </w:r>
-      <w:r>
-        <w:rPr>
-          <w:rFonts w:ascii="Consolas" w:hAnsi="Consolas"/>
-          <w:color w:val="660E7A"/>
-          <w:sz w:val="16"/>
-        </w:rPr>
-        <w:t xml:space="preserve">$event</w:t>
-      </w:r>
-      <w:r>
-        <w:rPr>
-          <w:rFonts w:ascii="Consolas" w:hAnsi="Consolas"/>
-          <w:color w:val="262626"/>
-          <w:sz w:val="16"/>
-        </w:rPr>
-        <w:t xml:space="preserve">-&gt;</w:t>
-      </w:r>
-      <w:r>
-        <w:rPr>
-          <w:rFonts w:ascii="Consolas" w:hAnsi="Consolas"/>
-          <w:color w:val="660E7A"/>
-          <w:sz w:val="16"/>
-        </w:rPr>
-        <w:t xml:space="preserve">id</w:t>
-      </w:r>
-      <w:r>
-        <w:rPr>
-          <w:rFonts w:ascii="Consolas" w:hAnsi="Consolas"/>
-          <w:color w:val="262626"/>
-          <w:sz w:val="16"/>
-        </w:rPr>
-        <w:t xml:space="preserve">)-&gt;</w:t>
-      </w:r>
-      <w:r>
-        <w:rPr>
-          <w:rFonts w:ascii="Consolas" w:hAnsi="Consolas"/>
-          <w:color w:val="795E26"/>
-          <w:sz w:val="16"/>
-        </w:rPr>
-        <w:t xml:space="preserve">afterCommit</w:t>
-      </w:r>
-      <w:r>
-        <w:rPr>
-          <w:rFonts w:ascii="Consolas" w:hAnsi="Consolas"/>
-          <w:color w:val="262626"/>
-          <w:sz w:val="16"/>
-        </w:rPr>
-        <w:t xml:space="preserve">();</w:t>
-      </w:r>
-      <w:r>
+          <w:rFonts w:ascii="Consolas" w:hAnsi="Consolas" w:eastAsia="Consolas"/>
+          <w:color w:val="4EC9B0"/>
+          <w:sz w:val="16"/>
+        </w:rPr>
+        <w:t>PublishOutbox</w:t>
+      </w:r>
+      <w:r>
+        <w:rPr>
+          <w:rFonts w:ascii="Consolas" w:hAnsi="Consolas" w:eastAsia="Consolas"/>
+          <w:color w:val="D4D4D4"/>
+          <w:sz w:val="16"/>
+        </w:rPr>
+        <w:t>:</w:t>
+      </w:r>
+      <w:r>
+        <w:rPr>
+          <w:rFonts w:ascii="Consolas" w:hAnsi="Consolas" w:eastAsia="Consolas"/>
+          <w:color w:val="D4D4D4"/>
+          <w:sz w:val="16"/>
+        </w:rPr>
+        <w:t>:</w:t>
+      </w:r>
+      <w:r>
+        <w:rPr>
+          <w:rFonts w:ascii="Consolas" w:hAnsi="Consolas" w:eastAsia="Consolas"/>
+          <w:color w:val="DCDCAA"/>
+          <w:sz w:val="16"/>
+        </w:rPr>
+        <w:t>dispatch</w:t>
+      </w:r>
+      <w:r>
+        <w:rPr>
+          <w:rFonts w:ascii="Consolas" w:hAnsi="Consolas" w:eastAsia="Consolas"/>
+          <w:color w:val="D4D4D4"/>
+          <w:sz w:val="16"/>
+        </w:rPr>
+        <w:t>(</w:t>
+      </w:r>
+      <w:r>
+        <w:rPr>
+          <w:rFonts w:ascii="Consolas" w:hAnsi="Consolas" w:eastAsia="Consolas"/>
+          <w:color w:val="9CDCFE"/>
+          <w:sz w:val="16"/>
+        </w:rPr>
+        <w:t>$event</w:t>
+      </w:r>
+      <w:r>
+        <w:rPr>
+          <w:rFonts w:ascii="Consolas" w:hAnsi="Consolas" w:eastAsia="Consolas"/>
+          <w:color w:val="D4D4D4"/>
+          <w:sz w:val="16"/>
+        </w:rPr>
+        <w:t>-</w:t>
+      </w:r>
+      <w:r>
+        <w:rPr>
+          <w:rFonts w:ascii="Consolas" w:hAnsi="Consolas" w:eastAsia="Consolas"/>
+          <w:color w:val="D4D4D4"/>
+          <w:sz w:val="16"/>
+        </w:rPr>
+        <w:t>&gt;</w:t>
+      </w:r>
+      <w:r>
+        <w:rPr>
+          <w:rFonts w:ascii="Consolas" w:hAnsi="Consolas" w:eastAsia="Consolas"/>
+          <w:color w:val="D4D4D4"/>
+          <w:sz w:val="16"/>
+        </w:rPr>
+        <w:t>id</w:t>
+      </w:r>
+      <w:r>
+        <w:rPr>
+          <w:rFonts w:ascii="Consolas" w:hAnsi="Consolas" w:eastAsia="Consolas"/>
+          <w:color w:val="D4D4D4"/>
+          <w:sz w:val="16"/>
+        </w:rPr>
+        <w:t>)</w:t>
+      </w:r>
+      <w:r>
+        <w:rPr>
+          <w:rFonts w:ascii="Consolas" w:hAnsi="Consolas" w:eastAsia="Consolas"/>
+          <w:color w:val="D4D4D4"/>
+          <w:sz w:val="16"/>
+        </w:rPr>
+        <w:t>-</w:t>
+      </w:r>
+      <w:r>
+        <w:rPr>
+          <w:rFonts w:ascii="Consolas" w:hAnsi="Consolas" w:eastAsia="Consolas"/>
+          <w:color w:val="D4D4D4"/>
+          <w:sz w:val="16"/>
+        </w:rPr>
+        <w:t>&gt;</w:t>
+      </w:r>
+      <w:r>
+        <w:rPr>
+          <w:rFonts w:ascii="Consolas" w:hAnsi="Consolas" w:eastAsia="Consolas"/>
+          <w:color w:val="DCDCAA"/>
+          <w:sz w:val="16"/>
+        </w:rPr>
+        <w:t>afterCommit</w:t>
+      </w:r>
+      <w:r>
+        <w:rPr>
+          <w:rFonts w:ascii="Consolas" w:hAnsi="Consolas" w:eastAsia="Consolas"/>
+          <w:color w:val="D4D4D4"/>
+          <w:sz w:val="16"/>
+        </w:rPr>
+        <w:t>(</w:t>
+      </w:r>
+      <w:r>
+        <w:rPr>
+          <w:rFonts w:ascii="Consolas" w:hAnsi="Consolas" w:eastAsia="Consolas"/>
+          <w:color w:val="D4D4D4"/>
+          <w:sz w:val="16"/>
+        </w:rPr>
+        <w:t>)</w:t>
+      </w:r>
+      <w:r>
+        <w:rPr>
+          <w:rFonts w:ascii="Consolas" w:hAnsi="Consolas" w:eastAsia="Consolas"/>
+          <w:color w:val="D4D4D4"/>
+          <w:sz w:val="16"/>
+        </w:rPr>
+        <w:t>;</w:t>
+      </w:r>
+      <w:r>
+        <w:rPr>
+          <w:rFonts w:ascii="Consolas" w:hAnsi="Consolas" w:eastAsia="Consolas"/>
+          <w:color w:val="D4D4D4"/>
+          <w:sz w:val="16"/>
+        </w:rPr>
         <w:br/>
-      </w:r>
-      <w:r>
         <w:br/>
-      </w:r>
-      <w:r>
-        <w:rPr>
-          <w:rFonts w:ascii="Consolas" w:hAnsi="Consolas"/>
-          <w:color w:val="262626"/>
-          <w:sz w:val="16"/>
-        </w:rPr>
         <w:t xml:space="preserve">    </w:t>
       </w:r>
       <w:r>
         <w:rPr>
-          <w:rFonts w:ascii="Consolas" w:hAnsi="Consolas"/>
-          <w:b/>
-          <w:color w:val="000080"/>
-          <w:sz w:val="16"/>
-        </w:rPr>
-        <w:t xml:space="preserve">return</w:t>
-      </w:r>
-      <w:r>
-        <w:rPr>
-          <w:rFonts w:ascii="Consolas" w:hAnsi="Consolas"/>
-          <w:color w:val="262626"/>
+          <w:rFonts w:ascii="Consolas" w:hAnsi="Consolas" w:eastAsia="Consolas"/>
+          <w:color w:val="569CD6"/>
+          <w:sz w:val="16"/>
+        </w:rPr>
+        <w:t>return</w:t>
+      </w:r>
+      <w:r>
+        <w:rPr>
+          <w:rFonts w:ascii="Consolas" w:hAnsi="Consolas" w:eastAsia="Consolas"/>
+          <w:color w:val="D4D4D4"/>
           <w:sz w:val="16"/>
         </w:rPr>
         <w:t xml:space="preserve"> </w:t>
       </w:r>
       <w:r>
         <w:rPr>
-          <w:rFonts w:ascii="Consolas" w:hAnsi="Consolas"/>
-          <w:color w:val="660E7A"/>
-          <w:sz w:val="16"/>
-        </w:rPr>
-        <w:t xml:space="preserve">$event</w:t>
-      </w:r>
-      <w:r>
-        <w:rPr>
-          <w:rFonts w:ascii="Consolas" w:hAnsi="Consolas"/>
-          <w:color w:val="262626"/>
-          <w:sz w:val="16"/>
-        </w:rPr>
-        <w:t xml:space="preserve">;</w:t>
-      </w:r>
-      <w:r>
+          <w:rFonts w:ascii="Consolas" w:hAnsi="Consolas" w:eastAsia="Consolas"/>
+          <w:color w:val="9CDCFE"/>
+          <w:sz w:val="16"/>
+        </w:rPr>
+        <w:t>$event</w:t>
+      </w:r>
+      <w:r>
+        <w:rPr>
+          <w:rFonts w:ascii="Consolas" w:hAnsi="Consolas" w:eastAsia="Consolas"/>
+          <w:color w:val="D4D4D4"/>
+          <w:sz w:val="16"/>
+        </w:rPr>
+        <w:t>;</w:t>
+      </w:r>
+      <w:r>
+        <w:rPr>
+          <w:rFonts w:ascii="Consolas" w:hAnsi="Consolas" w:eastAsia="Consolas"/>
+          <w:color w:val="D4D4D4"/>
+          <w:sz w:val="16"/>
+        </w:rPr>
         <w:br/>
       </w:r>
       <w:r>
         <w:rPr>
-          <w:rFonts w:ascii="Consolas" w:hAnsi="Consolas"/>
-          <w:color w:val="262626"/>
-          <w:sz w:val="16"/>
-        </w:rPr>
-        <w:t xml:space="preserve">}, </w:t>
-      </w:r>
-      <w:r>
-        <w:rPr>
-          <w:rFonts w:ascii="Consolas" w:hAnsi="Consolas"/>
-          <w:color w:val="660E7A"/>
-          <w:sz w:val="16"/>
-        </w:rPr>
-        <w:t xml:space="preserve">attempts</w:t>
-      </w:r>
-      <w:r>
-        <w:rPr>
-          <w:rFonts w:ascii="Consolas" w:hAnsi="Consolas"/>
-          <w:color w:val="262626"/>
-          <w:sz w:val="16"/>
-        </w:rPr>
-        <w:t xml:space="preserve">: </w:t>
-      </w:r>
-      <w:r>
-        <w:rPr>
-          <w:rFonts w:ascii="Consolas" w:hAnsi="Consolas"/>
-          <w:color w:val="0073E6"/>
-          <w:sz w:val="16"/>
-        </w:rPr>
-        <w:t xml:space="preserve">5</w:t>
-      </w:r>
-      <w:r>
-        <w:rPr>
-          <w:rFonts w:ascii="Consolas" w:hAnsi="Consolas"/>
-          <w:color w:val="262626"/>
-          <w:sz w:val="16"/>
-        </w:rPr>
-        <w:t xml:space="preserve">);</w:t>
+          <w:rFonts w:ascii="Consolas" w:hAnsi="Consolas" w:eastAsia="Consolas"/>
+          <w:color w:val="D4D4D4"/>
+          <w:sz w:val="16"/>
+        </w:rPr>
+        <w:t>}</w:t>
+      </w:r>
+      <w:r>
+        <w:rPr>
+          <w:rFonts w:ascii="Consolas" w:hAnsi="Consolas" w:eastAsia="Consolas"/>
+          <w:color w:val="D4D4D4"/>
+          <w:sz w:val="16"/>
+        </w:rPr>
+        <w:t>,</w:t>
+      </w:r>
+      <w:r>
+        <w:rPr>
+          <w:rFonts w:ascii="Consolas" w:hAnsi="Consolas" w:eastAsia="Consolas"/>
+          <w:color w:val="D4D4D4"/>
+          <w:sz w:val="16"/>
+        </w:rPr>
+        <w:t xml:space="preserve"> </w:t>
+      </w:r>
+      <w:r>
+        <w:rPr>
+          <w:rFonts w:ascii="Consolas" w:hAnsi="Consolas" w:eastAsia="Consolas"/>
+          <w:color w:val="D4D4D4"/>
+          <w:sz w:val="16"/>
+        </w:rPr>
+        <w:t>attempts</w:t>
+      </w:r>
+      <w:r>
+        <w:rPr>
+          <w:rFonts w:ascii="Consolas" w:hAnsi="Consolas" w:eastAsia="Consolas"/>
+          <w:color w:val="D4D4D4"/>
+          <w:sz w:val="16"/>
+        </w:rPr>
+        <w:t>:</w:t>
+      </w:r>
+      <w:r>
+        <w:rPr>
+          <w:rFonts w:ascii="Consolas" w:hAnsi="Consolas" w:eastAsia="Consolas"/>
+          <w:color w:val="D4D4D4"/>
+          <w:sz w:val="16"/>
+        </w:rPr>
+        <w:t xml:space="preserve"> </w:t>
+      </w:r>
+      <w:r>
+        <w:rPr>
+          <w:rFonts w:ascii="Consolas" w:hAnsi="Consolas" w:eastAsia="Consolas"/>
+          <w:color w:val="D4D4D4"/>
+          <w:sz w:val="16"/>
+        </w:rPr>
+        <w:t>5</w:t>
+      </w:r>
+      <w:r>
+        <w:rPr>
+          <w:rFonts w:ascii="Consolas" w:hAnsi="Consolas" w:eastAsia="Consolas"/>
+          <w:color w:val="D4D4D4"/>
+          <w:sz w:val="16"/>
+        </w:rPr>
+        <w:t>)</w:t>
+      </w:r>
+      <w:r>
+        <w:rPr>
+          <w:rFonts w:ascii="Consolas" w:hAnsi="Consolas" w:eastAsia="Consolas"/>
+          <w:color w:val="D4D4D4"/>
+          <w:sz w:val="16"/>
+        </w:rPr>
+        <w:t>;</w:t>
       </w:r>
     </w:p>
     <w:p>
@@ -3996,6 +4707,167 @@
     </w:p>
     <w:p>
       <w:pPr>
+        <w:pStyle w:val="ListBody"/>
+      </w:pPr>
+      <w:r>
+        <w:rPr>
+          <w:rFonts w:ascii="Aptos" w:hAnsi="Aptos"/>
+          <w:color w:val="1F2937"/>
+          <w:sz w:val="19"/>
+        </w:rPr>
+        <w:t xml:space="preserve">Perintah pembuatan berkas tahap ini (diverifikasi pada Laravel 13.25; baris # INFO adalah output nyata). Jalankan dari root repository, lalu isi berkas sesuai langkah di atas.</w:t>
+      </w:r>
+    </w:p>
+    <w:p>
+      <w:pPr>
+        <w:pStyle w:val="CodeHeader"/>
+        <w:shd w:fill="2D2D30"/>
+        <w:pBdr>
+          <w:left w:val="single" w:sz="4" w:space="8" w:color="2D2D30"/>
+        </w:pBdr>
+      </w:pPr>
+      <w:r>
+        <w:rPr>
+          <w:rFonts w:ascii="Consolas" w:hAnsi="Consolas"/>
+          <w:b/>
+          <w:color w:val="FFFFFF"/>
+          <w:sz w:val="16"/>
+        </w:rPr>
+        <w:t xml:space="preserve">BUAT FILE — MODUL 11 TAHAP 2   •   terminal pada root repository   •   BASH</w:t>
+      </w:r>
+    </w:p>
+    <w:p>
+      <w:pPr>
+        <w:pStyle w:val="CodeBlock"/>
+        <w:shd w:fill="1E1E1E"/>
+        <w:pBdr>
+          <w:left w:val="single" w:sz="4" w:space="8" w:color="1E1E1E"/>
+        </w:pBdr>
+      </w:pPr>
+      <w:r>
+        <w:rPr>
+          <w:rFonts w:ascii="Consolas" w:hAnsi="Consolas"/>
+          <w:color w:val="D4D4D4"/>
+          <w:sz w:val="16"/>
+        </w:rPr>
+        <w:t xml:space="preserve">php artisan make:class Modules/Payments/Support/WebhookSignatureVerifier</w:t>
+        <w:br/>
+      </w:r>
+      <w:r>
+        <w:rPr>
+          <w:rFonts w:ascii="Consolas" w:hAnsi="Consolas"/>
+          <w:color w:val="6A9955"/>
+          <w:sz w:val="16"/>
+        </w:rPr>
+        <w:t xml:space="preserve">#   INFO Class [app/Modules/Payments/Support/WebhookSignatureVerifier.php] created successfully.</w:t>
+        <w:br/>
+      </w:r>
+      <w:r>
+        <w:rPr>
+          <w:rFonts w:ascii="Consolas" w:hAnsi="Consolas"/>
+          <w:color w:val="D4D4D4"/>
+          <w:sz w:val="16"/>
+        </w:rPr>
+        <w:t xml:space="preserve">php artisan make:test WebhookSignatureVerifierTest --unit --phpunit</w:t>
+        <w:br/>
+      </w:r>
+      <w:r>
+        <w:rPr>
+          <w:rFonts w:ascii="Consolas" w:hAnsi="Consolas"/>
+          <w:color w:val="6A9955"/>
+          <w:sz w:val="16"/>
+        </w:rPr>
+        <w:t xml:space="preserve">#   INFO Test [tests/Unit/WebhookSignatureVerifierTest.php] created successfully.</w:t>
+      </w:r>
+    </w:p>
+    <w:p>
+      <w:pPr>
+        <w:pStyle w:val="ListBody"/>
+        <w:numPr>
+          <w:ilvl w:val="0"/>
+          <w:numId w:val="10"/>
+        </w:numPr>
+      </w:pPr>
+      <w:r>
+        <w:rPr>
+          <w:rFonts w:ascii="Consolas" w:hAnsi="Consolas"/>
+          <w:color w:val="C11B12"/>
+          <w:sz w:val="17"/>
+          <w:shd w:fill="ECEFF3"/>
+        </w:rPr>
+        <w:t xml:space="preserve">php artisan make:class Modules/Payments/Support/WebhookSignatureVerifier</w:t>
+      </w:r>
+      <w:r>
+        <w:rPr>
+          <w:rFonts w:ascii="Aptos" w:hAnsi="Aptos"/>
+          <w:color w:val="1F2937"/>
+          <w:sz w:val="19"/>
+        </w:rPr>
+        <w:t xml:space="preserve"> — Verifier HMAC-SHA256 atas RAW body + hash_equals (constant-time), fail-closed bila secret/signature kosong. Hasil: </w:t>
+      </w:r>
+      <w:r>
+        <w:rPr>
+          <w:rFonts w:ascii="Consolas" w:hAnsi="Consolas"/>
+          <w:color w:val="C11B12"/>
+          <w:sz w:val="17"/>
+          <w:shd w:fill="ECEFF3"/>
+        </w:rPr>
+        <w:t xml:space="preserve">app/Modules/Payments/Support/WebhookSignatureVerifier.php</w:t>
+      </w:r>
+      <w:r>
+        <w:rPr>
+          <w:rFonts w:ascii="Aptos" w:hAnsi="Aptos"/>
+          <w:color w:val="1F2937"/>
+          <w:sz w:val="19"/>
+        </w:rPr>
+        <w:t xml:space="preserve">.</w:t>
+      </w:r>
+    </w:p>
+    <w:p>
+      <w:pPr>
+        <w:pStyle w:val="ListBody"/>
+        <w:numPr>
+          <w:ilvl w:val="0"/>
+          <w:numId w:val="10"/>
+        </w:numPr>
+      </w:pPr>
+      <w:r>
+        <w:rPr>
+          <w:rFonts w:ascii="Consolas" w:hAnsi="Consolas"/>
+          <w:color w:val="C11B12"/>
+          <w:sz w:val="17"/>
+          <w:shd w:fill="ECEFF3"/>
+        </w:rPr>
+        <w:t xml:space="preserve">php artisan make:test WebhookSignatureVerifierTest --unit --phpunit</w:t>
+      </w:r>
+      <w:r>
+        <w:rPr>
+          <w:rFonts w:ascii="Aptos" w:hAnsi="Aptos"/>
+          <w:color w:val="1F2937"/>
+          <w:sz w:val="19"/>
+        </w:rPr>
+        <w:t xml:space="preserve"> — Unit test signature: cocok diterima, dimodifikasi ditolak, tanpa secret/signature ditolak. Hasil: </w:t>
+      </w:r>
+      <w:r>
+        <w:rPr>
+          <w:rFonts w:ascii="Consolas" w:hAnsi="Consolas"/>
+          <w:color w:val="C11B12"/>
+          <w:sz w:val="17"/>
+          <w:shd w:fill="ECEFF3"/>
+        </w:rPr>
+        <w:t xml:space="preserve">tests/Unit/WebhookSignatureVerifierTest.php</w:t>
+      </w:r>
+      <w:r>
+        <w:rPr>
+          <w:rFonts w:ascii="Aptos" w:hAnsi="Aptos"/>
+          <w:color w:val="1F2937"/>
+          <w:sz w:val="19"/>
+        </w:rPr>
+        <w:t xml:space="preserve">.</w:t>
+      </w:r>
+    </w:p>
+    <w:p>
+      <w:pPr>
         <w:pStyle w:val="TutorialObserve"/>
         <w:shd w:fill="FFF4D6" w:val="clear"/>
         <w:pBdr>
@@ -4212,6 +5084,245 @@
     </w:p>
     <w:p>
       <w:pPr>
+        <w:pStyle w:val="ListBody"/>
+      </w:pPr>
+      <w:r>
+        <w:rPr>
+          <w:rFonts w:ascii="Aptos" w:hAnsi="Aptos"/>
+          <w:color w:val="1F2937"/>
+          <w:sz w:val="19"/>
+        </w:rPr>
+        <w:t xml:space="preserve">Perintah pembuatan berkas tahap ini (diverifikasi pada Laravel 13.25; baris # INFO adalah output nyata). Jalankan dari root repository, lalu isi berkas sesuai langkah di atas.</w:t>
+      </w:r>
+    </w:p>
+    <w:p>
+      <w:pPr>
+        <w:pStyle w:val="CodeHeader"/>
+        <w:shd w:fill="2D2D30"/>
+        <w:pBdr>
+          <w:left w:val="single" w:sz="4" w:space="8" w:color="2D2D30"/>
+        </w:pBdr>
+      </w:pPr>
+      <w:r>
+        <w:rPr>
+          <w:rFonts w:ascii="Consolas" w:hAnsi="Consolas"/>
+          <w:b/>
+          <w:color w:val="FFFFFF"/>
+          <w:sz w:val="16"/>
+        </w:rPr>
+        <w:t xml:space="preserve">BUAT FILE — MODUL 11 TAHAP 3   •   terminal pada root repository   •   BASH</w:t>
+      </w:r>
+    </w:p>
+    <w:p>
+      <w:pPr>
+        <w:pStyle w:val="CodeBlock"/>
+        <w:shd w:fill="1E1E1E"/>
+        <w:pBdr>
+          <w:left w:val="single" w:sz="4" w:space="8" w:color="1E1E1E"/>
+        </w:pBdr>
+      </w:pPr>
+      <w:r>
+        <w:rPr>
+          <w:rFonts w:ascii="Consolas" w:hAnsi="Consolas"/>
+          <w:color w:val="D4D4D4"/>
+          <w:sz w:val="16"/>
+        </w:rPr>
+        <w:t xml:space="preserve">php artisan make:class Modules/Payments/Services/ProcessPaymentWebhook</w:t>
+        <w:br/>
+      </w:r>
+      <w:r>
+        <w:rPr>
+          <w:rFonts w:ascii="Consolas" w:hAnsi="Consolas"/>
+          <w:color w:val="6A9955"/>
+          <w:sz w:val="16"/>
+        </w:rPr>
+        <w:t xml:space="preserve">#   INFO Class [app/Modules/Payments/Services/ProcessPaymentWebhook.php] created successfully.</w:t>
+        <w:br/>
+      </w:r>
+      <w:r>
+        <w:rPr>
+          <w:rFonts w:ascii="Consolas" w:hAnsi="Consolas"/>
+          <w:color w:val="D4D4D4"/>
+          <w:sz w:val="16"/>
+        </w:rPr>
+        <w:t xml:space="preserve">php artisan make:controller 'App\Modules\Payments\Http\Controllers\QrisWebhookController' --invokable</w:t>
+        <w:br/>
+      </w:r>
+      <w:r>
+        <w:rPr>
+          <w:rFonts w:ascii="Consolas" w:hAnsi="Consolas"/>
+          <w:color w:val="6A9955"/>
+          <w:sz w:val="16"/>
+        </w:rPr>
+        <w:t xml:space="preserve">#   INFO Controller [app/Modules/Payments/Http/Controllers/QrisWebhookController.php] created successfully.</w:t>
+        <w:br/>
+      </w:r>
+      <w:r>
+        <w:rPr>
+          <w:rFonts w:ascii="Consolas" w:hAnsi="Consolas"/>
+          <w:color w:val="6A9955"/>
+          <w:sz w:val="16"/>
+        </w:rPr>
+        <w:t xml:space="preserve"># manual (shell)</w:t>
+        <w:br/>
+      </w:r>
+      <w:r>
+        <w:rPr>
+          <w:rFonts w:ascii="Consolas" w:hAnsi="Consolas"/>
+          <w:color w:val="D4D4D4"/>
+          <w:sz w:val="16"/>
+        </w:rPr>
+        <w:t xml:space="preserve">rm app/Modules/Payments/Http/Controllers/.gitkeep app/Modules/Payments/routes/.gitkeep</w:t>
+        <w:br/>
+      </w:r>
+      <w:r>
+        <w:rPr>
+          <w:rFonts w:ascii="Consolas" w:hAnsi="Consolas"/>
+          <w:color w:val="D4D4D4"/>
+          <w:sz w:val="16"/>
+        </w:rPr>
+        <w:t xml:space="preserve">touch app/Modules/Payments/routes/web.php</w:t>
+      </w:r>
+    </w:p>
+    <w:p>
+      <w:pPr>
+        <w:pStyle w:val="ListBody"/>
+        <w:numPr>
+          <w:ilvl w:val="0"/>
+          <w:numId w:val="10"/>
+        </w:numPr>
+      </w:pPr>
+      <w:r>
+        <w:rPr>
+          <w:rFonts w:ascii="Consolas" w:hAnsi="Consolas"/>
+          <w:color w:val="C11B12"/>
+          <w:sz w:val="17"/>
+          <w:shd w:fill="ECEFF3"/>
+        </w:rPr>
+        <w:t xml:space="preserve">php artisan make:class Modules/Payments/Services/ProcessPaymentWebhook</w:t>
+      </w:r>
+      <w:r>
+        <w:rPr>
+          <w:rFonts w:ascii="Aptos" w:hAnsi="Aptos"/>
+          <w:color w:val="1F2937"/>
+          <w:sz w:val="19"/>
+        </w:rPr>
+        <w:t xml:space="preserve"> — Service webhook: verifikasi → dedup provider_event_id → event + status paid + settlement dalam satu transaksi. Hasil: </w:t>
+      </w:r>
+      <w:r>
+        <w:rPr>
+          <w:rFonts w:ascii="Consolas" w:hAnsi="Consolas"/>
+          <w:color w:val="C11B12"/>
+          <w:sz w:val="17"/>
+          <w:shd w:fill="ECEFF3"/>
+        </w:rPr>
+        <w:t xml:space="preserve">app/Modules/Payments/Services/ProcessPaymentWebhook.php</w:t>
+      </w:r>
+      <w:r>
+        <w:rPr>
+          <w:rFonts w:ascii="Aptos" w:hAnsi="Aptos"/>
+          <w:color w:val="1F2937"/>
+          <w:sz w:val="19"/>
+        </w:rPr>
+        <w:t xml:space="preserve">.</w:t>
+      </w:r>
+    </w:p>
+    <w:p>
+      <w:pPr>
+        <w:pStyle w:val="ListBody"/>
+        <w:numPr>
+          <w:ilvl w:val="0"/>
+          <w:numId w:val="10"/>
+        </w:numPr>
+      </w:pPr>
+      <w:r>
+        <w:rPr>
+          <w:rFonts w:ascii="Consolas" w:hAnsi="Consolas"/>
+          <w:color w:val="C11B12"/>
+          <w:sz w:val="17"/>
+          <w:shd w:fill="ECEFF3"/>
+        </w:rPr>
+        <w:t xml:space="preserve">php artisan make:controller 'App\Modules\Payments\Http\Controllers\QrisWebhookController' --invokable</w:t>
+      </w:r>
+      <w:r>
+        <w:rPr>
+          <w:rFonts w:ascii="Aptos" w:hAnsi="Aptos"/>
+          <w:color w:val="1F2937"/>
+          <w:sz w:val="19"/>
+        </w:rPr>
+        <w:t xml:space="preserve"> — Controller satu aksi endpoint webhook (membaca raw body), ditulis ke folder modul Payments. Hasil: </w:t>
+      </w:r>
+      <w:r>
+        <w:rPr>
+          <w:rFonts w:ascii="Consolas" w:hAnsi="Consolas"/>
+          <w:color w:val="C11B12"/>
+          <w:sz w:val="17"/>
+          <w:shd w:fill="ECEFF3"/>
+        </w:rPr>
+        <w:t xml:space="preserve">app/Modules/Payments/Http/Controllers/QrisWebhookController.php</w:t>
+      </w:r>
+      <w:r>
+        <w:rPr>
+          <w:rFonts w:ascii="Aptos" w:hAnsi="Aptos"/>
+          <w:color w:val="1F2937"/>
+          <w:sz w:val="19"/>
+        </w:rPr>
+        <w:t xml:space="preserve">.</w:t>
+      </w:r>
+    </w:p>
+    <w:p>
+      <w:pPr>
+        <w:pStyle w:val="ListBody"/>
+        <w:numPr>
+          <w:ilvl w:val="0"/>
+          <w:numId w:val="10"/>
+        </w:numPr>
+      </w:pPr>
+      <w:r>
+        <w:rPr>
+          <w:rFonts w:ascii="Aptos" w:hAnsi="Aptos"/>
+          <w:color w:val="1F2937"/>
+          <w:sz w:val="19"/>
+        </w:rPr>
+        <w:t xml:space="preserve">Manual: </w:t>
+      </w:r>
+      <w:r>
+        <w:rPr>
+          <w:rFonts w:ascii="Consolas" w:hAnsi="Consolas"/>
+          <w:color w:val="C11B12"/>
+          <w:sz w:val="17"/>
+          <w:shd w:fill="ECEFF3"/>
+        </w:rPr>
+        <w:t xml:space="preserve">rm app/Modules/Payments/Http/Controllers/.gitkeep app/Modules/Payments/routes/.gitkeep</w:t>
+      </w:r>
+      <w:r>
+        <w:rPr>
+          <w:rFonts w:ascii="Aptos" w:hAnsi="Aptos"/>
+          <w:color w:val="1F2937"/>
+          <w:sz w:val="19"/>
+        </w:rPr>
+        <w:t xml:space="preserve"> — Route publik webhook milik modul (PortalRoutes::web()) dibuat manual. Pengecualian CSRF webhooks/* ditulis di PaymentsServiceProvider::boot() dengan PreventRequestForgery::except(); secret webhook ditambahkan ke config/services.php (qris.webhook_secret, dibaca dari .env — tidak di-commit). Hasil: </w:t>
+      </w:r>
+      <w:r>
+        <w:rPr>
+          <w:rFonts w:ascii="Consolas" w:hAnsi="Consolas"/>
+          <w:color w:val="C11B12"/>
+          <w:sz w:val="17"/>
+          <w:shd w:fill="ECEFF3"/>
+        </w:rPr>
+        <w:t xml:space="preserve">app/Modules/Payments/routes/web.php</w:t>
+      </w:r>
+      <w:r>
+        <w:rPr>
+          <w:rFonts w:ascii="Aptos" w:hAnsi="Aptos"/>
+          <w:color w:val="1F2937"/>
+          <w:sz w:val="19"/>
+        </w:rPr>
+        <w:t xml:space="preserve">.</w:t>
+      </w:r>
+    </w:p>
+    <w:p>
+      <w:pPr>
         <w:pStyle w:val="TutorialObserve"/>
         <w:shd w:fill="FFF4D6" w:val="clear"/>
         <w:pBdr>
@@ -4401,6 +5512,106 @@
     </w:p>
     <w:p>
       <w:pPr>
+        <w:pStyle w:val="ListBody"/>
+      </w:pPr>
+      <w:r>
+        <w:rPr>
+          <w:rFonts w:ascii="Aptos" w:hAnsi="Aptos"/>
+          <w:color w:val="1F2937"/>
+          <w:sz w:val="19"/>
+        </w:rPr>
+        <w:t xml:space="preserve">Perintah pembuatan berkas tahap ini (diverifikasi pada Laravel 13.25; baris # INFO adalah output nyata). Jalankan dari root repository, lalu isi berkas sesuai langkah di atas.</w:t>
+      </w:r>
+    </w:p>
+    <w:p>
+      <w:pPr>
+        <w:pStyle w:val="CodeHeader"/>
+        <w:shd w:fill="2D2D30"/>
+        <w:pBdr>
+          <w:left w:val="single" w:sz="4" w:space="8" w:color="2D2D30"/>
+        </w:pBdr>
+      </w:pPr>
+      <w:r>
+        <w:rPr>
+          <w:rFonts w:ascii="Consolas" w:hAnsi="Consolas"/>
+          <w:b/>
+          <w:color w:val="FFFFFF"/>
+          <w:sz w:val="16"/>
+        </w:rPr>
+        <w:t xml:space="preserve">BUAT FILE — MODUL 11 TAHAP 4   •   terminal pada root repository   •   BASH</w:t>
+      </w:r>
+    </w:p>
+    <w:p>
+      <w:pPr>
+        <w:pStyle w:val="CodeBlock"/>
+        <w:shd w:fill="1E1E1E"/>
+        <w:pBdr>
+          <w:left w:val="single" w:sz="4" w:space="8" w:color="1E1E1E"/>
+        </w:pBdr>
+      </w:pPr>
+      <w:r>
+        <w:rPr>
+          <w:rFonts w:ascii="Consolas" w:hAnsi="Consolas"/>
+          <w:color w:val="D4D4D4"/>
+          <w:sz w:val="16"/>
+        </w:rPr>
+        <w:t xml:space="preserve">php artisan make:class Modules/Payments/Services/SettlePayment</w:t>
+        <w:br/>
+      </w:r>
+      <w:r>
+        <w:rPr>
+          <w:rFonts w:ascii="Consolas" w:hAnsi="Consolas"/>
+          <w:color w:val="6A9955"/>
+          <w:sz w:val="16"/>
+        </w:rPr>
+        <w:t xml:space="preserve">#   INFO Class [app/Modules/Payments/Services/SettlePayment.php] created successfully.</w:t>
+      </w:r>
+    </w:p>
+    <w:p>
+      <w:pPr>
+        <w:pStyle w:val="ListBody"/>
+        <w:numPr>
+          <w:ilvl w:val="0"/>
+          <w:numId w:val="10"/>
+        </w:numPr>
+      </w:pPr>
+      <w:r>
+        <w:rPr>
+          <w:rFonts w:ascii="Consolas" w:hAnsi="Consolas"/>
+          <w:color w:val="C11B12"/>
+          <w:sz w:val="17"/>
+          <w:shd w:fill="ECEFF3"/>
+        </w:rPr>
+        <w:t xml:space="preserve">php artisan make:class Modules/Payments/Services/SettlePayment</w:t>
+      </w:r>
+      <w:r>
+        <w:rPr>
+          <w:rFonts w:ascii="Aptos" w:hAnsi="Aptos"/>
+          <w:color w:val="1F2937"/>
+          <w:sz w:val="19"/>
+        </w:rPr>
+        <w:t xml:space="preserve"> — Service settlement idempoten: kredit penjualan, debit komisi, reversal — ledger append-only + saldo tenant. Hasil: </w:t>
+      </w:r>
+      <w:r>
+        <w:rPr>
+          <w:rFonts w:ascii="Consolas" w:hAnsi="Consolas"/>
+          <w:color w:val="C11B12"/>
+          <w:sz w:val="17"/>
+          <w:shd w:fill="ECEFF3"/>
+        </w:rPr>
+        <w:t xml:space="preserve">app/Modules/Payments/Services/SettlePayment.php</w:t>
+      </w:r>
+      <w:r>
+        <w:rPr>
+          <w:rFonts w:ascii="Aptos" w:hAnsi="Aptos"/>
+          <w:color w:val="1F2937"/>
+          <w:sz w:val="19"/>
+        </w:rPr>
+        <w:t xml:space="preserve">.</w:t>
+      </w:r>
+    </w:p>
+    <w:p>
+      <w:pPr>
         <w:pStyle w:val="TutorialObserve"/>
         <w:shd w:fill="FFF4D6" w:val="clear"/>
         <w:pBdr>
@@ -4590,6 +5801,106 @@
     </w:p>
     <w:p>
       <w:pPr>
+        <w:pStyle w:val="ListBody"/>
+      </w:pPr>
+      <w:r>
+        <w:rPr>
+          <w:rFonts w:ascii="Aptos" w:hAnsi="Aptos"/>
+          <w:color w:val="1F2937"/>
+          <w:sz w:val="19"/>
+        </w:rPr>
+        <w:t xml:space="preserve">Perintah pembuatan berkas tahap ini (diverifikasi pada Laravel 13.25; baris # INFO adalah output nyata). Jalankan dari root repository, lalu isi berkas sesuai langkah di atas.</w:t>
+      </w:r>
+    </w:p>
+    <w:p>
+      <w:pPr>
+        <w:pStyle w:val="CodeHeader"/>
+        <w:shd w:fill="2D2D30"/>
+        <w:pBdr>
+          <w:left w:val="single" w:sz="4" w:space="8" w:color="2D2D30"/>
+        </w:pBdr>
+      </w:pPr>
+      <w:r>
+        <w:rPr>
+          <w:rFonts w:ascii="Consolas" w:hAnsi="Consolas"/>
+          <w:b/>
+          <w:color w:val="FFFFFF"/>
+          <w:sz w:val="16"/>
+        </w:rPr>
+        <w:t xml:space="preserve">BUAT FILE — MODUL 11 TAHAP 5   •   terminal pada root repository   •   BASH</w:t>
+      </w:r>
+    </w:p>
+    <w:p>
+      <w:pPr>
+        <w:pStyle w:val="CodeBlock"/>
+        <w:shd w:fill="1E1E1E"/>
+        <w:pBdr>
+          <w:left w:val="single" w:sz="4" w:space="8" w:color="1E1E1E"/>
+        </w:pBdr>
+      </w:pPr>
+      <w:r>
+        <w:rPr>
+          <w:rFonts w:ascii="Consolas" w:hAnsi="Consolas"/>
+          <w:color w:val="D4D4D4"/>
+          <w:sz w:val="16"/>
+        </w:rPr>
+        <w:t xml:space="preserve">php artisan make:model LedgerEntry</w:t>
+        <w:br/>
+      </w:r>
+      <w:r>
+        <w:rPr>
+          <w:rFonts w:ascii="Consolas" w:hAnsi="Consolas"/>
+          <w:color w:val="6A9955"/>
+          <w:sz w:val="16"/>
+        </w:rPr>
+        <w:t xml:space="preserve">#   INFO Model [app/Models/LedgerEntry.php] created successfully.</w:t>
+      </w:r>
+    </w:p>
+    <w:p>
+      <w:pPr>
+        <w:pStyle w:val="ListBody"/>
+        <w:numPr>
+          <w:ilvl w:val="0"/>
+          <w:numId w:val="10"/>
+        </w:numPr>
+      </w:pPr>
+      <w:r>
+        <w:rPr>
+          <w:rFonts w:ascii="Consolas" w:hAnsi="Consolas"/>
+          <w:color w:val="C11B12"/>
+          <w:sz w:val="17"/>
+          <w:shd w:fill="ECEFF3"/>
+        </w:rPr>
+        <w:t xml:space="preserve">php artisan make:model LedgerEntry</w:t>
+      </w:r>
+      <w:r>
+        <w:rPr>
+          <w:rFonts w:ascii="Aptos" w:hAnsi="Aptos"/>
+          <w:color w:val="1F2937"/>
+          <w:sz w:val="19"/>
+        </w:rPr>
+        <w:t xml:space="preserve"> — Model ledger append-only (sale_credit, commission_debit, reversal; idempotency_key UNIQUE); shared kernel app/Models. Hasil: </w:t>
+      </w:r>
+      <w:r>
+        <w:rPr>
+          <w:rFonts w:ascii="Consolas" w:hAnsi="Consolas"/>
+          <w:color w:val="C11B12"/>
+          <w:sz w:val="17"/>
+          <w:shd w:fill="ECEFF3"/>
+        </w:rPr>
+        <w:t xml:space="preserve">app/Models/LedgerEntry.php</w:t>
+      </w:r>
+      <w:r>
+        <w:rPr>
+          <w:rFonts w:ascii="Aptos" w:hAnsi="Aptos"/>
+          <w:color w:val="1F2937"/>
+          <w:sz w:val="19"/>
+        </w:rPr>
+        <w:t xml:space="preserve">.</w:t>
+      </w:r>
+    </w:p>
+    <w:p>
+      <w:pPr>
         <w:pStyle w:val="TutorialObserve"/>
         <w:shd w:fill="FFF4D6" w:val="clear"/>
         <w:pBdr>
@@ -5002,6 +6313,322 @@
     </w:p>
     <w:p>
       <w:pPr>
+        <w:pStyle w:val="ListBody"/>
+      </w:pPr>
+      <w:r>
+        <w:rPr>
+          <w:rFonts w:ascii="Aptos" w:hAnsi="Aptos"/>
+          <w:color w:val="1F2937"/>
+          <w:sz w:val="19"/>
+        </w:rPr>
+        <w:t xml:space="preserve">Perintah pembuatan berkas tahap ini (diverifikasi pada Laravel 13.25; baris # INFO adalah output nyata). Jalankan dari root repository, lalu isi berkas sesuai langkah di atas.</w:t>
+      </w:r>
+    </w:p>
+    <w:p>
+      <w:pPr>
+        <w:pStyle w:val="CodeHeader"/>
+        <w:shd w:fill="2D2D30"/>
+        <w:pBdr>
+          <w:left w:val="single" w:sz="4" w:space="8" w:color="2D2D30"/>
+        </w:pBdr>
+      </w:pPr>
+      <w:r>
+        <w:rPr>
+          <w:rFonts w:ascii="Consolas" w:hAnsi="Consolas"/>
+          <w:b/>
+          <w:color w:val="FFFFFF"/>
+          <w:sz w:val="16"/>
+        </w:rPr>
+        <w:t xml:space="preserve">BUAT FILE — MODUL 11 TAHAP 7   •   terminal pada root repository   •   BASH</w:t>
+      </w:r>
+    </w:p>
+    <w:p>
+      <w:pPr>
+        <w:pStyle w:val="CodeBlock"/>
+        <w:shd w:fill="1E1E1E"/>
+        <w:pBdr>
+          <w:left w:val="single" w:sz="4" w:space="8" w:color="1E1E1E"/>
+        </w:pBdr>
+      </w:pPr>
+      <w:r>
+        <w:rPr>
+          <w:rFonts w:ascii="Consolas" w:hAnsi="Consolas"/>
+          <w:color w:val="D4D4D4"/>
+          <w:sz w:val="16"/>
+        </w:rPr>
+        <w:t xml:space="preserve">php artisan make:test SettlePaymentTest --phpunit</w:t>
+        <w:br/>
+      </w:r>
+      <w:r>
+        <w:rPr>
+          <w:rFonts w:ascii="Consolas" w:hAnsi="Consolas"/>
+          <w:color w:val="6A9955"/>
+          <w:sz w:val="16"/>
+        </w:rPr>
+        <w:t xml:space="preserve">#   INFO Test [tests/Feature/SettlePaymentTest.php] created successfully.</w:t>
+        <w:br/>
+      </w:r>
+      <w:r>
+        <w:rPr>
+          <w:rFonts w:ascii="Consolas" w:hAnsi="Consolas"/>
+          <w:color w:val="D4D4D4"/>
+          <w:sz w:val="16"/>
+        </w:rPr>
+        <w:t xml:space="preserve">php artisan make:test WebhookSettlementTest --phpunit</w:t>
+        <w:br/>
+      </w:r>
+      <w:r>
+        <w:rPr>
+          <w:rFonts w:ascii="Consolas" w:hAnsi="Consolas"/>
+          <w:color w:val="6A9955"/>
+          <w:sz w:val="16"/>
+        </w:rPr>
+        <w:t xml:space="preserve">#   INFO Test [tests/Feature/WebhookSettlementTest.php] created successfully.</w:t>
+        <w:br/>
+      </w:r>
+      <w:r>
+        <w:rPr>
+          <w:rFonts w:ascii="Consolas" w:hAnsi="Consolas"/>
+          <w:color w:val="6A9955"/>
+          <w:sz w:val="16"/>
+        </w:rPr>
+        <w:t xml:space="preserve"># manual (shell)</w:t>
+        <w:br/>
+      </w:r>
+      <w:r>
+        <w:rPr>
+          <w:rFonts w:ascii="Consolas" w:hAnsi="Consolas"/>
+          <w:color w:val="D4D4D4"/>
+          <w:sz w:val="16"/>
+        </w:rPr>
+        <w:t xml:space="preserve">mkdir -p evidence/pertemuan-11/screenshots</w:t>
+        <w:br/>
+      </w:r>
+      <w:r>
+        <w:rPr>
+          <w:rFonts w:ascii="Consolas" w:hAnsi="Consolas"/>
+          <w:color w:val="D4D4D4"/>
+          <w:sz w:val="16"/>
+        </w:rPr>
+        <w:t xml:space="preserve">touch evidence/pertemuan-11/{RINGKASAN.md,webhook-proof.txt}</w:t>
+        <w:br/>
+      </w:r>
+      <w:r>
+        <w:rPr>
+          <w:rFonts w:ascii="Consolas" w:hAnsi="Consolas"/>
+          <w:color w:val="D4D4D4"/>
+          <w:sz w:val="16"/>
+        </w:rPr>
+        <w:t xml:space="preserve">php artisan test --compact --filter="SettlePaymentTest|WebhookSettlementTest|WebhookSignatureVerifierTest" &gt; evidence/pertemuan-11/test-settlement.txt</w:t>
+      </w:r>
+    </w:p>
+    <w:p>
+      <w:pPr>
+        <w:pStyle w:val="ListBody"/>
+        <w:numPr>
+          <w:ilvl w:val="0"/>
+          <w:numId w:val="10"/>
+        </w:numPr>
+      </w:pPr>
+      <w:r>
+        <w:rPr>
+          <w:rFonts w:ascii="Consolas" w:hAnsi="Consolas"/>
+          <w:color w:val="C11B12"/>
+          <w:sz w:val="17"/>
+          <w:shd w:fill="ECEFF3"/>
+        </w:rPr>
+        <w:t xml:space="preserve">php artisan make:test SettlePaymentTest --phpunit</w:t>
+      </w:r>
+      <w:r>
+        <w:rPr>
+          <w:rFonts w:ascii="Aptos" w:hAnsi="Aptos"/>
+          <w:color w:val="1F2937"/>
+          <w:sz w:val="19"/>
+        </w:rPr>
+        <w:t xml:space="preserve"> — Feature test settlement ke saldo available, idempotensi, reversal. Hasil: </w:t>
+      </w:r>
+      <w:r>
+        <w:rPr>
+          <w:rFonts w:ascii="Consolas" w:hAnsi="Consolas"/>
+          <w:color w:val="C11B12"/>
+          <w:sz w:val="17"/>
+          <w:shd w:fill="ECEFF3"/>
+        </w:rPr>
+        <w:t xml:space="preserve">tests/Feature/SettlePaymentTest.php</w:t>
+      </w:r>
+      <w:r>
+        <w:rPr>
+          <w:rFonts w:ascii="Aptos" w:hAnsi="Aptos"/>
+          <w:color w:val="1F2937"/>
+          <w:sz w:val="19"/>
+        </w:rPr>
+        <w:t xml:space="preserve">.</w:t>
+      </w:r>
+    </w:p>
+    <w:p>
+      <w:pPr>
+        <w:pStyle w:val="ListBody"/>
+        <w:numPr>
+          <w:ilvl w:val="0"/>
+          <w:numId w:val="10"/>
+        </w:numPr>
+      </w:pPr>
+      <w:r>
+        <w:rPr>
+          <w:rFonts w:ascii="Consolas" w:hAnsi="Consolas"/>
+          <w:color w:val="C11B12"/>
+          <w:sz w:val="17"/>
+          <w:shd w:fill="ECEFF3"/>
+        </w:rPr>
+        <w:t xml:space="preserve">php artisan make:test WebhookSettlementTest --phpunit</w:t>
+      </w:r>
+      <w:r>
+        <w:rPr>
+          <w:rFonts w:ascii="Aptos" w:hAnsi="Aptos"/>
+          <w:color w:val="1F2937"/>
+          <w:sz w:val="19"/>
+        </w:rPr>
+        <w:t xml:space="preserve"> — Feature test webhook valid/invalid/duplikat/tak dikenal, split lintas tenant, pengecualian CSRF modul. Hasil: </w:t>
+      </w:r>
+      <w:r>
+        <w:rPr>
+          <w:rFonts w:ascii="Consolas" w:hAnsi="Consolas"/>
+          <w:color w:val="C11B12"/>
+          <w:sz w:val="17"/>
+          <w:shd w:fill="ECEFF3"/>
+        </w:rPr>
+        <w:t xml:space="preserve">tests/Feature/WebhookSettlementTest.php</w:t>
+      </w:r>
+      <w:r>
+        <w:rPr>
+          <w:rFonts w:ascii="Aptos" w:hAnsi="Aptos"/>
+          <w:color w:val="1F2937"/>
+          <w:sz w:val="19"/>
+        </w:rPr>
+        <w:t xml:space="preserve">.</w:t>
+      </w:r>
+    </w:p>
+    <w:p>
+      <w:pPr>
+        <w:pStyle w:val="ListBody"/>
+        <w:numPr>
+          <w:ilvl w:val="0"/>
+          <w:numId w:val="10"/>
+        </w:numPr>
+      </w:pPr>
+      <w:r>
+        <w:rPr>
+          <w:rFonts w:ascii="Aptos" w:hAnsi="Aptos"/>
+          <w:color w:val="1F2937"/>
+          <w:sz w:val="19"/>
+        </w:rPr>
+        <w:t xml:space="preserve">Manual: </w:t>
+      </w:r>
+      <w:r>
+        <w:rPr>
+          <w:rFonts w:ascii="Consolas" w:hAnsi="Consolas"/>
+          <w:color w:val="C11B12"/>
+          <w:sz w:val="17"/>
+          <w:shd w:fill="ECEFF3"/>
+        </w:rPr>
+        <w:t xml:space="preserve">mkdir -p evidence/pertemuan-11/screenshots</w:t>
+      </w:r>
+      <w:r>
+        <w:rPr>
+          <w:rFonts w:ascii="Aptos" w:hAnsi="Aptos"/>
+          <w:color w:val="1F2937"/>
+          <w:sz w:val="19"/>
+        </w:rPr>
+        <w:t xml:space="preserve"> — Ringkasan evidence, bukti webhook (curl ber-signature), hasil test, dan screenshot di evidence/pertemuan-11/screenshots/. Hasil: </w:t>
+      </w:r>
+      <w:r>
+        <w:rPr>
+          <w:rFonts w:ascii="Consolas" w:hAnsi="Consolas"/>
+          <w:color w:val="C11B12"/>
+          <w:sz w:val="17"/>
+          <w:shd w:fill="ECEFF3"/>
+        </w:rPr>
+        <w:t xml:space="preserve">evidence/pertemuan-11/RINGKASAN.md</w:t>
+      </w:r>
+      <w:r>
+        <w:rPr>
+          <w:rFonts w:ascii="Aptos" w:hAnsi="Aptos"/>
+          <w:color w:val="1F2937"/>
+          <w:sz w:val="19"/>
+        </w:rPr>
+        <w:t xml:space="preserve">, </w:t>
+      </w:r>
+      <w:r>
+        <w:rPr>
+          <w:rFonts w:ascii="Consolas" w:hAnsi="Consolas"/>
+          <w:color w:val="C11B12"/>
+          <w:sz w:val="17"/>
+          <w:shd w:fill="ECEFF3"/>
+        </w:rPr>
+        <w:t xml:space="preserve">evidence/pertemuan-11/webhook-proof.txt</w:t>
+      </w:r>
+      <w:r>
+        <w:rPr>
+          <w:rFonts w:ascii="Aptos" w:hAnsi="Aptos"/>
+          <w:color w:val="1F2937"/>
+          <w:sz w:val="19"/>
+        </w:rPr>
+        <w:t xml:space="preserve">, </w:t>
+      </w:r>
+      <w:r>
+        <w:rPr>
+          <w:rFonts w:ascii="Consolas" w:hAnsi="Consolas"/>
+          <w:color w:val="C11B12"/>
+          <w:sz w:val="17"/>
+          <w:shd w:fill="ECEFF3"/>
+        </w:rPr>
+        <w:t xml:space="preserve">evidence/pertemuan-11/test-settlement.txt</w:t>
+      </w:r>
+      <w:r>
+        <w:rPr>
+          <w:rFonts w:ascii="Aptos" w:hAnsi="Aptos"/>
+          <w:color w:val="1F2937"/>
+          <w:sz w:val="19"/>
+        </w:rPr>
+        <w:t xml:space="preserve">, </w:t>
+      </w:r>
+      <w:r>
+        <w:rPr>
+          <w:rFonts w:ascii="Consolas" w:hAnsi="Consolas"/>
+          <w:color w:val="C11B12"/>
+          <w:sz w:val="17"/>
+          <w:shd w:fill="ECEFF3"/>
+        </w:rPr>
+        <w:t xml:space="preserve">evidence/pertemuan-11/screenshots/m11-webhook.png</w:t>
+      </w:r>
+      <w:r>
+        <w:rPr>
+          <w:rFonts w:ascii="Aptos" w:hAnsi="Aptos"/>
+          <w:color w:val="1F2937"/>
+          <w:sz w:val="19"/>
+        </w:rPr>
+        <w:t xml:space="preserve">, </w:t>
+      </w:r>
+      <w:r>
+        <w:rPr>
+          <w:rFonts w:ascii="Consolas" w:hAnsi="Consolas"/>
+          <w:color w:val="C11B12"/>
+          <w:sz w:val="17"/>
+          <w:shd w:fill="ECEFF3"/>
+        </w:rPr>
+        <w:t xml:space="preserve">evidence/pertemuan-11/screenshots/m11-payments-webhook-module.png</w:t>
+      </w:r>
+      <w:r>
+        <w:rPr>
+          <w:rFonts w:ascii="Aptos" w:hAnsi="Aptos"/>
+          <w:color w:val="1F2937"/>
+          <w:sz w:val="19"/>
+        </w:rPr>
+        <w:t xml:space="preserve">.</w:t>
+      </w:r>
+    </w:p>
+    <w:p>
+      <w:pPr>
         <w:pStyle w:val="TutorialObserve"/>
         <w:shd w:fill="FFF4D6" w:val="clear"/>
         <w:pBdr>
@@ -5084,85 +6711,319 @@
     <w:p>
       <w:pPr>
         <w:pStyle w:val="CodeHeader"/>
-        <w:keepNext/>
+        <w:shd w:fill="2D2D30"/>
         <w:pBdr>
-          <w:left w:val="single" w:sz="12" w:space="8" w:color="B8DDE0"/>
+          <w:left w:val="single" w:sz="4" w:space="8" w:color="2D2D30"/>
         </w:pBdr>
-        <w:shd w:val="clear" w:color="auto" w:fill="E4EAED"/>
       </w:pPr>
       <w:r>
         <w:rPr>
           <w:rFonts w:ascii="Consolas" w:hAnsi="Consolas"/>
           <w:b/>
-          <w:color w:val="262626"/>
-          <w:sz w:val="16"/>
-        </w:rPr>
-        <w:t xml:space="preserve">Lokasi: terminal pada root repository kantin-multi-tenant   •   MODUL 11 — TERMINAL   •   BASH</w:t>
+          <w:color w:val="FFFFFF"/>
+          <w:sz w:val="16"/>
+        </w:rPr>
+        <w:t>Lokasi: terminal pada root repository kantin-multi-tenant   •   MODUL 11 — TERMINAL   •   BASH</w:t>
       </w:r>
     </w:p>
     <w:p>
       <w:pPr>
         <w:pStyle w:val="CodeBlock"/>
+        <w:shd w:fill="1E1E1E"/>
         <w:pBdr>
-          <w:left w:val="single" w:sz="12" w:space="8" w:color="B8DDE0"/>
+          <w:left w:val="single" w:sz="4" w:space="8" w:color="1E1E1E"/>
         </w:pBdr>
-        <w:shd w:val="clear" w:color="auto" w:fill="F2F3F7"/>
       </w:pPr>
       <w:r>
         <w:rPr>
           <w:rFonts w:ascii="Consolas" w:hAnsi="Consolas"/>
-          <w:b/>
-          <w:color w:val="000080"/>
-          <w:sz w:val="16"/>
-        </w:rPr>
-        <w:t xml:space="preserve">php</w:t>
+          <w:color w:val="4EC9B0"/>
+          <w:sz w:val="16"/>
+        </w:rPr>
+        <w:t>php</w:t>
       </w:r>
       <w:r>
         <w:rPr>
           <w:rFonts w:ascii="Consolas" w:hAnsi="Consolas"/>
-          <w:color w:val="262626"/>
+          <w:color w:val="D4D4D4"/>
           <w:sz w:val="16"/>
         </w:rPr>
         <w:t xml:space="preserve"> artisan test</w:t>
-      </w:r>
-      <w:r>
         <w:br/>
+        <w:t xml:space="preserve">./vendor/bin/pint --test</w:t>
+        <w:br/>
       </w:r>
       <w:r>
         <w:rPr>
           <w:rFonts w:ascii="Consolas" w:hAnsi="Consolas"/>
-          <w:color w:val="262626"/>
-          <w:sz w:val="16"/>
-        </w:rPr>
-        <w:t xml:space="preserve">./vendor/bin/pint </w:t>
+          <w:color w:val="4EC9B0"/>
+          <w:sz w:val="16"/>
+        </w:rPr>
+        <w:t>npm</w:t>
       </w:r>
       <w:r>
         <w:rPr>
           <w:rFonts w:ascii="Consolas" w:hAnsi="Consolas"/>
-          <w:color w:val="0073E6"/>
-          <w:sz w:val="16"/>
-        </w:rPr>
-        <w:t xml:space="preserve">--test</w:t>
-      </w:r>
-      <w:r>
-        <w:br/>
+          <w:color w:val="D4D4D4"/>
+          <w:sz w:val="16"/>
+        </w:rPr>
+        <w:t xml:space="preserve"> run build</w:t>
+      </w:r>
+    </w:p>
+    <w:p>
+      <w:pPr>
+        <w:pStyle w:val="Heading3"/>
+      </w:pPr>
+      <w:r>
+        <w:t xml:space="preserve">Output Nyata Terverifikasi</w:t>
+      </w:r>
+    </w:p>
+    <w:p>
+      <w:pPr>
+        <w:pStyle w:val="ListBody"/>
+      </w:pPr>
+      <w:r>
+        <w:t xml:space="preserve">Webhook pembayaran ber-signature → settlement → ledger — diverifikasi live (HTTP nyata): signature valid menghasilkan status ok (200) dan settlement, replay event yang sama menghasilkan duplicate (idempoten), signature salah ditolak 401 tanpa efek; ledger sale_credit +40000 dan commission_debit -6000 → saldo available 34000.</w:t>
+      </w:r>
+    </w:p>
+    <w:p>
+      <w:pPr>
+        <w:jc w:val="center"/>
+        <w:spacing w:before="80" w:after="40"/>
+      </w:pPr>
+      <w:r>
+        <w:drawing>
+          <wp:inline distT="0" distB="0" distL="0" distR="0">
+            <wp:extent cx="3600450" cy="3857000"/>
+            <wp:effectExtent l="0" t="0" r="0" b="0"/>
+            <wp:docPr id="9111" name="M11 webhook"/>
+            <wp:cNvGraphicFramePr>
+              <a:graphicFrameLocks xmlns:a="http://schemas.openxmlformats.org/drawingml/2006/main" noChangeAspect="1"/>
+            </wp:cNvGraphicFramePr>
+            <a:graphic xmlns:a="http://schemas.openxmlformats.org/drawingml/2006/main">
+              <a:graphicData uri="http://schemas.openxmlformats.org/drawingml/2006/picture">
+                <pic:pic xmlns:pic="http://schemas.openxmlformats.org/drawingml/2006/picture">
+                  <pic:nvPicPr>
+                    <pic:cNvPr id="9111" name="M11 webhook"/>
+                    <pic:cNvPicPr/>
+                  </pic:nvPicPr>
+                  <pic:blipFill>
+                    <a:blip r:embed="rId911"/>
+                    <a:stretch>
+                      <a:fillRect/>
+                    </a:stretch>
+                  </pic:blipFill>
+                  <pic:spPr>
+                    <a:xfrm>
+                      <a:off x="0" y="0"/>
+                      <a:ext cx="3600450" cy="3857000"/>
+                    </a:xfrm>
+                    <a:prstGeom prst="rect">
+                      <a:avLst/>
+                    </a:prstGeom>
+                  </pic:spPr>
+                </pic:pic>
+              </a:graphicData>
+            </a:graphic>
+          </wp:inline>
+        </w:drawing>
+      </w:r>
+    </w:p>
+    <w:p>
+      <w:pPr>
+        <w:pStyle w:val="Heading3"/>
+      </w:pPr>
+      <w:r>
+        <w:t xml:space="preserve">Output Nyata Terverifikasi — Webhook dan Pengecualian CSRF Milik Modul Payments</w:t>
+      </w:r>
+    </w:p>
+    <w:p>
+      <w:pPr>
+        <w:pStyle w:val="ListBody"/>
+      </w:pPr>
+      <w:r>
+        <w:rPr>
+          <w:rFonts w:ascii="Aptos" w:hAnsi="Aptos"/>
+          <w:color w:val="1F2937"/>
+          <w:sz w:val="19"/>
+        </w:rPr>
+        <w:t xml:space="preserve">Bukti eksekusi nyata pada branch </w:t>
       </w:r>
       <w:r>
         <w:rPr>
           <w:rFonts w:ascii="Consolas" w:hAnsi="Consolas"/>
-          <w:b/>
-          <w:color w:val="000080"/>
-          <w:sz w:val="16"/>
-        </w:rPr>
-        <w:t xml:space="preserve">npm</w:t>
+          <w:color w:val="C11B12"/>
+          <w:sz w:val="17"/>
+          <w:shd w:fill="ECEFF3"/>
+        </w:rPr>
+        <w:t xml:space="preserve">feat/pertemuan-11-webhook-v2</w:t>
+      </w:r>
+      <w:r>
+        <w:rPr>
+          <w:rFonts w:ascii="Aptos" w:hAnsi="Aptos"/>
+          <w:color w:val="1F2937"/>
+          <w:sz w:val="19"/>
+        </w:rPr>
+        <w:t xml:space="preserve">: </w:t>
       </w:r>
       <w:r>
         <w:rPr>
           <w:rFonts w:ascii="Consolas" w:hAnsi="Consolas"/>
-          <w:color w:val="262626"/>
-          <w:sz w:val="16"/>
-        </w:rPr>
-        <w:t xml:space="preserve"> run build</w:t>
+          <w:color w:val="C11B12"/>
+          <w:sz w:val="17"/>
+          <w:shd w:fill="ECEFF3"/>
+        </w:rPr>
+        <w:t xml:space="preserve">POST /webhooks/qris</w:t>
+      </w:r>
+      <w:r>
+        <w:rPr>
+          <w:rFonts w:ascii="Aptos" w:hAnsi="Aptos"/>
+          <w:color w:val="1F2937"/>
+          <w:sz w:val="19"/>
+        </w:rPr>
+        <w:t xml:space="preserve"> dilayani </w:t>
+      </w:r>
+      <w:r>
+        <w:rPr>
+          <w:rFonts w:ascii="Consolas" w:hAnsi="Consolas"/>
+          <w:color w:val="C11B12"/>
+          <w:sz w:val="17"/>
+          <w:shd w:fill="ECEFF3"/>
+        </w:rPr>
+        <w:t xml:space="preserve">QrisWebhookController</w:t>
+      </w:r>
+      <w:r>
+        <w:rPr>
+          <w:rFonts w:ascii="Aptos" w:hAnsi="Aptos"/>
+          <w:color w:val="1F2937"/>
+          <w:sz w:val="19"/>
+        </w:rPr>
+        <w:t xml:space="preserve"> modul Payments lewat </w:t>
+      </w:r>
+      <w:r>
+        <w:rPr>
+          <w:rFonts w:ascii="Consolas" w:hAnsi="Consolas"/>
+          <w:color w:val="C11B12"/>
+          <w:sz w:val="17"/>
+          <w:shd w:fill="ECEFF3"/>
+        </w:rPr>
+        <w:t xml:space="preserve">app/Modules/Payments/routes/web.php</w:t>
+      </w:r>
+      <w:r>
+        <w:rPr>
+          <w:rFonts w:ascii="Aptos" w:hAnsi="Aptos"/>
+          <w:color w:val="1F2937"/>
+          <w:sz w:val="19"/>
+        </w:rPr>
+        <w:t xml:space="preserve">; daftar pengecualian CSRF berisi </w:t>
+      </w:r>
+      <w:r>
+        <w:rPr>
+          <w:rFonts w:ascii="Consolas" w:hAnsi="Consolas"/>
+          <w:color w:val="C11B12"/>
+          <w:sz w:val="17"/>
+          <w:shd w:fill="ECEFF3"/>
+        </w:rPr>
+        <w:t xml:space="preserve">webhooks/*</w:t>
+      </w:r>
+      <w:r>
+        <w:rPr>
+          <w:rFonts w:ascii="Aptos" w:hAnsi="Aptos"/>
+          <w:color w:val="1F2937"/>
+          <w:sz w:val="19"/>
+        </w:rPr>
+        <w:t xml:space="preserve"> yang didaftarkan </w:t>
+      </w:r>
+      <w:r>
+        <w:rPr>
+          <w:rFonts w:ascii="Consolas" w:hAnsi="Consolas"/>
+          <w:color w:val="C11B12"/>
+          <w:sz w:val="17"/>
+          <w:shd w:fill="ECEFF3"/>
+        </w:rPr>
+        <w:t xml:space="preserve">PaymentsServiceProvider</w:t>
+      </w:r>
+      <w:r>
+        <w:rPr>
+          <w:rFonts w:ascii="Aptos" w:hAnsi="Aptos"/>
+          <w:color w:val="1F2937"/>
+          <w:sz w:val="19"/>
+        </w:rPr>
+        <w:t xml:space="preserve"> (bukan </w:t>
+      </w:r>
+      <w:r>
+        <w:rPr>
+          <w:rFonts w:ascii="Consolas" w:hAnsi="Consolas"/>
+          <w:color w:val="C11B12"/>
+          <w:sz w:val="17"/>
+          <w:shd w:fill="ECEFF3"/>
+        </w:rPr>
+        <w:t xml:space="preserve">bootstrap/app.php</w:t>
+      </w:r>
+      <w:r>
+        <w:rPr>
+          <w:rFonts w:ascii="Aptos" w:hAnsi="Aptos"/>
+          <w:color w:val="1F2937"/>
+          <w:sz w:val="19"/>
+        </w:rPr>
+        <w:t xml:space="preserve">); uji signature, settlement, idempotensi, dan suite penuh hijau.</w:t>
+      </w:r>
+    </w:p>
+    <w:p>
+      <w:pPr>
+        <w:jc w:val="center"/>
+        <w:spacing w:before="80" w:after="40"/>
+      </w:pPr>
+      <w:r>
+        <w:drawing>
+          <wp:inline distT="0" distB="0" distL="0" distR="0">
+            <wp:extent cx="5943600" cy="3744468"/>
+            <wp:effectExtent l="0" t="0" r="0" b="0"/>
+            <wp:docPr id="9591" name="M11 webhook modul Payments"/>
+            <wp:cNvGraphicFramePr>
+              <a:graphicFrameLocks xmlns:a="http://schemas.openxmlformats.org/drawingml/2006/main" noChangeAspect="1"/>
+            </wp:cNvGraphicFramePr>
+            <a:graphic xmlns:a="http://schemas.openxmlformats.org/drawingml/2006/main">
+              <a:graphicData uri="http://schemas.openxmlformats.org/drawingml/2006/picture">
+                <pic:pic xmlns:pic="http://schemas.openxmlformats.org/drawingml/2006/picture">
+                  <pic:nvPicPr>
+                    <pic:cNvPr id="9591" name="M11 webhook modul Payments"/>
+                    <pic:cNvPicPr/>
+                  </pic:nvPicPr>
+                  <pic:blipFill>
+                    <a:blip r:embed="rId959"/>
+                    <a:stretch>
+                      <a:fillRect/>
+                    </a:stretch>
+                  </pic:blipFill>
+                  <pic:spPr>
+                    <a:xfrm>
+                      <a:off x="0" y="0"/>
+                      <a:ext cx="5943600" cy="3744468"/>
+                    </a:xfrm>
+                    <a:prstGeom prst="rect">
+                      <a:avLst/>
+                    </a:prstGeom>
+                  </pic:spPr>
+                </pic:pic>
+              </a:graphicData>
+            </a:graphic>
+          </wp:inline>
+        </w:drawing>
+      </w:r>
+    </w:p>
+    <w:p>
+      <w:pPr>
+        <w:jc w:val="center"/>
+        <w:spacing w:after="160"/>
+      </w:pPr>
+      <w:r>
+        <w:rPr>
+          <w:i/>
+          <w:color w:val="6B7280"/>
+          <w:sz w:val="16"/>
+        </w:rPr>
+        <w:t xml:space="preserve">Gambar M11b. Route webhook dari modul Payments, pengecualian CSRF webhooks/*, uji settlement 11 passed, suite 139 passed.</w:t>
       </w:r>
     </w:p>
     <w:p>
@@ -5297,30 +7158,29 @@
         <w:rPr>
           <w:rFonts w:ascii="Aptos" w:hAnsi="Aptos"/>
         </w:rPr>
-        <w:t>File yang dibuat: 11_settlement/PaymentWebhookController.php dan SettlePayment.php</w:t>
+        <w:t>File yang dibuat: app/Modules/Payments/Http/Controllers/QrisWebhookController.php dan app/Modules/Payments/Services/SettlePayment.php</w:t>
       </w:r>
     </w:p>
     <w:p>
       <w:pPr>
         <w:pStyle w:val="CodeBlock"/>
+        <w:shd w:fill="1E1E1E" w:val="clear"/>
         <w:pBdr>
-          <w:left w:val="single" w:sz="12" w:space="8" w:color="B8DDE0"/>
+          <w:left w:val="single" w:sz="4" w:space="8" w:color="1E1E1E"/>
         </w:pBdr>
-        <w:shd w:val="clear" w:color="auto" w:fill="F2F3F7"/>
       </w:pPr>
       <w:r>
         <w:rPr>
           <w:rFonts w:ascii="Consolas" w:hAnsi="Consolas"/>
-          <w:b/>
-          <w:color w:val="000080"/>
-          <w:sz w:val="16"/>
-        </w:rPr>
-        <w:t xml:space="preserve">return</w:t>
+          <w:color w:val="569CD6"/>
+          <w:sz w:val="16"/>
+        </w:rPr>
+        <w:t>return</w:t>
       </w:r>
       <w:r>
         <w:rPr>
           <w:rFonts w:ascii="Consolas" w:hAnsi="Consolas"/>
-          <w:color w:val="262626"/>
+          <w:color w:val="D4D4D4"/>
           <w:sz w:val="16"/>
         </w:rPr>
         <w:t xml:space="preserve"> </w:t>
@@ -5328,48 +7188,47 @@
       <w:r>
         <w:rPr>
           <w:rFonts w:ascii="Consolas" w:hAnsi="Consolas"/>
-          <w:color w:val="267F99"/>
-          <w:sz w:val="16"/>
-        </w:rPr>
-        <w:t xml:space="preserve">DB</w:t>
+          <w:color w:val="4EC9B0"/>
+          <w:sz w:val="16"/>
+        </w:rPr>
+        <w:t>DB</w:t>
       </w:r>
       <w:r>
         <w:rPr>
           <w:rFonts w:ascii="Consolas" w:hAnsi="Consolas"/>
-          <w:color w:val="262626"/>
-          <w:sz w:val="16"/>
-        </w:rPr>
-        <w:t xml:space="preserve">::</w:t>
+          <w:color w:val="D4D4D4"/>
+          <w:sz w:val="16"/>
+        </w:rPr>
+        <w:t>::</w:t>
       </w:r>
       <w:r>
         <w:rPr>
           <w:rFonts w:ascii="Consolas" w:hAnsi="Consolas"/>
-          <w:color w:val="795E26"/>
-          <w:sz w:val="16"/>
-        </w:rPr>
-        <w:t xml:space="preserve">transaction</w:t>
+          <w:color w:val="DCDCAA"/>
+          <w:sz w:val="16"/>
+        </w:rPr>
+        <w:t>transaction</w:t>
       </w:r>
       <w:r>
         <w:rPr>
           <w:rFonts w:ascii="Consolas" w:hAnsi="Consolas"/>
-          <w:color w:val="262626"/>
-          <w:sz w:val="16"/>
-        </w:rPr>
-        <w:t xml:space="preserve">(</w:t>
+          <w:color w:val="D4D4D4"/>
+          <w:sz w:val="16"/>
+        </w:rPr>
+        <w:t>(</w:t>
       </w:r>
       <w:r>
         <w:rPr>
           <w:rFonts w:ascii="Consolas" w:hAnsi="Consolas"/>
-          <w:b/>
-          <w:color w:val="000080"/>
-          <w:sz w:val="16"/>
-        </w:rPr>
-        <w:t xml:space="preserve">function</w:t>
+          <w:color w:val="569CD6"/>
+          <w:sz w:val="16"/>
+        </w:rPr>
+        <w:t>function</w:t>
       </w:r>
       <w:r>
         <w:rPr>
           <w:rFonts w:ascii="Consolas" w:hAnsi="Consolas"/>
-          <w:color w:val="262626"/>
+          <w:color w:val="D4D4D4"/>
           <w:sz w:val="16"/>
         </w:rPr>
         <w:t xml:space="preserve"> () </w:t>
@@ -5377,16 +7236,15 @@
       <w:r>
         <w:rPr>
           <w:rFonts w:ascii="Consolas" w:hAnsi="Consolas"/>
-          <w:b/>
-          <w:color w:val="000080"/>
-          <w:sz w:val="16"/>
-        </w:rPr>
-        <w:t xml:space="preserve">use</w:t>
+          <w:color w:val="569CD6"/>
+          <w:sz w:val="16"/>
+        </w:rPr>
+        <w:t>use</w:t>
       </w:r>
       <w:r>
         <w:rPr>
           <w:rFonts w:ascii="Consolas" w:hAnsi="Consolas"/>
-          <w:color w:val="262626"/>
+          <w:color w:val="D4D4D4"/>
           <w:sz w:val="16"/>
         </w:rPr>
         <w:t xml:space="preserve"> (</w:t>
@@ -5394,15 +7252,15 @@
       <w:r>
         <w:rPr>
           <w:rFonts w:ascii="Consolas" w:hAnsi="Consolas"/>
-          <w:color w:val="660E7A"/>
-          <w:sz w:val="16"/>
-        </w:rPr>
-        <w:t xml:space="preserve">$event</w:t>
+          <w:color w:val="9CDCFE"/>
+          <w:sz w:val="16"/>
+        </w:rPr>
+        <w:t>$event</w:t>
       </w:r>
       <w:r>
         <w:rPr>
           <w:rFonts w:ascii="Consolas" w:hAnsi="Consolas"/>
-          <w:color w:val="262626"/>
+          <w:color w:val="D4D4D4"/>
           <w:sz w:val="16"/>
         </w:rPr>
         <w:t xml:space="preserve">): </w:t>
@@ -5410,737 +7268,514 @@
       <w:r>
         <w:rPr>
           <w:rFonts w:ascii="Consolas" w:hAnsi="Consolas"/>
-          <w:b/>
-          <w:color w:val="000080"/>
-          <w:sz w:val="16"/>
-        </w:rPr>
-        <w:t xml:space="preserve">string</w:t>
+          <w:color w:val="569CD6"/>
+          <w:sz w:val="16"/>
+        </w:rPr>
+        <w:t>string</w:t>
       </w:r>
       <w:r>
         <w:rPr>
           <w:rFonts w:ascii="Consolas" w:hAnsi="Consolas"/>
-          <w:color w:val="262626"/>
+          <w:color w:val="D4D4D4"/>
           <w:sz w:val="16"/>
         </w:rPr>
         <w:t xml:space="preserve"> {</w:t>
-      </w:r>
-      <w:r>
         <w:br/>
+        <w:t xml:space="preserve">    </w:t>
       </w:r>
       <w:r>
         <w:rPr>
           <w:rFonts w:ascii="Consolas" w:hAnsi="Consolas"/>
-          <w:color w:val="262626"/>
-          <w:sz w:val="16"/>
-        </w:rPr>
+          <w:color w:val="9CDCFE"/>
+          <w:sz w:val="16"/>
+        </w:rPr>
+        <w:t>$payment</w:t>
+      </w:r>
+      <w:r>
+        <w:rPr>
+          <w:rFonts w:ascii="Consolas" w:hAnsi="Consolas"/>
+          <w:color w:val="D4D4D4"/>
+          <w:sz w:val="16"/>
+        </w:rPr>
+        <w:t xml:space="preserve"> = </w:t>
+      </w:r>
+      <w:r>
+        <w:rPr>
+          <w:rFonts w:ascii="Consolas" w:hAnsi="Consolas"/>
+          <w:color w:val="4EC9B0"/>
+          <w:sz w:val="16"/>
+        </w:rPr>
+        <w:t>Payment</w:t>
+      </w:r>
+      <w:r>
+        <w:rPr>
+          <w:rFonts w:ascii="Consolas" w:hAnsi="Consolas"/>
+          <w:color w:val="D4D4D4"/>
+          <w:sz w:val="16"/>
+        </w:rPr>
+        <w:t>::</w:t>
+      </w:r>
+      <w:r>
+        <w:rPr>
+          <w:rFonts w:ascii="Consolas" w:hAnsi="Consolas"/>
+          <w:color w:val="DCDCAA"/>
+          <w:sz w:val="16"/>
+        </w:rPr>
+        <w:t>query</w:t>
+      </w:r>
+      <w:r>
+        <w:rPr>
+          <w:rFonts w:ascii="Consolas" w:hAnsi="Consolas"/>
+          <w:color w:val="D4D4D4"/>
+          <w:sz w:val="16"/>
+        </w:rPr>
+        <w:t>()</w:t>
+        <w:br/>
+        <w:t xml:space="preserve">        -&gt;</w:t>
+      </w:r>
+      <w:r>
+        <w:rPr>
+          <w:rFonts w:ascii="Consolas" w:hAnsi="Consolas"/>
+          <w:color w:val="DCDCAA"/>
+          <w:sz w:val="16"/>
+        </w:rPr>
+        <w:t>where</w:t>
+      </w:r>
+      <w:r>
+        <w:rPr>
+          <w:rFonts w:ascii="Consolas" w:hAnsi="Consolas"/>
+          <w:color w:val="D4D4D4"/>
+          <w:sz w:val="16"/>
+        </w:rPr>
+        <w:t>(</w:t>
+      </w:r>
+      <w:r>
+        <w:rPr>
+          <w:rFonts w:ascii="Consolas" w:hAnsi="Consolas"/>
+          <w:color w:val="CE9178"/>
+          <w:sz w:val="16"/>
+        </w:rPr>
+        <w:t>'payment_reference'</w:t>
+      </w:r>
+      <w:r>
+        <w:rPr>
+          <w:rFonts w:ascii="Consolas" w:hAnsi="Consolas"/>
+          <w:color w:val="D4D4D4"/>
+          <w:sz w:val="16"/>
+        </w:rPr>
+        <w:t xml:space="preserve">, </w:t>
+      </w:r>
+      <w:r>
+        <w:rPr>
+          <w:rFonts w:ascii="Consolas" w:hAnsi="Consolas"/>
+          <w:color w:val="9CDCFE"/>
+          <w:sz w:val="16"/>
+        </w:rPr>
+        <w:t>$event</w:t>
+      </w:r>
+      <w:r>
+        <w:rPr>
+          <w:rFonts w:ascii="Consolas" w:hAnsi="Consolas"/>
+          <w:color w:val="D4D4D4"/>
+          <w:sz w:val="16"/>
+        </w:rPr>
+        <w:t>-&gt;paymentReference)</w:t>
+        <w:br/>
+        <w:t xml:space="preserve">        -&gt;</w:t>
+      </w:r>
+      <w:r>
+        <w:rPr>
+          <w:rFonts w:ascii="Consolas" w:hAnsi="Consolas"/>
+          <w:color w:val="DCDCAA"/>
+          <w:sz w:val="16"/>
+        </w:rPr>
+        <w:t>lockForUpdate</w:t>
+      </w:r>
+      <w:r>
+        <w:rPr>
+          <w:rFonts w:ascii="Consolas" w:hAnsi="Consolas"/>
+          <w:color w:val="D4D4D4"/>
+          <w:sz w:val="16"/>
+        </w:rPr>
+        <w:t>()</w:t>
+        <w:br/>
+        <w:t xml:space="preserve">        -&gt;</w:t>
+      </w:r>
+      <w:r>
+        <w:rPr>
+          <w:rFonts w:ascii="Consolas" w:hAnsi="Consolas"/>
+          <w:color w:val="DCDCAA"/>
+          <w:sz w:val="16"/>
+        </w:rPr>
+        <w:t>firstOrFail</w:t>
+      </w:r>
+      <w:r>
+        <w:rPr>
+          <w:rFonts w:ascii="Consolas" w:hAnsi="Consolas"/>
+          <w:color w:val="D4D4D4"/>
+          <w:sz w:val="16"/>
+        </w:rPr>
+        <w:t>();</w:t>
+        <w:br/>
+        <w:br/>
         <w:t xml:space="preserve">    </w:t>
       </w:r>
       <w:r>
         <w:rPr>
           <w:rFonts w:ascii="Consolas" w:hAnsi="Consolas"/>
-          <w:color w:val="660E7A"/>
-          <w:sz w:val="16"/>
-        </w:rPr>
-        <w:t xml:space="preserve">$payment</w:t>
+          <w:color w:val="569CD6"/>
+          <w:sz w:val="16"/>
+        </w:rPr>
+        <w:t>if</w:t>
       </w:r>
       <w:r>
         <w:rPr>
           <w:rFonts w:ascii="Consolas" w:hAnsi="Consolas"/>
-          <w:color w:val="262626"/>
-          <w:sz w:val="16"/>
-        </w:rPr>
-        <w:t xml:space="preserve"> = </w:t>
+          <w:color w:val="D4D4D4"/>
+          <w:sz w:val="16"/>
+        </w:rPr>
+        <w:t xml:space="preserve"> (</w:t>
       </w:r>
       <w:r>
         <w:rPr>
           <w:rFonts w:ascii="Consolas" w:hAnsi="Consolas"/>
-          <w:color w:val="267F99"/>
-          <w:sz w:val="16"/>
-        </w:rPr>
-        <w:t xml:space="preserve">Payment</w:t>
+          <w:color w:val="4EC9B0"/>
+          <w:sz w:val="16"/>
+        </w:rPr>
+        <w:t>PaymentEvent</w:t>
       </w:r>
       <w:r>
         <w:rPr>
           <w:rFonts w:ascii="Consolas" w:hAnsi="Consolas"/>
-          <w:color w:val="262626"/>
-          <w:sz w:val="16"/>
-        </w:rPr>
-        <w:t xml:space="preserve">::</w:t>
+          <w:color w:val="D4D4D4"/>
+          <w:sz w:val="16"/>
+        </w:rPr>
+        <w:t>::</w:t>
       </w:r>
       <w:r>
         <w:rPr>
           <w:rFonts w:ascii="Consolas" w:hAnsi="Consolas"/>
-          <w:color w:val="795E26"/>
-          <w:sz w:val="16"/>
-        </w:rPr>
-        <w:t xml:space="preserve">query</w:t>
+          <w:color w:val="DCDCAA"/>
+          <w:sz w:val="16"/>
+        </w:rPr>
+        <w:t>query</w:t>
       </w:r>
       <w:r>
         <w:rPr>
           <w:rFonts w:ascii="Consolas" w:hAnsi="Consolas"/>
-          <w:color w:val="262626"/>
-          <w:sz w:val="16"/>
-        </w:rPr>
-        <w:t xml:space="preserve">()</w:t>
-      </w:r>
-      <w:r>
+          <w:color w:val="D4D4D4"/>
+          <w:sz w:val="16"/>
+        </w:rPr>
+        <w:t>()</w:t>
         <w:br/>
+        <w:t xml:space="preserve">        -&gt;</w:t>
       </w:r>
       <w:r>
         <w:rPr>
           <w:rFonts w:ascii="Consolas" w:hAnsi="Consolas"/>
-          <w:color w:val="262626"/>
-          <w:sz w:val="16"/>
-        </w:rPr>
+          <w:color w:val="DCDCAA"/>
+          <w:sz w:val="16"/>
+        </w:rPr>
+        <w:t>where</w:t>
+      </w:r>
+      <w:r>
+        <w:rPr>
+          <w:rFonts w:ascii="Consolas" w:hAnsi="Consolas"/>
+          <w:color w:val="D4D4D4"/>
+          <w:sz w:val="16"/>
+        </w:rPr>
+        <w:t>(</w:t>
+      </w:r>
+      <w:r>
+        <w:rPr>
+          <w:rFonts w:ascii="Consolas" w:hAnsi="Consolas"/>
+          <w:color w:val="CE9178"/>
+          <w:sz w:val="16"/>
+        </w:rPr>
+        <w:t>'provider_event_id'</w:t>
+      </w:r>
+      <w:r>
+        <w:rPr>
+          <w:rFonts w:ascii="Consolas" w:hAnsi="Consolas"/>
+          <w:color w:val="D4D4D4"/>
+          <w:sz w:val="16"/>
+        </w:rPr>
+        <w:t xml:space="preserve">, </w:t>
+      </w:r>
+      <w:r>
+        <w:rPr>
+          <w:rFonts w:ascii="Consolas" w:hAnsi="Consolas"/>
+          <w:color w:val="9CDCFE"/>
+          <w:sz w:val="16"/>
+        </w:rPr>
+        <w:t>$event</w:t>
+      </w:r>
+      <w:r>
+        <w:rPr>
+          <w:rFonts w:ascii="Consolas" w:hAnsi="Consolas"/>
+          <w:color w:val="D4D4D4"/>
+          <w:sz w:val="16"/>
+        </w:rPr>
+        <w:t>-&gt;eventId)</w:t>
+        <w:br/>
         <w:t xml:space="preserve">        -&gt;</w:t>
       </w:r>
       <w:r>
         <w:rPr>
           <w:rFonts w:ascii="Consolas" w:hAnsi="Consolas"/>
-          <w:color w:val="795E26"/>
-          <w:sz w:val="16"/>
-        </w:rPr>
-        <w:t xml:space="preserve">where</w:t>
+          <w:color w:val="DCDCAA"/>
+          <w:sz w:val="16"/>
+        </w:rPr>
+        <w:t>exists</w:t>
       </w:r>
       <w:r>
         <w:rPr>
           <w:rFonts w:ascii="Consolas" w:hAnsi="Consolas"/>
-          <w:color w:val="262626"/>
-          <w:sz w:val="16"/>
-        </w:rPr>
-        <w:t xml:space="preserve">(</w:t>
+          <w:color w:val="D4D4D4"/>
+          <w:sz w:val="16"/>
+        </w:rPr>
+        <w:t xml:space="preserve">()) {</w:t>
+        <w:br/>
+        <w:t xml:space="preserve">        </w:t>
       </w:r>
       <w:r>
         <w:rPr>
           <w:rFonts w:ascii="Consolas" w:hAnsi="Consolas"/>
-          <w:color w:val="00733B"/>
-          <w:sz w:val="16"/>
-        </w:rPr>
-        <w:t xml:space="preserve">'payment_reference'</w:t>
+          <w:color w:val="569CD6"/>
+          <w:sz w:val="16"/>
+        </w:rPr>
+        <w:t>return</w:t>
       </w:r>
       <w:r>
         <w:rPr>
           <w:rFonts w:ascii="Consolas" w:hAnsi="Consolas"/>
-          <w:color w:val="262626"/>
-          <w:sz w:val="16"/>
-        </w:rPr>
-        <w:t xml:space="preserve">, </w:t>
+          <w:color w:val="D4D4D4"/>
+          <w:sz w:val="16"/>
+        </w:rPr>
+        <w:t xml:space="preserve"> </w:t>
       </w:r>
       <w:r>
         <w:rPr>
           <w:rFonts w:ascii="Consolas" w:hAnsi="Consolas"/>
-          <w:color w:val="660E7A"/>
-          <w:sz w:val="16"/>
-        </w:rPr>
-        <w:t xml:space="preserve">$event</w:t>
+          <w:color w:val="CE9178"/>
+          <w:sz w:val="16"/>
+        </w:rPr>
+        <w:t>'duplicate'</w:t>
       </w:r>
       <w:r>
         <w:rPr>
           <w:rFonts w:ascii="Consolas" w:hAnsi="Consolas"/>
-          <w:color w:val="262626"/>
-          <w:sz w:val="16"/>
-        </w:rPr>
-        <w:t xml:space="preserve">-&gt;</w:t>
+          <w:color w:val="D4D4D4"/>
+          <w:sz w:val="16"/>
+        </w:rPr>
+        <w:t>;</w:t>
+        <w:br/>
+        <w:t xml:space="preserve">    }</w:t>
+        <w:br/>
+        <w:br/>
+        <w:t xml:space="preserve">    </w:t>
       </w:r>
       <w:r>
         <w:rPr>
           <w:rFonts w:ascii="Consolas" w:hAnsi="Consolas"/>
-          <w:color w:val="660E7A"/>
-          <w:sz w:val="16"/>
-        </w:rPr>
-        <w:t xml:space="preserve">paymentReference</w:t>
+          <w:color w:val="569CD6"/>
+          <w:sz w:val="16"/>
+        </w:rPr>
+        <w:t>if</w:t>
       </w:r>
       <w:r>
         <w:rPr>
           <w:rFonts w:ascii="Consolas" w:hAnsi="Consolas"/>
-          <w:color w:val="262626"/>
-          <w:sz w:val="16"/>
-        </w:rPr>
-        <w:t xml:space="preserve">)</w:t>
-      </w:r>
-      <w:r>
+          <w:color w:val="D4D4D4"/>
+          <w:sz w:val="16"/>
+        </w:rPr>
+        <w:t xml:space="preserve"> (</w:t>
+      </w:r>
+      <w:r>
+        <w:rPr>
+          <w:rFonts w:ascii="Consolas" w:hAnsi="Consolas"/>
+          <w:color w:val="9CDCFE"/>
+          <w:sz w:val="16"/>
+        </w:rPr>
+        <w:t>$event</w:t>
+      </w:r>
+      <w:r>
+        <w:rPr>
+          <w:rFonts w:ascii="Consolas" w:hAnsi="Consolas"/>
+          <w:color w:val="D4D4D4"/>
+          <w:sz w:val="16"/>
+        </w:rPr>
+        <w:t xml:space="preserve">-&gt;amount !== (</w:t>
+      </w:r>
+      <w:r>
+        <w:rPr>
+          <w:rFonts w:ascii="Consolas" w:hAnsi="Consolas"/>
+          <w:color w:val="569CD6"/>
+          <w:sz w:val="16"/>
+        </w:rPr>
+        <w:t>int</w:t>
+      </w:r>
+      <w:r>
+        <w:rPr>
+          <w:rFonts w:ascii="Consolas" w:hAnsi="Consolas"/>
+          <w:color w:val="D4D4D4"/>
+          <w:sz w:val="16"/>
+        </w:rPr>
+        <w:t xml:space="preserve">) </w:t>
+      </w:r>
+      <w:r>
+        <w:rPr>
+          <w:rFonts w:ascii="Consolas" w:hAnsi="Consolas"/>
+          <w:color w:val="9CDCFE"/>
+          <w:sz w:val="16"/>
+        </w:rPr>
+        <w:t>$payment</w:t>
+      </w:r>
+      <w:r>
+        <w:rPr>
+          <w:rFonts w:ascii="Consolas" w:hAnsi="Consolas"/>
+          <w:color w:val="D4D4D4"/>
+          <w:sz w:val="16"/>
+        </w:rPr>
+        <w:t xml:space="preserve">-&gt;amount) {</w:t>
         <w:br/>
+        <w:t xml:space="preserve">        </w:t>
       </w:r>
       <w:r>
         <w:rPr>
           <w:rFonts w:ascii="Consolas" w:hAnsi="Consolas"/>
-          <w:color w:val="262626"/>
-          <w:sz w:val="16"/>
-        </w:rPr>
-        <w:t xml:space="preserve">        -&gt;</w:t>
+          <w:color w:val="569CD6"/>
+          <w:sz w:val="16"/>
+        </w:rPr>
+        <w:t>throw</w:t>
       </w:r>
       <w:r>
         <w:rPr>
           <w:rFonts w:ascii="Consolas" w:hAnsi="Consolas"/>
-          <w:color w:val="795E26"/>
-          <w:sz w:val="16"/>
-        </w:rPr>
-        <w:t xml:space="preserve">lockForUpdate</w:t>
+          <w:color w:val="D4D4D4"/>
+          <w:sz w:val="16"/>
+        </w:rPr>
+        <w:t xml:space="preserve"> </w:t>
       </w:r>
       <w:r>
         <w:rPr>
           <w:rFonts w:ascii="Consolas" w:hAnsi="Consolas"/>
-          <w:color w:val="262626"/>
-          <w:sz w:val="16"/>
-        </w:rPr>
-        <w:t xml:space="preserve">()</w:t>
-      </w:r>
-      <w:r>
+          <w:color w:val="569CD6"/>
+          <w:sz w:val="16"/>
+        </w:rPr>
+        <w:t>new</w:t>
+      </w:r>
+      <w:r>
+        <w:rPr>
+          <w:rFonts w:ascii="Consolas" w:hAnsi="Consolas"/>
+          <w:color w:val="D4D4D4"/>
+          <w:sz w:val="16"/>
+        </w:rPr>
+        <w:t xml:space="preserve"> </w:t>
+      </w:r>
+      <w:r>
+        <w:rPr>
+          <w:rFonts w:ascii="Consolas" w:hAnsi="Consolas"/>
+          <w:color w:val="DCDCAA"/>
+          <w:sz w:val="16"/>
+        </w:rPr>
+        <w:t>DomainException</w:t>
+      </w:r>
+      <w:r>
+        <w:rPr>
+          <w:rFonts w:ascii="Consolas" w:hAnsi="Consolas"/>
+          <w:color w:val="D4D4D4"/>
+          <w:sz w:val="16"/>
+        </w:rPr>
+        <w:t>(</w:t>
+      </w:r>
+      <w:r>
+        <w:rPr>
+          <w:rFonts w:ascii="Consolas" w:hAnsi="Consolas"/>
+          <w:color w:val="CE9178"/>
+          <w:sz w:val="16"/>
+        </w:rPr>
+        <w:t>'Nominal webhook berbeda.'</w:t>
+      </w:r>
+      <w:r>
+        <w:rPr>
+          <w:rFonts w:ascii="Consolas" w:hAnsi="Consolas"/>
+          <w:color w:val="D4D4D4"/>
+          <w:sz w:val="16"/>
+        </w:rPr>
+        <w:t>);</w:t>
         <w:br/>
+        <w:t xml:space="preserve">    }</w:t>
+        <w:br/>
+        <w:br/>
+        <w:t xml:space="preserve">    </w:t>
       </w:r>
       <w:r>
         <w:rPr>
           <w:rFonts w:ascii="Consolas" w:hAnsi="Consolas"/>
-          <w:color w:val="262626"/>
-          <w:sz w:val="16"/>
-        </w:rPr>
-        <w:t xml:space="preserve">        -&gt;</w:t>
+          <w:color w:val="6A9955"/>
+          <w:sz w:val="16"/>
+        </w:rPr>
+        <w:t>// event append-only, status, ledger, dan outbox</w:t>
       </w:r>
       <w:r>
         <w:rPr>
           <w:rFonts w:ascii="Consolas" w:hAnsi="Consolas"/>
-          <w:color w:val="795E26"/>
-          <w:sz w:val="16"/>
-        </w:rPr>
-        <w:t xml:space="preserve">firstOrFail</w:t>
+          <w:color w:val="D4D4D4"/>
+          <w:sz w:val="16"/>
+        </w:rPr>
+        <w:br/>
+        <w:t xml:space="preserve">    </w:t>
       </w:r>
       <w:r>
         <w:rPr>
           <w:rFonts w:ascii="Consolas" w:hAnsi="Consolas"/>
-          <w:color w:val="262626"/>
-          <w:sz w:val="16"/>
-        </w:rPr>
-        <w:t xml:space="preserve">();</w:t>
-      </w:r>
-      <w:r>
+          <w:color w:val="569CD6"/>
+          <w:sz w:val="16"/>
+        </w:rPr>
+        <w:t>return</w:t>
+      </w:r>
+      <w:r>
+        <w:rPr>
+          <w:rFonts w:ascii="Consolas" w:hAnsi="Consolas"/>
+          <w:color w:val="D4D4D4"/>
+          <w:sz w:val="16"/>
+        </w:rPr>
+        <w:t xml:space="preserve"> </w:t>
+      </w:r>
+      <w:r>
+        <w:rPr>
+          <w:rFonts w:ascii="Consolas" w:hAnsi="Consolas"/>
+          <w:color w:val="CE9178"/>
+          <w:sz w:val="16"/>
+        </w:rPr>
+        <w:t>'settled'</w:t>
+      </w:r>
+      <w:r>
+        <w:rPr>
+          <w:rFonts w:ascii="Consolas" w:hAnsi="Consolas"/>
+          <w:color w:val="D4D4D4"/>
+          <w:sz w:val="16"/>
+        </w:rPr>
+        <w:t>;</w:t>
         <w:br/>
-      </w:r>
-      <w:r>
-        <w:br/>
+        <w:t xml:space="preserve">}, attempts: </w:t>
       </w:r>
       <w:r>
         <w:rPr>
           <w:rFonts w:ascii="Consolas" w:hAnsi="Consolas"/>
-          <w:color w:val="262626"/>
-          <w:sz w:val="16"/>
-        </w:rPr>
-        <w:t xml:space="preserve">    </w:t>
+          <w:color w:val="B5CEA8"/>
+          <w:sz w:val="16"/>
+        </w:rPr>
+        <w:t>3</w:t>
       </w:r>
       <w:r>
         <w:rPr>
           <w:rFonts w:ascii="Consolas" w:hAnsi="Consolas"/>
-          <w:b/>
-          <w:color w:val="000080"/>
-          <w:sz w:val="16"/>
-        </w:rPr>
-        <w:t xml:space="preserve">if</w:t>
-      </w:r>
-      <w:r>
-        <w:rPr>
-          <w:rFonts w:ascii="Consolas" w:hAnsi="Consolas"/>
-          <w:color w:val="262626"/>
-          <w:sz w:val="16"/>
-        </w:rPr>
-        <w:t xml:space="preserve"> (</w:t>
-      </w:r>
-      <w:r>
-        <w:rPr>
-          <w:rFonts w:ascii="Consolas" w:hAnsi="Consolas"/>
-          <w:color w:val="267F99"/>
-          <w:sz w:val="16"/>
-        </w:rPr>
-        <w:t xml:space="preserve">PaymentEvent</w:t>
-      </w:r>
-      <w:r>
-        <w:rPr>
-          <w:rFonts w:ascii="Consolas" w:hAnsi="Consolas"/>
-          <w:color w:val="262626"/>
-          <w:sz w:val="16"/>
-        </w:rPr>
-        <w:t xml:space="preserve">::</w:t>
-      </w:r>
-      <w:r>
-        <w:rPr>
-          <w:rFonts w:ascii="Consolas" w:hAnsi="Consolas"/>
-          <w:color w:val="795E26"/>
-          <w:sz w:val="16"/>
-        </w:rPr>
-        <w:t xml:space="preserve">query</w:t>
-      </w:r>
-      <w:r>
-        <w:rPr>
-          <w:rFonts w:ascii="Consolas" w:hAnsi="Consolas"/>
-          <w:color w:val="262626"/>
-          <w:sz w:val="16"/>
-        </w:rPr>
-        <w:t xml:space="preserve">()</w:t>
-      </w:r>
-      <w:r>
-        <w:br/>
-      </w:r>
-      <w:r>
-        <w:rPr>
-          <w:rFonts w:ascii="Consolas" w:hAnsi="Consolas"/>
-          <w:color w:val="262626"/>
-          <w:sz w:val="16"/>
-        </w:rPr>
-        <w:t xml:space="preserve">        -&gt;</w:t>
-      </w:r>
-      <w:r>
-        <w:rPr>
-          <w:rFonts w:ascii="Consolas" w:hAnsi="Consolas"/>
-          <w:color w:val="795E26"/>
-          <w:sz w:val="16"/>
-        </w:rPr>
-        <w:t xml:space="preserve">where</w:t>
-      </w:r>
-      <w:r>
-        <w:rPr>
-          <w:rFonts w:ascii="Consolas" w:hAnsi="Consolas"/>
-          <w:color w:val="262626"/>
-          <w:sz w:val="16"/>
-        </w:rPr>
-        <w:t xml:space="preserve">(</w:t>
-      </w:r>
-      <w:r>
-        <w:rPr>
-          <w:rFonts w:ascii="Consolas" w:hAnsi="Consolas"/>
-          <w:color w:val="00733B"/>
-          <w:sz w:val="16"/>
-        </w:rPr>
-        <w:t xml:space="preserve">'provider_event_id'</w:t>
-      </w:r>
-      <w:r>
-        <w:rPr>
-          <w:rFonts w:ascii="Consolas" w:hAnsi="Consolas"/>
-          <w:color w:val="262626"/>
-          <w:sz w:val="16"/>
-        </w:rPr>
-        <w:t xml:space="preserve">, </w:t>
-      </w:r>
-      <w:r>
-        <w:rPr>
-          <w:rFonts w:ascii="Consolas" w:hAnsi="Consolas"/>
-          <w:color w:val="660E7A"/>
-          <w:sz w:val="16"/>
-        </w:rPr>
-        <w:t xml:space="preserve">$event</w:t>
-      </w:r>
-      <w:r>
-        <w:rPr>
-          <w:rFonts w:ascii="Consolas" w:hAnsi="Consolas"/>
-          <w:color w:val="262626"/>
-          <w:sz w:val="16"/>
-        </w:rPr>
-        <w:t xml:space="preserve">-&gt;</w:t>
-      </w:r>
-      <w:r>
-        <w:rPr>
-          <w:rFonts w:ascii="Consolas" w:hAnsi="Consolas"/>
-          <w:color w:val="660E7A"/>
-          <w:sz w:val="16"/>
-        </w:rPr>
-        <w:t xml:space="preserve">eventId</w:t>
-      </w:r>
-      <w:r>
-        <w:rPr>
-          <w:rFonts w:ascii="Consolas" w:hAnsi="Consolas"/>
-          <w:color w:val="262626"/>
-          <w:sz w:val="16"/>
-        </w:rPr>
-        <w:t xml:space="preserve">)</w:t>
-      </w:r>
-      <w:r>
-        <w:br/>
-      </w:r>
-      <w:r>
-        <w:rPr>
-          <w:rFonts w:ascii="Consolas" w:hAnsi="Consolas"/>
-          <w:color w:val="262626"/>
-          <w:sz w:val="16"/>
-        </w:rPr>
-        <w:t xml:space="preserve">        -&gt;</w:t>
-      </w:r>
-      <w:r>
-        <w:rPr>
-          <w:rFonts w:ascii="Consolas" w:hAnsi="Consolas"/>
-          <w:color w:val="795E26"/>
-          <w:sz w:val="16"/>
-        </w:rPr>
-        <w:t xml:space="preserve">exists</w:t>
-      </w:r>
-      <w:r>
-        <w:rPr>
-          <w:rFonts w:ascii="Consolas" w:hAnsi="Consolas"/>
-          <w:color w:val="262626"/>
-          <w:sz w:val="16"/>
-        </w:rPr>
-        <w:t xml:space="preserve">()) {</w:t>
-      </w:r>
-      <w:r>
-        <w:br/>
-      </w:r>
-      <w:r>
-        <w:rPr>
-          <w:rFonts w:ascii="Consolas" w:hAnsi="Consolas"/>
-          <w:color w:val="262626"/>
-          <w:sz w:val="16"/>
-        </w:rPr>
-        <w:t xml:space="preserve">        </w:t>
-      </w:r>
-      <w:r>
-        <w:rPr>
-          <w:rFonts w:ascii="Consolas" w:hAnsi="Consolas"/>
-          <w:b/>
-          <w:color w:val="000080"/>
-          <w:sz w:val="16"/>
-        </w:rPr>
-        <w:t xml:space="preserve">return</w:t>
-      </w:r>
-      <w:r>
-        <w:rPr>
-          <w:rFonts w:ascii="Consolas" w:hAnsi="Consolas"/>
-          <w:color w:val="262626"/>
-          <w:sz w:val="16"/>
-        </w:rPr>
-        <w:t xml:space="preserve"> </w:t>
-      </w:r>
-      <w:r>
-        <w:rPr>
-          <w:rFonts w:ascii="Consolas" w:hAnsi="Consolas"/>
-          <w:color w:val="00733B"/>
-          <w:sz w:val="16"/>
-        </w:rPr>
-        <w:t xml:space="preserve">'duplicate'</w:t>
-      </w:r>
-      <w:r>
-        <w:rPr>
-          <w:rFonts w:ascii="Consolas" w:hAnsi="Consolas"/>
-          <w:color w:val="262626"/>
-          <w:sz w:val="16"/>
-        </w:rPr>
-        <w:t xml:space="preserve">;</w:t>
-      </w:r>
-      <w:r>
-        <w:br/>
-      </w:r>
-      <w:r>
-        <w:rPr>
-          <w:rFonts w:ascii="Consolas" w:hAnsi="Consolas"/>
-          <w:color w:val="262626"/>
-          <w:sz w:val="16"/>
-        </w:rPr>
-        <w:t xml:space="preserve">    }</w:t>
-      </w:r>
-      <w:r>
-        <w:br/>
-      </w:r>
-      <w:r>
-        <w:br/>
-      </w:r>
-      <w:r>
-        <w:rPr>
-          <w:rFonts w:ascii="Consolas" w:hAnsi="Consolas"/>
-          <w:color w:val="262626"/>
-          <w:sz w:val="16"/>
-        </w:rPr>
-        <w:t xml:space="preserve">    </w:t>
-      </w:r>
-      <w:r>
-        <w:rPr>
-          <w:rFonts w:ascii="Consolas" w:hAnsi="Consolas"/>
-          <w:b/>
-          <w:color w:val="000080"/>
-          <w:sz w:val="16"/>
-        </w:rPr>
-        <w:t xml:space="preserve">if</w:t>
-      </w:r>
-      <w:r>
-        <w:rPr>
-          <w:rFonts w:ascii="Consolas" w:hAnsi="Consolas"/>
-          <w:color w:val="262626"/>
-          <w:sz w:val="16"/>
-        </w:rPr>
-        <w:t xml:space="preserve"> (</w:t>
-      </w:r>
-      <w:r>
-        <w:rPr>
-          <w:rFonts w:ascii="Consolas" w:hAnsi="Consolas"/>
-          <w:color w:val="660E7A"/>
-          <w:sz w:val="16"/>
-        </w:rPr>
-        <w:t xml:space="preserve">$event</w:t>
-      </w:r>
-      <w:r>
-        <w:rPr>
-          <w:rFonts w:ascii="Consolas" w:hAnsi="Consolas"/>
-          <w:color w:val="262626"/>
-          <w:sz w:val="16"/>
-        </w:rPr>
-        <w:t xml:space="preserve">-&gt;</w:t>
-      </w:r>
-      <w:r>
-        <w:rPr>
-          <w:rFonts w:ascii="Consolas" w:hAnsi="Consolas"/>
-          <w:color w:val="660E7A"/>
-          <w:sz w:val="16"/>
-        </w:rPr>
-        <w:t xml:space="preserve">amount</w:t>
-      </w:r>
-      <w:r>
-        <w:rPr>
-          <w:rFonts w:ascii="Consolas" w:hAnsi="Consolas"/>
-          <w:color w:val="262626"/>
-          <w:sz w:val="16"/>
-        </w:rPr>
-        <w:t xml:space="preserve"> !== (</w:t>
-      </w:r>
-      <w:r>
-        <w:rPr>
-          <w:rFonts w:ascii="Consolas" w:hAnsi="Consolas"/>
-          <w:b/>
-          <w:color w:val="000080"/>
-          <w:sz w:val="16"/>
-        </w:rPr>
-        <w:t xml:space="preserve">int</w:t>
-      </w:r>
-      <w:r>
-        <w:rPr>
-          <w:rFonts w:ascii="Consolas" w:hAnsi="Consolas"/>
-          <w:color w:val="262626"/>
-          <w:sz w:val="16"/>
-        </w:rPr>
-        <w:t xml:space="preserve">) </w:t>
-      </w:r>
-      <w:r>
-        <w:rPr>
-          <w:rFonts w:ascii="Consolas" w:hAnsi="Consolas"/>
-          <w:color w:val="660E7A"/>
-          <w:sz w:val="16"/>
-        </w:rPr>
-        <w:t xml:space="preserve">$payment</w:t>
-      </w:r>
-      <w:r>
-        <w:rPr>
-          <w:rFonts w:ascii="Consolas" w:hAnsi="Consolas"/>
-          <w:color w:val="262626"/>
-          <w:sz w:val="16"/>
-        </w:rPr>
-        <w:t xml:space="preserve">-&gt;</w:t>
-      </w:r>
-      <w:r>
-        <w:rPr>
-          <w:rFonts w:ascii="Consolas" w:hAnsi="Consolas"/>
-          <w:color w:val="660E7A"/>
-          <w:sz w:val="16"/>
-        </w:rPr>
-        <w:t xml:space="preserve">amount</w:t>
-      </w:r>
-      <w:r>
-        <w:rPr>
-          <w:rFonts w:ascii="Consolas" w:hAnsi="Consolas"/>
-          <w:color w:val="262626"/>
-          <w:sz w:val="16"/>
-        </w:rPr>
-        <w:t xml:space="preserve">) {</w:t>
-      </w:r>
-      <w:r>
-        <w:br/>
-      </w:r>
-      <w:r>
-        <w:rPr>
-          <w:rFonts w:ascii="Consolas" w:hAnsi="Consolas"/>
-          <w:color w:val="262626"/>
-          <w:sz w:val="16"/>
-        </w:rPr>
-        <w:t xml:space="preserve">        </w:t>
-      </w:r>
-      <w:r>
-        <w:rPr>
-          <w:rFonts w:ascii="Consolas" w:hAnsi="Consolas"/>
-          <w:b/>
-          <w:color w:val="000080"/>
-          <w:sz w:val="16"/>
-        </w:rPr>
-        <w:t xml:space="preserve">throw</w:t>
-      </w:r>
-      <w:r>
-        <w:rPr>
-          <w:rFonts w:ascii="Consolas" w:hAnsi="Consolas"/>
-          <w:color w:val="262626"/>
-          <w:sz w:val="16"/>
-        </w:rPr>
-        <w:t xml:space="preserve"> </w:t>
-      </w:r>
-      <w:r>
-        <w:rPr>
-          <w:rFonts w:ascii="Consolas" w:hAnsi="Consolas"/>
-          <w:b/>
-          <w:color w:val="000080"/>
-          <w:sz w:val="16"/>
-        </w:rPr>
-        <w:t xml:space="preserve">new</w:t>
-      </w:r>
-      <w:r>
-        <w:rPr>
-          <w:rFonts w:ascii="Consolas" w:hAnsi="Consolas"/>
-          <w:color w:val="262626"/>
-          <w:sz w:val="16"/>
-        </w:rPr>
-        <w:t xml:space="preserve"> </w:t>
-      </w:r>
-      <w:r>
-        <w:rPr>
-          <w:rFonts w:ascii="Consolas" w:hAnsi="Consolas"/>
-          <w:color w:val="795E26"/>
-          <w:sz w:val="16"/>
-        </w:rPr>
-        <w:t xml:space="preserve">DomainException</w:t>
-      </w:r>
-      <w:r>
-        <w:rPr>
-          <w:rFonts w:ascii="Consolas" w:hAnsi="Consolas"/>
-          <w:color w:val="262626"/>
-          <w:sz w:val="16"/>
-        </w:rPr>
-        <w:t xml:space="preserve">(</w:t>
-      </w:r>
-      <w:r>
-        <w:rPr>
-          <w:rFonts w:ascii="Consolas" w:hAnsi="Consolas"/>
-          <w:color w:val="00733B"/>
-          <w:sz w:val="16"/>
-        </w:rPr>
-        <w:t xml:space="preserve">'Nominal webhook berbeda.'</w:t>
-      </w:r>
-      <w:r>
-        <w:rPr>
-          <w:rFonts w:ascii="Consolas" w:hAnsi="Consolas"/>
-          <w:color w:val="262626"/>
-          <w:sz w:val="16"/>
-        </w:rPr>
-        <w:t xml:space="preserve">);</w:t>
-      </w:r>
-      <w:r>
-        <w:br/>
-      </w:r>
-      <w:r>
-        <w:rPr>
-          <w:rFonts w:ascii="Consolas" w:hAnsi="Consolas"/>
-          <w:color w:val="262626"/>
-          <w:sz w:val="16"/>
-        </w:rPr>
-        <w:t xml:space="preserve">    }</w:t>
-      </w:r>
-      <w:r>
-        <w:br/>
-      </w:r>
-      <w:r>
-        <w:br/>
-      </w:r>
-      <w:r>
-        <w:rPr>
-          <w:rFonts w:ascii="Consolas" w:hAnsi="Consolas"/>
-          <w:color w:val="262626"/>
-          <w:sz w:val="16"/>
-        </w:rPr>
-        <w:t xml:space="preserve">    </w:t>
-      </w:r>
-      <w:r>
-        <w:rPr>
-          <w:rFonts w:ascii="Consolas" w:hAnsi="Consolas"/>
-          <w:i/>
-          <w:color w:val="808080"/>
-          <w:sz w:val="16"/>
-        </w:rPr>
-        <w:t xml:space="preserve">// event append-only, status, ledger, dan outbox</w:t>
-      </w:r>
-      <w:r>
-        <w:br/>
-      </w:r>
-      <w:r>
-        <w:rPr>
-          <w:rFonts w:ascii="Consolas" w:hAnsi="Consolas"/>
-          <w:color w:val="262626"/>
-          <w:sz w:val="16"/>
-        </w:rPr>
-        <w:t xml:space="preserve">    </w:t>
-      </w:r>
-      <w:r>
-        <w:rPr>
-          <w:rFonts w:ascii="Consolas" w:hAnsi="Consolas"/>
-          <w:b/>
-          <w:color w:val="000080"/>
-          <w:sz w:val="16"/>
-        </w:rPr>
-        <w:t xml:space="preserve">return</w:t>
-      </w:r>
-      <w:r>
-        <w:rPr>
-          <w:rFonts w:ascii="Consolas" w:hAnsi="Consolas"/>
-          <w:color w:val="262626"/>
-          <w:sz w:val="16"/>
-        </w:rPr>
-        <w:t xml:space="preserve"> </w:t>
-      </w:r>
-      <w:r>
-        <w:rPr>
-          <w:rFonts w:ascii="Consolas" w:hAnsi="Consolas"/>
-          <w:color w:val="00733B"/>
-          <w:sz w:val="16"/>
-        </w:rPr>
-        <w:t xml:space="preserve">'settled'</w:t>
-      </w:r>
-      <w:r>
-        <w:rPr>
-          <w:rFonts w:ascii="Consolas" w:hAnsi="Consolas"/>
-          <w:color w:val="262626"/>
-          <w:sz w:val="16"/>
-        </w:rPr>
-        <w:t xml:space="preserve">;</w:t>
-      </w:r>
-      <w:r>
-        <w:br/>
-      </w:r>
-      <w:r>
-        <w:rPr>
-          <w:rFonts w:ascii="Consolas" w:hAnsi="Consolas"/>
-          <w:color w:val="262626"/>
-          <w:sz w:val="16"/>
-        </w:rPr>
-        <w:t xml:space="preserve">}, </w:t>
-      </w:r>
-      <w:r>
-        <w:rPr>
-          <w:rFonts w:ascii="Consolas" w:hAnsi="Consolas"/>
-          <w:color w:val="660E7A"/>
-          <w:sz w:val="16"/>
-        </w:rPr>
-        <w:t xml:space="preserve">attempts</w:t>
-      </w:r>
-      <w:r>
-        <w:rPr>
-          <w:rFonts w:ascii="Consolas" w:hAnsi="Consolas"/>
-          <w:color w:val="262626"/>
-          <w:sz w:val="16"/>
-        </w:rPr>
-        <w:t xml:space="preserve">: </w:t>
-      </w:r>
-      <w:r>
-        <w:rPr>
-          <w:rFonts w:ascii="Consolas" w:hAnsi="Consolas"/>
-          <w:color w:val="0073E6"/>
-          <w:sz w:val="16"/>
-        </w:rPr>
-        <w:t xml:space="preserve">3</w:t>
-      </w:r>
-      <w:r>
-        <w:rPr>
-          <w:rFonts w:ascii="Consolas" w:hAnsi="Consolas"/>
-          <w:color w:val="262626"/>
-          <w:sz w:val="16"/>
-        </w:rPr>
-        <w:t xml:space="preserve">);</w:t>
+          <w:color w:val="D4D4D4"/>
+          <w:sz w:val="16"/>
+        </w:rPr>
+        <w:t>);</w:t>
       </w:r>
     </w:p>
     <w:p>
@@ -19170,7 +20805,7 @@
     </w:pPr>
     <w:rPr>
       <w:rFonts w:ascii="Consolas" w:hAnsi="Consolas"/>
-      <w:color w:val="262626"/>
+      <w:color w:val="D4D4D4"/>
       <w:sz w:val="16"/>
     </w:rPr>
   </w:style>
@@ -19282,7 +20917,7 @@
     <w:rPr>
       <w:rFonts w:ascii="Consolas" w:hAnsi="Consolas"/>
       <w:b/>
-      <w:color w:val="262626"/>
+      <w:color w:val="FFFFFF"/>
       <w:sz w:val="16"/>
     </w:rPr>
   </w:style>

--- a/modul_praktikum/Pertemuan_11_Webhook_Idempoten_Settlement_Split_Allocation_Ledger_dan_Outbox.docx
+++ b/modul_praktikum/Pertemuan_11_Webhook_Idempoten_Settlement_Split_Allocation_Ledger_dan_Outbox.docx
@@ -927,6 +927,671 @@
       </w:r>
       <w:r>
         <w:t>Job queue dapat berjalan sebelum transaksi commit. Gunakan connection `after_commit`, `-&gt;afterCommit()`, atau event `ShouldDispatchAfterCommit`; worker harus dipantau sebagai proses panjang [L13-QUEUE] [L13-EVENT].</w:t>
+      </w:r>
+    </w:p>
+    <w:p>
+      <w:pPr>
+        <w:pStyle w:val="Heading3"/>
+      </w:pPr>
+      <w:r>
+        <w:t xml:space="preserve">Mengapa Endpoint Webhook Dikecualikan dari CSRF?</w:t>
+      </w:r>
+    </w:p>
+    <w:p>
+      <w:pPr>
+        <w:pStyle w:val="ListBody"/>
+      </w:pPr>
+      <w:r>
+        <w:rPr>
+          <w:rFonts w:ascii="Aptos" w:hAnsi="Aptos"/>
+          <w:color w:val="1F2937"/>
+          <w:sz w:val="19"/>
+        </w:rPr>
+        <w:t xml:space="preserve">CSRF (Cross-Site Request Forgery) adalah serangan yang menunggangi sesi pengguna yang sedang login: situs jahat membuat browser korban mengirim POST ke aplikasi kita, dan browser otomatis menyertakan cookie sesi korban. Laravel menangkalnya dengan middleware </w:t>
+      </w:r>
+      <w:r>
+        <w:rPr>
+          <w:rFonts w:ascii="Consolas" w:hAnsi="Consolas"/>
+          <w:color w:val="C11B12"/>
+          <w:sz w:val="17"/>
+          <w:shd w:fill="ECEFF3"/>
+        </w:rPr>
+        <w:t xml:space="preserve">PreventRequestForgery</w:t>
+      </w:r>
+      <w:r>
+        <w:rPr>
+          <w:rFonts w:ascii="Aptos" w:hAnsi="Aptos"/>
+          <w:color w:val="1F2937"/>
+          <w:sz w:val="19"/>
+        </w:rPr>
+        <w:t xml:space="preserve"> pada grup </w:t>
+      </w:r>
+      <w:r>
+        <w:rPr>
+          <w:rFonts w:ascii="Consolas" w:hAnsi="Consolas"/>
+          <w:color w:val="C11B12"/>
+          <w:sz w:val="17"/>
+          <w:shd w:fill="ECEFF3"/>
+        </w:rPr>
+        <w:t xml:space="preserve">web</w:t>
+      </w:r>
+      <w:r>
+        <w:rPr>
+          <w:rFonts w:ascii="Aptos" w:hAnsi="Aptos"/>
+          <w:color w:val="1F2937"/>
+          <w:sz w:val="19"/>
+        </w:rPr>
+        <w:t xml:space="preserve">: setiap POST/PUT/PATCH/DELETE wajib membawa token </w:t>
+      </w:r>
+      <w:r>
+        <w:rPr>
+          <w:rFonts w:ascii="Consolas" w:hAnsi="Consolas"/>
+          <w:color w:val="C11B12"/>
+          <w:sz w:val="17"/>
+          <w:shd w:fill="ECEFF3"/>
+        </w:rPr>
+        <w:t xml:space="preserve">_token</w:t>
+      </w:r>
+      <w:r>
+        <w:rPr>
+          <w:rFonts w:ascii="Aptos" w:hAnsi="Aptos"/>
+          <w:color w:val="1F2937"/>
+          <w:sz w:val="19"/>
+        </w:rPr>
+        <w:t xml:space="preserve">/</w:t>
+      </w:r>
+      <w:r>
+        <w:rPr>
+          <w:rFonts w:ascii="Consolas" w:hAnsi="Consolas"/>
+          <w:color w:val="C11B12"/>
+          <w:sz w:val="17"/>
+          <w:shd w:fill="ECEFF3"/>
+        </w:rPr>
+        <w:t xml:space="preserve">X-CSRF-TOKEN</w:t>
+      </w:r>
+      <w:r>
+        <w:rPr>
+          <w:rFonts w:ascii="Aptos" w:hAnsi="Aptos"/>
+          <w:color w:val="1F2937"/>
+          <w:sz w:val="19"/>
+        </w:rPr>
+        <w:t xml:space="preserve"> yang cocok dengan token di sesi (atau header browser </w:t>
+      </w:r>
+      <w:r>
+        <w:rPr>
+          <w:rFonts w:ascii="Consolas" w:hAnsi="Consolas"/>
+          <w:color w:val="C11B12"/>
+          <w:sz w:val="17"/>
+          <w:shd w:fill="ECEFF3"/>
+        </w:rPr>
+        <w:t xml:space="preserve">Sec-Fetch-Site: same-origin</w:t>
+      </w:r>
+      <w:r>
+        <w:rPr>
+          <w:rFonts w:ascii="Aptos" w:hAnsi="Aptos"/>
+          <w:color w:val="1F2937"/>
+          <w:sz w:val="19"/>
+        </w:rPr>
+        <w:t xml:space="preserve">). Tanpa itu, request ditolak dengan HTTP 419 (Gambar M11c nomor 1).</w:t>
+      </w:r>
+    </w:p>
+    <w:p>
+      <w:pPr>
+        <w:pStyle w:val="ListBody"/>
+      </w:pPr>
+      <w:r>
+        <w:rPr>
+          <w:rFonts w:ascii="Aptos" w:hAnsi="Aptos"/>
+          <w:color w:val="1F2937"/>
+          <w:sz w:val="19"/>
+        </w:rPr>
+        <w:t xml:space="preserve">Webhook QRIS tidak cocok dengan model perlindungan itu:</w:t>
+      </w:r>
+    </w:p>
+    <w:p>
+      <w:pPr>
+        <w:pStyle w:val="ListBody"/>
+        <w:numPr>
+          <w:ilvl w:val="0"/>
+          <w:numId w:val="10"/>
+        </w:numPr>
+      </w:pPr>
+      <w:r>
+        <w:rPr>
+          <w:rFonts w:ascii="Aptos" w:hAnsi="Aptos"/>
+          <w:color w:val="1F2937"/>
+          <w:sz w:val="19"/>
+        </w:rPr>
+        <w:t xml:space="preserve">Pengirimnya adalah server provider pembayaran, bukan browser pengguna. Server itu tidak pernah membuka halaman kita, sehingga tidak memiliki sesi maupun token CSRF — dan memang tidak mungkin diberi token tersebut.</w:t>
+      </w:r>
+    </w:p>
+    <w:p>
+      <w:pPr>
+        <w:pStyle w:val="ListBody"/>
+        <w:numPr>
+          <w:ilvl w:val="0"/>
+          <w:numId w:val="10"/>
+        </w:numPr>
+      </w:pPr>
+      <w:r>
+        <w:rPr>
+          <w:rFonts w:ascii="Aptos" w:hAnsi="Aptos"/>
+          <w:color w:val="1F2937"/>
+          <w:sz w:val="19"/>
+        </w:rPr>
+        <w:t xml:space="preserve">Tidak ada cookie sesi korban yang dapat ditunggangi: webhook tidak berjalan atas nama user yang login, sehingga ancaman yang dicegah CSRF memang tidak ada pada endpoint ini.</w:t>
+      </w:r>
+    </w:p>
+    <w:p>
+      <w:pPr>
+        <w:pStyle w:val="ListBody"/>
+        <w:numPr>
+          <w:ilvl w:val="0"/>
+          <w:numId w:val="10"/>
+        </w:numPr>
+      </w:pPr>
+      <w:r>
+        <w:rPr>
+          <w:rFonts w:ascii="Aptos" w:hAnsi="Aptos"/>
+          <w:color w:val="1F2937"/>
+          <w:sz w:val="19"/>
+        </w:rPr>
+        <w:t xml:space="preserve">Tanpa pengecualian, setiap notifikasi pembayaran yang SAH ditolak 419 sebelum kode kita sempat berjalan (Gambar M11c nomor 4): order tidak pernah berstatus paid, saldo tenant tidak bertambah, dan provider terus mengulang pengiriman.</w:t>
+      </w:r>
+    </w:p>
+    <w:p>
+      <w:pPr>
+        <w:pStyle w:val="ListBody"/>
+      </w:pPr>
+      <w:r>
+        <w:rPr>
+          <w:rFonts w:ascii="Aptos" w:hAnsi="Aptos"/>
+          <w:color w:val="1F2937"/>
+          <w:sz w:val="19"/>
+        </w:rPr>
+        <w:t xml:space="preserve">Pengecualian CSRF BUKAN berarti endpoint terbuka. Keasliannya dijaga lapis yang sesuai untuk komunikasi server-ke-server:</w:t>
+      </w:r>
+    </w:p>
+    <w:p>
+      <w:pPr>
+        <w:pStyle w:val="ListBody"/>
+        <w:numPr>
+          <w:ilvl w:val="0"/>
+          <w:numId w:val="10"/>
+        </w:numPr>
+      </w:pPr>
+      <w:r>
+        <w:rPr>
+          <w:rFonts w:ascii="Aptos" w:hAnsi="Aptos"/>
+          <w:color w:val="1F2937"/>
+          <w:sz w:val="19"/>
+        </w:rPr>
+        <w:t xml:space="preserve">Signature HMAC-SHA256 atas RAW body dengan secret bersama (</w:t>
+      </w:r>
+      <w:r>
+        <w:rPr>
+          <w:rFonts w:ascii="Consolas" w:hAnsi="Consolas"/>
+          <w:color w:val="C11B12"/>
+          <w:sz w:val="17"/>
+          <w:shd w:fill="ECEFF3"/>
+        </w:rPr>
+        <w:t xml:space="preserve">services.qris.webhook_secret</w:t>
+      </w:r>
+      <w:r>
+        <w:rPr>
+          <w:rFonts w:ascii="Aptos" w:hAnsi="Aptos"/>
+          <w:color w:val="1F2937"/>
+          <w:sz w:val="19"/>
+        </w:rPr>
+        <w:t xml:space="preserve">, dibaca dari </w:t>
+      </w:r>
+      <w:r>
+        <w:rPr>
+          <w:rFonts w:ascii="Consolas" w:hAnsi="Consolas"/>
+          <w:color w:val="C11B12"/>
+          <w:sz w:val="17"/>
+          <w:shd w:fill="ECEFF3"/>
+        </w:rPr>
+        <w:t xml:space="preserve">.env</w:t>
+      </w:r>
+      <w:r>
+        <w:rPr>
+          <w:rFonts w:ascii="Aptos" w:hAnsi="Aptos"/>
+          <w:color w:val="1F2937"/>
+          <w:sz w:val="19"/>
+        </w:rPr>
+        <w:t xml:space="preserve">), dibandingkan memakai </w:t>
+      </w:r>
+      <w:r>
+        <w:rPr>
+          <w:rFonts w:ascii="Consolas" w:hAnsi="Consolas"/>
+          <w:color w:val="C11B12"/>
+          <w:sz w:val="17"/>
+          <w:shd w:fill="ECEFF3"/>
+        </w:rPr>
+        <w:t xml:space="preserve">hash_equals</w:t>
+      </w:r>
+      <w:r>
+        <w:rPr>
+          <w:rFonts w:ascii="Aptos" w:hAnsi="Aptos"/>
+          <w:color w:val="1F2937"/>
+          <w:sz w:val="19"/>
+        </w:rPr>
+        <w:t xml:space="preserve"> agar tahan timing attack.</w:t>
+      </w:r>
+    </w:p>
+    <w:p>
+      <w:pPr>
+        <w:pStyle w:val="ListBody"/>
+        <w:numPr>
+          <w:ilvl w:val="0"/>
+          <w:numId w:val="10"/>
+        </w:numPr>
+      </w:pPr>
+      <w:r>
+        <w:rPr>
+          <w:rFonts w:ascii="Aptos" w:hAnsi="Aptos"/>
+          <w:color w:val="1F2937"/>
+          <w:sz w:val="19"/>
+        </w:rPr>
+        <w:t xml:space="preserve">Fail-closed: secret kosong, header </w:t>
+      </w:r>
+      <w:r>
+        <w:rPr>
+          <w:rFonts w:ascii="Consolas" w:hAnsi="Consolas"/>
+          <w:color w:val="C11B12"/>
+          <w:sz w:val="17"/>
+          <w:shd w:fill="ECEFF3"/>
+        </w:rPr>
+        <w:t xml:space="preserve">X-Qris-Signature</w:t>
+      </w:r>
+      <w:r>
+        <w:rPr>
+          <w:rFonts w:ascii="Aptos" w:hAnsi="Aptos"/>
+          <w:color w:val="1F2937"/>
+          <w:sz w:val="19"/>
+        </w:rPr>
+        <w:t xml:space="preserve"> tidak ada, atau signature salah → 401 tanpa efek samping (Gambar M11c nomor 2–3).</w:t>
+      </w:r>
+    </w:p>
+    <w:p>
+      <w:pPr>
+        <w:pStyle w:val="ListBody"/>
+        <w:numPr>
+          <w:ilvl w:val="0"/>
+          <w:numId w:val="10"/>
+        </w:numPr>
+      </w:pPr>
+      <w:r>
+        <w:rPr>
+          <w:rFonts w:ascii="Aptos" w:hAnsi="Aptos"/>
+          <w:color w:val="1F2937"/>
+          <w:sz w:val="19"/>
+        </w:rPr>
+        <w:t xml:space="preserve">Idempoten: </w:t>
+      </w:r>
+      <w:r>
+        <w:rPr>
+          <w:rFonts w:ascii="Consolas" w:hAnsi="Consolas"/>
+          <w:color w:val="C11B12"/>
+          <w:sz w:val="17"/>
+          <w:shd w:fill="ECEFF3"/>
+        </w:rPr>
+        <w:t xml:space="preserve">provider_event_id</w:t>
+      </w:r>
+      <w:r>
+        <w:rPr>
+          <w:rFonts w:ascii="Aptos" w:hAnsi="Aptos"/>
+          <w:color w:val="1F2937"/>
+          <w:sz w:val="19"/>
+        </w:rPr>
+        <w:t xml:space="preserve"> UNIQUE mencegah event yang sama (replay) memproses pembayaran dua kali.</w:t>
+      </w:r>
+    </w:p>
+    <w:p>
+      <w:pPr>
+        <w:pStyle w:val="ListBody"/>
+      </w:pPr>
+      <w:r>
+        <w:rPr>
+          <w:rFonts w:ascii="Aptos" w:hAnsi="Aptos"/>
+          <w:color w:val="1F2937"/>
+          <w:sz w:val="19"/>
+        </w:rPr>
+        <w:t xml:space="preserve">Aturan penerapan:</w:t>
+      </w:r>
+    </w:p>
+    <w:p>
+      <w:pPr>
+        <w:pStyle w:val="ListBody"/>
+        <w:numPr>
+          <w:ilvl w:val="0"/>
+          <w:numId w:val="10"/>
+        </w:numPr>
+      </w:pPr>
+      <w:r>
+        <w:rPr>
+          <w:rFonts w:ascii="Aptos" w:hAnsi="Aptos"/>
+          <w:color w:val="1F2937"/>
+          <w:sz w:val="19"/>
+        </w:rPr>
+        <w:t xml:space="preserve">Kecualikan sesempit mungkin: hanya pola </w:t>
+      </w:r>
+      <w:r>
+        <w:rPr>
+          <w:rFonts w:ascii="Consolas" w:hAnsi="Consolas"/>
+          <w:color w:val="C11B12"/>
+          <w:sz w:val="17"/>
+          <w:shd w:fill="ECEFF3"/>
+        </w:rPr>
+        <w:t xml:space="preserve">webhooks/*</w:t>
+      </w:r>
+      <w:r>
+        <w:rPr>
+          <w:rFonts w:ascii="Aptos" w:hAnsi="Aptos"/>
+          <w:color w:val="1F2937"/>
+          <w:sz w:val="19"/>
+        </w:rPr>
+        <w:t xml:space="preserve">. Jangan pernah menonaktifkan CSRF untuk route lain atau seluruh aplikasi.</w:t>
+      </w:r>
+    </w:p>
+    <w:p>
+      <w:pPr>
+        <w:pStyle w:val="ListBody"/>
+        <w:numPr>
+          <w:ilvl w:val="0"/>
+          <w:numId w:val="10"/>
+        </w:numPr>
+      </w:pPr>
+      <w:r>
+        <w:rPr>
+          <w:rFonts w:ascii="Aptos" w:hAnsi="Aptos"/>
+          <w:color w:val="1F2937"/>
+          <w:sz w:val="19"/>
+        </w:rPr>
+        <w:t xml:space="preserve">Daftarkan di modul pemilik endpoint: </w:t>
+      </w:r>
+      <w:r>
+        <w:rPr>
+          <w:rFonts w:ascii="Consolas" w:hAnsi="Consolas"/>
+          <w:color w:val="C11B12"/>
+          <w:sz w:val="17"/>
+          <w:shd w:fill="ECEFF3"/>
+        </w:rPr>
+        <w:t xml:space="preserve">PreventRequestForgery::except('webhooks/*')</w:t>
+      </w:r>
+      <w:r>
+        <w:rPr>
+          <w:rFonts w:ascii="Aptos" w:hAnsi="Aptos"/>
+          <w:color w:val="1F2937"/>
+          <w:sz w:val="19"/>
+        </w:rPr>
+        <w:t xml:space="preserve"> di </w:t>
+      </w:r>
+      <w:r>
+        <w:rPr>
+          <w:rFonts w:ascii="Consolas" w:hAnsi="Consolas"/>
+          <w:color w:val="C11B12"/>
+          <w:sz w:val="17"/>
+          <w:shd w:fill="ECEFF3"/>
+        </w:rPr>
+        <w:t xml:space="preserve">PaymentsServiceProvider::boot()</w:t>
+      </w:r>
+      <w:r>
+        <w:rPr>
+          <w:rFonts w:ascii="Aptos" w:hAnsi="Aptos"/>
+          <w:color w:val="1F2937"/>
+          <w:sz w:val="19"/>
+        </w:rPr>
+        <w:t xml:space="preserve"> (setara </w:t>
+      </w:r>
+      <w:r>
+        <w:rPr>
+          <w:rFonts w:ascii="Consolas" w:hAnsi="Consolas"/>
+          <w:color w:val="C11B12"/>
+          <w:sz w:val="17"/>
+          <w:shd w:fill="ECEFF3"/>
+        </w:rPr>
+        <w:t xml:space="preserve">preventRequestForgery(except: ...)</w:t>
+      </w:r>
+      <w:r>
+        <w:rPr>
+          <w:rFonts w:ascii="Aptos" w:hAnsi="Aptos"/>
+          <w:color w:val="1F2937"/>
+          <w:sz w:val="19"/>
+        </w:rPr>
+        <w:t xml:space="preserve"> di </w:t>
+      </w:r>
+      <w:r>
+        <w:rPr>
+          <w:rFonts w:ascii="Consolas" w:hAnsi="Consolas"/>
+          <w:color w:val="C11B12"/>
+          <w:sz w:val="17"/>
+          <w:shd w:fill="ECEFF3"/>
+        </w:rPr>
+        <w:t xml:space="preserve">bootstrap/app.php</w:t>
+      </w:r>
+      <w:r>
+        <w:rPr>
+          <w:rFonts w:ascii="Aptos" w:hAnsi="Aptos"/>
+          <w:color w:val="1F2937"/>
+          <w:sz w:val="19"/>
+        </w:rPr>
+        <w:t xml:space="preserve">).</w:t>
+      </w:r>
+    </w:p>
+    <w:p>
+      <w:pPr>
+        <w:pStyle w:val="ListBody"/>
+        <w:numPr>
+          <w:ilvl w:val="0"/>
+          <w:numId w:val="10"/>
+        </w:numPr>
+      </w:pPr>
+      <w:r>
+        <w:rPr>
+          <w:rFonts w:ascii="Aptos" w:hAnsi="Aptos"/>
+          <w:color w:val="1F2937"/>
+          <w:sz w:val="19"/>
+        </w:rPr>
+        <w:t xml:space="preserve">Uji secara langsung: test HTTP Laravel otomatis melewati CSRF, jadi </w:t>
+      </w:r>
+      <w:r>
+        <w:rPr>
+          <w:rFonts w:ascii="Consolas" w:hAnsi="Consolas"/>
+          <w:color w:val="C11B12"/>
+          <w:sz w:val="17"/>
+          <w:shd w:fill="ECEFF3"/>
+        </w:rPr>
+        <w:t xml:space="preserve">WebhookSettlementTest</w:t>
+      </w:r>
+      <w:r>
+        <w:rPr>
+          <w:rFonts w:ascii="Aptos" w:hAnsi="Aptos"/>
+          <w:color w:val="1F2937"/>
+          <w:sz w:val="19"/>
+        </w:rPr>
+        <w:t xml:space="preserve"> memeriksa bahwa </w:t>
+      </w:r>
+      <w:r>
+        <w:rPr>
+          <w:rFonts w:ascii="Consolas" w:hAnsi="Consolas"/>
+          <w:color w:val="C11B12"/>
+          <w:sz w:val="17"/>
+          <w:shd w:fill="ECEFF3"/>
+        </w:rPr>
+        <w:t xml:space="preserve">getExcludedPaths()</w:t>
+      </w:r>
+      <w:r>
+        <w:rPr>
+          <w:rFonts w:ascii="Aptos" w:hAnsi="Aptos"/>
+          <w:color w:val="1F2937"/>
+          <w:sz w:val="19"/>
+        </w:rPr>
+        <w:t xml:space="preserve"> berisi </w:t>
+      </w:r>
+      <w:r>
+        <w:rPr>
+          <w:rFonts w:ascii="Consolas" w:hAnsi="Consolas"/>
+          <w:color w:val="C11B12"/>
+          <w:sz w:val="17"/>
+          <w:shd w:fill="ECEFF3"/>
+        </w:rPr>
+        <w:t xml:space="preserve">webhooks/*</w:t>
+      </w:r>
+      <w:r>
+        <w:rPr>
+          <w:rFonts w:ascii="Aptos" w:hAnsi="Aptos"/>
+          <w:color w:val="1F2937"/>
+          <w:sz w:val="19"/>
+        </w:rPr>
+        <w:t xml:space="preserve">; test itu gagal bila baris pengecualian dihapus.</w:t>
+      </w:r>
+    </w:p>
+    <w:p>
+      <w:pPr>
+        <w:pStyle w:val="ListBody"/>
+        <w:numPr>
+          <w:ilvl w:val="0"/>
+          <w:numId w:val="10"/>
+        </w:numPr>
+      </w:pPr>
+      <w:r>
+        <w:rPr>
+          <w:rFonts w:ascii="Aptos" w:hAnsi="Aptos"/>
+          <w:color w:val="1F2937"/>
+          <w:sz w:val="19"/>
+        </w:rPr>
+        <w:t xml:space="preserve">Saat bereksperimen di server lokal, jalankan ulang server setelah mengubah provider: OPcache dapat menahan versi berkas lama hingga 60 detik (</w:t>
+      </w:r>
+      <w:r>
+        <w:rPr>
+          <w:rFonts w:ascii="Consolas" w:hAnsi="Consolas"/>
+          <w:color w:val="C11B12"/>
+          <w:sz w:val="17"/>
+          <w:shd w:fill="ECEFF3"/>
+        </w:rPr>
+        <w:t xml:space="preserve">opcache.revalidate_freq</w:t>
+      </w:r>
+      <w:r>
+        <w:rPr>
+          <w:rFonts w:ascii="Aptos" w:hAnsi="Aptos"/>
+          <w:color w:val="1F2937"/>
+          <w:sz w:val="19"/>
+        </w:rPr>
+        <w:t xml:space="preserve">).</w:t>
+      </w:r>
+    </w:p>
+    <w:p>
+      <w:pPr>
+        <w:pStyle w:val="Heading3"/>
+      </w:pPr>
+      <w:r>
+        <w:t xml:space="preserve">Output Nyata Terverifikasi — CSRF vs Webhook</w:t>
+      </w:r>
+    </w:p>
+    <w:p>
+      <w:pPr>
+        <w:pStyle w:val="ListBody"/>
+      </w:pPr>
+      <w:r>
+        <w:rPr>
+          <w:rFonts w:ascii="Aptos" w:hAnsi="Aptos"/>
+          <w:color w:val="1F2937"/>
+          <w:sz w:val="19"/>
+        </w:rPr>
+        <w:t xml:space="preserve">Bukti eksekusi nyata pada server lokal: (1) POST form tanpa token CSRF ditolak 419; (2–3) webhook lolos CSRF karena </w:t>
+      </w:r>
+      <w:r>
+        <w:rPr>
+          <w:rFonts w:ascii="Consolas" w:hAnsi="Consolas"/>
+          <w:color w:val="C11B12"/>
+          <w:sz w:val="17"/>
+          <w:shd w:fill="ECEFF3"/>
+        </w:rPr>
+        <w:t xml:space="preserve">webhooks/*</w:t>
+      </w:r>
+      <w:r>
+        <w:rPr>
+          <w:rFonts w:ascii="Aptos" w:hAnsi="Aptos"/>
+          <w:color w:val="1F2937"/>
+          <w:sz w:val="19"/>
+        </w:rPr>
+        <w:t xml:space="preserve"> dikecualikan, lalu ditolak 401 oleh verifikasi signature; (4) bila pengecualian di </w:t>
+      </w:r>
+      <w:r>
+        <w:rPr>
+          <w:rFonts w:ascii="Consolas" w:hAnsi="Consolas"/>
+          <w:color w:val="C11B12"/>
+          <w:sz w:val="17"/>
+          <w:shd w:fill="ECEFF3"/>
+        </w:rPr>
+        <w:t xml:space="preserve">PaymentsServiceProvider</w:t>
+      </w:r>
+      <w:r>
+        <w:rPr>
+          <w:rFonts w:ascii="Aptos" w:hAnsi="Aptos"/>
+          <w:color w:val="1F2937"/>
+          <w:sz w:val="19"/>
+        </w:rPr>
+        <w:t xml:space="preserve"> dinonaktifkan sementara, webhook berhenti di 419 sebelum signature sempat diperiksa.</w:t>
+      </w:r>
+    </w:p>
+    <w:p>
+      <w:pPr>
+        <w:jc w:val="center"/>
+        <w:spacing w:before="80" w:after="40"/>
+      </w:pPr>
+      <w:r>
+        <w:drawing>
+          <wp:inline distT="0" distB="0" distL="0" distR="0">
+            <wp:extent cx="5943600" cy="2779340"/>
+            <wp:effectExtent l="0" t="0" r="0" b="0"/>
+            <wp:docPr id="95101" name="M11 CSRF vs webhook"/>
+            <wp:cNvGraphicFramePr>
+              <a:graphicFrameLocks xmlns:a="http://schemas.openxmlformats.org/drawingml/2006/main" noChangeAspect="1"/>
+            </wp:cNvGraphicFramePr>
+            <a:graphic xmlns:a="http://schemas.openxmlformats.org/drawingml/2006/main">
+              <a:graphicData uri="http://schemas.openxmlformats.org/drawingml/2006/picture">
+                <pic:pic xmlns:pic="http://schemas.openxmlformats.org/drawingml/2006/picture">
+                  <pic:nvPicPr>
+                    <pic:cNvPr id="95101" name="M11 CSRF vs webhook"/>
+                    <pic:cNvPicPr/>
+                  </pic:nvPicPr>
+                  <pic:blipFill>
+                    <a:blip r:embed="rId9510"/>
+                    <a:stretch>
+                      <a:fillRect/>
+                    </a:stretch>
+                  </pic:blipFill>
+                  <pic:spPr>
+                    <a:xfrm>
+                      <a:off x="0" y="0"/>
+                      <a:ext cx="5943600" cy="2779340"/>
+                    </a:xfrm>
+                    <a:prstGeom prst="rect">
+                      <a:avLst/>
+                    </a:prstGeom>
+                  </pic:spPr>
+                </pic:pic>
+              </a:graphicData>
+            </a:graphic>
+          </wp:inline>
+        </w:drawing>
+      </w:r>
+    </w:p>
+    <w:p>
+      <w:pPr>
+        <w:jc w:val="center"/>
+        <w:spacing w:after="160"/>
+      </w:pPr>
+      <w:r>
+        <w:rPr>
+          <w:i/>
+          <w:color w:val="6B7280"/>
+          <w:sz w:val="16"/>
+        </w:rPr>
+        <w:t xml:space="preserve">Gambar M11c. 419 untuk POST tanpa token, 401 untuk webhook bersignature salah, 419 bila pengecualian webhooks/* dicabut.</w:t>
       </w:r>
     </w:p>
     <w:p>

--- a/modul_praktikum/Pertemuan_11_Webhook_Idempoten_Settlement_Split_Allocation_Ledger_dan_Outbox.docx
+++ b/modul_praktikum/Pertemuan_11_Webhook_Idempoten_Settlement_Split_Allocation_Ledger_dan_Outbox.docx
@@ -994,2331 +994,1620 @@
     <w:p>
       <w:pPr>
         <w:pStyle w:val="CodeHeader"/>
-        <w:shd w:fill="2D2D30"/>
         <w:keepNext/>
         <w:pBdr>
-          <w:left w:val="single" w:sz="4" w:space="8" w:color="2D2D30"/>
+          <w:left w:val="single" w:sz="12" w:space="8" w:color="B8DDE0"/>
         </w:pBdr>
+        <w:shd w:val="clear" w:color="auto" w:fill="E4EAED"/>
       </w:pPr>
       <w:r>
-        <w:t>CONTOH MANDIRI — app/Http/Middleware/VerifyPaymentWebhook.php   •   PHP</w:t>
+        <w:rPr>
+          <w:rFonts w:ascii="Consolas" w:hAnsi="Consolas"/>
+          <w:b/>
+          <w:color w:val="262626"/>
+          <w:sz w:val="16"/>
+        </w:rPr>
+        <w:t xml:space="preserve">CONTOH MANDIRI — app/Http/Middleware/VerifyPaymentWebhook.php   •   PHP</w:t>
       </w:r>
     </w:p>
     <w:p>
       <w:pPr>
         <w:pStyle w:val="CodeBlock"/>
-        <w:shd w:fill="1E1E1E"/>
         <w:keepLines/>
         <w:pBdr>
-          <w:left w:val="single" w:sz="4" w:space="8" w:color="1E1E1E"/>
+          <w:left w:val="single" w:sz="12" w:space="8" w:color="B8DDE0"/>
         </w:pBdr>
+        <w:shd w:val="clear" w:color="auto" w:fill="F2F3F7"/>
       </w:pPr>
       <w:r>
         <w:rPr>
-          <w:rFonts w:ascii="Consolas" w:hAnsi="Consolas" w:eastAsia="Consolas"/>
-          <w:color w:val="9CDCFE"/>
+          <w:rFonts w:ascii="Consolas" w:hAnsi="Consolas"/>
+          <w:color w:val="660E7A"/>
           <w:sz w:val="16"/>
         </w:rPr>
-        <w:t>$timestamp</w:t>
-      </w:r>
-      <w:r>
-        <w:rPr>
-          <w:rFonts w:ascii="Consolas" w:hAnsi="Consolas" w:eastAsia="Consolas"/>
-          <w:color w:val="D4D4D4"/>
+        <w:t xml:space="preserve">$timestamp</w:t>
+      </w:r>
+      <w:r>
+        <w:rPr>
+          <w:rFonts w:ascii="Consolas" w:hAnsi="Consolas"/>
+          <w:color w:val="262626"/>
           <w:sz w:val="16"/>
         </w:rPr>
-        <w:t xml:space="preserve"> </w:t>
-      </w:r>
-      <w:r>
-        <w:rPr>
-          <w:rFonts w:ascii="Consolas" w:hAnsi="Consolas" w:eastAsia="Consolas"/>
-          <w:color w:val="D4D4D4"/>
+        <w:t xml:space="preserve"> = (</w:t>
+      </w:r>
+      <w:r>
+        <w:rPr>
+          <w:rFonts w:ascii="Consolas" w:hAnsi="Consolas"/>
+          <w:b/>
+          <w:color w:val="000080"/>
           <w:sz w:val="16"/>
         </w:rPr>
-        <w:t>=</w:t>
-      </w:r>
-      <w:r>
-        <w:rPr>
-          <w:rFonts w:ascii="Consolas" w:hAnsi="Consolas" w:eastAsia="Consolas"/>
-          <w:color w:val="D4D4D4"/>
+        <w:t xml:space="preserve">string</w:t>
+      </w:r>
+      <w:r>
+        <w:rPr>
+          <w:rFonts w:ascii="Consolas" w:hAnsi="Consolas"/>
+          <w:color w:val="262626"/>
           <w:sz w:val="16"/>
         </w:rPr>
-        <w:t xml:space="preserve"> </w:t>
-      </w:r>
-      <w:r>
-        <w:rPr>
-          <w:rFonts w:ascii="Consolas" w:hAnsi="Consolas" w:eastAsia="Consolas"/>
-          <w:color w:val="D4D4D4"/>
+        <w:t xml:space="preserve">) </w:t>
+      </w:r>
+      <w:r>
+        <w:rPr>
+          <w:rFonts w:ascii="Consolas" w:hAnsi="Consolas"/>
+          <w:color w:val="660E7A"/>
           <w:sz w:val="16"/>
         </w:rPr>
-        <w:t>(</w:t>
-      </w:r>
-      <w:r>
-        <w:rPr>
-          <w:rFonts w:ascii="Consolas" w:hAnsi="Consolas" w:eastAsia="Consolas"/>
-          <w:color w:val="569CD6"/>
+        <w:t xml:space="preserve">$request</w:t>
+      </w:r>
+      <w:r>
+        <w:rPr>
+          <w:rFonts w:ascii="Consolas" w:hAnsi="Consolas"/>
+          <w:color w:val="262626"/>
           <w:sz w:val="16"/>
         </w:rPr>
-        <w:t>string</w:t>
-      </w:r>
-      <w:r>
-        <w:rPr>
-          <w:rFonts w:ascii="Consolas" w:hAnsi="Consolas" w:eastAsia="Consolas"/>
-          <w:color w:val="D4D4D4"/>
+        <w:t xml:space="preserve">-&gt;</w:t>
+      </w:r>
+      <w:r>
+        <w:rPr>
+          <w:rFonts w:ascii="Consolas" w:hAnsi="Consolas"/>
+          <w:color w:val="795E26"/>
           <w:sz w:val="16"/>
         </w:rPr>
-        <w:t>)</w:t>
-      </w:r>
-      <w:r>
-        <w:rPr>
-          <w:rFonts w:ascii="Consolas" w:hAnsi="Consolas" w:eastAsia="Consolas"/>
-          <w:color w:val="D4D4D4"/>
+        <w:t xml:space="preserve">header</w:t>
+      </w:r>
+      <w:r>
+        <w:rPr>
+          <w:rFonts w:ascii="Consolas" w:hAnsi="Consolas"/>
+          <w:color w:val="262626"/>
           <w:sz w:val="16"/>
         </w:rPr>
-        <w:t xml:space="preserve"> </w:t>
-      </w:r>
-      <w:r>
-        <w:rPr>
-          <w:rFonts w:ascii="Consolas" w:hAnsi="Consolas" w:eastAsia="Consolas"/>
-          <w:color w:val="9CDCFE"/>
+        <w:t xml:space="preserve">(</w:t>
+      </w:r>
+      <w:r>
+        <w:rPr>
+          <w:rFonts w:ascii="Consolas" w:hAnsi="Consolas"/>
+          <w:color w:val="00733B"/>
           <w:sz w:val="16"/>
         </w:rPr>
-        <w:t>$request</w:t>
-      </w:r>
-      <w:r>
-        <w:rPr>
-          <w:rFonts w:ascii="Consolas" w:hAnsi="Consolas" w:eastAsia="Consolas"/>
-          <w:color w:val="D4D4D4"/>
+        <w:t xml:space="preserve">'X-Callback-Timestamp'</w:t>
+      </w:r>
+      <w:r>
+        <w:rPr>
+          <w:rFonts w:ascii="Consolas" w:hAnsi="Consolas"/>
+          <w:color w:val="262626"/>
           <w:sz w:val="16"/>
         </w:rPr>
-        <w:t>-</w:t>
-      </w:r>
-      <w:r>
-        <w:rPr>
-          <w:rFonts w:ascii="Consolas" w:hAnsi="Consolas" w:eastAsia="Consolas"/>
-          <w:color w:val="D4D4D4"/>
+        <w:t xml:space="preserve">);</w:t>
+      </w:r>
+      <w:r>
+        <w:br/>
+      </w:r>
+      <w:r>
+        <w:rPr>
+          <w:rFonts w:ascii="Consolas" w:hAnsi="Consolas"/>
+          <w:color w:val="660E7A"/>
           <w:sz w:val="16"/>
         </w:rPr>
-        <w:t>&gt;</w:t>
-      </w:r>
-      <w:r>
-        <w:rPr>
-          <w:rFonts w:ascii="Consolas" w:hAnsi="Consolas" w:eastAsia="Consolas"/>
-          <w:color w:val="DCDCAA"/>
+        <w:t xml:space="preserve">$signature</w:t>
+      </w:r>
+      <w:r>
+        <w:rPr>
+          <w:rFonts w:ascii="Consolas" w:hAnsi="Consolas"/>
+          <w:color w:val="262626"/>
           <w:sz w:val="16"/>
         </w:rPr>
-        <w:t>header</w:t>
-      </w:r>
-      <w:r>
-        <w:rPr>
-          <w:rFonts w:ascii="Consolas" w:hAnsi="Consolas" w:eastAsia="Consolas"/>
-          <w:color w:val="D4D4D4"/>
+        <w:t xml:space="preserve"> = (</w:t>
+      </w:r>
+      <w:r>
+        <w:rPr>
+          <w:rFonts w:ascii="Consolas" w:hAnsi="Consolas"/>
+          <w:b/>
+          <w:color w:val="000080"/>
           <w:sz w:val="16"/>
         </w:rPr>
-        <w:t>(</w:t>
-      </w:r>
-      <w:r>
-        <w:rPr>
-          <w:rFonts w:ascii="Consolas" w:hAnsi="Consolas" w:eastAsia="Consolas"/>
-          <w:color w:val="CE9178"/>
+        <w:t xml:space="preserve">string</w:t>
+      </w:r>
+      <w:r>
+        <w:rPr>
+          <w:rFonts w:ascii="Consolas" w:hAnsi="Consolas"/>
+          <w:color w:val="262626"/>
           <w:sz w:val="16"/>
         </w:rPr>
-        <w:t>'X-Callback-Timestamp'</w:t>
-      </w:r>
-      <w:r>
-        <w:rPr>
-          <w:rFonts w:ascii="Consolas" w:hAnsi="Consolas" w:eastAsia="Consolas"/>
-          <w:color w:val="D4D4D4"/>
+        <w:t xml:space="preserve">) </w:t>
+      </w:r>
+      <w:r>
+        <w:rPr>
+          <w:rFonts w:ascii="Consolas" w:hAnsi="Consolas"/>
+          <w:color w:val="660E7A"/>
           <w:sz w:val="16"/>
         </w:rPr>
-        <w:t>)</w:t>
-      </w:r>
-      <w:r>
-        <w:rPr>
-          <w:rFonts w:ascii="Consolas" w:hAnsi="Consolas" w:eastAsia="Consolas"/>
-          <w:color w:val="D4D4D4"/>
+        <w:t xml:space="preserve">$request</w:t>
+      </w:r>
+      <w:r>
+        <w:rPr>
+          <w:rFonts w:ascii="Consolas" w:hAnsi="Consolas"/>
+          <w:color w:val="262626"/>
           <w:sz w:val="16"/>
         </w:rPr>
-        <w:t>;</w:t>
-      </w:r>
-      <w:r>
-        <w:rPr>
-          <w:rFonts w:ascii="Consolas" w:hAnsi="Consolas" w:eastAsia="Consolas"/>
-          <w:color w:val="D4D4D4"/>
+        <w:t xml:space="preserve">-&gt;</w:t>
+      </w:r>
+      <w:r>
+        <w:rPr>
+          <w:rFonts w:ascii="Consolas" w:hAnsi="Consolas"/>
+          <w:color w:val="795E26"/>
           <w:sz w:val="16"/>
         </w:rPr>
+        <w:t xml:space="preserve">header</w:t>
+      </w:r>
+      <w:r>
+        <w:rPr>
+          <w:rFonts w:ascii="Consolas" w:hAnsi="Consolas"/>
+          <w:color w:val="262626"/>
+          <w:sz w:val="16"/>
+        </w:rPr>
+        <w:t xml:space="preserve">(</w:t>
+      </w:r>
+      <w:r>
+        <w:rPr>
+          <w:rFonts w:ascii="Consolas" w:hAnsi="Consolas"/>
+          <w:color w:val="00733B"/>
+          <w:sz w:val="16"/>
+        </w:rPr>
+        <w:t xml:space="preserve">'X-Callback-Signature'</w:t>
+      </w:r>
+      <w:r>
+        <w:rPr>
+          <w:rFonts w:ascii="Consolas" w:hAnsi="Consolas"/>
+          <w:color w:val="262626"/>
+          <w:sz w:val="16"/>
+        </w:rPr>
+        <w:t xml:space="preserve">);</w:t>
+      </w:r>
+      <w:r>
         <w:br/>
       </w:r>
       <w:r>
         <w:rPr>
-          <w:rFonts w:ascii="Consolas" w:hAnsi="Consolas" w:eastAsia="Consolas"/>
-          <w:color w:val="9CDCFE"/>
+          <w:rFonts w:ascii="Consolas" w:hAnsi="Consolas"/>
+          <w:color w:val="660E7A"/>
           <w:sz w:val="16"/>
         </w:rPr>
-        <w:t>$signature</w:t>
-      </w:r>
-      <w:r>
-        <w:rPr>
-          <w:rFonts w:ascii="Consolas" w:hAnsi="Consolas" w:eastAsia="Consolas"/>
-          <w:color w:val="D4D4D4"/>
+        <w:t xml:space="preserve">$rawBody</w:t>
+      </w:r>
+      <w:r>
+        <w:rPr>
+          <w:rFonts w:ascii="Consolas" w:hAnsi="Consolas"/>
+          <w:color w:val="262626"/>
           <w:sz w:val="16"/>
         </w:rPr>
-        <w:t xml:space="preserve"> </w:t>
-      </w:r>
-      <w:r>
-        <w:rPr>
-          <w:rFonts w:ascii="Consolas" w:hAnsi="Consolas" w:eastAsia="Consolas"/>
-          <w:color w:val="D4D4D4"/>
+        <w:t xml:space="preserve"> = </w:t>
+      </w:r>
+      <w:r>
+        <w:rPr>
+          <w:rFonts w:ascii="Consolas" w:hAnsi="Consolas"/>
+          <w:color w:val="660E7A"/>
           <w:sz w:val="16"/>
         </w:rPr>
-        <w:t>=</w:t>
-      </w:r>
-      <w:r>
-        <w:rPr>
-          <w:rFonts w:ascii="Consolas" w:hAnsi="Consolas" w:eastAsia="Consolas"/>
-          <w:color w:val="D4D4D4"/>
+        <w:t xml:space="preserve">$request</w:t>
+      </w:r>
+      <w:r>
+        <w:rPr>
+          <w:rFonts w:ascii="Consolas" w:hAnsi="Consolas"/>
+          <w:color w:val="262626"/>
           <w:sz w:val="16"/>
         </w:rPr>
-        <w:t xml:space="preserve"> </w:t>
-      </w:r>
-      <w:r>
-        <w:rPr>
-          <w:rFonts w:ascii="Consolas" w:hAnsi="Consolas" w:eastAsia="Consolas"/>
-          <w:color w:val="D4D4D4"/>
+        <w:t xml:space="preserve">-&gt;</w:t>
+      </w:r>
+      <w:r>
+        <w:rPr>
+          <w:rFonts w:ascii="Consolas" w:hAnsi="Consolas"/>
+          <w:color w:val="795E26"/>
           <w:sz w:val="16"/>
         </w:rPr>
-        <w:t>(</w:t>
-      </w:r>
-      <w:r>
-        <w:rPr>
-          <w:rFonts w:ascii="Consolas" w:hAnsi="Consolas" w:eastAsia="Consolas"/>
-          <w:color w:val="569CD6"/>
+        <w:t xml:space="preserve">getContent</w:t>
+      </w:r>
+      <w:r>
+        <w:rPr>
+          <w:rFonts w:ascii="Consolas" w:hAnsi="Consolas"/>
+          <w:color w:val="262626"/>
           <w:sz w:val="16"/>
         </w:rPr>
-        <w:t>string</w:t>
-      </w:r>
-      <w:r>
-        <w:rPr>
-          <w:rFonts w:ascii="Consolas" w:hAnsi="Consolas" w:eastAsia="Consolas"/>
-          <w:color w:val="D4D4D4"/>
+        <w:t xml:space="preserve">();</w:t>
+      </w:r>
+      <w:r>
+        <w:br/>
+      </w:r>
+      <w:r>
+        <w:br/>
+      </w:r>
+      <w:r>
+        <w:rPr>
+          <w:rFonts w:ascii="Consolas" w:hAnsi="Consolas"/>
+          <w:i/>
+          <w:color w:val="808080"/>
           <w:sz w:val="16"/>
         </w:rPr>
-        <w:t>)</w:t>
-      </w:r>
-      <w:r>
-        <w:rPr>
-          <w:rFonts w:ascii="Consolas" w:hAnsi="Consolas" w:eastAsia="Consolas"/>
-          <w:color w:val="D4D4D4"/>
+        <w:t xml:space="preserve">// Format pesan harus mengikuti kontrak provider yang dipilih.</w:t>
+      </w:r>
+      <w:r>
+        <w:br/>
+      </w:r>
+      <w:r>
+        <w:rPr>
+          <w:rFonts w:ascii="Consolas" w:hAnsi="Consolas"/>
+          <w:color w:val="660E7A"/>
           <w:sz w:val="16"/>
         </w:rPr>
-        <w:t xml:space="preserve"> </w:t>
-      </w:r>
-      <w:r>
-        <w:rPr>
-          <w:rFonts w:ascii="Consolas" w:hAnsi="Consolas" w:eastAsia="Consolas"/>
-          <w:color w:val="9CDCFE"/>
+        <w:t xml:space="preserve">$message</w:t>
+      </w:r>
+      <w:r>
+        <w:rPr>
+          <w:rFonts w:ascii="Consolas" w:hAnsi="Consolas"/>
+          <w:color w:val="262626"/>
           <w:sz w:val="16"/>
         </w:rPr>
-        <w:t>$request</w:t>
-      </w:r>
-      <w:r>
-        <w:rPr>
-          <w:rFonts w:ascii="Consolas" w:hAnsi="Consolas" w:eastAsia="Consolas"/>
-          <w:color w:val="D4D4D4"/>
+        <w:t xml:space="preserve"> = </w:t>
+      </w:r>
+      <w:r>
+        <w:rPr>
+          <w:rFonts w:ascii="Consolas" w:hAnsi="Consolas"/>
+          <w:color w:val="660E7A"/>
           <w:sz w:val="16"/>
         </w:rPr>
-        <w:t>-</w:t>
-      </w:r>
-      <w:r>
-        <w:rPr>
-          <w:rFonts w:ascii="Consolas" w:hAnsi="Consolas" w:eastAsia="Consolas"/>
-          <w:color w:val="D4D4D4"/>
+        <w:t xml:space="preserve">$timestamp</w:t>
+      </w:r>
+      <w:r>
+        <w:rPr>
+          <w:rFonts w:ascii="Consolas" w:hAnsi="Consolas"/>
+          <w:color w:val="262626"/>
           <w:sz w:val="16"/>
         </w:rPr>
-        <w:t>&gt;</w:t>
-      </w:r>
-      <w:r>
-        <w:rPr>
-          <w:rFonts w:ascii="Consolas" w:hAnsi="Consolas" w:eastAsia="Consolas"/>
-          <w:color w:val="DCDCAA"/>
+        <w:t xml:space="preserve">.</w:t>
+      </w:r>
+      <w:r>
+        <w:rPr>
+          <w:rFonts w:ascii="Consolas" w:hAnsi="Consolas"/>
+          <w:color w:val="00733B"/>
           <w:sz w:val="16"/>
         </w:rPr>
-        <w:t>header</w:t>
-      </w:r>
-      <w:r>
-        <w:rPr>
-          <w:rFonts w:ascii="Consolas" w:hAnsi="Consolas" w:eastAsia="Consolas"/>
-          <w:color w:val="D4D4D4"/>
+        <w:t xml:space="preserve">'.'</w:t>
+      </w:r>
+      <w:r>
+        <w:rPr>
+          <w:rFonts w:ascii="Consolas" w:hAnsi="Consolas"/>
+          <w:color w:val="262626"/>
           <w:sz w:val="16"/>
         </w:rPr>
-        <w:t>(</w:t>
-      </w:r>
-      <w:r>
-        <w:rPr>
-          <w:rFonts w:ascii="Consolas" w:hAnsi="Consolas" w:eastAsia="Consolas"/>
-          <w:color w:val="CE9178"/>
+        <w:t xml:space="preserve">.</w:t>
+      </w:r>
+      <w:r>
+        <w:rPr>
+          <w:rFonts w:ascii="Consolas" w:hAnsi="Consolas"/>
+          <w:color w:val="660E7A"/>
           <w:sz w:val="16"/>
         </w:rPr>
-        <w:t>'X-Callback-Signature'</w:t>
-      </w:r>
-      <w:r>
-        <w:rPr>
-          <w:rFonts w:ascii="Consolas" w:hAnsi="Consolas" w:eastAsia="Consolas"/>
-          <w:color w:val="D4D4D4"/>
+        <w:t xml:space="preserve">$rawBody</w:t>
+      </w:r>
+      <w:r>
+        <w:rPr>
+          <w:rFonts w:ascii="Consolas" w:hAnsi="Consolas"/>
+          <w:color w:val="262626"/>
           <w:sz w:val="16"/>
         </w:rPr>
-        <w:t>)</w:t>
-      </w:r>
-      <w:r>
-        <w:rPr>
-          <w:rFonts w:ascii="Consolas" w:hAnsi="Consolas" w:eastAsia="Consolas"/>
-          <w:color w:val="D4D4D4"/>
+        <w:t xml:space="preserve">;</w:t>
+      </w:r>
+      <w:r>
+        <w:br/>
+      </w:r>
+      <w:r>
+        <w:rPr>
+          <w:rFonts w:ascii="Consolas" w:hAnsi="Consolas"/>
+          <w:color w:val="660E7A"/>
           <w:sz w:val="16"/>
         </w:rPr>
-        <w:t>;</w:t>
-      </w:r>
-      <w:r>
-        <w:rPr>
-          <w:rFonts w:ascii="Consolas" w:hAnsi="Consolas" w:eastAsia="Consolas"/>
-          <w:color w:val="D4D4D4"/>
+        <w:t xml:space="preserve">$expected</w:t>
+      </w:r>
+      <w:r>
+        <w:rPr>
+          <w:rFonts w:ascii="Consolas" w:hAnsi="Consolas"/>
+          <w:color w:val="262626"/>
           <w:sz w:val="16"/>
         </w:rPr>
+        <w:t xml:space="preserve"> = </w:t>
+      </w:r>
+      <w:r>
+        <w:rPr>
+          <w:rFonts w:ascii="Consolas" w:hAnsi="Consolas"/>
+          <w:color w:val="795E26"/>
+          <w:sz w:val="16"/>
+        </w:rPr>
+        <w:t xml:space="preserve">hash_hmac</w:t>
+      </w:r>
+      <w:r>
+        <w:rPr>
+          <w:rFonts w:ascii="Consolas" w:hAnsi="Consolas"/>
+          <w:color w:val="262626"/>
+          <w:sz w:val="16"/>
+        </w:rPr>
+        <w:t xml:space="preserve">(</w:t>
+      </w:r>
+      <w:r>
         <w:br/>
       </w:r>
       <w:r>
         <w:rPr>
-          <w:rFonts w:ascii="Consolas" w:hAnsi="Consolas" w:eastAsia="Consolas"/>
-          <w:color w:val="9CDCFE"/>
+          <w:rFonts w:ascii="Consolas" w:hAnsi="Consolas"/>
+          <w:color w:val="262626"/>
           <w:sz w:val="16"/>
         </w:rPr>
-        <w:t>$rawBody</w:t>
-      </w:r>
-      <w:r>
-        <w:rPr>
-          <w:rFonts w:ascii="Consolas" w:hAnsi="Consolas" w:eastAsia="Consolas"/>
-          <w:color w:val="D4D4D4"/>
+        <w:t xml:space="preserve">    </w:t>
+      </w:r>
+      <w:r>
+        <w:rPr>
+          <w:rFonts w:ascii="Consolas" w:hAnsi="Consolas"/>
+          <w:color w:val="00733B"/>
           <w:sz w:val="16"/>
         </w:rPr>
-        <w:t xml:space="preserve"> </w:t>
-      </w:r>
-      <w:r>
-        <w:rPr>
-          <w:rFonts w:ascii="Consolas" w:hAnsi="Consolas" w:eastAsia="Consolas"/>
-          <w:color w:val="D4D4D4"/>
+        <w:t xml:space="preserve">'sha256'</w:t>
+      </w:r>
+      <w:r>
+        <w:rPr>
+          <w:rFonts w:ascii="Consolas" w:hAnsi="Consolas"/>
+          <w:color w:val="262626"/>
           <w:sz w:val="16"/>
         </w:rPr>
-        <w:t>=</w:t>
-      </w:r>
-      <w:r>
-        <w:rPr>
-          <w:rFonts w:ascii="Consolas" w:hAnsi="Consolas" w:eastAsia="Consolas"/>
-          <w:color w:val="D4D4D4"/>
+        <w:t xml:space="preserve">,</w:t>
+      </w:r>
+      <w:r>
+        <w:br/>
+      </w:r>
+      <w:r>
+        <w:rPr>
+          <w:rFonts w:ascii="Consolas" w:hAnsi="Consolas"/>
+          <w:color w:val="262626"/>
           <w:sz w:val="16"/>
         </w:rPr>
-        <w:t xml:space="preserve"> </w:t>
-      </w:r>
-      <w:r>
-        <w:rPr>
-          <w:rFonts w:ascii="Consolas" w:hAnsi="Consolas" w:eastAsia="Consolas"/>
-          <w:color w:val="9CDCFE"/>
+        <w:t xml:space="preserve">    </w:t>
+      </w:r>
+      <w:r>
+        <w:rPr>
+          <w:rFonts w:ascii="Consolas" w:hAnsi="Consolas"/>
+          <w:color w:val="660E7A"/>
           <w:sz w:val="16"/>
         </w:rPr>
-        <w:t>$request</w:t>
-      </w:r>
-      <w:r>
-        <w:rPr>
-          <w:rFonts w:ascii="Consolas" w:hAnsi="Consolas" w:eastAsia="Consolas"/>
-          <w:color w:val="D4D4D4"/>
+        <w:t xml:space="preserve">$message</w:t>
+      </w:r>
+      <w:r>
+        <w:rPr>
+          <w:rFonts w:ascii="Consolas" w:hAnsi="Consolas"/>
+          <w:color w:val="262626"/>
           <w:sz w:val="16"/>
         </w:rPr>
-        <w:t>-</w:t>
-      </w:r>
-      <w:r>
-        <w:rPr>
-          <w:rFonts w:ascii="Consolas" w:hAnsi="Consolas" w:eastAsia="Consolas"/>
-          <w:color w:val="D4D4D4"/>
+        <w:t xml:space="preserve">,</w:t>
+      </w:r>
+      <w:r>
+        <w:br/>
+      </w:r>
+      <w:r>
+        <w:rPr>
+          <w:rFonts w:ascii="Consolas" w:hAnsi="Consolas"/>
+          <w:color w:val="262626"/>
           <w:sz w:val="16"/>
         </w:rPr>
-        <w:t>&gt;</w:t>
-      </w:r>
-      <w:r>
-        <w:rPr>
-          <w:rFonts w:ascii="Consolas" w:hAnsi="Consolas" w:eastAsia="Consolas"/>
-          <w:color w:val="DCDCAA"/>
+        <w:t xml:space="preserve">    </w:t>
+      </w:r>
+      <w:r>
+        <w:rPr>
+          <w:rFonts w:ascii="Consolas" w:hAnsi="Consolas"/>
+          <w:color w:val="795E26"/>
           <w:sz w:val="16"/>
         </w:rPr>
-        <w:t>getContent</w:t>
-      </w:r>
-      <w:r>
-        <w:rPr>
-          <w:rFonts w:ascii="Consolas" w:hAnsi="Consolas" w:eastAsia="Consolas"/>
-          <w:color w:val="D4D4D4"/>
+        <w:t xml:space="preserve">config</w:t>
+      </w:r>
+      <w:r>
+        <w:rPr>
+          <w:rFonts w:ascii="Consolas" w:hAnsi="Consolas"/>
+          <w:color w:val="262626"/>
           <w:sz w:val="16"/>
         </w:rPr>
-        <w:t>(</w:t>
-      </w:r>
-      <w:r>
-        <w:rPr>
-          <w:rFonts w:ascii="Consolas" w:hAnsi="Consolas" w:eastAsia="Consolas"/>
-          <w:color w:val="D4D4D4"/>
+        <w:t xml:space="preserve">(</w:t>
+      </w:r>
+      <w:r>
+        <w:rPr>
+          <w:rFonts w:ascii="Consolas" w:hAnsi="Consolas"/>
+          <w:color w:val="00733B"/>
           <w:sz w:val="16"/>
         </w:rPr>
-        <w:t>)</w:t>
-      </w:r>
-      <w:r>
-        <w:rPr>
-          <w:rFonts w:ascii="Consolas" w:hAnsi="Consolas" w:eastAsia="Consolas"/>
-          <w:color w:val="D4D4D4"/>
+        <w:t xml:space="preserve">'services.qris.webhook_secret'</w:t>
+      </w:r>
+      <w:r>
+        <w:rPr>
+          <w:rFonts w:ascii="Consolas" w:hAnsi="Consolas"/>
+          <w:color w:val="262626"/>
           <w:sz w:val="16"/>
         </w:rPr>
-        <w:t>;</w:t>
-      </w:r>
-      <w:r>
-        <w:rPr>
-          <w:rFonts w:ascii="Consolas" w:hAnsi="Consolas" w:eastAsia="Consolas"/>
-          <w:color w:val="D4D4D4"/>
+        <w:t xml:space="preserve">),</w:t>
+      </w:r>
+      <w:r>
+        <w:br/>
+      </w:r>
+      <w:r>
+        <w:rPr>
+          <w:rFonts w:ascii="Consolas" w:hAnsi="Consolas"/>
+          <w:color w:val="262626"/>
           <w:sz w:val="16"/>
         </w:rPr>
+        <w:t xml:space="preserve">);</w:t>
+      </w:r>
+      <w:r>
         <w:br/>
+      </w:r>
+      <w:r>
         <w:br/>
       </w:r>
       <w:r>
         <w:rPr>
-          <w:rFonts w:ascii="Consolas" w:hAnsi="Consolas" w:eastAsia="Consolas"/>
-          <w:color w:val="6A9955"/>
+          <w:rFonts w:ascii="Consolas" w:hAnsi="Consolas"/>
+          <w:color w:val="795E26"/>
           <w:sz w:val="16"/>
         </w:rPr>
-        <w:t>// Format pesan harus mengikuti kontrak provider yang dipilih.</w:t>
-      </w:r>
-      <w:r>
-        <w:rPr>
-          <w:rFonts w:ascii="Consolas" w:hAnsi="Consolas" w:eastAsia="Consolas"/>
-          <w:color w:val="D4D4D4"/>
+        <w:t xml:space="preserve">abort_unless</w:t>
+      </w:r>
+      <w:r>
+        <w:rPr>
+          <w:rFonts w:ascii="Consolas" w:hAnsi="Consolas"/>
+          <w:color w:val="262626"/>
           <w:sz w:val="16"/>
         </w:rPr>
+        <w:t xml:space="preserve">(</w:t>
+      </w:r>
+      <w:r>
         <w:br/>
       </w:r>
       <w:r>
         <w:rPr>
-          <w:rFonts w:ascii="Consolas" w:hAnsi="Consolas" w:eastAsia="Consolas"/>
-          <w:color w:val="9CDCFE"/>
+          <w:rFonts w:ascii="Consolas" w:hAnsi="Consolas"/>
+          <w:color w:val="262626"/>
           <w:sz w:val="16"/>
         </w:rPr>
-        <w:t>$message</w:t>
-      </w:r>
-      <w:r>
-        <w:rPr>
-          <w:rFonts w:ascii="Consolas" w:hAnsi="Consolas" w:eastAsia="Consolas"/>
-          <w:color w:val="D4D4D4"/>
+        <w:t xml:space="preserve">    </w:t>
+      </w:r>
+      <w:r>
+        <w:rPr>
+          <w:rFonts w:ascii="Consolas" w:hAnsi="Consolas"/>
+          <w:color w:val="795E26"/>
           <w:sz w:val="16"/>
         </w:rPr>
-        <w:t xml:space="preserve"> </w:t>
-      </w:r>
-      <w:r>
-        <w:rPr>
-          <w:rFonts w:ascii="Consolas" w:hAnsi="Consolas" w:eastAsia="Consolas"/>
-          <w:color w:val="D4D4D4"/>
+        <w:t xml:space="preserve">hash_equals</w:t>
+      </w:r>
+      <w:r>
+        <w:rPr>
+          <w:rFonts w:ascii="Consolas" w:hAnsi="Consolas"/>
+          <w:color w:val="262626"/>
           <w:sz w:val="16"/>
         </w:rPr>
-        <w:t>=</w:t>
-      </w:r>
-      <w:r>
-        <w:rPr>
-          <w:rFonts w:ascii="Consolas" w:hAnsi="Consolas" w:eastAsia="Consolas"/>
-          <w:color w:val="D4D4D4"/>
+        <w:t xml:space="preserve">(</w:t>
+      </w:r>
+      <w:r>
+        <w:rPr>
+          <w:rFonts w:ascii="Consolas" w:hAnsi="Consolas"/>
+          <w:color w:val="660E7A"/>
           <w:sz w:val="16"/>
         </w:rPr>
-        <w:t xml:space="preserve"> </w:t>
-      </w:r>
-      <w:r>
-        <w:rPr>
-          <w:rFonts w:ascii="Consolas" w:hAnsi="Consolas" w:eastAsia="Consolas"/>
-          <w:color w:val="9CDCFE"/>
+        <w:t xml:space="preserve">$expected</w:t>
+      </w:r>
+      <w:r>
+        <w:rPr>
+          <w:rFonts w:ascii="Consolas" w:hAnsi="Consolas"/>
+          <w:color w:val="262626"/>
           <w:sz w:val="16"/>
         </w:rPr>
-        <w:t>$timestamp</w:t>
-      </w:r>
-      <w:r>
-        <w:rPr>
-          <w:rFonts w:ascii="Consolas" w:hAnsi="Consolas" w:eastAsia="Consolas"/>
-          <w:color w:val="D4D4D4"/>
+        <w:t xml:space="preserve">, </w:t>
+      </w:r>
+      <w:r>
+        <w:rPr>
+          <w:rFonts w:ascii="Consolas" w:hAnsi="Consolas"/>
+          <w:color w:val="660E7A"/>
           <w:sz w:val="16"/>
         </w:rPr>
-        <w:t>.</w:t>
-      </w:r>
-      <w:r>
-        <w:rPr>
-          <w:rFonts w:ascii="Consolas" w:hAnsi="Consolas" w:eastAsia="Consolas"/>
-          <w:color w:val="CE9178"/>
+        <w:t xml:space="preserve">$signature</w:t>
+      </w:r>
+      <w:r>
+        <w:rPr>
+          <w:rFonts w:ascii="Consolas" w:hAnsi="Consolas"/>
+          <w:color w:val="262626"/>
           <w:sz w:val="16"/>
         </w:rPr>
-        <w:t>'.'</w:t>
-      </w:r>
-      <w:r>
-        <w:rPr>
-          <w:rFonts w:ascii="Consolas" w:hAnsi="Consolas" w:eastAsia="Consolas"/>
-          <w:color w:val="D4D4D4"/>
+        <w:t xml:space="preserve">),</w:t>
+      </w:r>
+      <w:r>
+        <w:br/>
+      </w:r>
+      <w:r>
+        <w:rPr>
+          <w:rFonts w:ascii="Consolas" w:hAnsi="Consolas"/>
+          <w:color w:val="262626"/>
           <w:sz w:val="16"/>
         </w:rPr>
-        <w:t>.</w:t>
-      </w:r>
-      <w:r>
-        <w:rPr>
-          <w:rFonts w:ascii="Consolas" w:hAnsi="Consolas" w:eastAsia="Consolas"/>
-          <w:color w:val="9CDCFE"/>
+        <w:t xml:space="preserve">    </w:t>
+      </w:r>
+      <w:r>
+        <w:rPr>
+          <w:rFonts w:ascii="Consolas" w:hAnsi="Consolas"/>
+          <w:color w:val="0073E6"/>
           <w:sz w:val="16"/>
         </w:rPr>
-        <w:t>$rawBody</w:t>
-      </w:r>
-      <w:r>
-        <w:rPr>
-          <w:rFonts w:ascii="Consolas" w:hAnsi="Consolas" w:eastAsia="Consolas"/>
-          <w:color w:val="D4D4D4"/>
+        <w:t xml:space="preserve">401</w:t>
+      </w:r>
+      <w:r>
+        <w:rPr>
+          <w:rFonts w:ascii="Consolas" w:hAnsi="Consolas"/>
+          <w:color w:val="262626"/>
           <w:sz w:val="16"/>
         </w:rPr>
-        <w:t>;</w:t>
-      </w:r>
-      <w:r>
-        <w:rPr>
-          <w:rFonts w:ascii="Consolas" w:hAnsi="Consolas" w:eastAsia="Consolas"/>
-          <w:color w:val="D4D4D4"/>
+        <w:t xml:space="preserve">,</w:t>
+      </w:r>
+      <w:r>
+        <w:br/>
+      </w:r>
+      <w:r>
+        <w:rPr>
+          <w:rFonts w:ascii="Consolas" w:hAnsi="Consolas"/>
+          <w:color w:val="262626"/>
           <w:sz w:val="16"/>
         </w:rPr>
+        <w:t xml:space="preserve">    </w:t>
+      </w:r>
+      <w:r>
+        <w:rPr>
+          <w:rFonts w:ascii="Consolas" w:hAnsi="Consolas"/>
+          <w:color w:val="00733B"/>
+          <w:sz w:val="16"/>
+        </w:rPr>
+        <w:t xml:space="preserve">'Invalid webhook signature.'</w:t>
+      </w:r>
+      <w:r>
+        <w:rPr>
+          <w:rFonts w:ascii="Consolas" w:hAnsi="Consolas"/>
+          <w:color w:val="262626"/>
+          <w:sz w:val="16"/>
+        </w:rPr>
+        <w:t xml:space="preserve">,</w:t>
+      </w:r>
+      <w:r>
         <w:br/>
       </w:r>
       <w:r>
         <w:rPr>
-          <w:rFonts w:ascii="Consolas" w:hAnsi="Consolas" w:eastAsia="Consolas"/>
-          <w:color w:val="9CDCFE"/>
+          <w:rFonts w:ascii="Consolas" w:hAnsi="Consolas"/>
+          <w:color w:val="262626"/>
           <w:sz w:val="16"/>
         </w:rPr>
-        <w:t>$expected</w:t>
-      </w:r>
-      <w:r>
-        <w:rPr>
-          <w:rFonts w:ascii="Consolas" w:hAnsi="Consolas" w:eastAsia="Consolas"/>
-          <w:color w:val="D4D4D4"/>
-          <w:sz w:val="16"/>
-        </w:rPr>
-        <w:t xml:space="preserve"> </w:t>
-      </w:r>
-      <w:r>
-        <w:rPr>
-          <w:rFonts w:ascii="Consolas" w:hAnsi="Consolas" w:eastAsia="Consolas"/>
-          <w:color w:val="D4D4D4"/>
-          <w:sz w:val="16"/>
-        </w:rPr>
-        <w:t>=</w:t>
-      </w:r>
-      <w:r>
-        <w:rPr>
-          <w:rFonts w:ascii="Consolas" w:hAnsi="Consolas" w:eastAsia="Consolas"/>
-          <w:color w:val="D4D4D4"/>
-          <w:sz w:val="16"/>
-        </w:rPr>
-        <w:t xml:space="preserve"> </w:t>
-      </w:r>
-      <w:r>
-        <w:rPr>
-          <w:rFonts w:ascii="Consolas" w:hAnsi="Consolas" w:eastAsia="Consolas"/>
-          <w:color w:val="DCDCAA"/>
-          <w:sz w:val="16"/>
-        </w:rPr>
-        <w:t>hash_hmac</w:t>
-      </w:r>
-      <w:r>
-        <w:rPr>
-          <w:rFonts w:ascii="Consolas" w:hAnsi="Consolas" w:eastAsia="Consolas"/>
-          <w:color w:val="D4D4D4"/>
-          <w:sz w:val="16"/>
-        </w:rPr>
-        <w:t>(</w:t>
-      </w:r>
-      <w:r>
-        <w:rPr>
-          <w:rFonts w:ascii="Consolas" w:hAnsi="Consolas" w:eastAsia="Consolas"/>
-          <w:color w:val="D4D4D4"/>
-          <w:sz w:val="16"/>
-        </w:rPr>
-        <w:br/>
-        <w:t xml:space="preserve">    </w:t>
-      </w:r>
-      <w:r>
-        <w:rPr>
-          <w:rFonts w:ascii="Consolas" w:hAnsi="Consolas" w:eastAsia="Consolas"/>
-          <w:color w:val="CE9178"/>
-          <w:sz w:val="16"/>
-        </w:rPr>
-        <w:t>'sha256'</w:t>
-      </w:r>
-      <w:r>
-        <w:rPr>
-          <w:rFonts w:ascii="Consolas" w:hAnsi="Consolas" w:eastAsia="Consolas"/>
-          <w:color w:val="D4D4D4"/>
-          <w:sz w:val="16"/>
-        </w:rPr>
-        <w:t>,</w:t>
-      </w:r>
-      <w:r>
-        <w:rPr>
-          <w:rFonts w:ascii="Consolas" w:hAnsi="Consolas" w:eastAsia="Consolas"/>
-          <w:color w:val="D4D4D4"/>
-          <w:sz w:val="16"/>
-        </w:rPr>
-        <w:br/>
-        <w:t xml:space="preserve">    </w:t>
-      </w:r>
-      <w:r>
-        <w:rPr>
-          <w:rFonts w:ascii="Consolas" w:hAnsi="Consolas" w:eastAsia="Consolas"/>
-          <w:color w:val="9CDCFE"/>
-          <w:sz w:val="16"/>
-        </w:rPr>
-        <w:t>$message</w:t>
-      </w:r>
-      <w:r>
-        <w:rPr>
-          <w:rFonts w:ascii="Consolas" w:hAnsi="Consolas" w:eastAsia="Consolas"/>
-          <w:color w:val="D4D4D4"/>
-          <w:sz w:val="16"/>
-        </w:rPr>
-        <w:t>,</w:t>
-      </w:r>
-      <w:r>
-        <w:rPr>
-          <w:rFonts w:ascii="Consolas" w:hAnsi="Consolas" w:eastAsia="Consolas"/>
-          <w:color w:val="D4D4D4"/>
-          <w:sz w:val="16"/>
-        </w:rPr>
-        <w:br/>
-        <w:t xml:space="preserve">    </w:t>
-      </w:r>
-      <w:r>
-        <w:rPr>
-          <w:rFonts w:ascii="Consolas" w:hAnsi="Consolas" w:eastAsia="Consolas"/>
-          <w:color w:val="DCDCAA"/>
-          <w:sz w:val="16"/>
-        </w:rPr>
-        <w:t>config</w:t>
-      </w:r>
-      <w:r>
-        <w:rPr>
-          <w:rFonts w:ascii="Consolas" w:hAnsi="Consolas" w:eastAsia="Consolas"/>
-          <w:color w:val="D4D4D4"/>
-          <w:sz w:val="16"/>
-        </w:rPr>
-        <w:t>(</w:t>
-      </w:r>
-      <w:r>
-        <w:rPr>
-          <w:rFonts w:ascii="Consolas" w:hAnsi="Consolas" w:eastAsia="Consolas"/>
-          <w:color w:val="CE9178"/>
-          <w:sz w:val="16"/>
-        </w:rPr>
-        <w:t>'services.qris.webhook_secret'</w:t>
-      </w:r>
-      <w:r>
-        <w:rPr>
-          <w:rFonts w:ascii="Consolas" w:hAnsi="Consolas" w:eastAsia="Consolas"/>
-          <w:color w:val="D4D4D4"/>
-          <w:sz w:val="16"/>
-        </w:rPr>
-        <w:t>)</w:t>
-      </w:r>
-      <w:r>
-        <w:rPr>
-          <w:rFonts w:ascii="Consolas" w:hAnsi="Consolas" w:eastAsia="Consolas"/>
-          <w:color w:val="D4D4D4"/>
-          <w:sz w:val="16"/>
-        </w:rPr>
-        <w:t>,</w:t>
-      </w:r>
-      <w:r>
-        <w:rPr>
-          <w:rFonts w:ascii="Consolas" w:hAnsi="Consolas" w:eastAsia="Consolas"/>
-          <w:color w:val="D4D4D4"/>
-          <w:sz w:val="16"/>
-        </w:rPr>
-        <w:br/>
-      </w:r>
-      <w:r>
-        <w:rPr>
-          <w:rFonts w:ascii="Consolas" w:hAnsi="Consolas" w:eastAsia="Consolas"/>
-          <w:color w:val="D4D4D4"/>
-          <w:sz w:val="16"/>
-        </w:rPr>
-        <w:t>)</w:t>
-      </w:r>
-      <w:r>
-        <w:rPr>
-          <w:rFonts w:ascii="Consolas" w:hAnsi="Consolas" w:eastAsia="Consolas"/>
-          <w:color w:val="D4D4D4"/>
-          <w:sz w:val="16"/>
-        </w:rPr>
-        <w:t>;</w:t>
-      </w:r>
-      <w:r>
-        <w:rPr>
-          <w:rFonts w:ascii="Consolas" w:hAnsi="Consolas" w:eastAsia="Consolas"/>
-          <w:color w:val="D4D4D4"/>
-          <w:sz w:val="16"/>
-        </w:rPr>
-        <w:br/>
-        <w:br/>
-      </w:r>
-      <w:r>
-        <w:rPr>
-          <w:rFonts w:ascii="Consolas" w:hAnsi="Consolas" w:eastAsia="Consolas"/>
-          <w:color w:val="DCDCAA"/>
-          <w:sz w:val="16"/>
-        </w:rPr>
-        <w:t>abort_unless</w:t>
-      </w:r>
-      <w:r>
-        <w:rPr>
-          <w:rFonts w:ascii="Consolas" w:hAnsi="Consolas" w:eastAsia="Consolas"/>
-          <w:color w:val="D4D4D4"/>
-          <w:sz w:val="16"/>
-        </w:rPr>
-        <w:t>(</w:t>
-      </w:r>
-      <w:r>
-        <w:rPr>
-          <w:rFonts w:ascii="Consolas" w:hAnsi="Consolas" w:eastAsia="Consolas"/>
-          <w:color w:val="D4D4D4"/>
-          <w:sz w:val="16"/>
-        </w:rPr>
-        <w:br/>
-        <w:t xml:space="preserve">    </w:t>
-      </w:r>
-      <w:r>
-        <w:rPr>
-          <w:rFonts w:ascii="Consolas" w:hAnsi="Consolas" w:eastAsia="Consolas"/>
-          <w:color w:val="DCDCAA"/>
-          <w:sz w:val="16"/>
-        </w:rPr>
-        <w:t>hash_equals</w:t>
-      </w:r>
-      <w:r>
-        <w:rPr>
-          <w:rFonts w:ascii="Consolas" w:hAnsi="Consolas" w:eastAsia="Consolas"/>
-          <w:color w:val="D4D4D4"/>
-          <w:sz w:val="16"/>
-        </w:rPr>
-        <w:t>(</w:t>
-      </w:r>
-      <w:r>
-        <w:rPr>
-          <w:rFonts w:ascii="Consolas" w:hAnsi="Consolas" w:eastAsia="Consolas"/>
-          <w:color w:val="9CDCFE"/>
-          <w:sz w:val="16"/>
-        </w:rPr>
-        <w:t>$expected</w:t>
-      </w:r>
-      <w:r>
-        <w:rPr>
-          <w:rFonts w:ascii="Consolas" w:hAnsi="Consolas" w:eastAsia="Consolas"/>
-          <w:color w:val="D4D4D4"/>
-          <w:sz w:val="16"/>
-        </w:rPr>
-        <w:t>,</w:t>
-      </w:r>
-      <w:r>
-        <w:rPr>
-          <w:rFonts w:ascii="Consolas" w:hAnsi="Consolas" w:eastAsia="Consolas"/>
-          <w:color w:val="D4D4D4"/>
-          <w:sz w:val="16"/>
-        </w:rPr>
-        <w:t xml:space="preserve"> </w:t>
-      </w:r>
-      <w:r>
-        <w:rPr>
-          <w:rFonts w:ascii="Consolas" w:hAnsi="Consolas" w:eastAsia="Consolas"/>
-          <w:color w:val="9CDCFE"/>
-          <w:sz w:val="16"/>
-        </w:rPr>
-        <w:t>$signature</w:t>
-      </w:r>
-      <w:r>
-        <w:rPr>
-          <w:rFonts w:ascii="Consolas" w:hAnsi="Consolas" w:eastAsia="Consolas"/>
-          <w:color w:val="D4D4D4"/>
-          <w:sz w:val="16"/>
-        </w:rPr>
-        <w:t>)</w:t>
-      </w:r>
-      <w:r>
-        <w:rPr>
-          <w:rFonts w:ascii="Consolas" w:hAnsi="Consolas" w:eastAsia="Consolas"/>
-          <w:color w:val="D4D4D4"/>
-          <w:sz w:val="16"/>
-        </w:rPr>
-        <w:t>,</w:t>
-      </w:r>
-      <w:r>
-        <w:rPr>
-          <w:rFonts w:ascii="Consolas" w:hAnsi="Consolas" w:eastAsia="Consolas"/>
-          <w:color w:val="D4D4D4"/>
-          <w:sz w:val="16"/>
-        </w:rPr>
-        <w:br/>
-        <w:t xml:space="preserve">    </w:t>
-      </w:r>
-      <w:r>
-        <w:rPr>
-          <w:rFonts w:ascii="Consolas" w:hAnsi="Consolas" w:eastAsia="Consolas"/>
-          <w:color w:val="D4D4D4"/>
-          <w:sz w:val="16"/>
-        </w:rPr>
-        <w:t>401</w:t>
-      </w:r>
-      <w:r>
-        <w:rPr>
-          <w:rFonts w:ascii="Consolas" w:hAnsi="Consolas" w:eastAsia="Consolas"/>
-          <w:color w:val="D4D4D4"/>
-          <w:sz w:val="16"/>
-        </w:rPr>
-        <w:t>,</w:t>
-      </w:r>
-      <w:r>
-        <w:rPr>
-          <w:rFonts w:ascii="Consolas" w:hAnsi="Consolas" w:eastAsia="Consolas"/>
-          <w:color w:val="D4D4D4"/>
-          <w:sz w:val="16"/>
-        </w:rPr>
-        <w:br/>
-        <w:t xml:space="preserve">    </w:t>
-      </w:r>
-      <w:r>
-        <w:rPr>
-          <w:rFonts w:ascii="Consolas" w:hAnsi="Consolas" w:eastAsia="Consolas"/>
-          <w:color w:val="CE9178"/>
-          <w:sz w:val="16"/>
-        </w:rPr>
-        <w:t>'Invalid webhook signature.'</w:t>
-      </w:r>
-      <w:r>
-        <w:rPr>
-          <w:rFonts w:ascii="Consolas" w:hAnsi="Consolas" w:eastAsia="Consolas"/>
-          <w:color w:val="D4D4D4"/>
-          <w:sz w:val="16"/>
-        </w:rPr>
-        <w:t>,</w:t>
-      </w:r>
-      <w:r>
-        <w:rPr>
-          <w:rFonts w:ascii="Consolas" w:hAnsi="Consolas" w:eastAsia="Consolas"/>
-          <w:color w:val="D4D4D4"/>
-          <w:sz w:val="16"/>
-        </w:rPr>
-        <w:br/>
-      </w:r>
-      <w:r>
-        <w:rPr>
-          <w:rFonts w:ascii="Consolas" w:hAnsi="Consolas" w:eastAsia="Consolas"/>
-          <w:color w:val="D4D4D4"/>
-          <w:sz w:val="16"/>
-        </w:rPr>
-        <w:t>)</w:t>
-      </w:r>
-      <w:r>
-        <w:rPr>
-          <w:rFonts w:ascii="Consolas" w:hAnsi="Consolas" w:eastAsia="Consolas"/>
-          <w:color w:val="D4D4D4"/>
-          <w:sz w:val="16"/>
-        </w:rPr>
-        <w:t>;</w:t>
+        <w:t xml:space="preserve">);</w:t>
       </w:r>
     </w:p>
     <w:p>
       <w:pPr>
         <w:pStyle w:val="CodeHeader"/>
-        <w:shd w:fill="2D2D30"/>
         <w:keepNext/>
         <w:pBdr>
-          <w:left w:val="single" w:sz="4" w:space="8" w:color="2D2D30"/>
+          <w:left w:val="single" w:sz="12" w:space="8" w:color="B8DDE0"/>
         </w:pBdr>
+        <w:shd w:val="clear" w:color="auto" w:fill="E4EAED"/>
       </w:pPr>
       <w:r>
-        <w:t>LANDASAN TEKNIS — app/Payments/SettlePayment.php   •   PHP</w:t>
+        <w:rPr>
+          <w:rFonts w:ascii="Consolas" w:hAnsi="Consolas"/>
+          <w:b/>
+          <w:color w:val="262626"/>
+          <w:sz w:val="16"/>
+        </w:rPr>
+        <w:t xml:space="preserve">LANDASAN TEKNIS — app/Payments/SettlePayment.php   •   PHP</w:t>
       </w:r>
     </w:p>
     <w:p>
       <w:pPr>
         <w:pStyle w:val="CodeBlock"/>
-        <w:shd w:fill="1E1E1E"/>
         <w:keepLines/>
         <w:pBdr>
-          <w:left w:val="single" w:sz="4" w:space="8" w:color="1E1E1E"/>
+          <w:left w:val="single" w:sz="12" w:space="8" w:color="B8DDE0"/>
         </w:pBdr>
+        <w:shd w:val="clear" w:color="auto" w:fill="F2F3F7"/>
       </w:pPr>
       <w:r>
         <w:rPr>
-          <w:rFonts w:ascii="Consolas" w:hAnsi="Consolas" w:eastAsia="Consolas"/>
-          <w:color w:val="569CD6"/>
+          <w:rFonts w:ascii="Consolas" w:hAnsi="Consolas"/>
+          <w:b/>
+          <w:color w:val="000080"/>
           <w:sz w:val="16"/>
         </w:rPr>
-        <w:t>return</w:t>
-      </w:r>
-      <w:r>
-        <w:rPr>
-          <w:rFonts w:ascii="Consolas" w:hAnsi="Consolas" w:eastAsia="Consolas"/>
-          <w:color w:val="D4D4D4"/>
+        <w:t xml:space="preserve">return</w:t>
+      </w:r>
+      <w:r>
+        <w:rPr>
+          <w:rFonts w:ascii="Consolas" w:hAnsi="Consolas"/>
+          <w:color w:val="262626"/>
           <w:sz w:val="16"/>
         </w:rPr>
         <w:t xml:space="preserve"> </w:t>
       </w:r>
       <w:r>
         <w:rPr>
-          <w:rFonts w:ascii="Consolas" w:hAnsi="Consolas" w:eastAsia="Consolas"/>
-          <w:color w:val="4EC9B0"/>
+          <w:rFonts w:ascii="Consolas" w:hAnsi="Consolas"/>
+          <w:color w:val="267F99"/>
           <w:sz w:val="16"/>
         </w:rPr>
-        <w:t>DB</w:t>
-      </w:r>
-      <w:r>
-        <w:rPr>
-          <w:rFonts w:ascii="Consolas" w:hAnsi="Consolas" w:eastAsia="Consolas"/>
-          <w:color w:val="D4D4D4"/>
+        <w:t xml:space="preserve">DB</w:t>
+      </w:r>
+      <w:r>
+        <w:rPr>
+          <w:rFonts w:ascii="Consolas" w:hAnsi="Consolas"/>
+          <w:color w:val="262626"/>
           <w:sz w:val="16"/>
         </w:rPr>
-        <w:t>:</w:t>
-      </w:r>
-      <w:r>
-        <w:rPr>
-          <w:rFonts w:ascii="Consolas" w:hAnsi="Consolas" w:eastAsia="Consolas"/>
-          <w:color w:val="D4D4D4"/>
+        <w:t xml:space="preserve">::</w:t>
+      </w:r>
+      <w:r>
+        <w:rPr>
+          <w:rFonts w:ascii="Consolas" w:hAnsi="Consolas"/>
+          <w:color w:val="795E26"/>
           <w:sz w:val="16"/>
         </w:rPr>
-        <w:t>:</w:t>
-      </w:r>
-      <w:r>
-        <w:rPr>
-          <w:rFonts w:ascii="Consolas" w:hAnsi="Consolas" w:eastAsia="Consolas"/>
-          <w:color w:val="DCDCAA"/>
+        <w:t xml:space="preserve">transaction</w:t>
+      </w:r>
+      <w:r>
+        <w:rPr>
+          <w:rFonts w:ascii="Consolas" w:hAnsi="Consolas"/>
+          <w:color w:val="262626"/>
           <w:sz w:val="16"/>
         </w:rPr>
-        <w:t>transaction</w:t>
-      </w:r>
-      <w:r>
-        <w:rPr>
-          <w:rFonts w:ascii="Consolas" w:hAnsi="Consolas" w:eastAsia="Consolas"/>
-          <w:color w:val="D4D4D4"/>
+        <w:t xml:space="preserve">(</w:t>
+      </w:r>
+      <w:r>
+        <w:rPr>
+          <w:rFonts w:ascii="Consolas" w:hAnsi="Consolas"/>
+          <w:b/>
+          <w:color w:val="000080"/>
           <w:sz w:val="16"/>
         </w:rPr>
-        <w:t>(</w:t>
-      </w:r>
-      <w:r>
-        <w:rPr>
-          <w:rFonts w:ascii="Consolas" w:hAnsi="Consolas" w:eastAsia="Consolas"/>
-          <w:color w:val="569CD6"/>
+        <w:t xml:space="preserve">function</w:t>
+      </w:r>
+      <w:r>
+        <w:rPr>
+          <w:rFonts w:ascii="Consolas" w:hAnsi="Consolas"/>
+          <w:color w:val="262626"/>
           <w:sz w:val="16"/>
         </w:rPr>
-        <w:t>function</w:t>
-      </w:r>
-      <w:r>
-        <w:rPr>
-          <w:rFonts w:ascii="Consolas" w:hAnsi="Consolas" w:eastAsia="Consolas"/>
-          <w:color w:val="D4D4D4"/>
+        <w:t xml:space="preserve"> () </w:t>
+      </w:r>
+      <w:r>
+        <w:rPr>
+          <w:rFonts w:ascii="Consolas" w:hAnsi="Consolas"/>
+          <w:b/>
+          <w:color w:val="000080"/>
           <w:sz w:val="16"/>
         </w:rPr>
+        <w:t xml:space="preserve">use</w:t>
+      </w:r>
+      <w:r>
+        <w:rPr>
+          <w:rFonts w:ascii="Consolas" w:hAnsi="Consolas"/>
+          <w:color w:val="262626"/>
+          <w:sz w:val="16"/>
+        </w:rPr>
+        <w:t xml:space="preserve"> (</w:t>
+      </w:r>
+      <w:r>
+        <w:rPr>
+          <w:rFonts w:ascii="Consolas" w:hAnsi="Consolas"/>
+          <w:color w:val="660E7A"/>
+          <w:sz w:val="16"/>
+        </w:rPr>
+        <w:t xml:space="preserve">$payload</w:t>
+      </w:r>
+      <w:r>
+        <w:rPr>
+          <w:rFonts w:ascii="Consolas" w:hAnsi="Consolas"/>
+          <w:color w:val="262626"/>
+          <w:sz w:val="16"/>
+        </w:rPr>
+        <w:t xml:space="preserve">): </w:t>
+      </w:r>
+      <w:r>
+        <w:rPr>
+          <w:rFonts w:ascii="Consolas" w:hAnsi="Consolas"/>
+          <w:color w:val="267F99"/>
+          <w:sz w:val="16"/>
+        </w:rPr>
+        <w:t xml:space="preserve">PaymentEvent</w:t>
+      </w:r>
+      <w:r>
+        <w:rPr>
+          <w:rFonts w:ascii="Consolas" w:hAnsi="Consolas"/>
+          <w:color w:val="262626"/>
+          <w:sz w:val="16"/>
+        </w:rPr>
+        <w:t xml:space="preserve"> {</w:t>
+      </w:r>
+      <w:r>
+        <w:br/>
+      </w:r>
+      <w:r>
+        <w:rPr>
+          <w:rFonts w:ascii="Consolas" w:hAnsi="Consolas"/>
+          <w:color w:val="262626"/>
+          <w:sz w:val="16"/>
+        </w:rPr>
+        <w:t xml:space="preserve">    </w:t>
+      </w:r>
+      <w:r>
+        <w:rPr>
+          <w:rFonts w:ascii="Consolas" w:hAnsi="Consolas"/>
+          <w:color w:val="660E7A"/>
+          <w:sz w:val="16"/>
+        </w:rPr>
+        <w:t xml:space="preserve">$event</w:t>
+      </w:r>
+      <w:r>
+        <w:rPr>
+          <w:rFonts w:ascii="Consolas" w:hAnsi="Consolas"/>
+          <w:color w:val="262626"/>
+          <w:sz w:val="16"/>
+        </w:rPr>
+        <w:t xml:space="preserve"> = </w:t>
+      </w:r>
+      <w:r>
+        <w:rPr>
+          <w:rFonts w:ascii="Consolas" w:hAnsi="Consolas"/>
+          <w:color w:val="267F99"/>
+          <w:sz w:val="16"/>
+        </w:rPr>
+        <w:t xml:space="preserve">PaymentEvent</w:t>
+      </w:r>
+      <w:r>
+        <w:rPr>
+          <w:rFonts w:ascii="Consolas" w:hAnsi="Consolas"/>
+          <w:color w:val="262626"/>
+          <w:sz w:val="16"/>
+        </w:rPr>
+        <w:t xml:space="preserve">::</w:t>
+      </w:r>
+      <w:r>
+        <w:rPr>
+          <w:rFonts w:ascii="Consolas" w:hAnsi="Consolas"/>
+          <w:color w:val="795E26"/>
+          <w:sz w:val="16"/>
+        </w:rPr>
+        <w:t xml:space="preserve">query</w:t>
+      </w:r>
+      <w:r>
+        <w:rPr>
+          <w:rFonts w:ascii="Consolas" w:hAnsi="Consolas"/>
+          <w:color w:val="262626"/>
+          <w:sz w:val="16"/>
+        </w:rPr>
+        <w:t xml:space="preserve">()-&gt;</w:t>
+      </w:r>
+      <w:r>
+        <w:rPr>
+          <w:rFonts w:ascii="Consolas" w:hAnsi="Consolas"/>
+          <w:color w:val="795E26"/>
+          <w:sz w:val="16"/>
+        </w:rPr>
+        <w:t xml:space="preserve">firstOrCreate</w:t>
+      </w:r>
+      <w:r>
+        <w:rPr>
+          <w:rFonts w:ascii="Consolas" w:hAnsi="Consolas"/>
+          <w:color w:val="262626"/>
+          <w:sz w:val="16"/>
+        </w:rPr>
+        <w:t xml:space="preserve">(</w:t>
+      </w:r>
+      <w:r>
+        <w:br/>
+      </w:r>
+      <w:r>
+        <w:rPr>
+          <w:rFonts w:ascii="Consolas" w:hAnsi="Consolas"/>
+          <w:color w:val="262626"/>
+          <w:sz w:val="16"/>
+        </w:rPr>
+        <w:t xml:space="preserve">        [</w:t>
+      </w:r>
+      <w:r>
+        <w:rPr>
+          <w:rFonts w:ascii="Consolas" w:hAnsi="Consolas"/>
+          <w:color w:val="00733B"/>
+          <w:sz w:val="16"/>
+        </w:rPr>
+        <w:t xml:space="preserve">'provider_event_id'</w:t>
+      </w:r>
+      <w:r>
+        <w:rPr>
+          <w:rFonts w:ascii="Consolas" w:hAnsi="Consolas"/>
+          <w:color w:val="262626"/>
+          <w:sz w:val="16"/>
+        </w:rPr>
+        <w:t xml:space="preserve"> =&gt; </w:t>
+      </w:r>
+      <w:r>
+        <w:rPr>
+          <w:rFonts w:ascii="Consolas" w:hAnsi="Consolas"/>
+          <w:color w:val="660E7A"/>
+          <w:sz w:val="16"/>
+        </w:rPr>
+        <w:t xml:space="preserve">$payload</w:t>
+      </w:r>
+      <w:r>
+        <w:rPr>
+          <w:rFonts w:ascii="Consolas" w:hAnsi="Consolas"/>
+          <w:color w:val="262626"/>
+          <w:sz w:val="16"/>
+        </w:rPr>
+        <w:t xml:space="preserve">-&gt;</w:t>
+      </w:r>
+      <w:r>
+        <w:rPr>
+          <w:rFonts w:ascii="Consolas" w:hAnsi="Consolas"/>
+          <w:color w:val="660E7A"/>
+          <w:sz w:val="16"/>
+        </w:rPr>
+        <w:t xml:space="preserve">eventId</w:t>
+      </w:r>
+      <w:r>
+        <w:rPr>
+          <w:rFonts w:ascii="Consolas" w:hAnsi="Consolas"/>
+          <w:color w:val="262626"/>
+          <w:sz w:val="16"/>
+        </w:rPr>
+        <w:t xml:space="preserve">],</w:t>
+      </w:r>
+      <w:r>
+        <w:br/>
+      </w:r>
+      <w:r>
+        <w:rPr>
+          <w:rFonts w:ascii="Consolas" w:hAnsi="Consolas"/>
+          <w:color w:val="262626"/>
+          <w:sz w:val="16"/>
+        </w:rPr>
+        <w:t xml:space="preserve">        [</w:t>
+      </w:r>
+      <w:r>
+        <w:rPr>
+          <w:rFonts w:ascii="Consolas" w:hAnsi="Consolas"/>
+          <w:color w:val="00733B"/>
+          <w:sz w:val="16"/>
+        </w:rPr>
+        <w:t xml:space="preserve">'payload_hash'</w:t>
+      </w:r>
+      <w:r>
+        <w:rPr>
+          <w:rFonts w:ascii="Consolas" w:hAnsi="Consolas"/>
+          <w:color w:val="262626"/>
+          <w:sz w:val="16"/>
+        </w:rPr>
+        <w:t xml:space="preserve"> =&gt; </w:t>
+      </w:r>
+      <w:r>
+        <w:rPr>
+          <w:rFonts w:ascii="Consolas" w:hAnsi="Consolas"/>
+          <w:color w:val="660E7A"/>
+          <w:sz w:val="16"/>
+        </w:rPr>
+        <w:t xml:space="preserve">$payload</w:t>
+      </w:r>
+      <w:r>
+        <w:rPr>
+          <w:rFonts w:ascii="Consolas" w:hAnsi="Consolas"/>
+          <w:color w:val="262626"/>
+          <w:sz w:val="16"/>
+        </w:rPr>
+        <w:t xml:space="preserve">-&gt;</w:t>
+      </w:r>
+      <w:r>
+        <w:rPr>
+          <w:rFonts w:ascii="Consolas" w:hAnsi="Consolas"/>
+          <w:color w:val="660E7A"/>
+          <w:sz w:val="16"/>
+        </w:rPr>
+        <w:t xml:space="preserve">sha256</w:t>
+      </w:r>
+      <w:r>
+        <w:rPr>
+          <w:rFonts w:ascii="Consolas" w:hAnsi="Consolas"/>
+          <w:color w:val="262626"/>
+          <w:sz w:val="16"/>
+        </w:rPr>
+        <w:t xml:space="preserve">],</w:t>
+      </w:r>
+      <w:r>
+        <w:br/>
+      </w:r>
+      <w:r>
+        <w:rPr>
+          <w:rFonts w:ascii="Consolas" w:hAnsi="Consolas"/>
+          <w:color w:val="262626"/>
+          <w:sz w:val="16"/>
+        </w:rPr>
+        <w:t xml:space="preserve">    );</w:t>
+      </w:r>
+      <w:r>
+        <w:br/>
+      </w:r>
+      <w:r>
+        <w:br/>
+      </w:r>
+      <w:r>
+        <w:rPr>
+          <w:rFonts w:ascii="Consolas" w:hAnsi="Consolas"/>
+          <w:color w:val="262626"/>
+          <w:sz w:val="16"/>
+        </w:rPr>
+        <w:t xml:space="preserve">    </w:t>
+      </w:r>
+      <w:r>
+        <w:rPr>
+          <w:rFonts w:ascii="Consolas" w:hAnsi="Consolas"/>
+          <w:b/>
+          <w:color w:val="000080"/>
+          <w:sz w:val="16"/>
+        </w:rPr>
+        <w:t xml:space="preserve">if</w:t>
+      </w:r>
+      <w:r>
+        <w:rPr>
+          <w:rFonts w:ascii="Consolas" w:hAnsi="Consolas"/>
+          <w:color w:val="262626"/>
+          <w:sz w:val="16"/>
+        </w:rPr>
+        <w:t xml:space="preserve"> (! </w:t>
+      </w:r>
+      <w:r>
+        <w:rPr>
+          <w:rFonts w:ascii="Consolas" w:hAnsi="Consolas"/>
+          <w:color w:val="660E7A"/>
+          <w:sz w:val="16"/>
+        </w:rPr>
+        <w:t xml:space="preserve">$event</w:t>
+      </w:r>
+      <w:r>
+        <w:rPr>
+          <w:rFonts w:ascii="Consolas" w:hAnsi="Consolas"/>
+          <w:color w:val="262626"/>
+          <w:sz w:val="16"/>
+        </w:rPr>
+        <w:t xml:space="preserve">-&gt;</w:t>
+      </w:r>
+      <w:r>
+        <w:rPr>
+          <w:rFonts w:ascii="Consolas" w:hAnsi="Consolas"/>
+          <w:color w:val="660E7A"/>
+          <w:sz w:val="16"/>
+        </w:rPr>
+        <w:t xml:space="preserve">wasRecentlyCreated</w:t>
+      </w:r>
+      <w:r>
+        <w:rPr>
+          <w:rFonts w:ascii="Consolas" w:hAnsi="Consolas"/>
+          <w:color w:val="262626"/>
+          <w:sz w:val="16"/>
+        </w:rPr>
+        <w:t xml:space="preserve">) {</w:t>
+      </w:r>
+      <w:r>
+        <w:br/>
+      </w:r>
+      <w:r>
+        <w:rPr>
+          <w:rFonts w:ascii="Consolas" w:hAnsi="Consolas"/>
+          <w:color w:val="262626"/>
+          <w:sz w:val="16"/>
+        </w:rPr>
+        <w:t xml:space="preserve">        </w:t>
+      </w:r>
+      <w:r>
+        <w:rPr>
+          <w:rFonts w:ascii="Consolas" w:hAnsi="Consolas"/>
+          <w:b/>
+          <w:color w:val="000080"/>
+          <w:sz w:val="16"/>
+        </w:rPr>
+        <w:t xml:space="preserve">return</w:t>
+      </w:r>
+      <w:r>
+        <w:rPr>
+          <w:rFonts w:ascii="Consolas" w:hAnsi="Consolas"/>
+          <w:color w:val="262626"/>
+          <w:sz w:val="16"/>
+        </w:rPr>
         <w:t xml:space="preserve"> </w:t>
       </w:r>
       <w:r>
         <w:rPr>
-          <w:rFonts w:ascii="Consolas" w:hAnsi="Consolas" w:eastAsia="Consolas"/>
-          <w:color w:val="D4D4D4"/>
+          <w:rFonts w:ascii="Consolas" w:hAnsi="Consolas"/>
+          <w:color w:val="660E7A"/>
           <w:sz w:val="16"/>
         </w:rPr>
-        <w:t>(</w:t>
-      </w:r>
-      <w:r>
-        <w:rPr>
-          <w:rFonts w:ascii="Consolas" w:hAnsi="Consolas" w:eastAsia="Consolas"/>
-          <w:color w:val="D4D4D4"/>
+        <w:t xml:space="preserve">$event</w:t>
+      </w:r>
+      <w:r>
+        <w:rPr>
+          <w:rFonts w:ascii="Consolas" w:hAnsi="Consolas"/>
+          <w:color w:val="262626"/>
           <w:sz w:val="16"/>
         </w:rPr>
-        <w:t>)</w:t>
-      </w:r>
-      <w:r>
-        <w:rPr>
-          <w:rFonts w:ascii="Consolas" w:hAnsi="Consolas" w:eastAsia="Consolas"/>
-          <w:color w:val="D4D4D4"/>
+        <w:t xml:space="preserve">; </w:t>
+      </w:r>
+      <w:r>
+        <w:rPr>
+          <w:rFonts w:ascii="Consolas" w:hAnsi="Consolas"/>
+          <w:i/>
+          <w:color w:val="808080"/>
           <w:sz w:val="16"/>
         </w:rPr>
+        <w:t xml:space="preserve">// callback yang sama sudah diproses</w:t>
+      </w:r>
+      <w:r>
+        <w:br/>
+      </w:r>
+      <w:r>
+        <w:rPr>
+          <w:rFonts w:ascii="Consolas" w:hAnsi="Consolas"/>
+          <w:color w:val="262626"/>
+          <w:sz w:val="16"/>
+        </w:rPr>
+        <w:t xml:space="preserve">    }</w:t>
+      </w:r>
+      <w:r>
+        <w:br/>
+      </w:r>
+      <w:r>
+        <w:br/>
+      </w:r>
+      <w:r>
+        <w:rPr>
+          <w:rFonts w:ascii="Consolas" w:hAnsi="Consolas"/>
+          <w:color w:val="262626"/>
+          <w:sz w:val="16"/>
+        </w:rPr>
+        <w:t xml:space="preserve">    </w:t>
+      </w:r>
+      <w:r>
+        <w:rPr>
+          <w:rFonts w:ascii="Consolas" w:hAnsi="Consolas"/>
+          <w:color w:val="660E7A"/>
+          <w:sz w:val="16"/>
+        </w:rPr>
+        <w:t xml:space="preserve">$payment</w:t>
+      </w:r>
+      <w:r>
+        <w:rPr>
+          <w:rFonts w:ascii="Consolas" w:hAnsi="Consolas"/>
+          <w:color w:val="262626"/>
+          <w:sz w:val="16"/>
+        </w:rPr>
+        <w:t xml:space="preserve"> = </w:t>
+      </w:r>
+      <w:r>
+        <w:rPr>
+          <w:rFonts w:ascii="Consolas" w:hAnsi="Consolas"/>
+          <w:color w:val="267F99"/>
+          <w:sz w:val="16"/>
+        </w:rPr>
+        <w:t xml:space="preserve">Payment</w:t>
+      </w:r>
+      <w:r>
+        <w:rPr>
+          <w:rFonts w:ascii="Consolas" w:hAnsi="Consolas"/>
+          <w:color w:val="262626"/>
+          <w:sz w:val="16"/>
+        </w:rPr>
+        <w:t xml:space="preserve">::</w:t>
+      </w:r>
+      <w:r>
+        <w:rPr>
+          <w:rFonts w:ascii="Consolas" w:hAnsi="Consolas"/>
+          <w:color w:val="795E26"/>
+          <w:sz w:val="16"/>
+        </w:rPr>
+        <w:t xml:space="preserve">query</w:t>
+      </w:r>
+      <w:r>
+        <w:rPr>
+          <w:rFonts w:ascii="Consolas" w:hAnsi="Consolas"/>
+          <w:color w:val="262626"/>
+          <w:sz w:val="16"/>
+        </w:rPr>
+        <w:t xml:space="preserve">()</w:t>
+      </w:r>
+      <w:r>
+        <w:br/>
+      </w:r>
+      <w:r>
+        <w:rPr>
+          <w:rFonts w:ascii="Consolas" w:hAnsi="Consolas"/>
+          <w:color w:val="262626"/>
+          <w:sz w:val="16"/>
+        </w:rPr>
+        <w:t xml:space="preserve">        -&gt;</w:t>
+      </w:r>
+      <w:r>
+        <w:rPr>
+          <w:rFonts w:ascii="Consolas" w:hAnsi="Consolas"/>
+          <w:color w:val="795E26"/>
+          <w:sz w:val="16"/>
+        </w:rPr>
+        <w:t xml:space="preserve">where</w:t>
+      </w:r>
+      <w:r>
+        <w:rPr>
+          <w:rFonts w:ascii="Consolas" w:hAnsi="Consolas"/>
+          <w:color w:val="262626"/>
+          <w:sz w:val="16"/>
+        </w:rPr>
+        <w:t xml:space="preserve">(</w:t>
+      </w:r>
+      <w:r>
+        <w:rPr>
+          <w:rFonts w:ascii="Consolas" w:hAnsi="Consolas"/>
+          <w:color w:val="00733B"/>
+          <w:sz w:val="16"/>
+        </w:rPr>
+        <w:t xml:space="preserve">'provider_reference'</w:t>
+      </w:r>
+      <w:r>
+        <w:rPr>
+          <w:rFonts w:ascii="Consolas" w:hAnsi="Consolas"/>
+          <w:color w:val="262626"/>
+          <w:sz w:val="16"/>
+        </w:rPr>
+        <w:t xml:space="preserve">, </w:t>
+      </w:r>
+      <w:r>
+        <w:rPr>
+          <w:rFonts w:ascii="Consolas" w:hAnsi="Consolas"/>
+          <w:color w:val="660E7A"/>
+          <w:sz w:val="16"/>
+        </w:rPr>
+        <w:t xml:space="preserve">$payload</w:t>
+      </w:r>
+      <w:r>
+        <w:rPr>
+          <w:rFonts w:ascii="Consolas" w:hAnsi="Consolas"/>
+          <w:color w:val="262626"/>
+          <w:sz w:val="16"/>
+        </w:rPr>
+        <w:t xml:space="preserve">-&gt;</w:t>
+      </w:r>
+      <w:r>
+        <w:rPr>
+          <w:rFonts w:ascii="Consolas" w:hAnsi="Consolas"/>
+          <w:color w:val="660E7A"/>
+          <w:sz w:val="16"/>
+        </w:rPr>
+        <w:t xml:space="preserve">reference</w:t>
+      </w:r>
+      <w:r>
+        <w:rPr>
+          <w:rFonts w:ascii="Consolas" w:hAnsi="Consolas"/>
+          <w:color w:val="262626"/>
+          <w:sz w:val="16"/>
+        </w:rPr>
+        <w:t xml:space="preserve">)</w:t>
+      </w:r>
+      <w:r>
+        <w:br/>
+      </w:r>
+      <w:r>
+        <w:rPr>
+          <w:rFonts w:ascii="Consolas" w:hAnsi="Consolas"/>
+          <w:color w:val="262626"/>
+          <w:sz w:val="16"/>
+        </w:rPr>
+        <w:t xml:space="preserve">        -&gt;</w:t>
+      </w:r>
+      <w:r>
+        <w:rPr>
+          <w:rFonts w:ascii="Consolas" w:hAnsi="Consolas"/>
+          <w:color w:val="795E26"/>
+          <w:sz w:val="16"/>
+        </w:rPr>
+        <w:t xml:space="preserve">lockForUpdate</w:t>
+      </w:r>
+      <w:r>
+        <w:rPr>
+          <w:rFonts w:ascii="Consolas" w:hAnsi="Consolas"/>
+          <w:color w:val="262626"/>
+          <w:sz w:val="16"/>
+        </w:rPr>
+        <w:t xml:space="preserve">()</w:t>
+      </w:r>
+      <w:r>
+        <w:br/>
+      </w:r>
+      <w:r>
+        <w:rPr>
+          <w:rFonts w:ascii="Consolas" w:hAnsi="Consolas"/>
+          <w:color w:val="262626"/>
+          <w:sz w:val="16"/>
+        </w:rPr>
+        <w:t xml:space="preserve">        -&gt;</w:t>
+      </w:r>
+      <w:r>
+        <w:rPr>
+          <w:rFonts w:ascii="Consolas" w:hAnsi="Consolas"/>
+          <w:color w:val="795E26"/>
+          <w:sz w:val="16"/>
+        </w:rPr>
+        <w:t xml:space="preserve">firstOrFail</w:t>
+      </w:r>
+      <w:r>
+        <w:rPr>
+          <w:rFonts w:ascii="Consolas" w:hAnsi="Consolas"/>
+          <w:color w:val="262626"/>
+          <w:sz w:val="16"/>
+        </w:rPr>
+        <w:t xml:space="preserve">();</w:t>
+      </w:r>
+      <w:r>
+        <w:br/>
+      </w:r>
+      <w:r>
+        <w:br/>
+      </w:r>
+      <w:r>
+        <w:rPr>
+          <w:rFonts w:ascii="Consolas" w:hAnsi="Consolas"/>
+          <w:color w:val="262626"/>
+          <w:sz w:val="16"/>
+        </w:rPr>
+        <w:t xml:space="preserve">    </w:t>
+      </w:r>
+      <w:r>
+        <w:rPr>
+          <w:rFonts w:ascii="Consolas" w:hAnsi="Consolas"/>
+          <w:color w:val="660E7A"/>
+          <w:sz w:val="16"/>
+        </w:rPr>
+        <w:t xml:space="preserve">$this</w:t>
+      </w:r>
+      <w:r>
+        <w:rPr>
+          <w:rFonts w:ascii="Consolas" w:hAnsi="Consolas"/>
+          <w:color w:val="262626"/>
+          <w:sz w:val="16"/>
+        </w:rPr>
+        <w:t xml:space="preserve">-&gt;</w:t>
+      </w:r>
+      <w:r>
+        <w:rPr>
+          <w:rFonts w:ascii="Consolas" w:hAnsi="Consolas"/>
+          <w:color w:val="795E26"/>
+          <w:sz w:val="16"/>
+        </w:rPr>
+        <w:t xml:space="preserve">assertValidTransition</w:t>
+      </w:r>
+      <w:r>
+        <w:rPr>
+          <w:rFonts w:ascii="Consolas" w:hAnsi="Consolas"/>
+          <w:color w:val="262626"/>
+          <w:sz w:val="16"/>
+        </w:rPr>
+        <w:t xml:space="preserve">(</w:t>
+      </w:r>
+      <w:r>
+        <w:rPr>
+          <w:rFonts w:ascii="Consolas" w:hAnsi="Consolas"/>
+          <w:color w:val="660E7A"/>
+          <w:sz w:val="16"/>
+        </w:rPr>
+        <w:t xml:space="preserve">$payment</w:t>
+      </w:r>
+      <w:r>
+        <w:rPr>
+          <w:rFonts w:ascii="Consolas" w:hAnsi="Consolas"/>
+          <w:color w:val="262626"/>
+          <w:sz w:val="16"/>
+        </w:rPr>
+        <w:t xml:space="preserve">, </w:t>
+      </w:r>
+      <w:r>
+        <w:rPr>
+          <w:rFonts w:ascii="Consolas" w:hAnsi="Consolas"/>
+          <w:color w:val="660E7A"/>
+          <w:sz w:val="16"/>
+        </w:rPr>
+        <w:t xml:space="preserve">$payload</w:t>
+      </w:r>
+      <w:r>
+        <w:rPr>
+          <w:rFonts w:ascii="Consolas" w:hAnsi="Consolas"/>
+          <w:color w:val="262626"/>
+          <w:sz w:val="16"/>
+        </w:rPr>
+        <w:t xml:space="preserve">);</w:t>
+      </w:r>
+      <w:r>
+        <w:br/>
+      </w:r>
+      <w:r>
+        <w:rPr>
+          <w:rFonts w:ascii="Consolas" w:hAnsi="Consolas"/>
+          <w:color w:val="262626"/>
+          <w:sz w:val="16"/>
+        </w:rPr>
+        <w:t xml:space="preserve">    </w:t>
+      </w:r>
+      <w:r>
+        <w:rPr>
+          <w:rFonts w:ascii="Consolas" w:hAnsi="Consolas"/>
+          <w:color w:val="660E7A"/>
+          <w:sz w:val="16"/>
+        </w:rPr>
+        <w:t xml:space="preserve">$this</w:t>
+      </w:r>
+      <w:r>
+        <w:rPr>
+          <w:rFonts w:ascii="Consolas" w:hAnsi="Consolas"/>
+          <w:color w:val="262626"/>
+          <w:sz w:val="16"/>
+        </w:rPr>
+        <w:t xml:space="preserve">-&gt;</w:t>
+      </w:r>
+      <w:r>
+        <w:rPr>
+          <w:rFonts w:ascii="Consolas" w:hAnsi="Consolas"/>
+          <w:color w:val="795E26"/>
+          <w:sz w:val="16"/>
+        </w:rPr>
+        <w:t xml:space="preserve">writeBalancedLedgerAndOutbox</w:t>
+      </w:r>
+      <w:r>
+        <w:rPr>
+          <w:rFonts w:ascii="Consolas" w:hAnsi="Consolas"/>
+          <w:color w:val="262626"/>
+          <w:sz w:val="16"/>
+        </w:rPr>
+        <w:t xml:space="preserve">(</w:t>
+      </w:r>
+      <w:r>
+        <w:rPr>
+          <w:rFonts w:ascii="Consolas" w:hAnsi="Consolas"/>
+          <w:color w:val="660E7A"/>
+          <w:sz w:val="16"/>
+        </w:rPr>
+        <w:t xml:space="preserve">$payment</w:t>
+      </w:r>
+      <w:r>
+        <w:rPr>
+          <w:rFonts w:ascii="Consolas" w:hAnsi="Consolas"/>
+          <w:color w:val="262626"/>
+          <w:sz w:val="16"/>
+        </w:rPr>
+        <w:t xml:space="preserve">, </w:t>
+      </w:r>
+      <w:r>
+        <w:rPr>
+          <w:rFonts w:ascii="Consolas" w:hAnsi="Consolas"/>
+          <w:color w:val="660E7A"/>
+          <w:sz w:val="16"/>
+        </w:rPr>
+        <w:t xml:space="preserve">$event</w:t>
+      </w:r>
+      <w:r>
+        <w:rPr>
+          <w:rFonts w:ascii="Consolas" w:hAnsi="Consolas"/>
+          <w:color w:val="262626"/>
+          <w:sz w:val="16"/>
+        </w:rPr>
+        <w:t xml:space="preserve">);</w:t>
+      </w:r>
+      <w:r>
+        <w:br/>
+      </w:r>
+      <w:r>
+        <w:br/>
+      </w:r>
+      <w:r>
+        <w:rPr>
+          <w:rFonts w:ascii="Consolas" w:hAnsi="Consolas"/>
+          <w:color w:val="262626"/>
+          <w:sz w:val="16"/>
+        </w:rPr>
+        <w:t xml:space="preserve">    </w:t>
+      </w:r>
+      <w:r>
+        <w:rPr>
+          <w:rFonts w:ascii="Consolas" w:hAnsi="Consolas"/>
+          <w:color w:val="267F99"/>
+          <w:sz w:val="16"/>
+        </w:rPr>
+        <w:t xml:space="preserve">PublishOutbox</w:t>
+      </w:r>
+      <w:r>
+        <w:rPr>
+          <w:rFonts w:ascii="Consolas" w:hAnsi="Consolas"/>
+          <w:color w:val="262626"/>
+          <w:sz w:val="16"/>
+        </w:rPr>
+        <w:t xml:space="preserve">::</w:t>
+      </w:r>
+      <w:r>
+        <w:rPr>
+          <w:rFonts w:ascii="Consolas" w:hAnsi="Consolas"/>
+          <w:color w:val="795E26"/>
+          <w:sz w:val="16"/>
+        </w:rPr>
+        <w:t xml:space="preserve">dispatch</w:t>
+      </w:r>
+      <w:r>
+        <w:rPr>
+          <w:rFonts w:ascii="Consolas" w:hAnsi="Consolas"/>
+          <w:color w:val="262626"/>
+          <w:sz w:val="16"/>
+        </w:rPr>
+        <w:t xml:space="preserve">(</w:t>
+      </w:r>
+      <w:r>
+        <w:rPr>
+          <w:rFonts w:ascii="Consolas" w:hAnsi="Consolas"/>
+          <w:color w:val="660E7A"/>
+          <w:sz w:val="16"/>
+        </w:rPr>
+        <w:t xml:space="preserve">$event</w:t>
+      </w:r>
+      <w:r>
+        <w:rPr>
+          <w:rFonts w:ascii="Consolas" w:hAnsi="Consolas"/>
+          <w:color w:val="262626"/>
+          <w:sz w:val="16"/>
+        </w:rPr>
+        <w:t xml:space="preserve">-&gt;</w:t>
+      </w:r>
+      <w:r>
+        <w:rPr>
+          <w:rFonts w:ascii="Consolas" w:hAnsi="Consolas"/>
+          <w:color w:val="660E7A"/>
+          <w:sz w:val="16"/>
+        </w:rPr>
+        <w:t xml:space="preserve">id</w:t>
+      </w:r>
+      <w:r>
+        <w:rPr>
+          <w:rFonts w:ascii="Consolas" w:hAnsi="Consolas"/>
+          <w:color w:val="262626"/>
+          <w:sz w:val="16"/>
+        </w:rPr>
+        <w:t xml:space="preserve">)-&gt;</w:t>
+      </w:r>
+      <w:r>
+        <w:rPr>
+          <w:rFonts w:ascii="Consolas" w:hAnsi="Consolas"/>
+          <w:color w:val="795E26"/>
+          <w:sz w:val="16"/>
+        </w:rPr>
+        <w:t xml:space="preserve">afterCommit</w:t>
+      </w:r>
+      <w:r>
+        <w:rPr>
+          <w:rFonts w:ascii="Consolas" w:hAnsi="Consolas"/>
+          <w:color w:val="262626"/>
+          <w:sz w:val="16"/>
+        </w:rPr>
+        <w:t xml:space="preserve">();</w:t>
+      </w:r>
+      <w:r>
+        <w:br/>
+      </w:r>
+      <w:r>
+        <w:br/>
+      </w:r>
+      <w:r>
+        <w:rPr>
+          <w:rFonts w:ascii="Consolas" w:hAnsi="Consolas"/>
+          <w:color w:val="262626"/>
+          <w:sz w:val="16"/>
+        </w:rPr>
+        <w:t xml:space="preserve">    </w:t>
+      </w:r>
+      <w:r>
+        <w:rPr>
+          <w:rFonts w:ascii="Consolas" w:hAnsi="Consolas"/>
+          <w:b/>
+          <w:color w:val="000080"/>
+          <w:sz w:val="16"/>
+        </w:rPr>
+        <w:t xml:space="preserve">return</w:t>
+      </w:r>
+      <w:r>
+        <w:rPr>
+          <w:rFonts w:ascii="Consolas" w:hAnsi="Consolas"/>
+          <w:color w:val="262626"/>
+          <w:sz w:val="16"/>
+        </w:rPr>
         <w:t xml:space="preserve"> </w:t>
       </w:r>
       <w:r>
         <w:rPr>
-          <w:rFonts w:ascii="Consolas" w:hAnsi="Consolas" w:eastAsia="Consolas"/>
-          <w:color w:val="569CD6"/>
+          <w:rFonts w:ascii="Consolas" w:hAnsi="Consolas"/>
+          <w:color w:val="660E7A"/>
           <w:sz w:val="16"/>
         </w:rPr>
-        <w:t>use</w:t>
-      </w:r>
-      <w:r>
-        <w:rPr>
-          <w:rFonts w:ascii="Consolas" w:hAnsi="Consolas" w:eastAsia="Consolas"/>
-          <w:color w:val="D4D4D4"/>
+        <w:t xml:space="preserve">$event</w:t>
+      </w:r>
+      <w:r>
+        <w:rPr>
+          <w:rFonts w:ascii="Consolas" w:hAnsi="Consolas"/>
+          <w:color w:val="262626"/>
           <w:sz w:val="16"/>
         </w:rPr>
-        <w:t xml:space="preserve"> </w:t>
-      </w:r>
-      <w:r>
-        <w:rPr>
-          <w:rFonts w:ascii="Consolas" w:hAnsi="Consolas" w:eastAsia="Consolas"/>
-          <w:color w:val="D4D4D4"/>
+        <w:t xml:space="preserve">;</w:t>
+      </w:r>
+      <w:r>
+        <w:br/>
+      </w:r>
+      <w:r>
+        <w:rPr>
+          <w:rFonts w:ascii="Consolas" w:hAnsi="Consolas"/>
+          <w:color w:val="262626"/>
           <w:sz w:val="16"/>
         </w:rPr>
-        <w:t>(</w:t>
-      </w:r>
-      <w:r>
-        <w:rPr>
-          <w:rFonts w:ascii="Consolas" w:hAnsi="Consolas" w:eastAsia="Consolas"/>
-          <w:color w:val="9CDCFE"/>
+        <w:t xml:space="preserve">}, </w:t>
+      </w:r>
+      <w:r>
+        <w:rPr>
+          <w:rFonts w:ascii="Consolas" w:hAnsi="Consolas"/>
+          <w:color w:val="660E7A"/>
           <w:sz w:val="16"/>
         </w:rPr>
-        <w:t>$payload</w:t>
-      </w:r>
-      <w:r>
-        <w:rPr>
-          <w:rFonts w:ascii="Consolas" w:hAnsi="Consolas" w:eastAsia="Consolas"/>
-          <w:color w:val="D4D4D4"/>
+        <w:t xml:space="preserve">attempts</w:t>
+      </w:r>
+      <w:r>
+        <w:rPr>
+          <w:rFonts w:ascii="Consolas" w:hAnsi="Consolas"/>
+          <w:color w:val="262626"/>
           <w:sz w:val="16"/>
         </w:rPr>
-        <w:t>)</w:t>
-      </w:r>
-      <w:r>
-        <w:rPr>
-          <w:rFonts w:ascii="Consolas" w:hAnsi="Consolas" w:eastAsia="Consolas"/>
-          <w:color w:val="D4D4D4"/>
+        <w:t xml:space="preserve">: </w:t>
+      </w:r>
+      <w:r>
+        <w:rPr>
+          <w:rFonts w:ascii="Consolas" w:hAnsi="Consolas"/>
+          <w:color w:val="0073E6"/>
           <w:sz w:val="16"/>
         </w:rPr>
-        <w:t>:</w:t>
-      </w:r>
-      <w:r>
-        <w:rPr>
-          <w:rFonts w:ascii="Consolas" w:hAnsi="Consolas" w:eastAsia="Consolas"/>
-          <w:color w:val="D4D4D4"/>
+        <w:t xml:space="preserve">5</w:t>
+      </w:r>
+      <w:r>
+        <w:rPr>
+          <w:rFonts w:ascii="Consolas" w:hAnsi="Consolas"/>
+          <w:color w:val="262626"/>
           <w:sz w:val="16"/>
         </w:rPr>
-        <w:t xml:space="preserve"> </w:t>
-      </w:r>
-      <w:r>
-        <w:rPr>
-          <w:rFonts w:ascii="Consolas" w:hAnsi="Consolas" w:eastAsia="Consolas"/>
-          <w:color w:val="4EC9B0"/>
-          <w:sz w:val="16"/>
-        </w:rPr>
-        <w:t>PaymentEvent</w:t>
-      </w:r>
-      <w:r>
-        <w:rPr>
-          <w:rFonts w:ascii="Consolas" w:hAnsi="Consolas" w:eastAsia="Consolas"/>
-          <w:color w:val="D4D4D4"/>
-          <w:sz w:val="16"/>
-        </w:rPr>
-        <w:t xml:space="preserve"> </w:t>
-      </w:r>
-      <w:r>
-        <w:rPr>
-          <w:rFonts w:ascii="Consolas" w:hAnsi="Consolas" w:eastAsia="Consolas"/>
-          <w:color w:val="D4D4D4"/>
-          <w:sz w:val="16"/>
-        </w:rPr>
-        <w:t>{</w:t>
-      </w:r>
-      <w:r>
-        <w:rPr>
-          <w:rFonts w:ascii="Consolas" w:hAnsi="Consolas" w:eastAsia="Consolas"/>
-          <w:color w:val="D4D4D4"/>
-          <w:sz w:val="16"/>
-        </w:rPr>
-        <w:br/>
-        <w:t xml:space="preserve">    </w:t>
-      </w:r>
-      <w:r>
-        <w:rPr>
-          <w:rFonts w:ascii="Consolas" w:hAnsi="Consolas" w:eastAsia="Consolas"/>
-          <w:color w:val="9CDCFE"/>
-          <w:sz w:val="16"/>
-        </w:rPr>
-        <w:t>$event</w:t>
-      </w:r>
-      <w:r>
-        <w:rPr>
-          <w:rFonts w:ascii="Consolas" w:hAnsi="Consolas" w:eastAsia="Consolas"/>
-          <w:color w:val="D4D4D4"/>
-          <w:sz w:val="16"/>
-        </w:rPr>
-        <w:t xml:space="preserve"> </w:t>
-      </w:r>
-      <w:r>
-        <w:rPr>
-          <w:rFonts w:ascii="Consolas" w:hAnsi="Consolas" w:eastAsia="Consolas"/>
-          <w:color w:val="D4D4D4"/>
-          <w:sz w:val="16"/>
-        </w:rPr>
-        <w:t>=</w:t>
-      </w:r>
-      <w:r>
-        <w:rPr>
-          <w:rFonts w:ascii="Consolas" w:hAnsi="Consolas" w:eastAsia="Consolas"/>
-          <w:color w:val="D4D4D4"/>
-          <w:sz w:val="16"/>
-        </w:rPr>
-        <w:t xml:space="preserve"> </w:t>
-      </w:r>
-      <w:r>
-        <w:rPr>
-          <w:rFonts w:ascii="Consolas" w:hAnsi="Consolas" w:eastAsia="Consolas"/>
-          <w:color w:val="4EC9B0"/>
-          <w:sz w:val="16"/>
-        </w:rPr>
-        <w:t>PaymentEvent</w:t>
-      </w:r>
-      <w:r>
-        <w:rPr>
-          <w:rFonts w:ascii="Consolas" w:hAnsi="Consolas" w:eastAsia="Consolas"/>
-          <w:color w:val="D4D4D4"/>
-          <w:sz w:val="16"/>
-        </w:rPr>
-        <w:t>:</w:t>
-      </w:r>
-      <w:r>
-        <w:rPr>
-          <w:rFonts w:ascii="Consolas" w:hAnsi="Consolas" w:eastAsia="Consolas"/>
-          <w:color w:val="D4D4D4"/>
-          <w:sz w:val="16"/>
-        </w:rPr>
-        <w:t>:</w:t>
-      </w:r>
-      <w:r>
-        <w:rPr>
-          <w:rFonts w:ascii="Consolas" w:hAnsi="Consolas" w:eastAsia="Consolas"/>
-          <w:color w:val="DCDCAA"/>
-          <w:sz w:val="16"/>
-        </w:rPr>
-        <w:t>query</w:t>
-      </w:r>
-      <w:r>
-        <w:rPr>
-          <w:rFonts w:ascii="Consolas" w:hAnsi="Consolas" w:eastAsia="Consolas"/>
-          <w:color w:val="D4D4D4"/>
-          <w:sz w:val="16"/>
-        </w:rPr>
-        <w:t>(</w:t>
-      </w:r>
-      <w:r>
-        <w:rPr>
-          <w:rFonts w:ascii="Consolas" w:hAnsi="Consolas" w:eastAsia="Consolas"/>
-          <w:color w:val="D4D4D4"/>
-          <w:sz w:val="16"/>
-        </w:rPr>
-        <w:t>)</w:t>
-      </w:r>
-      <w:r>
-        <w:rPr>
-          <w:rFonts w:ascii="Consolas" w:hAnsi="Consolas" w:eastAsia="Consolas"/>
-          <w:color w:val="D4D4D4"/>
-          <w:sz w:val="16"/>
-        </w:rPr>
-        <w:t>-</w:t>
-      </w:r>
-      <w:r>
-        <w:rPr>
-          <w:rFonts w:ascii="Consolas" w:hAnsi="Consolas" w:eastAsia="Consolas"/>
-          <w:color w:val="D4D4D4"/>
-          <w:sz w:val="16"/>
-        </w:rPr>
-        <w:t>&gt;</w:t>
-      </w:r>
-      <w:r>
-        <w:rPr>
-          <w:rFonts w:ascii="Consolas" w:hAnsi="Consolas" w:eastAsia="Consolas"/>
-          <w:color w:val="DCDCAA"/>
-          <w:sz w:val="16"/>
-        </w:rPr>
-        <w:t>firstOrCreate</w:t>
-      </w:r>
-      <w:r>
-        <w:rPr>
-          <w:rFonts w:ascii="Consolas" w:hAnsi="Consolas" w:eastAsia="Consolas"/>
-          <w:color w:val="D4D4D4"/>
-          <w:sz w:val="16"/>
-        </w:rPr>
-        <w:t>(</w:t>
-      </w:r>
-      <w:r>
-        <w:rPr>
-          <w:rFonts w:ascii="Consolas" w:hAnsi="Consolas" w:eastAsia="Consolas"/>
-          <w:color w:val="D4D4D4"/>
-          <w:sz w:val="16"/>
-        </w:rPr>
-        <w:br/>
-        <w:t xml:space="preserve">        </w:t>
-      </w:r>
-      <w:r>
-        <w:rPr>
-          <w:rFonts w:ascii="Consolas" w:hAnsi="Consolas" w:eastAsia="Consolas"/>
-          <w:color w:val="D4D4D4"/>
-          <w:sz w:val="16"/>
-        </w:rPr>
-        <w:t>[</w:t>
-      </w:r>
-      <w:r>
-        <w:rPr>
-          <w:rFonts w:ascii="Consolas" w:hAnsi="Consolas" w:eastAsia="Consolas"/>
-          <w:color w:val="CE9178"/>
-          <w:sz w:val="16"/>
-        </w:rPr>
-        <w:t>'provider_event_id'</w:t>
-      </w:r>
-      <w:r>
-        <w:rPr>
-          <w:rFonts w:ascii="Consolas" w:hAnsi="Consolas" w:eastAsia="Consolas"/>
-          <w:color w:val="D4D4D4"/>
-          <w:sz w:val="16"/>
-        </w:rPr>
-        <w:t xml:space="preserve"> </w:t>
-      </w:r>
-      <w:r>
-        <w:rPr>
-          <w:rFonts w:ascii="Consolas" w:hAnsi="Consolas" w:eastAsia="Consolas"/>
-          <w:color w:val="D4D4D4"/>
-          <w:sz w:val="16"/>
-        </w:rPr>
-        <w:t>=</w:t>
-      </w:r>
-      <w:r>
-        <w:rPr>
-          <w:rFonts w:ascii="Consolas" w:hAnsi="Consolas" w:eastAsia="Consolas"/>
-          <w:color w:val="D4D4D4"/>
-          <w:sz w:val="16"/>
-        </w:rPr>
-        <w:t>&gt;</w:t>
-      </w:r>
-      <w:r>
-        <w:rPr>
-          <w:rFonts w:ascii="Consolas" w:hAnsi="Consolas" w:eastAsia="Consolas"/>
-          <w:color w:val="D4D4D4"/>
-          <w:sz w:val="16"/>
-        </w:rPr>
-        <w:t xml:space="preserve"> </w:t>
-      </w:r>
-      <w:r>
-        <w:rPr>
-          <w:rFonts w:ascii="Consolas" w:hAnsi="Consolas" w:eastAsia="Consolas"/>
-          <w:color w:val="9CDCFE"/>
-          <w:sz w:val="16"/>
-        </w:rPr>
-        <w:t>$payload</w:t>
-      </w:r>
-      <w:r>
-        <w:rPr>
-          <w:rFonts w:ascii="Consolas" w:hAnsi="Consolas" w:eastAsia="Consolas"/>
-          <w:color w:val="D4D4D4"/>
-          <w:sz w:val="16"/>
-        </w:rPr>
-        <w:t>-</w:t>
-      </w:r>
-      <w:r>
-        <w:rPr>
-          <w:rFonts w:ascii="Consolas" w:hAnsi="Consolas" w:eastAsia="Consolas"/>
-          <w:color w:val="D4D4D4"/>
-          <w:sz w:val="16"/>
-        </w:rPr>
-        <w:t>&gt;</w:t>
-      </w:r>
-      <w:r>
-        <w:rPr>
-          <w:rFonts w:ascii="Consolas" w:hAnsi="Consolas" w:eastAsia="Consolas"/>
-          <w:color w:val="D4D4D4"/>
-          <w:sz w:val="16"/>
-        </w:rPr>
-        <w:t>eventId</w:t>
-      </w:r>
-      <w:r>
-        <w:rPr>
-          <w:rFonts w:ascii="Consolas" w:hAnsi="Consolas" w:eastAsia="Consolas"/>
-          <w:color w:val="D4D4D4"/>
-          <w:sz w:val="16"/>
-        </w:rPr>
-        <w:t>]</w:t>
-      </w:r>
-      <w:r>
-        <w:rPr>
-          <w:rFonts w:ascii="Consolas" w:hAnsi="Consolas" w:eastAsia="Consolas"/>
-          <w:color w:val="D4D4D4"/>
-          <w:sz w:val="16"/>
-        </w:rPr>
-        <w:t>,</w:t>
-      </w:r>
-      <w:r>
-        <w:rPr>
-          <w:rFonts w:ascii="Consolas" w:hAnsi="Consolas" w:eastAsia="Consolas"/>
-          <w:color w:val="D4D4D4"/>
-          <w:sz w:val="16"/>
-        </w:rPr>
-        <w:br/>
-        <w:t xml:space="preserve">        </w:t>
-      </w:r>
-      <w:r>
-        <w:rPr>
-          <w:rFonts w:ascii="Consolas" w:hAnsi="Consolas" w:eastAsia="Consolas"/>
-          <w:color w:val="D4D4D4"/>
-          <w:sz w:val="16"/>
-        </w:rPr>
-        <w:t>[</w:t>
-      </w:r>
-      <w:r>
-        <w:rPr>
-          <w:rFonts w:ascii="Consolas" w:hAnsi="Consolas" w:eastAsia="Consolas"/>
-          <w:color w:val="CE9178"/>
-          <w:sz w:val="16"/>
-        </w:rPr>
-        <w:t>'payload_hash'</w:t>
-      </w:r>
-      <w:r>
-        <w:rPr>
-          <w:rFonts w:ascii="Consolas" w:hAnsi="Consolas" w:eastAsia="Consolas"/>
-          <w:color w:val="D4D4D4"/>
-          <w:sz w:val="16"/>
-        </w:rPr>
-        <w:t xml:space="preserve"> </w:t>
-      </w:r>
-      <w:r>
-        <w:rPr>
-          <w:rFonts w:ascii="Consolas" w:hAnsi="Consolas" w:eastAsia="Consolas"/>
-          <w:color w:val="D4D4D4"/>
-          <w:sz w:val="16"/>
-        </w:rPr>
-        <w:t>=</w:t>
-      </w:r>
-      <w:r>
-        <w:rPr>
-          <w:rFonts w:ascii="Consolas" w:hAnsi="Consolas" w:eastAsia="Consolas"/>
-          <w:color w:val="D4D4D4"/>
-          <w:sz w:val="16"/>
-        </w:rPr>
-        <w:t>&gt;</w:t>
-      </w:r>
-      <w:r>
-        <w:rPr>
-          <w:rFonts w:ascii="Consolas" w:hAnsi="Consolas" w:eastAsia="Consolas"/>
-          <w:color w:val="D4D4D4"/>
-          <w:sz w:val="16"/>
-        </w:rPr>
-        <w:t xml:space="preserve"> </w:t>
-      </w:r>
-      <w:r>
-        <w:rPr>
-          <w:rFonts w:ascii="Consolas" w:hAnsi="Consolas" w:eastAsia="Consolas"/>
-          <w:color w:val="9CDCFE"/>
-          <w:sz w:val="16"/>
-        </w:rPr>
-        <w:t>$payload</w:t>
-      </w:r>
-      <w:r>
-        <w:rPr>
-          <w:rFonts w:ascii="Consolas" w:hAnsi="Consolas" w:eastAsia="Consolas"/>
-          <w:color w:val="D4D4D4"/>
-          <w:sz w:val="16"/>
-        </w:rPr>
-        <w:t>-</w:t>
-      </w:r>
-      <w:r>
-        <w:rPr>
-          <w:rFonts w:ascii="Consolas" w:hAnsi="Consolas" w:eastAsia="Consolas"/>
-          <w:color w:val="D4D4D4"/>
-          <w:sz w:val="16"/>
-        </w:rPr>
-        <w:t>&gt;</w:t>
-      </w:r>
-      <w:r>
-        <w:rPr>
-          <w:rFonts w:ascii="Consolas" w:hAnsi="Consolas" w:eastAsia="Consolas"/>
-          <w:color w:val="D4D4D4"/>
-          <w:sz w:val="16"/>
-        </w:rPr>
-        <w:t>sha256</w:t>
-      </w:r>
-      <w:r>
-        <w:rPr>
-          <w:rFonts w:ascii="Consolas" w:hAnsi="Consolas" w:eastAsia="Consolas"/>
-          <w:color w:val="D4D4D4"/>
-          <w:sz w:val="16"/>
-        </w:rPr>
-        <w:t>]</w:t>
-      </w:r>
-      <w:r>
-        <w:rPr>
-          <w:rFonts w:ascii="Consolas" w:hAnsi="Consolas" w:eastAsia="Consolas"/>
-          <w:color w:val="D4D4D4"/>
-          <w:sz w:val="16"/>
-        </w:rPr>
-        <w:t>,</w:t>
-      </w:r>
-      <w:r>
-        <w:rPr>
-          <w:rFonts w:ascii="Consolas" w:hAnsi="Consolas" w:eastAsia="Consolas"/>
-          <w:color w:val="D4D4D4"/>
-          <w:sz w:val="16"/>
-        </w:rPr>
-        <w:br/>
-        <w:t xml:space="preserve">    </w:t>
-      </w:r>
-      <w:r>
-        <w:rPr>
-          <w:rFonts w:ascii="Consolas" w:hAnsi="Consolas" w:eastAsia="Consolas"/>
-          <w:color w:val="D4D4D4"/>
-          <w:sz w:val="16"/>
-        </w:rPr>
-        <w:t>)</w:t>
-      </w:r>
-      <w:r>
-        <w:rPr>
-          <w:rFonts w:ascii="Consolas" w:hAnsi="Consolas" w:eastAsia="Consolas"/>
-          <w:color w:val="D4D4D4"/>
-          <w:sz w:val="16"/>
-        </w:rPr>
-        <w:t>;</w:t>
-      </w:r>
-      <w:r>
-        <w:rPr>
-          <w:rFonts w:ascii="Consolas" w:hAnsi="Consolas" w:eastAsia="Consolas"/>
-          <w:color w:val="D4D4D4"/>
-          <w:sz w:val="16"/>
-        </w:rPr>
-        <w:br/>
-        <w:br/>
-        <w:t xml:space="preserve">    </w:t>
-      </w:r>
-      <w:r>
-        <w:rPr>
-          <w:rFonts w:ascii="Consolas" w:hAnsi="Consolas" w:eastAsia="Consolas"/>
-          <w:color w:val="569CD6"/>
-          <w:sz w:val="16"/>
-        </w:rPr>
-        <w:t>if</w:t>
-      </w:r>
-      <w:r>
-        <w:rPr>
-          <w:rFonts w:ascii="Consolas" w:hAnsi="Consolas" w:eastAsia="Consolas"/>
-          <w:color w:val="D4D4D4"/>
-          <w:sz w:val="16"/>
-        </w:rPr>
-        <w:t xml:space="preserve"> </w:t>
-      </w:r>
-      <w:r>
-        <w:rPr>
-          <w:rFonts w:ascii="Consolas" w:hAnsi="Consolas" w:eastAsia="Consolas"/>
-          <w:color w:val="D4D4D4"/>
-          <w:sz w:val="16"/>
-        </w:rPr>
-        <w:t>(</w:t>
-      </w:r>
-      <w:r>
-        <w:rPr>
-          <w:rFonts w:ascii="Consolas" w:hAnsi="Consolas" w:eastAsia="Consolas"/>
-          <w:color w:val="D4D4D4"/>
-          <w:sz w:val="16"/>
-        </w:rPr>
-        <w:t>!</w:t>
-      </w:r>
-      <w:r>
-        <w:rPr>
-          <w:rFonts w:ascii="Consolas" w:hAnsi="Consolas" w:eastAsia="Consolas"/>
-          <w:color w:val="D4D4D4"/>
-          <w:sz w:val="16"/>
-        </w:rPr>
-        <w:t xml:space="preserve"> </w:t>
-      </w:r>
-      <w:r>
-        <w:rPr>
-          <w:rFonts w:ascii="Consolas" w:hAnsi="Consolas" w:eastAsia="Consolas"/>
-          <w:color w:val="9CDCFE"/>
-          <w:sz w:val="16"/>
-        </w:rPr>
-        <w:t>$event</w:t>
-      </w:r>
-      <w:r>
-        <w:rPr>
-          <w:rFonts w:ascii="Consolas" w:hAnsi="Consolas" w:eastAsia="Consolas"/>
-          <w:color w:val="D4D4D4"/>
-          <w:sz w:val="16"/>
-        </w:rPr>
-        <w:t>-</w:t>
-      </w:r>
-      <w:r>
-        <w:rPr>
-          <w:rFonts w:ascii="Consolas" w:hAnsi="Consolas" w:eastAsia="Consolas"/>
-          <w:color w:val="D4D4D4"/>
-          <w:sz w:val="16"/>
-        </w:rPr>
-        <w:t>&gt;</w:t>
-      </w:r>
-      <w:r>
-        <w:rPr>
-          <w:rFonts w:ascii="Consolas" w:hAnsi="Consolas" w:eastAsia="Consolas"/>
-          <w:color w:val="D4D4D4"/>
-          <w:sz w:val="16"/>
-        </w:rPr>
-        <w:t>wasRecentlyCreated</w:t>
-      </w:r>
-      <w:r>
-        <w:rPr>
-          <w:rFonts w:ascii="Consolas" w:hAnsi="Consolas" w:eastAsia="Consolas"/>
-          <w:color w:val="D4D4D4"/>
-          <w:sz w:val="16"/>
-        </w:rPr>
-        <w:t>)</w:t>
-      </w:r>
-      <w:r>
-        <w:rPr>
-          <w:rFonts w:ascii="Consolas" w:hAnsi="Consolas" w:eastAsia="Consolas"/>
-          <w:color w:val="D4D4D4"/>
-          <w:sz w:val="16"/>
-        </w:rPr>
-        <w:t xml:space="preserve"> </w:t>
-      </w:r>
-      <w:r>
-        <w:rPr>
-          <w:rFonts w:ascii="Consolas" w:hAnsi="Consolas" w:eastAsia="Consolas"/>
-          <w:color w:val="D4D4D4"/>
-          <w:sz w:val="16"/>
-        </w:rPr>
-        <w:t>{</w:t>
-      </w:r>
-      <w:r>
-        <w:rPr>
-          <w:rFonts w:ascii="Consolas" w:hAnsi="Consolas" w:eastAsia="Consolas"/>
-          <w:color w:val="D4D4D4"/>
-          <w:sz w:val="16"/>
-        </w:rPr>
-        <w:br/>
-        <w:t xml:space="preserve">        </w:t>
-      </w:r>
-      <w:r>
-        <w:rPr>
-          <w:rFonts w:ascii="Consolas" w:hAnsi="Consolas" w:eastAsia="Consolas"/>
-          <w:color w:val="569CD6"/>
-          <w:sz w:val="16"/>
-        </w:rPr>
-        <w:t>return</w:t>
-      </w:r>
-      <w:r>
-        <w:rPr>
-          <w:rFonts w:ascii="Consolas" w:hAnsi="Consolas" w:eastAsia="Consolas"/>
-          <w:color w:val="D4D4D4"/>
-          <w:sz w:val="16"/>
-        </w:rPr>
-        <w:t xml:space="preserve"> </w:t>
-      </w:r>
-      <w:r>
-        <w:rPr>
-          <w:rFonts w:ascii="Consolas" w:hAnsi="Consolas" w:eastAsia="Consolas"/>
-          <w:color w:val="9CDCFE"/>
-          <w:sz w:val="16"/>
-        </w:rPr>
-        <w:t>$event</w:t>
-      </w:r>
-      <w:r>
-        <w:rPr>
-          <w:rFonts w:ascii="Consolas" w:hAnsi="Consolas" w:eastAsia="Consolas"/>
-          <w:color w:val="D4D4D4"/>
-          <w:sz w:val="16"/>
-        </w:rPr>
-        <w:t>;</w:t>
-      </w:r>
-      <w:r>
-        <w:rPr>
-          <w:rFonts w:ascii="Consolas" w:hAnsi="Consolas" w:eastAsia="Consolas"/>
-          <w:color w:val="D4D4D4"/>
-          <w:sz w:val="16"/>
-        </w:rPr>
-        <w:t xml:space="preserve"> </w:t>
-      </w:r>
-      <w:r>
-        <w:rPr>
-          <w:rFonts w:ascii="Consolas" w:hAnsi="Consolas" w:eastAsia="Consolas"/>
-          <w:color w:val="6A9955"/>
-          <w:sz w:val="16"/>
-        </w:rPr>
-        <w:t>// callback yang sama sudah diproses</w:t>
-      </w:r>
-      <w:r>
-        <w:rPr>
-          <w:rFonts w:ascii="Consolas" w:hAnsi="Consolas" w:eastAsia="Consolas"/>
-          <w:color w:val="D4D4D4"/>
-          <w:sz w:val="16"/>
-        </w:rPr>
-        <w:br/>
-        <w:t xml:space="preserve">    </w:t>
-      </w:r>
-      <w:r>
-        <w:rPr>
-          <w:rFonts w:ascii="Consolas" w:hAnsi="Consolas" w:eastAsia="Consolas"/>
-          <w:color w:val="D4D4D4"/>
-          <w:sz w:val="16"/>
-        </w:rPr>
-        <w:t>}</w:t>
-      </w:r>
-      <w:r>
-        <w:rPr>
-          <w:rFonts w:ascii="Consolas" w:hAnsi="Consolas" w:eastAsia="Consolas"/>
-          <w:color w:val="D4D4D4"/>
-          <w:sz w:val="16"/>
-        </w:rPr>
-        <w:br/>
-        <w:br/>
-        <w:t xml:space="preserve">    </w:t>
-      </w:r>
-      <w:r>
-        <w:rPr>
-          <w:rFonts w:ascii="Consolas" w:hAnsi="Consolas" w:eastAsia="Consolas"/>
-          <w:color w:val="9CDCFE"/>
-          <w:sz w:val="16"/>
-        </w:rPr>
-        <w:t>$payment</w:t>
-      </w:r>
-      <w:r>
-        <w:rPr>
-          <w:rFonts w:ascii="Consolas" w:hAnsi="Consolas" w:eastAsia="Consolas"/>
-          <w:color w:val="D4D4D4"/>
-          <w:sz w:val="16"/>
-        </w:rPr>
-        <w:t xml:space="preserve"> </w:t>
-      </w:r>
-      <w:r>
-        <w:rPr>
-          <w:rFonts w:ascii="Consolas" w:hAnsi="Consolas" w:eastAsia="Consolas"/>
-          <w:color w:val="D4D4D4"/>
-          <w:sz w:val="16"/>
-        </w:rPr>
-        <w:t>=</w:t>
-      </w:r>
-      <w:r>
-        <w:rPr>
-          <w:rFonts w:ascii="Consolas" w:hAnsi="Consolas" w:eastAsia="Consolas"/>
-          <w:color w:val="D4D4D4"/>
-          <w:sz w:val="16"/>
-        </w:rPr>
-        <w:t xml:space="preserve"> </w:t>
-      </w:r>
-      <w:r>
-        <w:rPr>
-          <w:rFonts w:ascii="Consolas" w:hAnsi="Consolas" w:eastAsia="Consolas"/>
-          <w:color w:val="4EC9B0"/>
-          <w:sz w:val="16"/>
-        </w:rPr>
-        <w:t>Payment</w:t>
-      </w:r>
-      <w:r>
-        <w:rPr>
-          <w:rFonts w:ascii="Consolas" w:hAnsi="Consolas" w:eastAsia="Consolas"/>
-          <w:color w:val="D4D4D4"/>
-          <w:sz w:val="16"/>
-        </w:rPr>
-        <w:t>:</w:t>
-      </w:r>
-      <w:r>
-        <w:rPr>
-          <w:rFonts w:ascii="Consolas" w:hAnsi="Consolas" w:eastAsia="Consolas"/>
-          <w:color w:val="D4D4D4"/>
-          <w:sz w:val="16"/>
-        </w:rPr>
-        <w:t>:</w:t>
-      </w:r>
-      <w:r>
-        <w:rPr>
-          <w:rFonts w:ascii="Consolas" w:hAnsi="Consolas" w:eastAsia="Consolas"/>
-          <w:color w:val="DCDCAA"/>
-          <w:sz w:val="16"/>
-        </w:rPr>
-        <w:t>query</w:t>
-      </w:r>
-      <w:r>
-        <w:rPr>
-          <w:rFonts w:ascii="Consolas" w:hAnsi="Consolas" w:eastAsia="Consolas"/>
-          <w:color w:val="D4D4D4"/>
-          <w:sz w:val="16"/>
-        </w:rPr>
-        <w:t>(</w:t>
-      </w:r>
-      <w:r>
-        <w:rPr>
-          <w:rFonts w:ascii="Consolas" w:hAnsi="Consolas" w:eastAsia="Consolas"/>
-          <w:color w:val="D4D4D4"/>
-          <w:sz w:val="16"/>
-        </w:rPr>
-        <w:t>)</w:t>
-      </w:r>
-      <w:r>
-        <w:rPr>
-          <w:rFonts w:ascii="Consolas" w:hAnsi="Consolas" w:eastAsia="Consolas"/>
-          <w:color w:val="D4D4D4"/>
-          <w:sz w:val="16"/>
-        </w:rPr>
-        <w:br/>
-        <w:t xml:space="preserve">        </w:t>
-      </w:r>
-      <w:r>
-        <w:rPr>
-          <w:rFonts w:ascii="Consolas" w:hAnsi="Consolas" w:eastAsia="Consolas"/>
-          <w:color w:val="D4D4D4"/>
-          <w:sz w:val="16"/>
-        </w:rPr>
-        <w:t>-</w:t>
-      </w:r>
-      <w:r>
-        <w:rPr>
-          <w:rFonts w:ascii="Consolas" w:hAnsi="Consolas" w:eastAsia="Consolas"/>
-          <w:color w:val="D4D4D4"/>
-          <w:sz w:val="16"/>
-        </w:rPr>
-        <w:t>&gt;</w:t>
-      </w:r>
-      <w:r>
-        <w:rPr>
-          <w:rFonts w:ascii="Consolas" w:hAnsi="Consolas" w:eastAsia="Consolas"/>
-          <w:color w:val="DCDCAA"/>
-          <w:sz w:val="16"/>
-        </w:rPr>
-        <w:t>where</w:t>
-      </w:r>
-      <w:r>
-        <w:rPr>
-          <w:rFonts w:ascii="Consolas" w:hAnsi="Consolas" w:eastAsia="Consolas"/>
-          <w:color w:val="D4D4D4"/>
-          <w:sz w:val="16"/>
-        </w:rPr>
-        <w:t>(</w:t>
-      </w:r>
-      <w:r>
-        <w:rPr>
-          <w:rFonts w:ascii="Consolas" w:hAnsi="Consolas" w:eastAsia="Consolas"/>
-          <w:color w:val="CE9178"/>
-          <w:sz w:val="16"/>
-        </w:rPr>
-        <w:t>'provider_reference'</w:t>
-      </w:r>
-      <w:r>
-        <w:rPr>
-          <w:rFonts w:ascii="Consolas" w:hAnsi="Consolas" w:eastAsia="Consolas"/>
-          <w:color w:val="D4D4D4"/>
-          <w:sz w:val="16"/>
-        </w:rPr>
-        <w:t>,</w:t>
-      </w:r>
-      <w:r>
-        <w:rPr>
-          <w:rFonts w:ascii="Consolas" w:hAnsi="Consolas" w:eastAsia="Consolas"/>
-          <w:color w:val="D4D4D4"/>
-          <w:sz w:val="16"/>
-        </w:rPr>
-        <w:t xml:space="preserve"> </w:t>
-      </w:r>
-      <w:r>
-        <w:rPr>
-          <w:rFonts w:ascii="Consolas" w:hAnsi="Consolas" w:eastAsia="Consolas"/>
-          <w:color w:val="9CDCFE"/>
-          <w:sz w:val="16"/>
-        </w:rPr>
-        <w:t>$payload</w:t>
-      </w:r>
-      <w:r>
-        <w:rPr>
-          <w:rFonts w:ascii="Consolas" w:hAnsi="Consolas" w:eastAsia="Consolas"/>
-          <w:color w:val="D4D4D4"/>
-          <w:sz w:val="16"/>
-        </w:rPr>
-        <w:t>-</w:t>
-      </w:r>
-      <w:r>
-        <w:rPr>
-          <w:rFonts w:ascii="Consolas" w:hAnsi="Consolas" w:eastAsia="Consolas"/>
-          <w:color w:val="D4D4D4"/>
-          <w:sz w:val="16"/>
-        </w:rPr>
-        <w:t>&gt;</w:t>
-      </w:r>
-      <w:r>
-        <w:rPr>
-          <w:rFonts w:ascii="Consolas" w:hAnsi="Consolas" w:eastAsia="Consolas"/>
-          <w:color w:val="D4D4D4"/>
-          <w:sz w:val="16"/>
-        </w:rPr>
-        <w:t>reference</w:t>
-      </w:r>
-      <w:r>
-        <w:rPr>
-          <w:rFonts w:ascii="Consolas" w:hAnsi="Consolas" w:eastAsia="Consolas"/>
-          <w:color w:val="D4D4D4"/>
-          <w:sz w:val="16"/>
-        </w:rPr>
-        <w:t>)</w:t>
-      </w:r>
-      <w:r>
-        <w:rPr>
-          <w:rFonts w:ascii="Consolas" w:hAnsi="Consolas" w:eastAsia="Consolas"/>
-          <w:color w:val="D4D4D4"/>
-          <w:sz w:val="16"/>
-        </w:rPr>
-        <w:br/>
-        <w:t xml:space="preserve">        </w:t>
-      </w:r>
-      <w:r>
-        <w:rPr>
-          <w:rFonts w:ascii="Consolas" w:hAnsi="Consolas" w:eastAsia="Consolas"/>
-          <w:color w:val="D4D4D4"/>
-          <w:sz w:val="16"/>
-        </w:rPr>
-        <w:t>-</w:t>
-      </w:r>
-      <w:r>
-        <w:rPr>
-          <w:rFonts w:ascii="Consolas" w:hAnsi="Consolas" w:eastAsia="Consolas"/>
-          <w:color w:val="D4D4D4"/>
-          <w:sz w:val="16"/>
-        </w:rPr>
-        <w:t>&gt;</w:t>
-      </w:r>
-      <w:r>
-        <w:rPr>
-          <w:rFonts w:ascii="Consolas" w:hAnsi="Consolas" w:eastAsia="Consolas"/>
-          <w:color w:val="DCDCAA"/>
-          <w:sz w:val="16"/>
-        </w:rPr>
-        <w:t>lockForUpdate</w:t>
-      </w:r>
-      <w:r>
-        <w:rPr>
-          <w:rFonts w:ascii="Consolas" w:hAnsi="Consolas" w:eastAsia="Consolas"/>
-          <w:color w:val="D4D4D4"/>
-          <w:sz w:val="16"/>
-        </w:rPr>
-        <w:t>(</w:t>
-      </w:r>
-      <w:r>
-        <w:rPr>
-          <w:rFonts w:ascii="Consolas" w:hAnsi="Consolas" w:eastAsia="Consolas"/>
-          <w:color w:val="D4D4D4"/>
-          <w:sz w:val="16"/>
-        </w:rPr>
-        <w:t>)</w:t>
-      </w:r>
-      <w:r>
-        <w:rPr>
-          <w:rFonts w:ascii="Consolas" w:hAnsi="Consolas" w:eastAsia="Consolas"/>
-          <w:color w:val="D4D4D4"/>
-          <w:sz w:val="16"/>
-        </w:rPr>
-        <w:br/>
-        <w:t xml:space="preserve">        </w:t>
-      </w:r>
-      <w:r>
-        <w:rPr>
-          <w:rFonts w:ascii="Consolas" w:hAnsi="Consolas" w:eastAsia="Consolas"/>
-          <w:color w:val="D4D4D4"/>
-          <w:sz w:val="16"/>
-        </w:rPr>
-        <w:t>-</w:t>
-      </w:r>
-      <w:r>
-        <w:rPr>
-          <w:rFonts w:ascii="Consolas" w:hAnsi="Consolas" w:eastAsia="Consolas"/>
-          <w:color w:val="D4D4D4"/>
-          <w:sz w:val="16"/>
-        </w:rPr>
-        <w:t>&gt;</w:t>
-      </w:r>
-      <w:r>
-        <w:rPr>
-          <w:rFonts w:ascii="Consolas" w:hAnsi="Consolas" w:eastAsia="Consolas"/>
-          <w:color w:val="DCDCAA"/>
-          <w:sz w:val="16"/>
-        </w:rPr>
-        <w:t>firstOrFail</w:t>
-      </w:r>
-      <w:r>
-        <w:rPr>
-          <w:rFonts w:ascii="Consolas" w:hAnsi="Consolas" w:eastAsia="Consolas"/>
-          <w:color w:val="D4D4D4"/>
-          <w:sz w:val="16"/>
-        </w:rPr>
-        <w:t>(</w:t>
-      </w:r>
-      <w:r>
-        <w:rPr>
-          <w:rFonts w:ascii="Consolas" w:hAnsi="Consolas" w:eastAsia="Consolas"/>
-          <w:color w:val="D4D4D4"/>
-          <w:sz w:val="16"/>
-        </w:rPr>
-        <w:t>)</w:t>
-      </w:r>
-      <w:r>
-        <w:rPr>
-          <w:rFonts w:ascii="Consolas" w:hAnsi="Consolas" w:eastAsia="Consolas"/>
-          <w:color w:val="D4D4D4"/>
-          <w:sz w:val="16"/>
-        </w:rPr>
-        <w:t>;</w:t>
-      </w:r>
-      <w:r>
-        <w:rPr>
-          <w:rFonts w:ascii="Consolas" w:hAnsi="Consolas" w:eastAsia="Consolas"/>
-          <w:color w:val="D4D4D4"/>
-          <w:sz w:val="16"/>
-        </w:rPr>
-        <w:br/>
-        <w:br/>
-        <w:t xml:space="preserve">    </w:t>
-      </w:r>
-      <w:r>
-        <w:rPr>
-          <w:rFonts w:ascii="Consolas" w:hAnsi="Consolas" w:eastAsia="Consolas"/>
-          <w:color w:val="9CDCFE"/>
-          <w:sz w:val="16"/>
-        </w:rPr>
-        <w:t>$this</w:t>
-      </w:r>
-      <w:r>
-        <w:rPr>
-          <w:rFonts w:ascii="Consolas" w:hAnsi="Consolas" w:eastAsia="Consolas"/>
-          <w:color w:val="D4D4D4"/>
-          <w:sz w:val="16"/>
-        </w:rPr>
-        <w:t>-</w:t>
-      </w:r>
-      <w:r>
-        <w:rPr>
-          <w:rFonts w:ascii="Consolas" w:hAnsi="Consolas" w:eastAsia="Consolas"/>
-          <w:color w:val="D4D4D4"/>
-          <w:sz w:val="16"/>
-        </w:rPr>
-        <w:t>&gt;</w:t>
-      </w:r>
-      <w:r>
-        <w:rPr>
-          <w:rFonts w:ascii="Consolas" w:hAnsi="Consolas" w:eastAsia="Consolas"/>
-          <w:color w:val="DCDCAA"/>
-          <w:sz w:val="16"/>
-        </w:rPr>
-        <w:t>assertValidTransition</w:t>
-      </w:r>
-      <w:r>
-        <w:rPr>
-          <w:rFonts w:ascii="Consolas" w:hAnsi="Consolas" w:eastAsia="Consolas"/>
-          <w:color w:val="D4D4D4"/>
-          <w:sz w:val="16"/>
-        </w:rPr>
-        <w:t>(</w:t>
-      </w:r>
-      <w:r>
-        <w:rPr>
-          <w:rFonts w:ascii="Consolas" w:hAnsi="Consolas" w:eastAsia="Consolas"/>
-          <w:color w:val="9CDCFE"/>
-          <w:sz w:val="16"/>
-        </w:rPr>
-        <w:t>$payment</w:t>
-      </w:r>
-      <w:r>
-        <w:rPr>
-          <w:rFonts w:ascii="Consolas" w:hAnsi="Consolas" w:eastAsia="Consolas"/>
-          <w:color w:val="D4D4D4"/>
-          <w:sz w:val="16"/>
-        </w:rPr>
-        <w:t>,</w:t>
-      </w:r>
-      <w:r>
-        <w:rPr>
-          <w:rFonts w:ascii="Consolas" w:hAnsi="Consolas" w:eastAsia="Consolas"/>
-          <w:color w:val="D4D4D4"/>
-          <w:sz w:val="16"/>
-        </w:rPr>
-        <w:t xml:space="preserve"> </w:t>
-      </w:r>
-      <w:r>
-        <w:rPr>
-          <w:rFonts w:ascii="Consolas" w:hAnsi="Consolas" w:eastAsia="Consolas"/>
-          <w:color w:val="9CDCFE"/>
-          <w:sz w:val="16"/>
-        </w:rPr>
-        <w:t>$payload</w:t>
-      </w:r>
-      <w:r>
-        <w:rPr>
-          <w:rFonts w:ascii="Consolas" w:hAnsi="Consolas" w:eastAsia="Consolas"/>
-          <w:color w:val="D4D4D4"/>
-          <w:sz w:val="16"/>
-        </w:rPr>
-        <w:t>)</w:t>
-      </w:r>
-      <w:r>
-        <w:rPr>
-          <w:rFonts w:ascii="Consolas" w:hAnsi="Consolas" w:eastAsia="Consolas"/>
-          <w:color w:val="D4D4D4"/>
-          <w:sz w:val="16"/>
-        </w:rPr>
-        <w:t>;</w:t>
-      </w:r>
-      <w:r>
-        <w:rPr>
-          <w:rFonts w:ascii="Consolas" w:hAnsi="Consolas" w:eastAsia="Consolas"/>
-          <w:color w:val="D4D4D4"/>
-          <w:sz w:val="16"/>
-        </w:rPr>
-        <w:br/>
-        <w:t xml:space="preserve">    </w:t>
-      </w:r>
-      <w:r>
-        <w:rPr>
-          <w:rFonts w:ascii="Consolas" w:hAnsi="Consolas" w:eastAsia="Consolas"/>
-          <w:color w:val="9CDCFE"/>
-          <w:sz w:val="16"/>
-        </w:rPr>
-        <w:t>$this</w:t>
-      </w:r>
-      <w:r>
-        <w:rPr>
-          <w:rFonts w:ascii="Consolas" w:hAnsi="Consolas" w:eastAsia="Consolas"/>
-          <w:color w:val="D4D4D4"/>
-          <w:sz w:val="16"/>
-        </w:rPr>
-        <w:t>-</w:t>
-      </w:r>
-      <w:r>
-        <w:rPr>
-          <w:rFonts w:ascii="Consolas" w:hAnsi="Consolas" w:eastAsia="Consolas"/>
-          <w:color w:val="D4D4D4"/>
-          <w:sz w:val="16"/>
-        </w:rPr>
-        <w:t>&gt;</w:t>
-      </w:r>
-      <w:r>
-        <w:rPr>
-          <w:rFonts w:ascii="Consolas" w:hAnsi="Consolas" w:eastAsia="Consolas"/>
-          <w:color w:val="DCDCAA"/>
-          <w:sz w:val="16"/>
-        </w:rPr>
-        <w:t>writeBalancedLedgerAndOutbox</w:t>
-      </w:r>
-      <w:r>
-        <w:rPr>
-          <w:rFonts w:ascii="Consolas" w:hAnsi="Consolas" w:eastAsia="Consolas"/>
-          <w:color w:val="D4D4D4"/>
-          <w:sz w:val="16"/>
-        </w:rPr>
-        <w:t>(</w:t>
-      </w:r>
-      <w:r>
-        <w:rPr>
-          <w:rFonts w:ascii="Consolas" w:hAnsi="Consolas" w:eastAsia="Consolas"/>
-          <w:color w:val="9CDCFE"/>
-          <w:sz w:val="16"/>
-        </w:rPr>
-        <w:t>$payment</w:t>
-      </w:r>
-      <w:r>
-        <w:rPr>
-          <w:rFonts w:ascii="Consolas" w:hAnsi="Consolas" w:eastAsia="Consolas"/>
-          <w:color w:val="D4D4D4"/>
-          <w:sz w:val="16"/>
-        </w:rPr>
-        <w:t>,</w:t>
-      </w:r>
-      <w:r>
-        <w:rPr>
-          <w:rFonts w:ascii="Consolas" w:hAnsi="Consolas" w:eastAsia="Consolas"/>
-          <w:color w:val="D4D4D4"/>
-          <w:sz w:val="16"/>
-        </w:rPr>
-        <w:t xml:space="preserve"> </w:t>
-      </w:r>
-      <w:r>
-        <w:rPr>
-          <w:rFonts w:ascii="Consolas" w:hAnsi="Consolas" w:eastAsia="Consolas"/>
-          <w:color w:val="9CDCFE"/>
-          <w:sz w:val="16"/>
-        </w:rPr>
-        <w:t>$event</w:t>
-      </w:r>
-      <w:r>
-        <w:rPr>
-          <w:rFonts w:ascii="Consolas" w:hAnsi="Consolas" w:eastAsia="Consolas"/>
-          <w:color w:val="D4D4D4"/>
-          <w:sz w:val="16"/>
-        </w:rPr>
-        <w:t>)</w:t>
-      </w:r>
-      <w:r>
-        <w:rPr>
-          <w:rFonts w:ascii="Consolas" w:hAnsi="Consolas" w:eastAsia="Consolas"/>
-          <w:color w:val="D4D4D4"/>
-          <w:sz w:val="16"/>
-        </w:rPr>
-        <w:t>;</w:t>
-      </w:r>
-      <w:r>
-        <w:rPr>
-          <w:rFonts w:ascii="Consolas" w:hAnsi="Consolas" w:eastAsia="Consolas"/>
-          <w:color w:val="D4D4D4"/>
-          <w:sz w:val="16"/>
-        </w:rPr>
-        <w:br/>
-        <w:br/>
-        <w:t xml:space="preserve">    </w:t>
-      </w:r>
-      <w:r>
-        <w:rPr>
-          <w:rFonts w:ascii="Consolas" w:hAnsi="Consolas" w:eastAsia="Consolas"/>
-          <w:color w:val="4EC9B0"/>
-          <w:sz w:val="16"/>
-        </w:rPr>
-        <w:t>PublishOutbox</w:t>
-      </w:r>
-      <w:r>
-        <w:rPr>
-          <w:rFonts w:ascii="Consolas" w:hAnsi="Consolas" w:eastAsia="Consolas"/>
-          <w:color w:val="D4D4D4"/>
-          <w:sz w:val="16"/>
-        </w:rPr>
-        <w:t>:</w:t>
-      </w:r>
-      <w:r>
-        <w:rPr>
-          <w:rFonts w:ascii="Consolas" w:hAnsi="Consolas" w:eastAsia="Consolas"/>
-          <w:color w:val="D4D4D4"/>
-          <w:sz w:val="16"/>
-        </w:rPr>
-        <w:t>:</w:t>
-      </w:r>
-      <w:r>
-        <w:rPr>
-          <w:rFonts w:ascii="Consolas" w:hAnsi="Consolas" w:eastAsia="Consolas"/>
-          <w:color w:val="DCDCAA"/>
-          <w:sz w:val="16"/>
-        </w:rPr>
-        <w:t>dispatch</w:t>
-      </w:r>
-      <w:r>
-        <w:rPr>
-          <w:rFonts w:ascii="Consolas" w:hAnsi="Consolas" w:eastAsia="Consolas"/>
-          <w:color w:val="D4D4D4"/>
-          <w:sz w:val="16"/>
-        </w:rPr>
-        <w:t>(</w:t>
-      </w:r>
-      <w:r>
-        <w:rPr>
-          <w:rFonts w:ascii="Consolas" w:hAnsi="Consolas" w:eastAsia="Consolas"/>
-          <w:color w:val="9CDCFE"/>
-          <w:sz w:val="16"/>
-        </w:rPr>
-        <w:t>$event</w:t>
-      </w:r>
-      <w:r>
-        <w:rPr>
-          <w:rFonts w:ascii="Consolas" w:hAnsi="Consolas" w:eastAsia="Consolas"/>
-          <w:color w:val="D4D4D4"/>
-          <w:sz w:val="16"/>
-        </w:rPr>
-        <w:t>-</w:t>
-      </w:r>
-      <w:r>
-        <w:rPr>
-          <w:rFonts w:ascii="Consolas" w:hAnsi="Consolas" w:eastAsia="Consolas"/>
-          <w:color w:val="D4D4D4"/>
-          <w:sz w:val="16"/>
-        </w:rPr>
-        <w:t>&gt;</w:t>
-      </w:r>
-      <w:r>
-        <w:rPr>
-          <w:rFonts w:ascii="Consolas" w:hAnsi="Consolas" w:eastAsia="Consolas"/>
-          <w:color w:val="D4D4D4"/>
-          <w:sz w:val="16"/>
-        </w:rPr>
-        <w:t>id</w:t>
-      </w:r>
-      <w:r>
-        <w:rPr>
-          <w:rFonts w:ascii="Consolas" w:hAnsi="Consolas" w:eastAsia="Consolas"/>
-          <w:color w:val="D4D4D4"/>
-          <w:sz w:val="16"/>
-        </w:rPr>
-        <w:t>)</w:t>
-      </w:r>
-      <w:r>
-        <w:rPr>
-          <w:rFonts w:ascii="Consolas" w:hAnsi="Consolas" w:eastAsia="Consolas"/>
-          <w:color w:val="D4D4D4"/>
-          <w:sz w:val="16"/>
-        </w:rPr>
-        <w:t>-</w:t>
-      </w:r>
-      <w:r>
-        <w:rPr>
-          <w:rFonts w:ascii="Consolas" w:hAnsi="Consolas" w:eastAsia="Consolas"/>
-          <w:color w:val="D4D4D4"/>
-          <w:sz w:val="16"/>
-        </w:rPr>
-        <w:t>&gt;</w:t>
-      </w:r>
-      <w:r>
-        <w:rPr>
-          <w:rFonts w:ascii="Consolas" w:hAnsi="Consolas" w:eastAsia="Consolas"/>
-          <w:color w:val="DCDCAA"/>
-          <w:sz w:val="16"/>
-        </w:rPr>
-        <w:t>afterCommit</w:t>
-      </w:r>
-      <w:r>
-        <w:rPr>
-          <w:rFonts w:ascii="Consolas" w:hAnsi="Consolas" w:eastAsia="Consolas"/>
-          <w:color w:val="D4D4D4"/>
-          <w:sz w:val="16"/>
-        </w:rPr>
-        <w:t>(</w:t>
-      </w:r>
-      <w:r>
-        <w:rPr>
-          <w:rFonts w:ascii="Consolas" w:hAnsi="Consolas" w:eastAsia="Consolas"/>
-          <w:color w:val="D4D4D4"/>
-          <w:sz w:val="16"/>
-        </w:rPr>
-        <w:t>)</w:t>
-      </w:r>
-      <w:r>
-        <w:rPr>
-          <w:rFonts w:ascii="Consolas" w:hAnsi="Consolas" w:eastAsia="Consolas"/>
-          <w:color w:val="D4D4D4"/>
-          <w:sz w:val="16"/>
-        </w:rPr>
-        <w:t>;</w:t>
-      </w:r>
-      <w:r>
-        <w:rPr>
-          <w:rFonts w:ascii="Consolas" w:hAnsi="Consolas" w:eastAsia="Consolas"/>
-          <w:color w:val="D4D4D4"/>
-          <w:sz w:val="16"/>
-        </w:rPr>
-        <w:br/>
-        <w:br/>
-        <w:t xml:space="preserve">    </w:t>
-      </w:r>
-      <w:r>
-        <w:rPr>
-          <w:rFonts w:ascii="Consolas" w:hAnsi="Consolas" w:eastAsia="Consolas"/>
-          <w:color w:val="569CD6"/>
-          <w:sz w:val="16"/>
-        </w:rPr>
-        <w:t>return</w:t>
-      </w:r>
-      <w:r>
-        <w:rPr>
-          <w:rFonts w:ascii="Consolas" w:hAnsi="Consolas" w:eastAsia="Consolas"/>
-          <w:color w:val="D4D4D4"/>
-          <w:sz w:val="16"/>
-        </w:rPr>
-        <w:t xml:space="preserve"> </w:t>
-      </w:r>
-      <w:r>
-        <w:rPr>
-          <w:rFonts w:ascii="Consolas" w:hAnsi="Consolas" w:eastAsia="Consolas"/>
-          <w:color w:val="9CDCFE"/>
-          <w:sz w:val="16"/>
-        </w:rPr>
-        <w:t>$event</w:t>
-      </w:r>
-      <w:r>
-        <w:rPr>
-          <w:rFonts w:ascii="Consolas" w:hAnsi="Consolas" w:eastAsia="Consolas"/>
-          <w:color w:val="D4D4D4"/>
-          <w:sz w:val="16"/>
-        </w:rPr>
-        <w:t>;</w:t>
-      </w:r>
-      <w:r>
-        <w:rPr>
-          <w:rFonts w:ascii="Consolas" w:hAnsi="Consolas" w:eastAsia="Consolas"/>
-          <w:color w:val="D4D4D4"/>
-          <w:sz w:val="16"/>
-        </w:rPr>
-        <w:br/>
-      </w:r>
-      <w:r>
-        <w:rPr>
-          <w:rFonts w:ascii="Consolas" w:hAnsi="Consolas" w:eastAsia="Consolas"/>
-          <w:color w:val="D4D4D4"/>
-          <w:sz w:val="16"/>
-        </w:rPr>
-        <w:t>}</w:t>
-      </w:r>
-      <w:r>
-        <w:rPr>
-          <w:rFonts w:ascii="Consolas" w:hAnsi="Consolas" w:eastAsia="Consolas"/>
-          <w:color w:val="D4D4D4"/>
-          <w:sz w:val="16"/>
-        </w:rPr>
-        <w:t>,</w:t>
-      </w:r>
-      <w:r>
-        <w:rPr>
-          <w:rFonts w:ascii="Consolas" w:hAnsi="Consolas" w:eastAsia="Consolas"/>
-          <w:color w:val="D4D4D4"/>
-          <w:sz w:val="16"/>
-        </w:rPr>
-        <w:t xml:space="preserve"> </w:t>
-      </w:r>
-      <w:r>
-        <w:rPr>
-          <w:rFonts w:ascii="Consolas" w:hAnsi="Consolas" w:eastAsia="Consolas"/>
-          <w:color w:val="D4D4D4"/>
-          <w:sz w:val="16"/>
-        </w:rPr>
-        <w:t>attempts</w:t>
-      </w:r>
-      <w:r>
-        <w:rPr>
-          <w:rFonts w:ascii="Consolas" w:hAnsi="Consolas" w:eastAsia="Consolas"/>
-          <w:color w:val="D4D4D4"/>
-          <w:sz w:val="16"/>
-        </w:rPr>
-        <w:t>:</w:t>
-      </w:r>
-      <w:r>
-        <w:rPr>
-          <w:rFonts w:ascii="Consolas" w:hAnsi="Consolas" w:eastAsia="Consolas"/>
-          <w:color w:val="D4D4D4"/>
-          <w:sz w:val="16"/>
-        </w:rPr>
-        <w:t xml:space="preserve"> </w:t>
-      </w:r>
-      <w:r>
-        <w:rPr>
-          <w:rFonts w:ascii="Consolas" w:hAnsi="Consolas" w:eastAsia="Consolas"/>
-          <w:color w:val="D4D4D4"/>
-          <w:sz w:val="16"/>
-        </w:rPr>
-        <w:t>5</w:t>
-      </w:r>
-      <w:r>
-        <w:rPr>
-          <w:rFonts w:ascii="Consolas" w:hAnsi="Consolas" w:eastAsia="Consolas"/>
-          <w:color w:val="D4D4D4"/>
-          <w:sz w:val="16"/>
-        </w:rPr>
-        <w:t>)</w:t>
-      </w:r>
-      <w:r>
-        <w:rPr>
-          <w:rFonts w:ascii="Consolas" w:hAnsi="Consolas" w:eastAsia="Consolas"/>
-          <w:color w:val="D4D4D4"/>
-          <w:sz w:val="16"/>
-        </w:rPr>
-        <w:t>;</w:t>
+        <w:t xml:space="preserve">);</w:t>
       </w:r>
     </w:p>
     <w:p>
@@ -5795,60 +5084,82 @@
     <w:p>
       <w:pPr>
         <w:pStyle w:val="CodeHeader"/>
-        <w:shd w:fill="2D2D30"/>
+        <w:keepNext/>
         <w:pBdr>
-          <w:left w:val="single" w:sz="4" w:space="8" w:color="2D2D30"/>
+          <w:left w:val="single" w:sz="12" w:space="8" w:color="B8DDE0"/>
         </w:pBdr>
+        <w:shd w:val="clear" w:color="auto" w:fill="E4EAED"/>
       </w:pPr>
       <w:r>
         <w:rPr>
           <w:rFonts w:ascii="Consolas" w:hAnsi="Consolas"/>
           <w:b/>
-          <w:color w:val="FFFFFF"/>
+          <w:color w:val="262626"/>
           <w:sz w:val="16"/>
         </w:rPr>
-        <w:t>Lokasi: terminal pada root repository kantin-multi-tenant   •   MODUL 11 — TERMINAL   •   BASH</w:t>
+        <w:t xml:space="preserve">Lokasi: terminal pada root repository kantin-multi-tenant   •   MODUL 11 — TERMINAL   •   BASH</w:t>
       </w:r>
     </w:p>
     <w:p>
       <w:pPr>
         <w:pStyle w:val="CodeBlock"/>
-        <w:shd w:fill="1E1E1E"/>
         <w:pBdr>
-          <w:left w:val="single" w:sz="4" w:space="8" w:color="1E1E1E"/>
+          <w:left w:val="single" w:sz="12" w:space="8" w:color="B8DDE0"/>
         </w:pBdr>
+        <w:shd w:val="clear" w:color="auto" w:fill="F2F3F7"/>
       </w:pPr>
       <w:r>
         <w:rPr>
           <w:rFonts w:ascii="Consolas" w:hAnsi="Consolas"/>
-          <w:color w:val="4EC9B0"/>
+          <w:b/>
+          <w:color w:val="000080"/>
           <w:sz w:val="16"/>
         </w:rPr>
-        <w:t>php</w:t>
+        <w:t xml:space="preserve">php</w:t>
       </w:r>
       <w:r>
         <w:rPr>
           <w:rFonts w:ascii="Consolas" w:hAnsi="Consolas"/>
-          <w:color w:val="D4D4D4"/>
+          <w:color w:val="262626"/>
           <w:sz w:val="16"/>
         </w:rPr>
         <w:t xml:space="preserve"> artisan test</w:t>
+      </w:r>
+      <w:r>
         <w:br/>
-        <w:t xml:space="preserve">./vendor/bin/pint --test</w:t>
+      </w:r>
+      <w:r>
+        <w:rPr>
+          <w:rFonts w:ascii="Consolas" w:hAnsi="Consolas"/>
+          <w:color w:val="262626"/>
+          <w:sz w:val="16"/>
+        </w:rPr>
+        <w:t xml:space="preserve">./vendor/bin/pint </w:t>
+      </w:r>
+      <w:r>
+        <w:rPr>
+          <w:rFonts w:ascii="Consolas" w:hAnsi="Consolas"/>
+          <w:color w:val="0073E6"/>
+          <w:sz w:val="16"/>
+        </w:rPr>
+        <w:t xml:space="preserve">--test</w:t>
+      </w:r>
+      <w:r>
         <w:br/>
       </w:r>
       <w:r>
         <w:rPr>
           <w:rFonts w:ascii="Consolas" w:hAnsi="Consolas"/>
-          <w:color w:val="4EC9B0"/>
+          <w:b/>
+          <w:color w:val="000080"/>
           <w:sz w:val="16"/>
         </w:rPr>
-        <w:t>npm</w:t>
+        <w:t xml:space="preserve">npm</w:t>
       </w:r>
       <w:r>
         <w:rPr>
           <w:rFonts w:ascii="Consolas" w:hAnsi="Consolas"/>
-          <w:color w:val="D4D4D4"/>
+          <w:color w:val="262626"/>
           <w:sz w:val="16"/>
         </w:rPr>
         <w:t xml:space="preserve"> run build</w:t>
@@ -5992,23 +5303,24 @@
     <w:p>
       <w:pPr>
         <w:pStyle w:val="CodeBlock"/>
-        <w:shd w:fill="1E1E1E" w:val="clear"/>
         <w:pBdr>
-          <w:left w:val="single" w:sz="4" w:space="8" w:color="1E1E1E"/>
+          <w:left w:val="single" w:sz="12" w:space="8" w:color="B8DDE0"/>
         </w:pBdr>
+        <w:shd w:val="clear" w:color="auto" w:fill="F2F3F7"/>
       </w:pPr>
       <w:r>
         <w:rPr>
           <w:rFonts w:ascii="Consolas" w:hAnsi="Consolas"/>
-          <w:color w:val="569CD6"/>
+          <w:b/>
+          <w:color w:val="000080"/>
           <w:sz w:val="16"/>
         </w:rPr>
-        <w:t>return</w:t>
+        <w:t xml:space="preserve">return</w:t>
       </w:r>
       <w:r>
         <w:rPr>
           <w:rFonts w:ascii="Consolas" w:hAnsi="Consolas"/>
-          <w:color w:val="D4D4D4"/>
+          <w:color w:val="262626"/>
           <w:sz w:val="16"/>
         </w:rPr>
         <w:t xml:space="preserve"> </w:t>
@@ -6016,47 +5328,48 @@
       <w:r>
         <w:rPr>
           <w:rFonts w:ascii="Consolas" w:hAnsi="Consolas"/>
-          <w:color w:val="4EC9B0"/>
+          <w:color w:val="267F99"/>
           <w:sz w:val="16"/>
         </w:rPr>
-        <w:t>DB</w:t>
+        <w:t xml:space="preserve">DB</w:t>
       </w:r>
       <w:r>
         <w:rPr>
           <w:rFonts w:ascii="Consolas" w:hAnsi="Consolas"/>
-          <w:color w:val="D4D4D4"/>
+          <w:color w:val="262626"/>
           <w:sz w:val="16"/>
         </w:rPr>
-        <w:t>::</w:t>
+        <w:t xml:space="preserve">::</w:t>
       </w:r>
       <w:r>
         <w:rPr>
           <w:rFonts w:ascii="Consolas" w:hAnsi="Consolas"/>
-          <w:color w:val="DCDCAA"/>
+          <w:color w:val="795E26"/>
           <w:sz w:val="16"/>
         </w:rPr>
-        <w:t>transaction</w:t>
+        <w:t xml:space="preserve">transaction</w:t>
       </w:r>
       <w:r>
         <w:rPr>
           <w:rFonts w:ascii="Consolas" w:hAnsi="Consolas"/>
-          <w:color w:val="D4D4D4"/>
+          <w:color w:val="262626"/>
           <w:sz w:val="16"/>
         </w:rPr>
-        <w:t>(</w:t>
+        <w:t xml:space="preserve">(</w:t>
       </w:r>
       <w:r>
         <w:rPr>
           <w:rFonts w:ascii="Consolas" w:hAnsi="Consolas"/>
-          <w:color w:val="569CD6"/>
+          <w:b/>
+          <w:color w:val="000080"/>
           <w:sz w:val="16"/>
         </w:rPr>
-        <w:t>function</w:t>
+        <w:t xml:space="preserve">function</w:t>
       </w:r>
       <w:r>
         <w:rPr>
           <w:rFonts w:ascii="Consolas" w:hAnsi="Consolas"/>
-          <w:color w:val="D4D4D4"/>
+          <w:color w:val="262626"/>
           <w:sz w:val="16"/>
         </w:rPr>
         <w:t xml:space="preserve"> () </w:t>
@@ -6064,15 +5377,16 @@
       <w:r>
         <w:rPr>
           <w:rFonts w:ascii="Consolas" w:hAnsi="Consolas"/>
-          <w:color w:val="569CD6"/>
+          <w:b/>
+          <w:color w:val="000080"/>
           <w:sz w:val="16"/>
         </w:rPr>
-        <w:t>use</w:t>
+        <w:t xml:space="preserve">use</w:t>
       </w:r>
       <w:r>
         <w:rPr>
           <w:rFonts w:ascii="Consolas" w:hAnsi="Consolas"/>
-          <w:color w:val="D4D4D4"/>
+          <w:color w:val="262626"/>
           <w:sz w:val="16"/>
         </w:rPr>
         <w:t xml:space="preserve"> (</w:t>
@@ -6080,15 +5394,15 @@
       <w:r>
         <w:rPr>
           <w:rFonts w:ascii="Consolas" w:hAnsi="Consolas"/>
-          <w:color w:val="9CDCFE"/>
+          <w:color w:val="660E7A"/>
           <w:sz w:val="16"/>
         </w:rPr>
-        <w:t>$event</w:t>
+        <w:t xml:space="preserve">$event</w:t>
       </w:r>
       <w:r>
         <w:rPr>
           <w:rFonts w:ascii="Consolas" w:hAnsi="Consolas"/>
-          <w:color w:val="D4D4D4"/>
+          <w:color w:val="262626"/>
           <w:sz w:val="16"/>
         </w:rPr>
         <w:t xml:space="preserve">): </w:t>
@@ -6096,33 +5410,43 @@
       <w:r>
         <w:rPr>
           <w:rFonts w:ascii="Consolas" w:hAnsi="Consolas"/>
-          <w:color w:val="569CD6"/>
+          <w:b/>
+          <w:color w:val="000080"/>
           <w:sz w:val="16"/>
         </w:rPr>
-        <w:t>string</w:t>
+        <w:t xml:space="preserve">string</w:t>
       </w:r>
       <w:r>
         <w:rPr>
           <w:rFonts w:ascii="Consolas" w:hAnsi="Consolas"/>
-          <w:color w:val="D4D4D4"/>
+          <w:color w:val="262626"/>
           <w:sz w:val="16"/>
         </w:rPr>
         <w:t xml:space="preserve"> {</w:t>
+      </w:r>
+      <w:r>
         <w:br/>
+      </w:r>
+      <w:r>
+        <w:rPr>
+          <w:rFonts w:ascii="Consolas" w:hAnsi="Consolas"/>
+          <w:color w:val="262626"/>
+          <w:sz w:val="16"/>
+        </w:rPr>
         <w:t xml:space="preserve">    </w:t>
       </w:r>
       <w:r>
         <w:rPr>
           <w:rFonts w:ascii="Consolas" w:hAnsi="Consolas"/>
-          <w:color w:val="9CDCFE"/>
+          <w:color w:val="660E7A"/>
           <w:sz w:val="16"/>
         </w:rPr>
-        <w:t>$payment</w:t>
+        <w:t xml:space="preserve">$payment</w:t>
       </w:r>
       <w:r>
         <w:rPr>
           <w:rFonts w:ascii="Consolas" w:hAnsi="Consolas"/>
-          <w:color w:val="D4D4D4"/>
+          <w:color w:val="262626"/>
           <w:sz w:val="16"/>
         </w:rPr>
         <w:t xml:space="preserve"> = </w:t>
@@ -6130,65 +5454,74 @@
       <w:r>
         <w:rPr>
           <w:rFonts w:ascii="Consolas" w:hAnsi="Consolas"/>
-          <w:color w:val="4EC9B0"/>
+          <w:color w:val="267F99"/>
           <w:sz w:val="16"/>
         </w:rPr>
-        <w:t>Payment</w:t>
+        <w:t xml:space="preserve">Payment</w:t>
       </w:r>
       <w:r>
         <w:rPr>
           <w:rFonts w:ascii="Consolas" w:hAnsi="Consolas"/>
-          <w:color w:val="D4D4D4"/>
+          <w:color w:val="262626"/>
           <w:sz w:val="16"/>
         </w:rPr>
-        <w:t>::</w:t>
+        <w:t xml:space="preserve">::</w:t>
       </w:r>
       <w:r>
         <w:rPr>
           <w:rFonts w:ascii="Consolas" w:hAnsi="Consolas"/>
-          <w:color w:val="DCDCAA"/>
+          <w:color w:val="795E26"/>
           <w:sz w:val="16"/>
         </w:rPr>
-        <w:t>query</w:t>
+        <w:t xml:space="preserve">query</w:t>
       </w:r>
       <w:r>
         <w:rPr>
           <w:rFonts w:ascii="Consolas" w:hAnsi="Consolas"/>
-          <w:color w:val="D4D4D4"/>
+          <w:color w:val="262626"/>
           <w:sz w:val="16"/>
         </w:rPr>
-        <w:t>()</w:t>
+        <w:t xml:space="preserve">()</w:t>
+      </w:r>
+      <w:r>
         <w:br/>
+      </w:r>
+      <w:r>
+        <w:rPr>
+          <w:rFonts w:ascii="Consolas" w:hAnsi="Consolas"/>
+          <w:color w:val="262626"/>
+          <w:sz w:val="16"/>
+        </w:rPr>
         <w:t xml:space="preserve">        -&gt;</w:t>
       </w:r>
       <w:r>
         <w:rPr>
           <w:rFonts w:ascii="Consolas" w:hAnsi="Consolas"/>
-          <w:color w:val="DCDCAA"/>
+          <w:color w:val="795E26"/>
           <w:sz w:val="16"/>
         </w:rPr>
-        <w:t>where</w:t>
+        <w:t xml:space="preserve">where</w:t>
       </w:r>
       <w:r>
         <w:rPr>
           <w:rFonts w:ascii="Consolas" w:hAnsi="Consolas"/>
-          <w:color w:val="D4D4D4"/>
+          <w:color w:val="262626"/>
           <w:sz w:val="16"/>
         </w:rPr>
-        <w:t>(</w:t>
+        <w:t xml:space="preserve">(</w:t>
       </w:r>
       <w:r>
         <w:rPr>
           <w:rFonts w:ascii="Consolas" w:hAnsi="Consolas"/>
-          <w:color w:val="CE9178"/>
+          <w:color w:val="00733B"/>
           <w:sz w:val="16"/>
         </w:rPr>
-        <w:t>'payment_reference'</w:t>
+        <w:t xml:space="preserve">'payment_reference'</w:t>
       </w:r>
       <w:r>
         <w:rPr>
           <w:rFonts w:ascii="Consolas" w:hAnsi="Consolas"/>
-          <w:color w:val="D4D4D4"/>
+          <w:color w:val="262626"/>
           <w:sz w:val="16"/>
         </w:rPr>
         <w:t xml:space="preserve">, </w:t>
@@ -6196,70 +5529,116 @@
       <w:r>
         <w:rPr>
           <w:rFonts w:ascii="Consolas" w:hAnsi="Consolas"/>
-          <w:color w:val="9CDCFE"/>
+          <w:color w:val="660E7A"/>
           <w:sz w:val="16"/>
         </w:rPr>
-        <w:t>$event</w:t>
+        <w:t xml:space="preserve">$event</w:t>
       </w:r>
       <w:r>
         <w:rPr>
           <w:rFonts w:ascii="Consolas" w:hAnsi="Consolas"/>
-          <w:color w:val="D4D4D4"/>
+          <w:color w:val="262626"/>
           <w:sz w:val="16"/>
         </w:rPr>
-        <w:t>-&gt;paymentReference)</w:t>
+        <w:t xml:space="preserve">-&gt;</w:t>
+      </w:r>
+      <w:r>
+        <w:rPr>
+          <w:rFonts w:ascii="Consolas" w:hAnsi="Consolas"/>
+          <w:color w:val="660E7A"/>
+          <w:sz w:val="16"/>
+        </w:rPr>
+        <w:t xml:space="preserve">paymentReference</w:t>
+      </w:r>
+      <w:r>
+        <w:rPr>
+          <w:rFonts w:ascii="Consolas" w:hAnsi="Consolas"/>
+          <w:color w:val="262626"/>
+          <w:sz w:val="16"/>
+        </w:rPr>
+        <w:t xml:space="preserve">)</w:t>
+      </w:r>
+      <w:r>
         <w:br/>
+      </w:r>
+      <w:r>
+        <w:rPr>
+          <w:rFonts w:ascii="Consolas" w:hAnsi="Consolas"/>
+          <w:color w:val="262626"/>
+          <w:sz w:val="16"/>
+        </w:rPr>
         <w:t xml:space="preserve">        -&gt;</w:t>
       </w:r>
       <w:r>
         <w:rPr>
           <w:rFonts w:ascii="Consolas" w:hAnsi="Consolas"/>
-          <w:color w:val="DCDCAA"/>
+          <w:color w:val="795E26"/>
           <w:sz w:val="16"/>
         </w:rPr>
-        <w:t>lockForUpdate</w:t>
+        <w:t xml:space="preserve">lockForUpdate</w:t>
       </w:r>
       <w:r>
         <w:rPr>
           <w:rFonts w:ascii="Consolas" w:hAnsi="Consolas"/>
-          <w:color w:val="D4D4D4"/>
+          <w:color w:val="262626"/>
           <w:sz w:val="16"/>
         </w:rPr>
-        <w:t>()</w:t>
+        <w:t xml:space="preserve">()</w:t>
+      </w:r>
+      <w:r>
         <w:br/>
+      </w:r>
+      <w:r>
+        <w:rPr>
+          <w:rFonts w:ascii="Consolas" w:hAnsi="Consolas"/>
+          <w:color w:val="262626"/>
+          <w:sz w:val="16"/>
+        </w:rPr>
         <w:t xml:space="preserve">        -&gt;</w:t>
       </w:r>
       <w:r>
         <w:rPr>
           <w:rFonts w:ascii="Consolas" w:hAnsi="Consolas"/>
-          <w:color w:val="DCDCAA"/>
+          <w:color w:val="795E26"/>
           <w:sz w:val="16"/>
         </w:rPr>
-        <w:t>firstOrFail</w:t>
+        <w:t xml:space="preserve">firstOrFail</w:t>
       </w:r>
       <w:r>
         <w:rPr>
           <w:rFonts w:ascii="Consolas" w:hAnsi="Consolas"/>
-          <w:color w:val="D4D4D4"/>
+          <w:color w:val="262626"/>
           <w:sz w:val="16"/>
         </w:rPr>
-        <w:t>();</w:t>
+        <w:t xml:space="preserve">();</w:t>
+      </w:r>
+      <w:r>
         <w:br/>
+      </w:r>
+      <w:r>
         <w:br/>
+      </w:r>
+      <w:r>
+        <w:rPr>
+          <w:rFonts w:ascii="Consolas" w:hAnsi="Consolas"/>
+          <w:color w:val="262626"/>
+          <w:sz w:val="16"/>
+        </w:rPr>
         <w:t xml:space="preserve">    </w:t>
       </w:r>
       <w:r>
         <w:rPr>
           <w:rFonts w:ascii="Consolas" w:hAnsi="Consolas"/>
-          <w:color w:val="569CD6"/>
+          <w:b/>
+          <w:color w:val="000080"/>
           <w:sz w:val="16"/>
         </w:rPr>
-        <w:t>if</w:t>
+        <w:t xml:space="preserve">if</w:t>
       </w:r>
       <w:r>
         <w:rPr>
           <w:rFonts w:ascii="Consolas" w:hAnsi="Consolas"/>
-          <w:color w:val="D4D4D4"/>
+          <w:color w:val="262626"/>
           <w:sz w:val="16"/>
         </w:rPr>
         <w:t xml:space="preserve"> (</w:t>
@@ -6267,65 +5646,74 @@
       <w:r>
         <w:rPr>
           <w:rFonts w:ascii="Consolas" w:hAnsi="Consolas"/>
-          <w:color w:val="4EC9B0"/>
+          <w:color w:val="267F99"/>
           <w:sz w:val="16"/>
         </w:rPr>
-        <w:t>PaymentEvent</w:t>
+        <w:t xml:space="preserve">PaymentEvent</w:t>
       </w:r>
       <w:r>
         <w:rPr>
           <w:rFonts w:ascii="Consolas" w:hAnsi="Consolas"/>
-          <w:color w:val="D4D4D4"/>
+          <w:color w:val="262626"/>
           <w:sz w:val="16"/>
         </w:rPr>
-        <w:t>::</w:t>
+        <w:t xml:space="preserve">::</w:t>
       </w:r>
       <w:r>
         <w:rPr>
           <w:rFonts w:ascii="Consolas" w:hAnsi="Consolas"/>
-          <w:color w:val="DCDCAA"/>
+          <w:color w:val="795E26"/>
           <w:sz w:val="16"/>
         </w:rPr>
-        <w:t>query</w:t>
+        <w:t xml:space="preserve">query</w:t>
       </w:r>
       <w:r>
         <w:rPr>
           <w:rFonts w:ascii="Consolas" w:hAnsi="Consolas"/>
-          <w:color w:val="D4D4D4"/>
+          <w:color w:val="262626"/>
           <w:sz w:val="16"/>
         </w:rPr>
-        <w:t>()</w:t>
+        <w:t xml:space="preserve">()</w:t>
+      </w:r>
+      <w:r>
         <w:br/>
+      </w:r>
+      <w:r>
+        <w:rPr>
+          <w:rFonts w:ascii="Consolas" w:hAnsi="Consolas"/>
+          <w:color w:val="262626"/>
+          <w:sz w:val="16"/>
+        </w:rPr>
         <w:t xml:space="preserve">        -&gt;</w:t>
       </w:r>
       <w:r>
         <w:rPr>
           <w:rFonts w:ascii="Consolas" w:hAnsi="Consolas"/>
-          <w:color w:val="DCDCAA"/>
+          <w:color w:val="795E26"/>
           <w:sz w:val="16"/>
         </w:rPr>
-        <w:t>where</w:t>
+        <w:t xml:space="preserve">where</w:t>
       </w:r>
       <w:r>
         <w:rPr>
           <w:rFonts w:ascii="Consolas" w:hAnsi="Consolas"/>
-          <w:color w:val="D4D4D4"/>
+          <w:color w:val="262626"/>
           <w:sz w:val="16"/>
         </w:rPr>
-        <w:t>(</w:t>
+        <w:t xml:space="preserve">(</w:t>
       </w:r>
       <w:r>
         <w:rPr>
           <w:rFonts w:ascii="Consolas" w:hAnsi="Consolas"/>
-          <w:color w:val="CE9178"/>
+          <w:color w:val="00733B"/>
           <w:sz w:val="16"/>
         </w:rPr>
-        <w:t>'provider_event_id'</w:t>
+        <w:t xml:space="preserve">'provider_event_id'</w:t>
       </w:r>
       <w:r>
         <w:rPr>
           <w:rFonts w:ascii="Consolas" w:hAnsi="Consolas"/>
-          <w:color w:val="D4D4D4"/>
+          <w:color w:val="262626"/>
           <w:sz w:val="16"/>
         </w:rPr>
         <w:t xml:space="preserve">, </w:t>
@@ -6333,51 +5721,86 @@
       <w:r>
         <w:rPr>
           <w:rFonts w:ascii="Consolas" w:hAnsi="Consolas"/>
-          <w:color w:val="9CDCFE"/>
+          <w:color w:val="660E7A"/>
           <w:sz w:val="16"/>
         </w:rPr>
-        <w:t>$event</w:t>
+        <w:t xml:space="preserve">$event</w:t>
       </w:r>
       <w:r>
         <w:rPr>
           <w:rFonts w:ascii="Consolas" w:hAnsi="Consolas"/>
-          <w:color w:val="D4D4D4"/>
+          <w:color w:val="262626"/>
           <w:sz w:val="16"/>
         </w:rPr>
-        <w:t>-&gt;eventId)</w:t>
+        <w:t xml:space="preserve">-&gt;</w:t>
+      </w:r>
+      <w:r>
+        <w:rPr>
+          <w:rFonts w:ascii="Consolas" w:hAnsi="Consolas"/>
+          <w:color w:val="660E7A"/>
+          <w:sz w:val="16"/>
+        </w:rPr>
+        <w:t xml:space="preserve">eventId</w:t>
+      </w:r>
+      <w:r>
+        <w:rPr>
+          <w:rFonts w:ascii="Consolas" w:hAnsi="Consolas"/>
+          <w:color w:val="262626"/>
+          <w:sz w:val="16"/>
+        </w:rPr>
+        <w:t xml:space="preserve">)</w:t>
+      </w:r>
+      <w:r>
         <w:br/>
+      </w:r>
+      <w:r>
+        <w:rPr>
+          <w:rFonts w:ascii="Consolas" w:hAnsi="Consolas"/>
+          <w:color w:val="262626"/>
+          <w:sz w:val="16"/>
+        </w:rPr>
         <w:t xml:space="preserve">        -&gt;</w:t>
       </w:r>
       <w:r>
         <w:rPr>
           <w:rFonts w:ascii="Consolas" w:hAnsi="Consolas"/>
-          <w:color w:val="DCDCAA"/>
+          <w:color w:val="795E26"/>
           <w:sz w:val="16"/>
         </w:rPr>
-        <w:t>exists</w:t>
+        <w:t xml:space="preserve">exists</w:t>
       </w:r>
       <w:r>
         <w:rPr>
           <w:rFonts w:ascii="Consolas" w:hAnsi="Consolas"/>
-          <w:color w:val="D4D4D4"/>
+          <w:color w:val="262626"/>
           <w:sz w:val="16"/>
         </w:rPr>
         <w:t xml:space="preserve">()) {</w:t>
+      </w:r>
+      <w:r>
         <w:br/>
+      </w:r>
+      <w:r>
+        <w:rPr>
+          <w:rFonts w:ascii="Consolas" w:hAnsi="Consolas"/>
+          <w:color w:val="262626"/>
+          <w:sz w:val="16"/>
+        </w:rPr>
         <w:t xml:space="preserve">        </w:t>
       </w:r>
       <w:r>
         <w:rPr>
           <w:rFonts w:ascii="Consolas" w:hAnsi="Consolas"/>
-          <w:color w:val="569CD6"/>
+          <w:b/>
+          <w:color w:val="000080"/>
           <w:sz w:val="16"/>
         </w:rPr>
-        <w:t>return</w:t>
+        <w:t xml:space="preserve">return</w:t>
       </w:r>
       <w:r>
         <w:rPr>
           <w:rFonts w:ascii="Consolas" w:hAnsi="Consolas"/>
-          <w:color w:val="D4D4D4"/>
+          <w:color w:val="262626"/>
           <w:sz w:val="16"/>
         </w:rPr>
         <w:t xml:space="preserve"> </w:t>
@@ -6385,36 +5808,57 @@
       <w:r>
         <w:rPr>
           <w:rFonts w:ascii="Consolas" w:hAnsi="Consolas"/>
-          <w:color w:val="CE9178"/>
+          <w:color w:val="00733B"/>
           <w:sz w:val="16"/>
         </w:rPr>
-        <w:t>'duplicate'</w:t>
+        <w:t xml:space="preserve">'duplicate'</w:t>
       </w:r>
       <w:r>
         <w:rPr>
           <w:rFonts w:ascii="Consolas" w:hAnsi="Consolas"/>
-          <w:color w:val="D4D4D4"/>
+          <w:color w:val="262626"/>
           <w:sz w:val="16"/>
         </w:rPr>
-        <w:t>;</w:t>
+        <w:t xml:space="preserve">;</w:t>
+      </w:r>
+      <w:r>
         <w:br/>
+      </w:r>
+      <w:r>
+        <w:rPr>
+          <w:rFonts w:ascii="Consolas" w:hAnsi="Consolas"/>
+          <w:color w:val="262626"/>
+          <w:sz w:val="16"/>
+        </w:rPr>
         <w:t xml:space="preserve">    }</w:t>
+      </w:r>
+      <w:r>
         <w:br/>
+      </w:r>
+      <w:r>
         <w:br/>
+      </w:r>
+      <w:r>
+        <w:rPr>
+          <w:rFonts w:ascii="Consolas" w:hAnsi="Consolas"/>
+          <w:color w:val="262626"/>
+          <w:sz w:val="16"/>
+        </w:rPr>
         <w:t xml:space="preserve">    </w:t>
       </w:r>
       <w:r>
         <w:rPr>
           <w:rFonts w:ascii="Consolas" w:hAnsi="Consolas"/>
-          <w:color w:val="569CD6"/>
+          <w:b/>
+          <w:color w:val="000080"/>
           <w:sz w:val="16"/>
         </w:rPr>
-        <w:t>if</w:t>
+        <w:t xml:space="preserve">if</w:t>
       </w:r>
       <w:r>
         <w:rPr>
           <w:rFonts w:ascii="Consolas" w:hAnsi="Consolas"/>
-          <w:color w:val="D4D4D4"/>
+          <w:color w:val="262626"/>
           <w:sz w:val="16"/>
         </w:rPr>
         <w:t xml:space="preserve"> (</w:t>
@@ -6422,65 +5866,108 @@
       <w:r>
         <w:rPr>
           <w:rFonts w:ascii="Consolas" w:hAnsi="Consolas"/>
-          <w:color w:val="9CDCFE"/>
+          <w:color w:val="660E7A"/>
           <w:sz w:val="16"/>
         </w:rPr>
-        <w:t>$event</w:t>
+        <w:t xml:space="preserve">$event</w:t>
       </w:r>
       <w:r>
         <w:rPr>
           <w:rFonts w:ascii="Consolas" w:hAnsi="Consolas"/>
-          <w:color w:val="D4D4D4"/>
+          <w:color w:val="262626"/>
           <w:sz w:val="16"/>
         </w:rPr>
-        <w:t xml:space="preserve">-&gt;amount !== (</w:t>
+        <w:t xml:space="preserve">-&gt;</w:t>
       </w:r>
       <w:r>
         <w:rPr>
           <w:rFonts w:ascii="Consolas" w:hAnsi="Consolas"/>
-          <w:color w:val="569CD6"/>
+          <w:color w:val="660E7A"/>
           <w:sz w:val="16"/>
         </w:rPr>
-        <w:t>int</w:t>
+        <w:t xml:space="preserve">amount</w:t>
       </w:r>
       <w:r>
         <w:rPr>
           <w:rFonts w:ascii="Consolas" w:hAnsi="Consolas"/>
-          <w:color w:val="D4D4D4"/>
+          <w:color w:val="262626"/>
           <w:sz w:val="16"/>
         </w:rPr>
+        <w:t xml:space="preserve"> !== (</w:t>
+      </w:r>
+      <w:r>
+        <w:rPr>
+          <w:rFonts w:ascii="Consolas" w:hAnsi="Consolas"/>
+          <w:b/>
+          <w:color w:val="000080"/>
+          <w:sz w:val="16"/>
+        </w:rPr>
+        <w:t xml:space="preserve">int</w:t>
+      </w:r>
+      <w:r>
+        <w:rPr>
+          <w:rFonts w:ascii="Consolas" w:hAnsi="Consolas"/>
+          <w:color w:val="262626"/>
+          <w:sz w:val="16"/>
+        </w:rPr>
         <w:t xml:space="preserve">) </w:t>
       </w:r>
       <w:r>
         <w:rPr>
           <w:rFonts w:ascii="Consolas" w:hAnsi="Consolas"/>
-          <w:color w:val="9CDCFE"/>
+          <w:color w:val="660E7A"/>
           <w:sz w:val="16"/>
         </w:rPr>
-        <w:t>$payment</w:t>
+        <w:t xml:space="preserve">$payment</w:t>
       </w:r>
       <w:r>
         <w:rPr>
           <w:rFonts w:ascii="Consolas" w:hAnsi="Consolas"/>
-          <w:color w:val="D4D4D4"/>
+          <w:color w:val="262626"/>
           <w:sz w:val="16"/>
         </w:rPr>
-        <w:t xml:space="preserve">-&gt;amount) {</w:t>
+        <w:t xml:space="preserve">-&gt;</w:t>
+      </w:r>
+      <w:r>
+        <w:rPr>
+          <w:rFonts w:ascii="Consolas" w:hAnsi="Consolas"/>
+          <w:color w:val="660E7A"/>
+          <w:sz w:val="16"/>
+        </w:rPr>
+        <w:t xml:space="preserve">amount</w:t>
+      </w:r>
+      <w:r>
+        <w:rPr>
+          <w:rFonts w:ascii="Consolas" w:hAnsi="Consolas"/>
+          <w:color w:val="262626"/>
+          <w:sz w:val="16"/>
+        </w:rPr>
+        <w:t xml:space="preserve">) {</w:t>
+      </w:r>
+      <w:r>
         <w:br/>
+      </w:r>
+      <w:r>
+        <w:rPr>
+          <w:rFonts w:ascii="Consolas" w:hAnsi="Consolas"/>
+          <w:color w:val="262626"/>
+          <w:sz w:val="16"/>
+        </w:rPr>
         <w:t xml:space="preserve">        </w:t>
       </w:r>
       <w:r>
         <w:rPr>
           <w:rFonts w:ascii="Consolas" w:hAnsi="Consolas"/>
-          <w:color w:val="569CD6"/>
+          <w:b/>
+          <w:color w:val="000080"/>
           <w:sz w:val="16"/>
         </w:rPr>
-        <w:t>throw</w:t>
+        <w:t xml:space="preserve">throw</w:t>
       </w:r>
       <w:r>
         <w:rPr>
           <w:rFonts w:ascii="Consolas" w:hAnsi="Consolas"/>
-          <w:color w:val="D4D4D4"/>
+          <w:color w:val="262626"/>
           <w:sz w:val="16"/>
         </w:rPr>
         <w:t xml:space="preserve"> </w:t>
@@ -6488,15 +5975,16 @@
       <w:r>
         <w:rPr>
           <w:rFonts w:ascii="Consolas" w:hAnsi="Consolas"/>
-          <w:color w:val="569CD6"/>
+          <w:b/>
+          <w:color w:val="000080"/>
           <w:sz w:val="16"/>
         </w:rPr>
-        <w:t>new</w:t>
+        <w:t xml:space="preserve">new</w:t>
       </w:r>
       <w:r>
         <w:rPr>
           <w:rFonts w:ascii="Consolas" w:hAnsi="Consolas"/>
-          <w:color w:val="D4D4D4"/>
+          <w:color w:val="262626"/>
           <w:sz w:val="16"/>
         </w:rPr>
         <w:t xml:space="preserve"> </w:t>
@@ -6504,106 +5992,155 @@
       <w:r>
         <w:rPr>
           <w:rFonts w:ascii="Consolas" w:hAnsi="Consolas"/>
-          <w:color w:val="DCDCAA"/>
+          <w:color w:val="795E26"/>
           <w:sz w:val="16"/>
         </w:rPr>
-        <w:t>DomainException</w:t>
+        <w:t xml:space="preserve">DomainException</w:t>
       </w:r>
       <w:r>
         <w:rPr>
           <w:rFonts w:ascii="Consolas" w:hAnsi="Consolas"/>
-          <w:color w:val="D4D4D4"/>
+          <w:color w:val="262626"/>
           <w:sz w:val="16"/>
         </w:rPr>
-        <w:t>(</w:t>
+        <w:t xml:space="preserve">(</w:t>
       </w:r>
       <w:r>
         <w:rPr>
           <w:rFonts w:ascii="Consolas" w:hAnsi="Consolas"/>
-          <w:color w:val="CE9178"/>
+          <w:color w:val="00733B"/>
           <w:sz w:val="16"/>
         </w:rPr>
-        <w:t>'Nominal webhook berbeda.'</w:t>
+        <w:t xml:space="preserve">'Nominal webhook berbeda.'</w:t>
       </w:r>
       <w:r>
         <w:rPr>
           <w:rFonts w:ascii="Consolas" w:hAnsi="Consolas"/>
-          <w:color w:val="D4D4D4"/>
+          <w:color w:val="262626"/>
           <w:sz w:val="16"/>
         </w:rPr>
-        <w:t>);</w:t>
+        <w:t xml:space="preserve">);</w:t>
+      </w:r>
+      <w:r>
         <w:br/>
+      </w:r>
+      <w:r>
+        <w:rPr>
+          <w:rFonts w:ascii="Consolas" w:hAnsi="Consolas"/>
+          <w:color w:val="262626"/>
+          <w:sz w:val="16"/>
+        </w:rPr>
         <w:t xml:space="preserve">    }</w:t>
+      </w:r>
+      <w:r>
         <w:br/>
+      </w:r>
+      <w:r>
         <w:br/>
+      </w:r>
+      <w:r>
+        <w:rPr>
+          <w:rFonts w:ascii="Consolas" w:hAnsi="Consolas"/>
+          <w:color w:val="262626"/>
+          <w:sz w:val="16"/>
+        </w:rPr>
         <w:t xml:space="preserve">    </w:t>
       </w:r>
       <w:r>
         <w:rPr>
           <w:rFonts w:ascii="Consolas" w:hAnsi="Consolas"/>
-          <w:color w:val="6A9955"/>
+          <w:i/>
+          <w:color w:val="808080"/>
           <w:sz w:val="16"/>
         </w:rPr>
-        <w:t>// event append-only, status, ledger, dan outbox</w:t>
+        <w:t xml:space="preserve">// event append-only, status, ledger, dan outbox</w:t>
+      </w:r>
+      <w:r>
+        <w:br/>
       </w:r>
       <w:r>
         <w:rPr>
           <w:rFonts w:ascii="Consolas" w:hAnsi="Consolas"/>
-          <w:color w:val="D4D4D4"/>
+          <w:color w:val="262626"/>
           <w:sz w:val="16"/>
         </w:rPr>
+        <w:t xml:space="preserve">    </w:t>
+      </w:r>
+      <w:r>
+        <w:rPr>
+          <w:rFonts w:ascii="Consolas" w:hAnsi="Consolas"/>
+          <w:b/>
+          <w:color w:val="000080"/>
+          <w:sz w:val="16"/>
+        </w:rPr>
+        <w:t xml:space="preserve">return</w:t>
+      </w:r>
+      <w:r>
+        <w:rPr>
+          <w:rFonts w:ascii="Consolas" w:hAnsi="Consolas"/>
+          <w:color w:val="262626"/>
+          <w:sz w:val="16"/>
+        </w:rPr>
+        <w:t xml:space="preserve"> </w:t>
+      </w:r>
+      <w:r>
+        <w:rPr>
+          <w:rFonts w:ascii="Consolas" w:hAnsi="Consolas"/>
+          <w:color w:val="00733B"/>
+          <w:sz w:val="16"/>
+        </w:rPr>
+        <w:t xml:space="preserve">'settled'</w:t>
+      </w:r>
+      <w:r>
+        <w:rPr>
+          <w:rFonts w:ascii="Consolas" w:hAnsi="Consolas"/>
+          <w:color w:val="262626"/>
+          <w:sz w:val="16"/>
+        </w:rPr>
+        <w:t xml:space="preserve">;</w:t>
+      </w:r>
+      <w:r>
         <w:br/>
-        <w:t xml:space="preserve">    </w:t>
       </w:r>
       <w:r>
         <w:rPr>
           <w:rFonts w:ascii="Consolas" w:hAnsi="Consolas"/>
-          <w:color w:val="569CD6"/>
+          <w:color w:val="262626"/>
           <w:sz w:val="16"/>
         </w:rPr>
-        <w:t>return</w:t>
+        <w:t xml:space="preserve">}, </w:t>
       </w:r>
       <w:r>
         <w:rPr>
           <w:rFonts w:ascii="Consolas" w:hAnsi="Consolas"/>
-          <w:color w:val="D4D4D4"/>
+          <w:color w:val="660E7A"/>
           <w:sz w:val="16"/>
         </w:rPr>
-        <w:t xml:space="preserve"> </w:t>
+        <w:t xml:space="preserve">attempts</w:t>
       </w:r>
       <w:r>
         <w:rPr>
           <w:rFonts w:ascii="Consolas" w:hAnsi="Consolas"/>
-          <w:color w:val="CE9178"/>
+          <w:color w:val="262626"/>
           <w:sz w:val="16"/>
         </w:rPr>
-        <w:t>'settled'</w:t>
+        <w:t xml:space="preserve">: </w:t>
       </w:r>
       <w:r>
         <w:rPr>
           <w:rFonts w:ascii="Consolas" w:hAnsi="Consolas"/>
-          <w:color w:val="D4D4D4"/>
+          <w:color w:val="0073E6"/>
           <w:sz w:val="16"/>
         </w:rPr>
-        <w:t>;</w:t>
-        <w:br/>
-        <w:t xml:space="preserve">}, attempts: </w:t>
+        <w:t xml:space="preserve">3</w:t>
       </w:r>
       <w:r>
         <w:rPr>
           <w:rFonts w:ascii="Consolas" w:hAnsi="Consolas"/>
-          <w:color w:val="B5CEA8"/>
+          <w:color w:val="262626"/>
           <w:sz w:val="16"/>
         </w:rPr>
-        <w:t>3</w:t>
-      </w:r>
-      <w:r>
-        <w:rPr>
-          <w:rFonts w:ascii="Consolas" w:hAnsi="Consolas"/>
-          <w:color w:val="D4D4D4"/>
-          <w:sz w:val="16"/>
-        </w:rPr>
-        <w:t>);</w:t>
+        <w:t xml:space="preserve">);</w:t>
       </w:r>
     </w:p>
     <w:p>
@@ -19633,7 +19170,7 @@
     </w:pPr>
     <w:rPr>
       <w:rFonts w:ascii="Consolas" w:hAnsi="Consolas"/>
-      <w:color w:val="D4D4D4"/>
+      <w:color w:val="262626"/>
       <w:sz w:val="16"/>
     </w:rPr>
   </w:style>
@@ -19745,7 +19282,7 @@
     <w:rPr>
       <w:rFonts w:ascii="Consolas" w:hAnsi="Consolas"/>
       <w:b/>
-      <w:color w:val="FFFFFF"/>
+      <w:color w:val="262626"/>
       <w:sz w:val="16"/>
     </w:rPr>
   </w:style>
